--- a/ML_LAB5_OUTPUTS.docx
+++ b/ML_LAB5_OUTPUTS.docx
@@ -2,7 +2,5730 @@
 <file path=word/document.xml><?xml version="1.0" encoding="utf-8"?>
 <w:document xmlns:wpc="http://schemas.microsoft.com/office/word/2010/wordprocessingCanvas" xmlns:cx="http://schemas.microsoft.com/office/drawing/2014/chartex" xmlns:cx1="http://schemas.microsoft.com/office/drawing/2015/9/8/chartex" xmlns:cx2="http://schemas.microsoft.com/office/drawing/2015/10/21/chartex" xmlns:cx3="http://schemas.microsoft.com/office/drawing/2016/5/9/chartex" xmlns:cx4="http://schemas.microsoft.com/office/drawing/2016/5/10/chartex" xmlns:cx5="http://schemas.microsoft.com/office/drawing/2016/5/11/chartex" xmlns:cx6="http://schemas.microsoft.com/office/drawing/2016/5/12/chartex" xmlns:cx7="http://schemas.microsoft.com/office/drawing/2016/5/13/chartex" xmlns:cx8="http://schemas.microsoft.com/office/drawing/2016/5/14/chartex" xmlns:mc="http://schemas.openxmlformats.org/markup-compatibility/2006" xmlns:aink="http://schemas.microsoft.com/office/drawing/2016/ink" xmlns:am3d="http://schemas.microsoft.com/office/drawing/2017/model3d" xmlns:o="urn:schemas-microsoft-com:office:office" xmlns:oel="http://schemas.microsoft.com/office/2019/extlst" xmlns:r="http://schemas.openxmlformats.org/officeDocument/2006/relationships" xmlns:m="http://schemas.openxmlformats.org/officeDocument/2006/math" xmlns:v="urn:schemas-microsoft-com:vml" xmlns:wp14="http://schemas.microsoft.com/office/word/2010/wordprocessingDrawing" xmlns:wp="http://schemas.openxmlformats.org/drawingml/2006/wordprocessingDrawing" xmlns:w10="urn:schemas-microsoft-com:office:word" xmlns:w="http://schemas.openxmlformats.org/wordprocessingml/2006/main" xmlns:w14="http://schemas.microsoft.com/office/word/2010/wordml" xmlns:w15="http://schemas.microsoft.com/office/word/2012/wordml" xmlns:w16cex="http://schemas.microsoft.com/office/word/2018/wordml/cex" xmlns:w16cid="http://schemas.microsoft.com/office/word/2016/wordml/cid" xmlns:w16="http://schemas.microsoft.com/office/word/2018/wordml" xmlns:w16du="http://schemas.microsoft.com/office/word/2023/wordml/word16du" xmlns:w16sdtdh="http://schemas.microsoft.com/office/word/2020/wordml/sdtdatahash" xmlns:w16sdtfl="http://schemas.microsoft.com/office/word/2024/wordml/sdtformatlock" xmlns:w16se="http://schemas.microsoft.com/office/word/2015/wordml/symex" xmlns:wpg="http://schemas.microsoft.com/office/word/2010/wordprocessingGroup" xmlns:wpi="http://schemas.microsoft.com/office/word/2010/wordprocessingInk" xmlns:wne="http://schemas.microsoft.com/office/word/2006/wordml" xmlns:wps="http://schemas.microsoft.com/office/word/2010/wordprocessingShape" mc:Ignorable="w14 w15 w16se w16cid w16 w16cex w16sdtdh w16sdtfl w16du wp14">
   <w:body>
-    <w:p/>
+    <w:p>
+      <w:pPr>
+        <w:rPr>
+          <w:color w:val="000000" w:themeColor="text1"/>
+          <w:sz w:val="32"/>
+          <w:szCs w:val="32"/>
+          <w:lang w:val="en-US"/>
+        </w:rPr>
+      </w:pPr>
+      <w:r>
+        <w:rPr>
+          <w:color w:val="000000" w:themeColor="text1"/>
+          <w:sz w:val="32"/>
+          <w:szCs w:val="32"/>
+          <w:highlight w:val="yellow"/>
+          <w:lang w:val="en-US"/>
+        </w:rPr>
+        <w:t>A1</w:t>
+      </w:r>
+    </w:p>
+    <w:p>
+      <w:pPr>
+        <w:numPr>
+          <w:ilvl w:val="0"/>
+          <w:numId w:val="1"/>
+        </w:numPr>
+        <w:rPr>
+          <w:sz w:val="20"/>
+          <w:szCs w:val="20"/>
+        </w:rPr>
+      </w:pPr>
+      <w:r>
+        <w:rPr>
+          <w:sz w:val="20"/>
+          <w:szCs w:val="20"/>
+        </w:rPr>
+        <w:t xml:space="preserve">Two plots: </w:t>
+      </w:r>
+      <w:r>
+        <w:rPr>
+          <w:sz w:val="20"/>
+          <w:szCs w:val="20"/>
+          <w:highlight w:val="yellow"/>
+        </w:rPr>
+        <w:t>Train &amp; Test prediction line over mfcc1</w:t>
+      </w:r>
+    </w:p>
+    <w:p>
+      <w:pPr>
+        <w:numPr>
+          <w:ilvl w:val="0"/>
+          <w:numId w:val="1"/>
+        </w:numPr>
+        <w:rPr>
+          <w:sz w:val="20"/>
+          <w:szCs w:val="20"/>
+        </w:rPr>
+      </w:pPr>
+      <w:r>
+        <w:rPr>
+          <w:sz w:val="20"/>
+          <w:szCs w:val="20"/>
+        </w:rPr>
+        <w:t>MSE, RMSE, R², and MAPE values for both sets</w:t>
+      </w:r>
+    </w:p>
+    <w:p>
+      <w:pPr>
+        <w:rPr>
+          <w:lang w:val="en-US"/>
+        </w:rPr>
+      </w:pPr>
+      <w:r>
+        <w:rPr>
+          <w:lang w:val="en-US"/>
+        </w:rPr>
+        <w:drawing>
+          <wp:inline distT="0" distB="0" distL="0" distR="0" wp14:anchorId="2062DCE0" wp14:editId="76154F27">
+            <wp:extent cx="3913071" cy="2595563"/>
+            <wp:effectExtent l="0" t="0" r="0" b="0"/>
+            <wp:docPr id="1570083815" name="Picture 1"/>
+            <wp:cNvGraphicFramePr>
+              <a:graphicFrameLocks xmlns:a="http://schemas.openxmlformats.org/drawingml/2006/main" noChangeAspect="1"/>
+            </wp:cNvGraphicFramePr>
+            <a:graphic xmlns:a="http://schemas.openxmlformats.org/drawingml/2006/main">
+              <a:graphicData uri="http://schemas.openxmlformats.org/drawingml/2006/picture">
+                <pic:pic xmlns:pic="http://schemas.openxmlformats.org/drawingml/2006/picture">
+                  <pic:nvPicPr>
+                    <pic:cNvPr id="1570083815" name=""/>
+                    <pic:cNvPicPr/>
+                  </pic:nvPicPr>
+                  <pic:blipFill>
+                    <a:blip r:embed="rId5"/>
+                    <a:stretch>
+                      <a:fillRect/>
+                    </a:stretch>
+                  </pic:blipFill>
+                  <pic:spPr>
+                    <a:xfrm>
+                      <a:off x="0" y="0"/>
+                      <a:ext cx="3925519" cy="2603820"/>
+                    </a:xfrm>
+                    <a:prstGeom prst="rect">
+                      <a:avLst/>
+                    </a:prstGeom>
+                  </pic:spPr>
+                </pic:pic>
+              </a:graphicData>
+            </a:graphic>
+          </wp:inline>
+        </w:drawing>
+      </w:r>
+    </w:p>
+    <w:p>
+      <w:pPr>
+        <w:rPr>
+          <w:lang w:val="en-US"/>
+        </w:rPr>
+      </w:pPr>
+      <w:r>
+        <w:rPr>
+          <w:lang w:val="en-US"/>
+        </w:rPr>
+        <w:drawing>
+          <wp:inline distT="0" distB="0" distL="0" distR="0" wp14:anchorId="0755309D" wp14:editId="719B17FA">
+            <wp:extent cx="3824301" cy="2457450"/>
+            <wp:effectExtent l="0" t="0" r="5080" b="0"/>
+            <wp:docPr id="157321756" name="Picture 1"/>
+            <wp:cNvGraphicFramePr>
+              <a:graphicFrameLocks xmlns:a="http://schemas.openxmlformats.org/drawingml/2006/main" noChangeAspect="1"/>
+            </wp:cNvGraphicFramePr>
+            <a:graphic xmlns:a="http://schemas.openxmlformats.org/drawingml/2006/main">
+              <a:graphicData uri="http://schemas.openxmlformats.org/drawingml/2006/picture">
+                <pic:pic xmlns:pic="http://schemas.openxmlformats.org/drawingml/2006/picture">
+                  <pic:nvPicPr>
+                    <pic:cNvPr id="157321756" name=""/>
+                    <pic:cNvPicPr/>
+                  </pic:nvPicPr>
+                  <pic:blipFill>
+                    <a:blip r:embed="rId6"/>
+                    <a:stretch>
+                      <a:fillRect/>
+                    </a:stretch>
+                  </pic:blipFill>
+                  <pic:spPr>
+                    <a:xfrm>
+                      <a:off x="0" y="0"/>
+                      <a:ext cx="3825677" cy="2458334"/>
+                    </a:xfrm>
+                    <a:prstGeom prst="rect">
+                      <a:avLst/>
+                    </a:prstGeom>
+                  </pic:spPr>
+                </pic:pic>
+              </a:graphicData>
+            </a:graphic>
+          </wp:inline>
+        </w:drawing>
+      </w:r>
+    </w:p>
+    <w:p>
+      <w:pPr>
+        <w:rPr>
+          <w:b/>
+          <w:bCs/>
+          <w:sz w:val="20"/>
+          <w:szCs w:val="20"/>
+        </w:rPr>
+      </w:pPr>
+      <w:r>
+        <w:rPr>
+          <w:rFonts w:ascii="Segoe UI Emoji" w:hAnsi="Segoe UI Emoji" w:cs="Segoe UI Emoji"/>
+          <w:b/>
+          <w:bCs/>
+          <w:sz w:val="20"/>
+          <w:szCs w:val="20"/>
+          <w:highlight w:val="yellow"/>
+        </w:rPr>
+        <w:t>🔍</w:t>
+      </w:r>
+      <w:r>
+        <w:rPr>
+          <w:b/>
+          <w:bCs/>
+          <w:sz w:val="20"/>
+          <w:szCs w:val="20"/>
+          <w:highlight w:val="yellow"/>
+        </w:rPr>
+        <w:t xml:space="preserve"> Graph Analysis</w:t>
+      </w:r>
+    </w:p>
+    <w:p>
+      <w:pPr>
+        <w:rPr>
+          <w:b/>
+          <w:bCs/>
+          <w:sz w:val="20"/>
+          <w:szCs w:val="20"/>
+        </w:rPr>
+      </w:pPr>
+      <w:r>
+        <w:rPr>
+          <w:rFonts w:ascii="Segoe UI Emoji" w:hAnsi="Segoe UI Emoji" w:cs="Segoe UI Emoji"/>
+          <w:b/>
+          <w:bCs/>
+          <w:sz w:val="20"/>
+          <w:szCs w:val="20"/>
+        </w:rPr>
+        <w:t>🔸</w:t>
+      </w:r>
+      <w:r>
+        <w:rPr>
+          <w:b/>
+          <w:bCs/>
+          <w:sz w:val="20"/>
+          <w:szCs w:val="20"/>
+        </w:rPr>
+        <w:t xml:space="preserve"> 1. Train Set Plot</w:t>
+      </w:r>
+    </w:p>
+    <w:p>
+      <w:pPr>
+        <w:numPr>
+          <w:ilvl w:val="0"/>
+          <w:numId w:val="2"/>
+        </w:numPr>
+        <w:rPr>
+          <w:sz w:val="20"/>
+          <w:szCs w:val="20"/>
+        </w:rPr>
+      </w:pPr>
+      <w:r>
+        <w:rPr>
+          <w:b/>
+          <w:bCs/>
+          <w:sz w:val="20"/>
+          <w:szCs w:val="20"/>
+        </w:rPr>
+        <w:t>X-axis</w:t>
+      </w:r>
+      <w:r>
+        <w:rPr>
+          <w:sz w:val="20"/>
+          <w:szCs w:val="20"/>
+        </w:rPr>
+        <w:t xml:space="preserve">: mfcc1 values (ranging </w:t>
+      </w:r>
+      <w:proofErr w:type="spellStart"/>
+      <w:r>
+        <w:rPr>
+          <w:sz w:val="20"/>
+          <w:szCs w:val="20"/>
+        </w:rPr>
+        <w:t>approx</w:t>
+      </w:r>
+      <w:proofErr w:type="spellEnd"/>
+      <w:r>
+        <w:rPr>
+          <w:sz w:val="20"/>
+          <w:szCs w:val="20"/>
+        </w:rPr>
+        <w:t xml:space="preserve"> -440 to -340)</w:t>
+      </w:r>
+    </w:p>
+    <w:p>
+      <w:pPr>
+        <w:numPr>
+          <w:ilvl w:val="0"/>
+          <w:numId w:val="2"/>
+        </w:numPr>
+        <w:rPr>
+          <w:sz w:val="20"/>
+          <w:szCs w:val="20"/>
+        </w:rPr>
+      </w:pPr>
+      <w:r>
+        <w:rPr>
+          <w:b/>
+          <w:bCs/>
+          <w:sz w:val="20"/>
+          <w:szCs w:val="20"/>
+        </w:rPr>
+        <w:t>Y-axis</w:t>
+      </w:r>
+      <w:r>
+        <w:rPr>
+          <w:sz w:val="20"/>
+          <w:szCs w:val="20"/>
+        </w:rPr>
+        <w:t>: Confidence Level (1–3 in this subset)</w:t>
+      </w:r>
+    </w:p>
+    <w:p>
+      <w:pPr>
+        <w:numPr>
+          <w:ilvl w:val="0"/>
+          <w:numId w:val="2"/>
+        </w:numPr>
+        <w:rPr>
+          <w:sz w:val="20"/>
+          <w:szCs w:val="20"/>
+        </w:rPr>
+      </w:pPr>
+      <w:r>
+        <w:rPr>
+          <w:rFonts w:ascii="Segoe UI Emoji" w:hAnsi="Segoe UI Emoji" w:cs="Segoe UI Emoji"/>
+          <w:sz w:val="20"/>
+          <w:szCs w:val="20"/>
+        </w:rPr>
+        <w:t>🔵</w:t>
+      </w:r>
+      <w:r>
+        <w:rPr>
+          <w:sz w:val="20"/>
+          <w:szCs w:val="20"/>
+        </w:rPr>
+        <w:t xml:space="preserve"> </w:t>
+      </w:r>
+      <w:r>
+        <w:rPr>
+          <w:b/>
+          <w:bCs/>
+          <w:sz w:val="20"/>
+          <w:szCs w:val="20"/>
+        </w:rPr>
+        <w:t>Blue dots</w:t>
+      </w:r>
+      <w:r>
+        <w:rPr>
+          <w:sz w:val="20"/>
+          <w:szCs w:val="20"/>
+        </w:rPr>
+        <w:t>: Actual confidence levels</w:t>
+      </w:r>
+    </w:p>
+    <w:p>
+      <w:pPr>
+        <w:numPr>
+          <w:ilvl w:val="0"/>
+          <w:numId w:val="2"/>
+        </w:numPr>
+        <w:rPr>
+          <w:sz w:val="20"/>
+          <w:szCs w:val="20"/>
+        </w:rPr>
+      </w:pPr>
+      <w:r>
+        <w:rPr>
+          <w:rFonts w:ascii="Segoe UI Emoji" w:hAnsi="Segoe UI Emoji" w:cs="Segoe UI Emoji"/>
+          <w:sz w:val="20"/>
+          <w:szCs w:val="20"/>
+        </w:rPr>
+        <w:t>🔴</w:t>
+      </w:r>
+      <w:r>
+        <w:rPr>
+          <w:sz w:val="20"/>
+          <w:szCs w:val="20"/>
+        </w:rPr>
+        <w:t xml:space="preserve"> </w:t>
+      </w:r>
+      <w:r>
+        <w:rPr>
+          <w:b/>
+          <w:bCs/>
+          <w:sz w:val="20"/>
+          <w:szCs w:val="20"/>
+        </w:rPr>
+        <w:t>Red line</w:t>
+      </w:r>
+      <w:r>
+        <w:rPr>
+          <w:sz w:val="20"/>
+          <w:szCs w:val="20"/>
+        </w:rPr>
+        <w:t>: Linear regression prediction</w:t>
+      </w:r>
+    </w:p>
+    <w:p>
+      <w:pPr>
+        <w:rPr>
+          <w:b/>
+          <w:bCs/>
+          <w:sz w:val="20"/>
+          <w:szCs w:val="20"/>
+        </w:rPr>
+      </w:pPr>
+      <w:r>
+        <w:rPr>
+          <w:rFonts w:ascii="Segoe UI Emoji" w:hAnsi="Segoe UI Emoji" w:cs="Segoe UI Emoji"/>
+          <w:b/>
+          <w:bCs/>
+          <w:sz w:val="20"/>
+          <w:szCs w:val="20"/>
+        </w:rPr>
+        <w:t>✅</w:t>
+      </w:r>
+      <w:r>
+        <w:rPr>
+          <w:b/>
+          <w:bCs/>
+          <w:sz w:val="20"/>
+          <w:szCs w:val="20"/>
+        </w:rPr>
+        <w:t xml:space="preserve"> Observations:</w:t>
+      </w:r>
+    </w:p>
+    <w:p>
+      <w:pPr>
+        <w:numPr>
+          <w:ilvl w:val="0"/>
+          <w:numId w:val="3"/>
+        </w:numPr>
+        <w:rPr>
+          <w:sz w:val="20"/>
+          <w:szCs w:val="20"/>
+        </w:rPr>
+      </w:pPr>
+      <w:r>
+        <w:rPr>
+          <w:sz w:val="20"/>
+          <w:szCs w:val="20"/>
+        </w:rPr>
+        <w:t xml:space="preserve">The regression line has a slight positive slope → model </w:t>
+      </w:r>
+      <w:r>
+        <w:rPr>
+          <w:b/>
+          <w:bCs/>
+          <w:sz w:val="20"/>
+          <w:szCs w:val="20"/>
+        </w:rPr>
+        <w:t>predicts slightly higher confidence</w:t>
+      </w:r>
+      <w:r>
+        <w:rPr>
+          <w:sz w:val="20"/>
+          <w:szCs w:val="20"/>
+        </w:rPr>
+        <w:t xml:space="preserve"> for higher mfcc1 values.</w:t>
+      </w:r>
+    </w:p>
+    <w:p>
+      <w:pPr>
+        <w:numPr>
+          <w:ilvl w:val="0"/>
+          <w:numId w:val="3"/>
+        </w:numPr>
+        <w:rPr>
+          <w:sz w:val="20"/>
+          <w:szCs w:val="20"/>
+        </w:rPr>
+      </w:pPr>
+      <w:r>
+        <w:rPr>
+          <w:sz w:val="20"/>
+          <w:szCs w:val="20"/>
+        </w:rPr>
+        <w:lastRenderedPageBreak/>
+        <w:t xml:space="preserve">Many predictions lie </w:t>
+      </w:r>
+      <w:r>
+        <w:rPr>
+          <w:b/>
+          <w:bCs/>
+          <w:sz w:val="20"/>
+          <w:szCs w:val="20"/>
+        </w:rPr>
+        <w:t>below the actual class values</w:t>
+      </w:r>
+      <w:r>
+        <w:rPr>
+          <w:sz w:val="20"/>
+          <w:szCs w:val="20"/>
+        </w:rPr>
+        <w:t xml:space="preserve">, showing </w:t>
+      </w:r>
+      <w:r>
+        <w:rPr>
+          <w:b/>
+          <w:bCs/>
+          <w:sz w:val="20"/>
+          <w:szCs w:val="20"/>
+        </w:rPr>
+        <w:t>underestimation</w:t>
+      </w:r>
+      <w:r>
+        <w:rPr>
+          <w:sz w:val="20"/>
+          <w:szCs w:val="20"/>
+        </w:rPr>
+        <w:t>.</w:t>
+      </w:r>
+    </w:p>
+    <w:p>
+      <w:pPr>
+        <w:numPr>
+          <w:ilvl w:val="0"/>
+          <w:numId w:val="3"/>
+        </w:numPr>
+        <w:rPr>
+          <w:sz w:val="20"/>
+          <w:szCs w:val="20"/>
+        </w:rPr>
+      </w:pPr>
+      <w:r>
+        <w:rPr>
+          <w:sz w:val="20"/>
+          <w:szCs w:val="20"/>
+        </w:rPr>
+        <w:t>The model struggles with vertical clusters of 1.0, which is expected for categorical-like targets.</w:t>
+      </w:r>
+    </w:p>
+    <w:p>
+      <w:pPr>
+        <w:rPr>
+          <w:sz w:val="20"/>
+          <w:szCs w:val="20"/>
+        </w:rPr>
+      </w:pPr>
+      <w:r>
+        <w:rPr>
+          <w:sz w:val="20"/>
+          <w:szCs w:val="20"/>
+        </w:rPr>
+        <w:pict w14:anchorId="0B0CD212">
+          <v:rect id="_x0000_i1037" style="width:0;height:1.5pt" o:hralign="center" o:hrstd="t" o:hr="t" fillcolor="#a0a0a0" stroked="f"/>
+        </w:pict>
+      </w:r>
+    </w:p>
+    <w:p>
+      <w:pPr>
+        <w:rPr>
+          <w:b/>
+          <w:bCs/>
+          <w:sz w:val="20"/>
+          <w:szCs w:val="20"/>
+        </w:rPr>
+      </w:pPr>
+      <w:r>
+        <w:rPr>
+          <w:rFonts w:ascii="Segoe UI Emoji" w:hAnsi="Segoe UI Emoji" w:cs="Segoe UI Emoji"/>
+          <w:b/>
+          <w:bCs/>
+          <w:sz w:val="20"/>
+          <w:szCs w:val="20"/>
+        </w:rPr>
+        <w:t>🔸</w:t>
+      </w:r>
+      <w:r>
+        <w:rPr>
+          <w:b/>
+          <w:bCs/>
+          <w:sz w:val="20"/>
+          <w:szCs w:val="20"/>
+        </w:rPr>
+        <w:t xml:space="preserve"> 2. Test Set Plot</w:t>
+      </w:r>
+    </w:p>
+    <w:p>
+      <w:pPr>
+        <w:numPr>
+          <w:ilvl w:val="0"/>
+          <w:numId w:val="4"/>
+        </w:numPr>
+        <w:rPr>
+          <w:sz w:val="20"/>
+          <w:szCs w:val="20"/>
+        </w:rPr>
+      </w:pPr>
+      <w:r>
+        <w:rPr>
+          <w:sz w:val="20"/>
+          <w:szCs w:val="20"/>
+        </w:rPr>
+        <w:t>Similar pattern: the regression line is almost flat, still positively sloped.</w:t>
+      </w:r>
+    </w:p>
+    <w:p>
+      <w:pPr>
+        <w:numPr>
+          <w:ilvl w:val="0"/>
+          <w:numId w:val="4"/>
+        </w:numPr>
+        <w:rPr>
+          <w:sz w:val="20"/>
+          <w:szCs w:val="20"/>
+        </w:rPr>
+      </w:pPr>
+      <w:r>
+        <w:rPr>
+          <w:sz w:val="20"/>
+          <w:szCs w:val="20"/>
+        </w:rPr>
+        <w:t xml:space="preserve">All true labels are either </w:t>
+      </w:r>
+      <w:r>
+        <w:rPr>
+          <w:b/>
+          <w:bCs/>
+          <w:sz w:val="20"/>
+          <w:szCs w:val="20"/>
+        </w:rPr>
+        <w:t>1 or 2</w:t>
+      </w:r>
+      <w:r>
+        <w:rPr>
+          <w:sz w:val="20"/>
+          <w:szCs w:val="20"/>
+        </w:rPr>
+        <w:t>, so the model outputs don't show wide spread.</w:t>
+      </w:r>
+    </w:p>
+    <w:p>
+      <w:pPr>
+        <w:rPr>
+          <w:b/>
+          <w:bCs/>
+          <w:sz w:val="20"/>
+          <w:szCs w:val="20"/>
+        </w:rPr>
+      </w:pPr>
+      <w:r>
+        <w:rPr>
+          <w:rFonts w:ascii="Segoe UI Emoji" w:hAnsi="Segoe UI Emoji" w:cs="Segoe UI Emoji"/>
+          <w:b/>
+          <w:bCs/>
+          <w:sz w:val="20"/>
+          <w:szCs w:val="20"/>
+        </w:rPr>
+        <w:t>✅</w:t>
+      </w:r>
+      <w:r>
+        <w:rPr>
+          <w:b/>
+          <w:bCs/>
+          <w:sz w:val="20"/>
+          <w:szCs w:val="20"/>
+        </w:rPr>
+        <w:t xml:space="preserve"> Observations:</w:t>
+      </w:r>
+    </w:p>
+    <w:p>
+      <w:pPr>
+        <w:numPr>
+          <w:ilvl w:val="0"/>
+          <w:numId w:val="5"/>
+        </w:numPr>
+        <w:rPr>
+          <w:sz w:val="20"/>
+          <w:szCs w:val="20"/>
+        </w:rPr>
+      </w:pPr>
+      <w:r>
+        <w:rPr>
+          <w:sz w:val="20"/>
+          <w:szCs w:val="20"/>
+        </w:rPr>
+        <w:t xml:space="preserve">Model has </w:t>
+      </w:r>
+      <w:r>
+        <w:rPr>
+          <w:b/>
+          <w:bCs/>
+          <w:sz w:val="20"/>
+          <w:szCs w:val="20"/>
+        </w:rPr>
+        <w:t>low generalization power</w:t>
+      </w:r>
+      <w:r>
+        <w:rPr>
+          <w:sz w:val="20"/>
+          <w:szCs w:val="20"/>
+        </w:rPr>
+        <w:t xml:space="preserve"> here, indicating:</w:t>
+      </w:r>
+    </w:p>
+    <w:p>
+      <w:pPr>
+        <w:numPr>
+          <w:ilvl w:val="1"/>
+          <w:numId w:val="5"/>
+        </w:numPr>
+        <w:rPr>
+          <w:sz w:val="20"/>
+          <w:szCs w:val="20"/>
+        </w:rPr>
+      </w:pPr>
+      <w:r>
+        <w:rPr>
+          <w:sz w:val="20"/>
+          <w:szCs w:val="20"/>
+        </w:rPr>
+        <w:t xml:space="preserve">mfcc1 </w:t>
+      </w:r>
+      <w:r>
+        <w:rPr>
+          <w:b/>
+          <w:bCs/>
+          <w:sz w:val="20"/>
+          <w:szCs w:val="20"/>
+        </w:rPr>
+        <w:t>alone</w:t>
+      </w:r>
+      <w:r>
+        <w:rPr>
+          <w:sz w:val="20"/>
+          <w:szCs w:val="20"/>
+        </w:rPr>
+        <w:t xml:space="preserve"> isn’t a strong predictor.</w:t>
+      </w:r>
+    </w:p>
+    <w:p>
+      <w:pPr>
+        <w:numPr>
+          <w:ilvl w:val="1"/>
+          <w:numId w:val="5"/>
+        </w:numPr>
+        <w:rPr>
+          <w:sz w:val="20"/>
+          <w:szCs w:val="20"/>
+        </w:rPr>
+      </w:pPr>
+      <w:r>
+        <w:rPr>
+          <w:sz w:val="20"/>
+          <w:szCs w:val="20"/>
+        </w:rPr>
+        <w:t>You’ll need to add more features (next step: A3).</w:t>
+      </w:r>
+    </w:p>
+    <w:p>
+      <w:pPr>
+        <w:rPr>
+          <w:sz w:val="20"/>
+          <w:szCs w:val="20"/>
+        </w:rPr>
+      </w:pPr>
+      <w:r>
+        <w:rPr>
+          <w:sz w:val="20"/>
+          <w:szCs w:val="20"/>
+        </w:rPr>
+        <w:pict w14:anchorId="05E3B5CA">
+          <v:rect id="_x0000_i1038" style="width:0;height:1.5pt" o:hralign="center" o:hrstd="t" o:hr="t" fillcolor="#a0a0a0" stroked="f"/>
+        </w:pict>
+      </w:r>
+    </w:p>
+    <w:p>
+      <w:pPr>
+        <w:rPr>
+          <w:b/>
+          <w:bCs/>
+          <w:sz w:val="20"/>
+          <w:szCs w:val="20"/>
+        </w:rPr>
+      </w:pPr>
+      <w:r>
+        <w:rPr>
+          <w:rFonts w:ascii="Segoe UI Emoji" w:hAnsi="Segoe UI Emoji" w:cs="Segoe UI Emoji"/>
+          <w:b/>
+          <w:bCs/>
+          <w:sz w:val="20"/>
+          <w:szCs w:val="20"/>
+        </w:rPr>
+        <w:t>📈</w:t>
+      </w:r>
+      <w:r>
+        <w:rPr>
+          <w:b/>
+          <w:bCs/>
+          <w:sz w:val="20"/>
+          <w:szCs w:val="20"/>
+        </w:rPr>
+        <w:t xml:space="preserve"> What This Means</w:t>
+      </w:r>
+    </w:p>
+    <w:p>
+      <w:pPr>
+        <w:rPr>
+          <w:sz w:val="20"/>
+          <w:szCs w:val="20"/>
+        </w:rPr>
+      </w:pPr>
+      <w:r>
+        <w:rPr>
+          <w:sz w:val="20"/>
+          <w:szCs w:val="20"/>
+        </w:rPr>
+        <w:t xml:space="preserve">This is a </w:t>
+      </w:r>
+      <w:r>
+        <w:rPr>
+          <w:b/>
+          <w:bCs/>
+          <w:sz w:val="20"/>
+          <w:szCs w:val="20"/>
+        </w:rPr>
+        <w:t>typical sign of underfitting</w:t>
+      </w:r>
+      <w:r>
+        <w:rPr>
+          <w:sz w:val="20"/>
+          <w:szCs w:val="20"/>
+        </w:rPr>
+        <w:t>:</w:t>
+      </w:r>
+    </w:p>
+    <w:p>
+      <w:pPr>
+        <w:numPr>
+          <w:ilvl w:val="0"/>
+          <w:numId w:val="6"/>
+        </w:numPr>
+        <w:rPr>
+          <w:sz w:val="20"/>
+          <w:szCs w:val="20"/>
+        </w:rPr>
+      </w:pPr>
+      <w:r>
+        <w:rPr>
+          <w:sz w:val="20"/>
+          <w:szCs w:val="20"/>
+        </w:rPr>
+        <w:t xml:space="preserve">The model is </w:t>
+      </w:r>
+      <w:r>
+        <w:rPr>
+          <w:b/>
+          <w:bCs/>
+          <w:sz w:val="20"/>
+          <w:szCs w:val="20"/>
+        </w:rPr>
+        <w:t>too simple</w:t>
+      </w:r>
+      <w:r>
+        <w:rPr>
+          <w:sz w:val="20"/>
+          <w:szCs w:val="20"/>
+        </w:rPr>
+        <w:t xml:space="preserve"> (only one feature)</w:t>
+      </w:r>
+    </w:p>
+    <w:p>
+      <w:pPr>
+        <w:numPr>
+          <w:ilvl w:val="0"/>
+          <w:numId w:val="6"/>
+        </w:numPr>
+        <w:rPr>
+          <w:sz w:val="20"/>
+          <w:szCs w:val="20"/>
+        </w:rPr>
+      </w:pPr>
+      <w:r>
+        <w:rPr>
+          <w:sz w:val="20"/>
+          <w:szCs w:val="20"/>
+        </w:rPr>
+        <w:t xml:space="preserve">The relationship between mfcc1 and confidence is </w:t>
+      </w:r>
+      <w:r>
+        <w:rPr>
+          <w:b/>
+          <w:bCs/>
+          <w:sz w:val="20"/>
+          <w:szCs w:val="20"/>
+        </w:rPr>
+        <w:t>not strongly linear</w:t>
+      </w:r>
+    </w:p>
+    <w:p>
+      <w:pPr>
+        <w:ind w:left="720"/>
+        <w:rPr>
+          <w:sz w:val="20"/>
+          <w:szCs w:val="20"/>
+        </w:rPr>
+      </w:pPr>
+    </w:p>
+    <w:p>
+      <w:pPr>
+        <w:rPr>
+          <w:color w:val="000000" w:themeColor="text1"/>
+          <w:sz w:val="32"/>
+          <w:szCs w:val="32"/>
+          <w:highlight w:val="yellow"/>
+          <w:lang w:val="en-US"/>
+        </w:rPr>
+      </w:pPr>
+    </w:p>
+    <w:p>
+      <w:pPr>
+        <w:rPr>
+          <w:color w:val="000000" w:themeColor="text1"/>
+          <w:sz w:val="32"/>
+          <w:szCs w:val="32"/>
+          <w:highlight w:val="yellow"/>
+          <w:lang w:val="en-US"/>
+        </w:rPr>
+      </w:pPr>
+    </w:p>
+    <w:p>
+      <w:pPr>
+        <w:rPr>
+          <w:color w:val="000000" w:themeColor="text1"/>
+          <w:sz w:val="32"/>
+          <w:szCs w:val="32"/>
+          <w:highlight w:val="yellow"/>
+          <w:lang w:val="en-US"/>
+        </w:rPr>
+      </w:pPr>
+    </w:p>
+    <w:p>
+      <w:pPr>
+        <w:rPr>
+          <w:color w:val="000000" w:themeColor="text1"/>
+          <w:sz w:val="32"/>
+          <w:szCs w:val="32"/>
+          <w:highlight w:val="yellow"/>
+          <w:lang w:val="en-US"/>
+        </w:rPr>
+      </w:pPr>
+    </w:p>
+    <w:p>
+      <w:pPr>
+        <w:rPr>
+          <w:color w:val="000000" w:themeColor="text1"/>
+          <w:sz w:val="32"/>
+          <w:szCs w:val="32"/>
+          <w:highlight w:val="yellow"/>
+          <w:lang w:val="en-US"/>
+        </w:rPr>
+      </w:pPr>
+    </w:p>
+    <w:p>
+      <w:pPr>
+        <w:rPr>
+          <w:color w:val="000000" w:themeColor="text1"/>
+          <w:sz w:val="32"/>
+          <w:szCs w:val="32"/>
+          <w:highlight w:val="yellow"/>
+          <w:lang w:val="en-US"/>
+        </w:rPr>
+      </w:pPr>
+    </w:p>
+    <w:p>
+      <w:pPr>
+        <w:rPr>
+          <w:color w:val="000000" w:themeColor="text1"/>
+          <w:sz w:val="32"/>
+          <w:szCs w:val="32"/>
+          <w:highlight w:val="yellow"/>
+          <w:lang w:val="en-US"/>
+        </w:rPr>
+      </w:pPr>
+    </w:p>
+    <w:p>
+      <w:pPr>
+        <w:rPr>
+          <w:color w:val="000000" w:themeColor="text1"/>
+          <w:sz w:val="32"/>
+          <w:szCs w:val="32"/>
+          <w:highlight w:val="yellow"/>
+          <w:lang w:val="en-US"/>
+        </w:rPr>
+      </w:pPr>
+    </w:p>
+    <w:p>
+      <w:pPr>
+        <w:rPr>
+          <w:color w:val="000000" w:themeColor="text1"/>
+          <w:sz w:val="32"/>
+          <w:szCs w:val="32"/>
+          <w:highlight w:val="yellow"/>
+          <w:lang w:val="en-US"/>
+        </w:rPr>
+      </w:pPr>
+    </w:p>
+    <w:p>
+      <w:pPr>
+        <w:rPr>
+          <w:color w:val="000000" w:themeColor="text1"/>
+          <w:sz w:val="32"/>
+          <w:szCs w:val="32"/>
+          <w:highlight w:val="yellow"/>
+          <w:lang w:val="en-US"/>
+        </w:rPr>
+      </w:pPr>
+    </w:p>
+    <w:p>
+      <w:pPr>
+        <w:rPr>
+          <w:color w:val="000000" w:themeColor="text1"/>
+          <w:sz w:val="32"/>
+          <w:szCs w:val="32"/>
+          <w:highlight w:val="yellow"/>
+          <w:lang w:val="en-US"/>
+        </w:rPr>
+      </w:pPr>
+    </w:p>
+    <w:p>
+      <w:pPr>
+        <w:rPr>
+          <w:color w:val="000000" w:themeColor="text1"/>
+          <w:sz w:val="32"/>
+          <w:szCs w:val="32"/>
+          <w:lang w:val="en-US"/>
+        </w:rPr>
+      </w:pPr>
+      <w:r>
+        <w:rPr>
+          <w:color w:val="000000" w:themeColor="text1"/>
+          <w:sz w:val="32"/>
+          <w:szCs w:val="32"/>
+          <w:highlight w:val="yellow"/>
+          <w:lang w:val="en-US"/>
+        </w:rPr>
+        <w:lastRenderedPageBreak/>
+        <w:t>A</w:t>
+      </w:r>
+      <w:r>
+        <w:rPr>
+          <w:color w:val="000000" w:themeColor="text1"/>
+          <w:sz w:val="32"/>
+          <w:szCs w:val="32"/>
+          <w:highlight w:val="yellow"/>
+          <w:lang w:val="en-US"/>
+        </w:rPr>
+        <w:t>2</w:t>
+      </w:r>
+    </w:p>
+    <w:p>
+      <w:pPr>
+        <w:rPr>
+          <w:color w:val="000000" w:themeColor="text1"/>
+          <w:sz w:val="20"/>
+          <w:szCs w:val="20"/>
+        </w:rPr>
+      </w:pPr>
+      <w:r>
+        <w:rPr>
+          <w:b/>
+          <w:bCs/>
+          <w:color w:val="000000" w:themeColor="text1"/>
+          <w:sz w:val="20"/>
+          <w:szCs w:val="20"/>
+        </w:rPr>
+        <w:t xml:space="preserve">Calculate the following for both </w:t>
+      </w:r>
+      <w:r>
+        <w:rPr>
+          <w:b/>
+          <w:bCs/>
+          <w:color w:val="000000" w:themeColor="text1"/>
+          <w:sz w:val="20"/>
+          <w:szCs w:val="20"/>
+          <w:highlight w:val="yellow"/>
+        </w:rPr>
+        <w:t>Train and Test</w:t>
+      </w:r>
+      <w:r>
+        <w:rPr>
+          <w:b/>
+          <w:bCs/>
+          <w:color w:val="000000" w:themeColor="text1"/>
+          <w:sz w:val="20"/>
+          <w:szCs w:val="20"/>
+        </w:rPr>
+        <w:t xml:space="preserve"> predictions:</w:t>
+      </w:r>
+    </w:p>
+    <w:p>
+      <w:pPr>
+        <w:ind w:left="720"/>
+        <w:rPr>
+          <w:color w:val="000000" w:themeColor="text1"/>
+          <w:sz w:val="20"/>
+          <w:szCs w:val="20"/>
+        </w:rPr>
+      </w:pPr>
+      <w:r>
+        <w:rPr>
+          <w:b/>
+          <w:bCs/>
+          <w:color w:val="000000" w:themeColor="text1"/>
+          <w:sz w:val="20"/>
+          <w:szCs w:val="20"/>
+          <w:highlight w:val="yellow"/>
+        </w:rPr>
+        <w:t>MSE</w:t>
+      </w:r>
+      <w:r>
+        <w:rPr>
+          <w:color w:val="000000" w:themeColor="text1"/>
+          <w:sz w:val="20"/>
+          <w:szCs w:val="20"/>
+        </w:rPr>
+        <w:t xml:space="preserve"> – Mean Squared Error</w:t>
+      </w:r>
+      <w:r>
+        <w:rPr>
+          <w:color w:val="000000" w:themeColor="text1"/>
+          <w:sz w:val="20"/>
+          <w:szCs w:val="20"/>
+        </w:rPr>
+        <w:tab/>
+      </w:r>
+      <w:r>
+        <w:rPr>
+          <w:b/>
+          <w:bCs/>
+          <w:color w:val="000000" w:themeColor="text1"/>
+          <w:sz w:val="20"/>
+          <w:szCs w:val="20"/>
+          <w:highlight w:val="yellow"/>
+        </w:rPr>
+        <w:t>RMSE</w:t>
+      </w:r>
+      <w:r>
+        <w:rPr>
+          <w:color w:val="000000" w:themeColor="text1"/>
+          <w:sz w:val="20"/>
+          <w:szCs w:val="20"/>
+        </w:rPr>
+        <w:t xml:space="preserve"> – Root Mean Squared Error</w:t>
+      </w:r>
+    </w:p>
+    <w:p>
+      <w:pPr>
+        <w:ind w:firstLine="720"/>
+        <w:rPr>
+          <w:color w:val="000000" w:themeColor="text1"/>
+          <w:sz w:val="20"/>
+          <w:szCs w:val="20"/>
+        </w:rPr>
+      </w:pPr>
+      <w:r>
+        <w:rPr>
+          <w:b/>
+          <w:bCs/>
+          <w:color w:val="000000" w:themeColor="text1"/>
+          <w:sz w:val="20"/>
+          <w:szCs w:val="20"/>
+          <w:highlight w:val="yellow"/>
+        </w:rPr>
+        <w:t>MAPE</w:t>
+      </w:r>
+      <w:r>
+        <w:rPr>
+          <w:color w:val="000000" w:themeColor="text1"/>
+          <w:sz w:val="20"/>
+          <w:szCs w:val="20"/>
+        </w:rPr>
+        <w:t xml:space="preserve"> – Mean Absolute Percentage Error</w:t>
+      </w:r>
+      <w:r>
+        <w:rPr>
+          <w:color w:val="000000" w:themeColor="text1"/>
+          <w:sz w:val="20"/>
+          <w:szCs w:val="20"/>
+        </w:rPr>
+        <w:t xml:space="preserve">       </w:t>
+      </w:r>
+      <w:r>
+        <w:rPr>
+          <w:b/>
+          <w:bCs/>
+          <w:color w:val="000000" w:themeColor="text1"/>
+          <w:sz w:val="20"/>
+          <w:szCs w:val="20"/>
+          <w:highlight w:val="yellow"/>
+        </w:rPr>
+        <w:t>R² Score</w:t>
+      </w:r>
+    </w:p>
+    <w:p>
+      <w:pPr>
+        <w:rPr>
+          <w:color w:val="000000" w:themeColor="text1"/>
+          <w:sz w:val="20"/>
+          <w:szCs w:val="20"/>
+        </w:rPr>
+      </w:pPr>
+      <w:r>
+        <w:rPr>
+          <w:color w:val="000000" w:themeColor="text1"/>
+          <w:sz w:val="20"/>
+          <w:szCs w:val="20"/>
+        </w:rPr>
+        <w:drawing>
+          <wp:inline distT="0" distB="0" distL="0" distR="0" wp14:anchorId="71D8B3C6" wp14:editId="743736D9">
+            <wp:extent cx="4991100" cy="1245840"/>
+            <wp:effectExtent l="0" t="0" r="0" b="0"/>
+            <wp:docPr id="961135014" name="Picture 1"/>
+            <wp:cNvGraphicFramePr>
+              <a:graphicFrameLocks xmlns:a="http://schemas.openxmlformats.org/drawingml/2006/main" noChangeAspect="1"/>
+            </wp:cNvGraphicFramePr>
+            <a:graphic xmlns:a="http://schemas.openxmlformats.org/drawingml/2006/main">
+              <a:graphicData uri="http://schemas.openxmlformats.org/drawingml/2006/picture">
+                <pic:pic xmlns:pic="http://schemas.openxmlformats.org/drawingml/2006/picture">
+                  <pic:nvPicPr>
+                    <pic:cNvPr id="961135014" name=""/>
+                    <pic:cNvPicPr/>
+                  </pic:nvPicPr>
+                  <pic:blipFill>
+                    <a:blip r:embed="rId7"/>
+                    <a:stretch>
+                      <a:fillRect/>
+                    </a:stretch>
+                  </pic:blipFill>
+                  <pic:spPr>
+                    <a:xfrm>
+                      <a:off x="0" y="0"/>
+                      <a:ext cx="4999758" cy="1248001"/>
+                    </a:xfrm>
+                    <a:prstGeom prst="rect">
+                      <a:avLst/>
+                    </a:prstGeom>
+                  </pic:spPr>
+                </pic:pic>
+              </a:graphicData>
+            </a:graphic>
+          </wp:inline>
+        </w:drawing>
+      </w:r>
+    </w:p>
+    <w:p>
+      <w:pPr>
+        <w:rPr>
+          <w:b/>
+          <w:bCs/>
+          <w:color w:val="000000" w:themeColor="text1"/>
+          <w:sz w:val="20"/>
+          <w:szCs w:val="20"/>
+        </w:rPr>
+      </w:pPr>
+      <w:r>
+        <w:rPr>
+          <w:rFonts w:ascii="Segoe UI Emoji" w:hAnsi="Segoe UI Emoji" w:cs="Segoe UI Emoji"/>
+          <w:b/>
+          <w:bCs/>
+          <w:color w:val="000000" w:themeColor="text1"/>
+          <w:sz w:val="20"/>
+          <w:szCs w:val="20"/>
+        </w:rPr>
+        <w:t>🔍</w:t>
+      </w:r>
+      <w:r>
+        <w:rPr>
+          <w:b/>
+          <w:bCs/>
+          <w:color w:val="000000" w:themeColor="text1"/>
+          <w:sz w:val="20"/>
+          <w:szCs w:val="20"/>
+        </w:rPr>
+        <w:t xml:space="preserve"> A2 Metric Analysis (Based on Your Output)</w:t>
+      </w:r>
+    </w:p>
+    <w:tbl>
+      <w:tblPr>
+        <w:tblW w:w="0" w:type="auto"/>
+        <w:tblCellSpacing w:w="15" w:type="dxa"/>
+        <w:tblCellMar>
+          <w:top w:w="15" w:type="dxa"/>
+          <w:left w:w="15" w:type="dxa"/>
+          <w:bottom w:w="15" w:type="dxa"/>
+          <w:right w:w="15" w:type="dxa"/>
+        </w:tblCellMar>
+        <w:tblLook w:val="04A0" w:firstRow="1" w:lastRow="0" w:firstColumn="1" w:lastColumn="0" w:noHBand="0" w:noVBand="1"/>
+      </w:tblPr>
+      <w:tblGrid>
+        <w:gridCol w:w="643"/>
+        <w:gridCol w:w="800"/>
+        <w:gridCol w:w="718"/>
+        <w:gridCol w:w="5142"/>
+      </w:tblGrid>
+      <w:tr>
+        <w:trPr>
+          <w:tblHeader/>
+          <w:tblCellSpacing w:w="15" w:type="dxa"/>
+        </w:trPr>
+        <w:tc>
+          <w:tcPr>
+            <w:tcW w:w="0" w:type="auto"/>
+            <w:tcBorders>
+              <w:top w:val="single" w:sz="4" w:space="0" w:color="auto"/>
+              <w:left w:val="single" w:sz="4" w:space="0" w:color="auto"/>
+              <w:bottom w:val="single" w:sz="4" w:space="0" w:color="auto"/>
+              <w:right w:val="single" w:sz="4" w:space="0" w:color="auto"/>
+            </w:tcBorders>
+            <w:vAlign w:val="center"/>
+            <w:hideMark/>
+          </w:tcPr>
+          <w:p>
+            <w:pPr>
+              <w:rPr>
+                <w:b/>
+                <w:bCs/>
+                <w:color w:val="000000" w:themeColor="text1"/>
+                <w:sz w:val="20"/>
+                <w:szCs w:val="20"/>
+              </w:rPr>
+            </w:pPr>
+            <w:r>
+              <w:rPr>
+                <w:b/>
+                <w:bCs/>
+                <w:color w:val="000000" w:themeColor="text1"/>
+                <w:sz w:val="20"/>
+                <w:szCs w:val="20"/>
+              </w:rPr>
+              <w:t>Metric</w:t>
+            </w:r>
+          </w:p>
+        </w:tc>
+        <w:tc>
+          <w:tcPr>
+            <w:tcW w:w="0" w:type="auto"/>
+            <w:tcBorders>
+              <w:top w:val="single" w:sz="4" w:space="0" w:color="auto"/>
+              <w:left w:val="single" w:sz="4" w:space="0" w:color="auto"/>
+              <w:bottom w:val="single" w:sz="4" w:space="0" w:color="auto"/>
+              <w:right w:val="single" w:sz="4" w:space="0" w:color="auto"/>
+            </w:tcBorders>
+            <w:vAlign w:val="center"/>
+            <w:hideMark/>
+          </w:tcPr>
+          <w:p>
+            <w:pPr>
+              <w:rPr>
+                <w:b/>
+                <w:bCs/>
+                <w:color w:val="000000" w:themeColor="text1"/>
+                <w:sz w:val="20"/>
+                <w:szCs w:val="20"/>
+              </w:rPr>
+            </w:pPr>
+            <w:r>
+              <w:rPr>
+                <w:b/>
+                <w:bCs/>
+                <w:color w:val="000000" w:themeColor="text1"/>
+                <w:sz w:val="20"/>
+                <w:szCs w:val="20"/>
+              </w:rPr>
+              <w:t>Train Set</w:t>
+            </w:r>
+          </w:p>
+        </w:tc>
+        <w:tc>
+          <w:tcPr>
+            <w:tcW w:w="0" w:type="auto"/>
+            <w:tcBorders>
+              <w:top w:val="single" w:sz="4" w:space="0" w:color="auto"/>
+              <w:left w:val="single" w:sz="4" w:space="0" w:color="auto"/>
+              <w:bottom w:val="single" w:sz="4" w:space="0" w:color="auto"/>
+              <w:right w:val="single" w:sz="4" w:space="0" w:color="auto"/>
+            </w:tcBorders>
+            <w:vAlign w:val="center"/>
+            <w:hideMark/>
+          </w:tcPr>
+          <w:p>
+            <w:pPr>
+              <w:rPr>
+                <w:b/>
+                <w:bCs/>
+                <w:color w:val="000000" w:themeColor="text1"/>
+                <w:sz w:val="20"/>
+                <w:szCs w:val="20"/>
+              </w:rPr>
+            </w:pPr>
+            <w:r>
+              <w:rPr>
+                <w:b/>
+                <w:bCs/>
+                <w:color w:val="000000" w:themeColor="text1"/>
+                <w:sz w:val="20"/>
+                <w:szCs w:val="20"/>
+              </w:rPr>
+              <w:t>Test Set</w:t>
+            </w:r>
+          </w:p>
+        </w:tc>
+        <w:tc>
+          <w:tcPr>
+            <w:tcW w:w="0" w:type="auto"/>
+            <w:tcBorders>
+              <w:top w:val="single" w:sz="4" w:space="0" w:color="auto"/>
+              <w:left w:val="single" w:sz="4" w:space="0" w:color="auto"/>
+              <w:bottom w:val="single" w:sz="4" w:space="0" w:color="auto"/>
+              <w:right w:val="single" w:sz="4" w:space="0" w:color="auto"/>
+            </w:tcBorders>
+            <w:vAlign w:val="center"/>
+            <w:hideMark/>
+          </w:tcPr>
+          <w:p>
+            <w:pPr>
+              <w:rPr>
+                <w:b/>
+                <w:bCs/>
+                <w:color w:val="000000" w:themeColor="text1"/>
+                <w:sz w:val="20"/>
+                <w:szCs w:val="20"/>
+              </w:rPr>
+            </w:pPr>
+            <w:r>
+              <w:rPr>
+                <w:rFonts w:ascii="Segoe UI Emoji" w:hAnsi="Segoe UI Emoji" w:cs="Segoe UI Emoji"/>
+                <w:b/>
+                <w:bCs/>
+                <w:color w:val="000000" w:themeColor="text1"/>
+                <w:sz w:val="20"/>
+                <w:szCs w:val="20"/>
+              </w:rPr>
+              <w:t>📌</w:t>
+            </w:r>
+            <w:r>
+              <w:rPr>
+                <w:b/>
+                <w:bCs/>
+                <w:color w:val="000000" w:themeColor="text1"/>
+                <w:sz w:val="20"/>
+                <w:szCs w:val="20"/>
+              </w:rPr>
+              <w:t xml:space="preserve"> Interpretation</w:t>
+            </w:r>
+          </w:p>
+        </w:tc>
+      </w:tr>
+      <w:tr>
+        <w:trPr>
+          <w:tblCellSpacing w:w="15" w:type="dxa"/>
+        </w:trPr>
+        <w:tc>
+          <w:tcPr>
+            <w:tcW w:w="0" w:type="auto"/>
+            <w:tcBorders>
+              <w:top w:val="single" w:sz="4" w:space="0" w:color="auto"/>
+              <w:left w:val="single" w:sz="4" w:space="0" w:color="auto"/>
+              <w:bottom w:val="single" w:sz="4" w:space="0" w:color="auto"/>
+              <w:right w:val="single" w:sz="4" w:space="0" w:color="auto"/>
+            </w:tcBorders>
+            <w:vAlign w:val="center"/>
+            <w:hideMark/>
+          </w:tcPr>
+          <w:p>
+            <w:pPr>
+              <w:rPr>
+                <w:color w:val="000000" w:themeColor="text1"/>
+                <w:sz w:val="20"/>
+                <w:szCs w:val="20"/>
+              </w:rPr>
+            </w:pPr>
+            <w:r>
+              <w:rPr>
+                <w:b/>
+                <w:bCs/>
+                <w:color w:val="000000" w:themeColor="text1"/>
+                <w:sz w:val="20"/>
+                <w:szCs w:val="20"/>
+              </w:rPr>
+              <w:t>MSE</w:t>
+            </w:r>
+          </w:p>
+        </w:tc>
+        <w:tc>
+          <w:tcPr>
+            <w:tcW w:w="0" w:type="auto"/>
+            <w:tcBorders>
+              <w:top w:val="single" w:sz="4" w:space="0" w:color="auto"/>
+              <w:left w:val="single" w:sz="4" w:space="0" w:color="auto"/>
+              <w:bottom w:val="single" w:sz="4" w:space="0" w:color="auto"/>
+              <w:right w:val="single" w:sz="4" w:space="0" w:color="auto"/>
+            </w:tcBorders>
+            <w:vAlign w:val="center"/>
+            <w:hideMark/>
+          </w:tcPr>
+          <w:p>
+            <w:pPr>
+              <w:rPr>
+                <w:color w:val="000000" w:themeColor="text1"/>
+                <w:sz w:val="20"/>
+                <w:szCs w:val="20"/>
+              </w:rPr>
+            </w:pPr>
+            <w:r>
+              <w:rPr>
+                <w:color w:val="000000" w:themeColor="text1"/>
+                <w:sz w:val="20"/>
+                <w:szCs w:val="20"/>
+              </w:rPr>
+              <w:t>0.2981</w:t>
+            </w:r>
+          </w:p>
+        </w:tc>
+        <w:tc>
+          <w:tcPr>
+            <w:tcW w:w="0" w:type="auto"/>
+            <w:tcBorders>
+              <w:top w:val="single" w:sz="4" w:space="0" w:color="auto"/>
+              <w:left w:val="single" w:sz="4" w:space="0" w:color="auto"/>
+              <w:bottom w:val="single" w:sz="4" w:space="0" w:color="auto"/>
+              <w:right w:val="single" w:sz="4" w:space="0" w:color="auto"/>
+            </w:tcBorders>
+            <w:vAlign w:val="center"/>
+            <w:hideMark/>
+          </w:tcPr>
+          <w:p>
+            <w:pPr>
+              <w:rPr>
+                <w:color w:val="000000" w:themeColor="text1"/>
+                <w:sz w:val="20"/>
+                <w:szCs w:val="20"/>
+              </w:rPr>
+            </w:pPr>
+            <w:r>
+              <w:rPr>
+                <w:color w:val="000000" w:themeColor="text1"/>
+                <w:sz w:val="20"/>
+                <w:szCs w:val="20"/>
+              </w:rPr>
+              <w:t>0.1619</w:t>
+            </w:r>
+          </w:p>
+        </w:tc>
+        <w:tc>
+          <w:tcPr>
+            <w:tcW w:w="0" w:type="auto"/>
+            <w:tcBorders>
+              <w:top w:val="single" w:sz="4" w:space="0" w:color="auto"/>
+              <w:left w:val="single" w:sz="4" w:space="0" w:color="auto"/>
+              <w:bottom w:val="single" w:sz="4" w:space="0" w:color="auto"/>
+              <w:right w:val="single" w:sz="4" w:space="0" w:color="auto"/>
+            </w:tcBorders>
+            <w:vAlign w:val="center"/>
+            <w:hideMark/>
+          </w:tcPr>
+          <w:p>
+            <w:pPr>
+              <w:rPr>
+                <w:color w:val="000000" w:themeColor="text1"/>
+                <w:sz w:val="20"/>
+                <w:szCs w:val="20"/>
+              </w:rPr>
+            </w:pPr>
+            <w:r>
+              <w:rPr>
+                <w:color w:val="000000" w:themeColor="text1"/>
+                <w:sz w:val="20"/>
+                <w:szCs w:val="20"/>
+              </w:rPr>
+              <w:t>Average squared error is low, especially on test set</w:t>
+            </w:r>
+          </w:p>
+        </w:tc>
+      </w:tr>
+      <w:tr>
+        <w:trPr>
+          <w:tblCellSpacing w:w="15" w:type="dxa"/>
+        </w:trPr>
+        <w:tc>
+          <w:tcPr>
+            <w:tcW w:w="0" w:type="auto"/>
+            <w:tcBorders>
+              <w:top w:val="single" w:sz="4" w:space="0" w:color="auto"/>
+              <w:left w:val="single" w:sz="4" w:space="0" w:color="auto"/>
+              <w:bottom w:val="single" w:sz="4" w:space="0" w:color="auto"/>
+              <w:right w:val="single" w:sz="4" w:space="0" w:color="auto"/>
+            </w:tcBorders>
+            <w:vAlign w:val="center"/>
+            <w:hideMark/>
+          </w:tcPr>
+          <w:p>
+            <w:pPr>
+              <w:rPr>
+                <w:color w:val="000000" w:themeColor="text1"/>
+                <w:sz w:val="20"/>
+                <w:szCs w:val="20"/>
+              </w:rPr>
+            </w:pPr>
+            <w:r>
+              <w:rPr>
+                <w:b/>
+                <w:bCs/>
+                <w:color w:val="000000" w:themeColor="text1"/>
+                <w:sz w:val="20"/>
+                <w:szCs w:val="20"/>
+              </w:rPr>
+              <w:t>RMSE</w:t>
+            </w:r>
+          </w:p>
+        </w:tc>
+        <w:tc>
+          <w:tcPr>
+            <w:tcW w:w="0" w:type="auto"/>
+            <w:tcBorders>
+              <w:top w:val="single" w:sz="4" w:space="0" w:color="auto"/>
+              <w:left w:val="single" w:sz="4" w:space="0" w:color="auto"/>
+              <w:bottom w:val="single" w:sz="4" w:space="0" w:color="auto"/>
+              <w:right w:val="single" w:sz="4" w:space="0" w:color="auto"/>
+            </w:tcBorders>
+            <w:vAlign w:val="center"/>
+            <w:hideMark/>
+          </w:tcPr>
+          <w:p>
+            <w:pPr>
+              <w:rPr>
+                <w:color w:val="000000" w:themeColor="text1"/>
+                <w:sz w:val="20"/>
+                <w:szCs w:val="20"/>
+              </w:rPr>
+            </w:pPr>
+            <w:r>
+              <w:rPr>
+                <w:color w:val="000000" w:themeColor="text1"/>
+                <w:sz w:val="20"/>
+                <w:szCs w:val="20"/>
+              </w:rPr>
+              <w:t>0.5460</w:t>
+            </w:r>
+          </w:p>
+        </w:tc>
+        <w:tc>
+          <w:tcPr>
+            <w:tcW w:w="0" w:type="auto"/>
+            <w:tcBorders>
+              <w:top w:val="single" w:sz="4" w:space="0" w:color="auto"/>
+              <w:left w:val="single" w:sz="4" w:space="0" w:color="auto"/>
+              <w:bottom w:val="single" w:sz="4" w:space="0" w:color="auto"/>
+              <w:right w:val="single" w:sz="4" w:space="0" w:color="auto"/>
+            </w:tcBorders>
+            <w:vAlign w:val="center"/>
+            <w:hideMark/>
+          </w:tcPr>
+          <w:p>
+            <w:pPr>
+              <w:rPr>
+                <w:color w:val="000000" w:themeColor="text1"/>
+                <w:sz w:val="20"/>
+                <w:szCs w:val="20"/>
+              </w:rPr>
+            </w:pPr>
+            <w:r>
+              <w:rPr>
+                <w:color w:val="000000" w:themeColor="text1"/>
+                <w:sz w:val="20"/>
+                <w:szCs w:val="20"/>
+              </w:rPr>
+              <w:t>0.4024</w:t>
+            </w:r>
+          </w:p>
+        </w:tc>
+        <w:tc>
+          <w:tcPr>
+            <w:tcW w:w="0" w:type="auto"/>
+            <w:tcBorders>
+              <w:top w:val="single" w:sz="4" w:space="0" w:color="auto"/>
+              <w:left w:val="single" w:sz="4" w:space="0" w:color="auto"/>
+              <w:bottom w:val="single" w:sz="4" w:space="0" w:color="auto"/>
+              <w:right w:val="single" w:sz="4" w:space="0" w:color="auto"/>
+            </w:tcBorders>
+            <w:vAlign w:val="center"/>
+            <w:hideMark/>
+          </w:tcPr>
+          <w:p>
+            <w:pPr>
+              <w:rPr>
+                <w:color w:val="000000" w:themeColor="text1"/>
+                <w:sz w:val="20"/>
+                <w:szCs w:val="20"/>
+              </w:rPr>
+            </w:pPr>
+            <w:r>
+              <w:rPr>
+                <w:color w:val="000000" w:themeColor="text1"/>
+                <w:sz w:val="20"/>
+                <w:szCs w:val="20"/>
+              </w:rPr>
+              <w:t>Prediction error is around ±0.5 for train and ±0.4 for test</w:t>
+            </w:r>
+          </w:p>
+        </w:tc>
+      </w:tr>
+      <w:tr>
+        <w:trPr>
+          <w:tblCellSpacing w:w="15" w:type="dxa"/>
+        </w:trPr>
+        <w:tc>
+          <w:tcPr>
+            <w:tcW w:w="0" w:type="auto"/>
+            <w:tcBorders>
+              <w:top w:val="single" w:sz="4" w:space="0" w:color="auto"/>
+              <w:left w:val="single" w:sz="4" w:space="0" w:color="auto"/>
+              <w:bottom w:val="single" w:sz="4" w:space="0" w:color="auto"/>
+              <w:right w:val="single" w:sz="4" w:space="0" w:color="auto"/>
+            </w:tcBorders>
+            <w:vAlign w:val="center"/>
+            <w:hideMark/>
+          </w:tcPr>
+          <w:p>
+            <w:pPr>
+              <w:rPr>
+                <w:color w:val="000000" w:themeColor="text1"/>
+                <w:sz w:val="20"/>
+                <w:szCs w:val="20"/>
+              </w:rPr>
+            </w:pPr>
+            <w:r>
+              <w:rPr>
+                <w:b/>
+                <w:bCs/>
+                <w:color w:val="000000" w:themeColor="text1"/>
+                <w:sz w:val="20"/>
+                <w:szCs w:val="20"/>
+              </w:rPr>
+              <w:t>R²</w:t>
+            </w:r>
+          </w:p>
+        </w:tc>
+        <w:tc>
+          <w:tcPr>
+            <w:tcW w:w="0" w:type="auto"/>
+            <w:tcBorders>
+              <w:top w:val="single" w:sz="4" w:space="0" w:color="auto"/>
+              <w:left w:val="single" w:sz="4" w:space="0" w:color="auto"/>
+              <w:bottom w:val="single" w:sz="4" w:space="0" w:color="auto"/>
+              <w:right w:val="single" w:sz="4" w:space="0" w:color="auto"/>
+            </w:tcBorders>
+            <w:vAlign w:val="center"/>
+            <w:hideMark/>
+          </w:tcPr>
+          <w:p>
+            <w:pPr>
+              <w:rPr>
+                <w:color w:val="000000" w:themeColor="text1"/>
+                <w:sz w:val="20"/>
+                <w:szCs w:val="20"/>
+              </w:rPr>
+            </w:pPr>
+            <w:r>
+              <w:rPr>
+                <w:color w:val="000000" w:themeColor="text1"/>
+                <w:sz w:val="20"/>
+                <w:szCs w:val="20"/>
+              </w:rPr>
+              <w:t>0.0865</w:t>
+            </w:r>
+          </w:p>
+        </w:tc>
+        <w:tc>
+          <w:tcPr>
+            <w:tcW w:w="0" w:type="auto"/>
+            <w:tcBorders>
+              <w:top w:val="single" w:sz="4" w:space="0" w:color="auto"/>
+              <w:left w:val="single" w:sz="4" w:space="0" w:color="auto"/>
+              <w:bottom w:val="single" w:sz="4" w:space="0" w:color="auto"/>
+              <w:right w:val="single" w:sz="4" w:space="0" w:color="auto"/>
+            </w:tcBorders>
+            <w:vAlign w:val="center"/>
+            <w:hideMark/>
+          </w:tcPr>
+          <w:p>
+            <w:pPr>
+              <w:rPr>
+                <w:color w:val="000000" w:themeColor="text1"/>
+                <w:sz w:val="20"/>
+                <w:szCs w:val="20"/>
+              </w:rPr>
+            </w:pPr>
+            <w:r>
+              <w:rPr>
+                <w:color w:val="000000" w:themeColor="text1"/>
+                <w:sz w:val="20"/>
+                <w:szCs w:val="20"/>
+              </w:rPr>
+              <w:t>0.3522</w:t>
+            </w:r>
+          </w:p>
+        </w:tc>
+        <w:tc>
+          <w:tcPr>
+            <w:tcW w:w="0" w:type="auto"/>
+            <w:tcBorders>
+              <w:top w:val="single" w:sz="4" w:space="0" w:color="auto"/>
+              <w:left w:val="single" w:sz="4" w:space="0" w:color="auto"/>
+              <w:bottom w:val="single" w:sz="4" w:space="0" w:color="auto"/>
+              <w:right w:val="single" w:sz="4" w:space="0" w:color="auto"/>
+            </w:tcBorders>
+            <w:vAlign w:val="center"/>
+            <w:hideMark/>
+          </w:tcPr>
+          <w:p>
+            <w:pPr>
+              <w:rPr>
+                <w:color w:val="000000" w:themeColor="text1"/>
+                <w:sz w:val="20"/>
+                <w:szCs w:val="20"/>
+              </w:rPr>
+            </w:pPr>
+            <w:r>
+              <w:rPr>
+                <w:color w:val="000000" w:themeColor="text1"/>
+                <w:sz w:val="20"/>
+                <w:szCs w:val="20"/>
+              </w:rPr>
+              <w:t>Only 8.6% of train variance and 35% of test variance explained</w:t>
+            </w:r>
+          </w:p>
+        </w:tc>
+      </w:tr>
+      <w:tr>
+        <w:trPr>
+          <w:tblCellSpacing w:w="15" w:type="dxa"/>
+        </w:trPr>
+        <w:tc>
+          <w:tcPr>
+            <w:tcW w:w="0" w:type="auto"/>
+            <w:tcBorders>
+              <w:top w:val="single" w:sz="4" w:space="0" w:color="auto"/>
+              <w:left w:val="single" w:sz="4" w:space="0" w:color="auto"/>
+              <w:bottom w:val="single" w:sz="4" w:space="0" w:color="auto"/>
+              <w:right w:val="single" w:sz="4" w:space="0" w:color="auto"/>
+            </w:tcBorders>
+            <w:vAlign w:val="center"/>
+            <w:hideMark/>
+          </w:tcPr>
+          <w:p>
+            <w:pPr>
+              <w:rPr>
+                <w:color w:val="000000" w:themeColor="text1"/>
+                <w:sz w:val="20"/>
+                <w:szCs w:val="20"/>
+              </w:rPr>
+            </w:pPr>
+            <w:r>
+              <w:rPr>
+                <w:b/>
+                <w:bCs/>
+                <w:color w:val="000000" w:themeColor="text1"/>
+                <w:sz w:val="20"/>
+                <w:szCs w:val="20"/>
+              </w:rPr>
+              <w:t>MAPE</w:t>
+            </w:r>
+          </w:p>
+        </w:tc>
+        <w:tc>
+          <w:tcPr>
+            <w:tcW w:w="0" w:type="auto"/>
+            <w:tcBorders>
+              <w:top w:val="single" w:sz="4" w:space="0" w:color="auto"/>
+              <w:left w:val="single" w:sz="4" w:space="0" w:color="auto"/>
+              <w:bottom w:val="single" w:sz="4" w:space="0" w:color="auto"/>
+              <w:right w:val="single" w:sz="4" w:space="0" w:color="auto"/>
+            </w:tcBorders>
+            <w:vAlign w:val="center"/>
+            <w:hideMark/>
+          </w:tcPr>
+          <w:p>
+            <w:pPr>
+              <w:rPr>
+                <w:color w:val="000000" w:themeColor="text1"/>
+                <w:sz w:val="20"/>
+                <w:szCs w:val="20"/>
+              </w:rPr>
+            </w:pPr>
+            <w:r>
+              <w:rPr>
+                <w:color w:val="000000" w:themeColor="text1"/>
+                <w:sz w:val="20"/>
+                <w:szCs w:val="20"/>
+              </w:rPr>
+              <w:t>33.97%</w:t>
+            </w:r>
+          </w:p>
+        </w:tc>
+        <w:tc>
+          <w:tcPr>
+            <w:tcW w:w="0" w:type="auto"/>
+            <w:tcBorders>
+              <w:top w:val="single" w:sz="4" w:space="0" w:color="auto"/>
+              <w:left w:val="single" w:sz="4" w:space="0" w:color="auto"/>
+              <w:bottom w:val="single" w:sz="4" w:space="0" w:color="auto"/>
+              <w:right w:val="single" w:sz="4" w:space="0" w:color="auto"/>
+            </w:tcBorders>
+            <w:vAlign w:val="center"/>
+            <w:hideMark/>
+          </w:tcPr>
+          <w:p>
+            <w:pPr>
+              <w:rPr>
+                <w:color w:val="000000" w:themeColor="text1"/>
+                <w:sz w:val="20"/>
+                <w:szCs w:val="20"/>
+              </w:rPr>
+            </w:pPr>
+            <w:r>
+              <w:rPr>
+                <w:color w:val="000000" w:themeColor="text1"/>
+                <w:sz w:val="20"/>
+                <w:szCs w:val="20"/>
+              </w:rPr>
+              <w:t>25.92%</w:t>
+            </w:r>
+          </w:p>
+        </w:tc>
+        <w:tc>
+          <w:tcPr>
+            <w:tcW w:w="0" w:type="auto"/>
+            <w:tcBorders>
+              <w:top w:val="single" w:sz="4" w:space="0" w:color="auto"/>
+              <w:left w:val="single" w:sz="4" w:space="0" w:color="auto"/>
+              <w:bottom w:val="single" w:sz="4" w:space="0" w:color="auto"/>
+              <w:right w:val="single" w:sz="4" w:space="0" w:color="auto"/>
+            </w:tcBorders>
+            <w:vAlign w:val="center"/>
+            <w:hideMark/>
+          </w:tcPr>
+          <w:p>
+            <w:pPr>
+              <w:rPr>
+                <w:color w:val="000000" w:themeColor="text1"/>
+                <w:sz w:val="20"/>
+                <w:szCs w:val="20"/>
+              </w:rPr>
+            </w:pPr>
+            <w:r>
+              <w:rPr>
+                <w:color w:val="000000" w:themeColor="text1"/>
+                <w:sz w:val="20"/>
+                <w:szCs w:val="20"/>
+              </w:rPr>
+              <w:t>Predictions are ~26–34% off on average</w:t>
+            </w:r>
+          </w:p>
+        </w:tc>
+      </w:tr>
+    </w:tbl>
+    <w:p>
+      <w:pPr>
+        <w:rPr>
+          <w:color w:val="000000" w:themeColor="text1"/>
+          <w:sz w:val="20"/>
+          <w:szCs w:val="20"/>
+        </w:rPr>
+      </w:pPr>
+      <w:r>
+        <w:rPr>
+          <w:color w:val="000000" w:themeColor="text1"/>
+          <w:sz w:val="20"/>
+          <w:szCs w:val="20"/>
+        </w:rPr>
+        <w:pict w14:anchorId="2D0D635A">
+          <v:rect id="_x0000_i1065" style="width:0;height:1.5pt" o:hralign="center" o:hrstd="t" o:hr="t" fillcolor="#a0a0a0" stroked="f"/>
+        </w:pict>
+      </w:r>
+    </w:p>
+    <w:p>
+      <w:pPr>
+        <w:rPr>
+          <w:b/>
+          <w:bCs/>
+          <w:color w:val="000000" w:themeColor="text1"/>
+          <w:sz w:val="20"/>
+          <w:szCs w:val="20"/>
+        </w:rPr>
+      </w:pPr>
+      <w:r>
+        <w:rPr>
+          <w:rFonts w:ascii="Segoe UI Emoji" w:hAnsi="Segoe UI Emoji" w:cs="Segoe UI Emoji"/>
+          <w:b/>
+          <w:bCs/>
+          <w:color w:val="000000" w:themeColor="text1"/>
+          <w:sz w:val="20"/>
+          <w:szCs w:val="20"/>
+        </w:rPr>
+        <w:t>📈</w:t>
+      </w:r>
+      <w:r>
+        <w:rPr>
+          <w:b/>
+          <w:bCs/>
+          <w:color w:val="000000" w:themeColor="text1"/>
+          <w:sz w:val="20"/>
+          <w:szCs w:val="20"/>
+        </w:rPr>
+        <w:t xml:space="preserve"> What This Tells Us:</w:t>
+      </w:r>
+    </w:p>
+    <w:p>
+      <w:pPr>
+        <w:numPr>
+          <w:ilvl w:val="0"/>
+          <w:numId w:val="8"/>
+        </w:numPr>
+        <w:rPr>
+          <w:color w:val="000000" w:themeColor="text1"/>
+          <w:sz w:val="20"/>
+          <w:szCs w:val="20"/>
+        </w:rPr>
+      </w:pPr>
+      <w:r>
+        <w:rPr>
+          <w:rFonts w:ascii="Segoe UI Emoji" w:hAnsi="Segoe UI Emoji" w:cs="Segoe UI Emoji"/>
+          <w:color w:val="000000" w:themeColor="text1"/>
+          <w:sz w:val="20"/>
+          <w:szCs w:val="20"/>
+        </w:rPr>
+        <w:t>✅</w:t>
+      </w:r>
+      <w:r>
+        <w:rPr>
+          <w:color w:val="000000" w:themeColor="text1"/>
+          <w:sz w:val="20"/>
+          <w:szCs w:val="20"/>
+        </w:rPr>
+        <w:t xml:space="preserve"> </w:t>
+      </w:r>
+      <w:r>
+        <w:rPr>
+          <w:b/>
+          <w:bCs/>
+          <w:color w:val="000000" w:themeColor="text1"/>
+          <w:sz w:val="20"/>
+          <w:szCs w:val="20"/>
+        </w:rPr>
+        <w:t>Test performance is better</w:t>
+      </w:r>
+      <w:r>
+        <w:rPr>
+          <w:color w:val="000000" w:themeColor="text1"/>
+          <w:sz w:val="20"/>
+          <w:szCs w:val="20"/>
+        </w:rPr>
+        <w:t xml:space="preserve"> than train: This is </w:t>
+      </w:r>
+      <w:r>
+        <w:rPr>
+          <w:b/>
+          <w:bCs/>
+          <w:color w:val="000000" w:themeColor="text1"/>
+          <w:sz w:val="20"/>
+          <w:szCs w:val="20"/>
+        </w:rPr>
+        <w:t>not overfitting</w:t>
+      </w:r>
+      <w:r>
+        <w:rPr>
+          <w:color w:val="000000" w:themeColor="text1"/>
+          <w:sz w:val="20"/>
+          <w:szCs w:val="20"/>
+        </w:rPr>
+        <w:t>.</w:t>
+      </w:r>
+    </w:p>
+    <w:p>
+      <w:pPr>
+        <w:numPr>
+          <w:ilvl w:val="0"/>
+          <w:numId w:val="8"/>
+        </w:numPr>
+        <w:rPr>
+          <w:color w:val="000000" w:themeColor="text1"/>
+          <w:sz w:val="20"/>
+          <w:szCs w:val="20"/>
+        </w:rPr>
+      </w:pPr>
+      <w:r>
+        <w:rPr>
+          <w:rFonts w:ascii="Segoe UI Emoji" w:hAnsi="Segoe UI Emoji" w:cs="Segoe UI Emoji"/>
+          <w:color w:val="000000" w:themeColor="text1"/>
+          <w:sz w:val="20"/>
+          <w:szCs w:val="20"/>
+        </w:rPr>
+        <w:t>❗</w:t>
+      </w:r>
+      <w:r>
+        <w:rPr>
+          <w:color w:val="000000" w:themeColor="text1"/>
+          <w:sz w:val="20"/>
+          <w:szCs w:val="20"/>
+        </w:rPr>
+        <w:t xml:space="preserve"> </w:t>
+      </w:r>
+      <w:r>
+        <w:rPr>
+          <w:b/>
+          <w:bCs/>
+          <w:color w:val="000000" w:themeColor="text1"/>
+          <w:sz w:val="20"/>
+          <w:szCs w:val="20"/>
+        </w:rPr>
+        <w:t>R² values are low</w:t>
+      </w:r>
+      <w:r>
+        <w:rPr>
+          <w:color w:val="000000" w:themeColor="text1"/>
+          <w:sz w:val="20"/>
+          <w:szCs w:val="20"/>
+        </w:rPr>
+        <w:t xml:space="preserve">, especially on training set → </w:t>
+      </w:r>
+      <w:r>
+        <w:rPr>
+          <w:b/>
+          <w:bCs/>
+          <w:color w:val="000000" w:themeColor="text1"/>
+          <w:sz w:val="20"/>
+          <w:szCs w:val="20"/>
+        </w:rPr>
+        <w:t>Underfitting</w:t>
+      </w:r>
+      <w:r>
+        <w:rPr>
+          <w:color w:val="000000" w:themeColor="text1"/>
+          <w:sz w:val="20"/>
+          <w:szCs w:val="20"/>
+        </w:rPr>
+        <w:t>, likely because:</w:t>
+      </w:r>
+    </w:p>
+    <w:p>
+      <w:pPr>
+        <w:numPr>
+          <w:ilvl w:val="1"/>
+          <w:numId w:val="8"/>
+        </w:numPr>
+        <w:rPr>
+          <w:color w:val="000000" w:themeColor="text1"/>
+          <w:sz w:val="20"/>
+          <w:szCs w:val="20"/>
+        </w:rPr>
+      </w:pPr>
+      <w:r>
+        <w:rPr>
+          <w:color w:val="000000" w:themeColor="text1"/>
+          <w:sz w:val="20"/>
+          <w:szCs w:val="20"/>
+        </w:rPr>
+        <w:t xml:space="preserve">You’re using only </w:t>
+      </w:r>
+      <w:r>
+        <w:rPr>
+          <w:b/>
+          <w:bCs/>
+          <w:color w:val="000000" w:themeColor="text1"/>
+          <w:sz w:val="20"/>
+          <w:szCs w:val="20"/>
+        </w:rPr>
+        <w:t>one feature (mfcc1)</w:t>
+      </w:r>
+    </w:p>
+    <w:p>
+      <w:pPr>
+        <w:numPr>
+          <w:ilvl w:val="1"/>
+          <w:numId w:val="8"/>
+        </w:numPr>
+        <w:rPr>
+          <w:color w:val="000000" w:themeColor="text1"/>
+          <w:sz w:val="20"/>
+          <w:szCs w:val="20"/>
+        </w:rPr>
+      </w:pPr>
+      <w:r>
+        <w:rPr>
+          <w:color w:val="000000" w:themeColor="text1"/>
+          <w:sz w:val="20"/>
+          <w:szCs w:val="20"/>
+        </w:rPr>
+        <w:t>Confidence labels are discrete (1–5), while regression gives continuous output</w:t>
+      </w:r>
+    </w:p>
+    <w:p>
+      <w:pPr>
+        <w:rPr>
+          <w:color w:val="000000" w:themeColor="text1"/>
+          <w:sz w:val="20"/>
+          <w:szCs w:val="20"/>
+        </w:rPr>
+      </w:pPr>
+      <w:r>
+        <w:rPr>
+          <w:color w:val="000000" w:themeColor="text1"/>
+          <w:sz w:val="20"/>
+          <w:szCs w:val="20"/>
+        </w:rPr>
+        <w:pict w14:anchorId="75A94C7B">
+          <v:rect id="_x0000_i1066" style="width:0;height:1.5pt" o:hralign="center" o:hrstd="t" o:hr="t" fillcolor="#a0a0a0" stroked="f"/>
+        </w:pict>
+      </w:r>
+    </w:p>
+    <w:p>
+      <w:pPr>
+        <w:rPr>
+          <w:b/>
+          <w:bCs/>
+          <w:color w:val="000000" w:themeColor="text1"/>
+          <w:sz w:val="20"/>
+          <w:szCs w:val="20"/>
+        </w:rPr>
+      </w:pPr>
+      <w:r>
+        <w:rPr>
+          <w:rFonts w:ascii="Segoe UI Emoji" w:hAnsi="Segoe UI Emoji" w:cs="Segoe UI Emoji"/>
+          <w:b/>
+          <w:bCs/>
+          <w:color w:val="000000" w:themeColor="text1"/>
+          <w:sz w:val="20"/>
+          <w:szCs w:val="20"/>
+        </w:rPr>
+        <w:t>📘</w:t>
+      </w:r>
+      <w:r>
+        <w:rPr>
+          <w:b/>
+          <w:bCs/>
+          <w:color w:val="000000" w:themeColor="text1"/>
+          <w:sz w:val="20"/>
+          <w:szCs w:val="20"/>
+        </w:rPr>
+        <w:t xml:space="preserve"> Conclusion for Your Report (A2)</w:t>
+      </w:r>
+    </w:p>
+    <w:p>
+      <w:pPr>
+        <w:rPr>
+          <w:color w:val="000000" w:themeColor="text1"/>
+          <w:sz w:val="20"/>
+          <w:szCs w:val="20"/>
+        </w:rPr>
+      </w:pPr>
+      <w:r>
+        <w:rPr>
+          <w:color w:val="000000" w:themeColor="text1"/>
+          <w:sz w:val="20"/>
+          <w:szCs w:val="20"/>
+        </w:rPr>
+        <w:t xml:space="preserve">The regression model trained using only the mfcc1 feature shows moderate error metrics but limited explanatory power, with an R² of 0.0865 on the training set. The test set performance is comparatively better, with an R² of 0.3522, indicating that mfcc1 has some correlation with confidence levels but is not sufficient on its own. Overall, the model exhibits </w:t>
+      </w:r>
+      <w:r>
+        <w:rPr>
+          <w:b/>
+          <w:bCs/>
+          <w:color w:val="000000" w:themeColor="text1"/>
+          <w:sz w:val="20"/>
+          <w:szCs w:val="20"/>
+        </w:rPr>
+        <w:t>underfitting</w:t>
+      </w:r>
+      <w:r>
+        <w:rPr>
+          <w:color w:val="000000" w:themeColor="text1"/>
+          <w:sz w:val="20"/>
+          <w:szCs w:val="20"/>
+        </w:rPr>
+        <w:t>, and performance is expected to improve with the inclusion of more features.</w:t>
+      </w:r>
+    </w:p>
+    <w:p>
+      <w:pPr>
+        <w:rPr>
+          <w:color w:val="000000" w:themeColor="text1"/>
+          <w:sz w:val="20"/>
+          <w:szCs w:val="20"/>
+        </w:rPr>
+      </w:pPr>
+    </w:p>
+    <w:p>
+      <w:pPr>
+        <w:rPr>
+          <w:color w:val="000000" w:themeColor="text1"/>
+          <w:sz w:val="32"/>
+          <w:szCs w:val="32"/>
+          <w:highlight w:val="yellow"/>
+          <w:lang w:val="en-US"/>
+        </w:rPr>
+      </w:pPr>
+    </w:p>
+    <w:p>
+      <w:pPr>
+        <w:rPr>
+          <w:color w:val="000000" w:themeColor="text1"/>
+          <w:sz w:val="32"/>
+          <w:szCs w:val="32"/>
+          <w:highlight w:val="yellow"/>
+          <w:lang w:val="en-US"/>
+        </w:rPr>
+      </w:pPr>
+    </w:p>
+    <w:p>
+      <w:pPr>
+        <w:rPr>
+          <w:color w:val="000000" w:themeColor="text1"/>
+          <w:sz w:val="32"/>
+          <w:szCs w:val="32"/>
+          <w:lang w:val="en-US"/>
+        </w:rPr>
+      </w:pPr>
+      <w:r>
+        <w:rPr>
+          <w:color w:val="000000" w:themeColor="text1"/>
+          <w:sz w:val="32"/>
+          <w:szCs w:val="32"/>
+          <w:highlight w:val="yellow"/>
+          <w:lang w:val="en-US"/>
+        </w:rPr>
+        <w:lastRenderedPageBreak/>
+        <w:t>A</w:t>
+      </w:r>
+      <w:r>
+        <w:rPr>
+          <w:color w:val="000000" w:themeColor="text1"/>
+          <w:sz w:val="32"/>
+          <w:szCs w:val="32"/>
+          <w:highlight w:val="yellow"/>
+          <w:lang w:val="en-US"/>
+        </w:rPr>
+        <w:t>3</w:t>
+      </w:r>
+    </w:p>
+    <w:p>
+      <w:pPr>
+        <w:rPr>
+          <w:color w:val="000000" w:themeColor="text1"/>
+          <w:sz w:val="32"/>
+          <w:szCs w:val="32"/>
+          <w:lang w:val="en-US"/>
+        </w:rPr>
+      </w:pPr>
+      <w:r>
+        <w:rPr>
+          <w:color w:val="000000" w:themeColor="text1"/>
+          <w:sz w:val="32"/>
+          <w:szCs w:val="32"/>
+          <w:lang w:val="en-US"/>
+        </w:rPr>
+        <w:drawing>
+          <wp:inline distT="0" distB="0" distL="0" distR="0" wp14:anchorId="1C2F4744" wp14:editId="31F3B88F">
+            <wp:extent cx="5248275" cy="869867"/>
+            <wp:effectExtent l="0" t="0" r="0" b="6985"/>
+            <wp:docPr id="1273649466" name="Picture 1"/>
+            <wp:cNvGraphicFramePr>
+              <a:graphicFrameLocks xmlns:a="http://schemas.openxmlformats.org/drawingml/2006/main" noChangeAspect="1"/>
+            </wp:cNvGraphicFramePr>
+            <a:graphic xmlns:a="http://schemas.openxmlformats.org/drawingml/2006/main">
+              <a:graphicData uri="http://schemas.openxmlformats.org/drawingml/2006/picture">
+                <pic:pic xmlns:pic="http://schemas.openxmlformats.org/drawingml/2006/picture">
+                  <pic:nvPicPr>
+                    <pic:cNvPr id="1273649466" name=""/>
+                    <pic:cNvPicPr/>
+                  </pic:nvPicPr>
+                  <pic:blipFill>
+                    <a:blip r:embed="rId8"/>
+                    <a:stretch>
+                      <a:fillRect/>
+                    </a:stretch>
+                  </pic:blipFill>
+                  <pic:spPr>
+                    <a:xfrm>
+                      <a:off x="0" y="0"/>
+                      <a:ext cx="5260174" cy="871839"/>
+                    </a:xfrm>
+                    <a:prstGeom prst="rect">
+                      <a:avLst/>
+                    </a:prstGeom>
+                  </pic:spPr>
+                </pic:pic>
+              </a:graphicData>
+            </a:graphic>
+          </wp:inline>
+        </w:drawing>
+      </w:r>
+    </w:p>
+    <w:p>
+      <w:pPr>
+        <w:rPr>
+          <w:b/>
+          <w:bCs/>
+          <w:color w:val="000000" w:themeColor="text1"/>
+          <w:sz w:val="20"/>
+          <w:szCs w:val="20"/>
+        </w:rPr>
+      </w:pPr>
+      <w:r>
+        <w:rPr>
+          <w:rFonts w:ascii="Segoe UI Emoji" w:hAnsi="Segoe UI Emoji" w:cs="Segoe UI Emoji"/>
+          <w:b/>
+          <w:bCs/>
+          <w:color w:val="000000" w:themeColor="text1"/>
+          <w:sz w:val="20"/>
+          <w:szCs w:val="20"/>
+        </w:rPr>
+        <w:t>📊</w:t>
+      </w:r>
+      <w:r>
+        <w:rPr>
+          <w:b/>
+          <w:bCs/>
+          <w:color w:val="000000" w:themeColor="text1"/>
+          <w:sz w:val="20"/>
+          <w:szCs w:val="20"/>
+        </w:rPr>
+        <w:t xml:space="preserve"> A3 Output Summary (</w:t>
+      </w:r>
+      <w:proofErr w:type="spellStart"/>
+      <w:r>
+        <w:rPr>
+          <w:b/>
+          <w:bCs/>
+          <w:color w:val="000000" w:themeColor="text1"/>
+          <w:sz w:val="20"/>
+          <w:szCs w:val="20"/>
+        </w:rPr>
+        <w:t>Multifeature</w:t>
+      </w:r>
+      <w:proofErr w:type="spellEnd"/>
+      <w:r>
+        <w:rPr>
+          <w:b/>
+          <w:bCs/>
+          <w:color w:val="000000" w:themeColor="text1"/>
+          <w:sz w:val="20"/>
+          <w:szCs w:val="20"/>
+        </w:rPr>
+        <w:t xml:space="preserve"> Regression)</w:t>
+      </w:r>
+    </w:p>
+    <w:tbl>
+      <w:tblPr>
+        <w:tblW w:w="0" w:type="auto"/>
+        <w:tblCellSpacing w:w="15" w:type="dxa"/>
+        <w:tblBorders>
+          <w:top w:val="single" w:sz="4" w:space="0" w:color="auto"/>
+          <w:left w:val="single" w:sz="4" w:space="0" w:color="auto"/>
+          <w:bottom w:val="single" w:sz="4" w:space="0" w:color="auto"/>
+          <w:right w:val="single" w:sz="4" w:space="0" w:color="auto"/>
+          <w:insideH w:val="single" w:sz="4" w:space="0" w:color="auto"/>
+          <w:insideV w:val="single" w:sz="4" w:space="0" w:color="auto"/>
+        </w:tblBorders>
+        <w:tblCellMar>
+          <w:top w:w="15" w:type="dxa"/>
+          <w:left w:w="15" w:type="dxa"/>
+          <w:bottom w:w="15" w:type="dxa"/>
+          <w:right w:w="15" w:type="dxa"/>
+        </w:tblCellMar>
+        <w:tblLook w:val="04A0" w:firstRow="1" w:lastRow="0" w:firstColumn="1" w:lastColumn="0" w:noHBand="0" w:noVBand="1"/>
+      </w:tblPr>
+      <w:tblGrid>
+        <w:gridCol w:w="643"/>
+        <w:gridCol w:w="800"/>
+        <w:gridCol w:w="718"/>
+        <w:gridCol w:w="4664"/>
+      </w:tblGrid>
+      <w:tr>
+        <w:trPr>
+          <w:tblHeader/>
+          <w:tblCellSpacing w:w="15" w:type="dxa"/>
+        </w:trPr>
+        <w:tc>
+          <w:tcPr>
+            <w:tcW w:w="0" w:type="auto"/>
+            <w:vAlign w:val="center"/>
+            <w:hideMark/>
+          </w:tcPr>
+          <w:p>
+            <w:pPr>
+              <w:rPr>
+                <w:b/>
+                <w:bCs/>
+                <w:color w:val="000000" w:themeColor="text1"/>
+                <w:sz w:val="20"/>
+                <w:szCs w:val="20"/>
+              </w:rPr>
+            </w:pPr>
+            <w:r>
+              <w:rPr>
+                <w:b/>
+                <w:bCs/>
+                <w:color w:val="000000" w:themeColor="text1"/>
+                <w:sz w:val="20"/>
+                <w:szCs w:val="20"/>
+              </w:rPr>
+              <w:t>Metric</w:t>
+            </w:r>
+          </w:p>
+        </w:tc>
+        <w:tc>
+          <w:tcPr>
+            <w:tcW w:w="0" w:type="auto"/>
+            <w:vAlign w:val="center"/>
+            <w:hideMark/>
+          </w:tcPr>
+          <w:p>
+            <w:pPr>
+              <w:rPr>
+                <w:b/>
+                <w:bCs/>
+                <w:color w:val="000000" w:themeColor="text1"/>
+                <w:sz w:val="20"/>
+                <w:szCs w:val="20"/>
+              </w:rPr>
+            </w:pPr>
+            <w:r>
+              <w:rPr>
+                <w:b/>
+                <w:bCs/>
+                <w:color w:val="000000" w:themeColor="text1"/>
+                <w:sz w:val="20"/>
+                <w:szCs w:val="20"/>
+              </w:rPr>
+              <w:t>Train Set</w:t>
+            </w:r>
+          </w:p>
+        </w:tc>
+        <w:tc>
+          <w:tcPr>
+            <w:tcW w:w="0" w:type="auto"/>
+            <w:vAlign w:val="center"/>
+            <w:hideMark/>
+          </w:tcPr>
+          <w:p>
+            <w:pPr>
+              <w:rPr>
+                <w:b/>
+                <w:bCs/>
+                <w:color w:val="000000" w:themeColor="text1"/>
+                <w:sz w:val="20"/>
+                <w:szCs w:val="20"/>
+              </w:rPr>
+            </w:pPr>
+            <w:r>
+              <w:rPr>
+                <w:b/>
+                <w:bCs/>
+                <w:color w:val="000000" w:themeColor="text1"/>
+                <w:sz w:val="20"/>
+                <w:szCs w:val="20"/>
+              </w:rPr>
+              <w:t>Test Set</w:t>
+            </w:r>
+          </w:p>
+        </w:tc>
+        <w:tc>
+          <w:tcPr>
+            <w:tcW w:w="0" w:type="auto"/>
+            <w:vAlign w:val="center"/>
+            <w:hideMark/>
+          </w:tcPr>
+          <w:p>
+            <w:pPr>
+              <w:rPr>
+                <w:b/>
+                <w:bCs/>
+                <w:color w:val="000000" w:themeColor="text1"/>
+                <w:sz w:val="20"/>
+                <w:szCs w:val="20"/>
+              </w:rPr>
+            </w:pPr>
+            <w:r>
+              <w:rPr>
+                <w:b/>
+                <w:bCs/>
+                <w:color w:val="000000" w:themeColor="text1"/>
+                <w:sz w:val="20"/>
+                <w:szCs w:val="20"/>
+              </w:rPr>
+              <w:t>Observation</w:t>
+            </w:r>
+          </w:p>
+        </w:tc>
+      </w:tr>
+      <w:tr>
+        <w:trPr>
+          <w:tblCellSpacing w:w="15" w:type="dxa"/>
+        </w:trPr>
+        <w:tc>
+          <w:tcPr>
+            <w:tcW w:w="0" w:type="auto"/>
+            <w:vAlign w:val="center"/>
+            <w:hideMark/>
+          </w:tcPr>
+          <w:p>
+            <w:pPr>
+              <w:rPr>
+                <w:color w:val="000000" w:themeColor="text1"/>
+                <w:sz w:val="20"/>
+                <w:szCs w:val="20"/>
+              </w:rPr>
+            </w:pPr>
+            <w:r>
+              <w:rPr>
+                <w:b/>
+                <w:bCs/>
+                <w:color w:val="000000" w:themeColor="text1"/>
+                <w:sz w:val="20"/>
+                <w:szCs w:val="20"/>
+              </w:rPr>
+              <w:t>MSE</w:t>
+            </w:r>
+          </w:p>
+        </w:tc>
+        <w:tc>
+          <w:tcPr>
+            <w:tcW w:w="0" w:type="auto"/>
+            <w:vAlign w:val="center"/>
+            <w:hideMark/>
+          </w:tcPr>
+          <w:p>
+            <w:pPr>
+              <w:rPr>
+                <w:color w:val="000000" w:themeColor="text1"/>
+                <w:sz w:val="20"/>
+                <w:szCs w:val="20"/>
+              </w:rPr>
+            </w:pPr>
+            <w:r>
+              <w:rPr>
+                <w:color w:val="000000" w:themeColor="text1"/>
+                <w:sz w:val="20"/>
+                <w:szCs w:val="20"/>
+              </w:rPr>
+              <w:t>0.2755</w:t>
+            </w:r>
+          </w:p>
+        </w:tc>
+        <w:tc>
+          <w:tcPr>
+            <w:tcW w:w="0" w:type="auto"/>
+            <w:vAlign w:val="center"/>
+            <w:hideMark/>
+          </w:tcPr>
+          <w:p>
+            <w:pPr>
+              <w:rPr>
+                <w:color w:val="000000" w:themeColor="text1"/>
+                <w:sz w:val="20"/>
+                <w:szCs w:val="20"/>
+              </w:rPr>
+            </w:pPr>
+            <w:r>
+              <w:rPr>
+                <w:color w:val="000000" w:themeColor="text1"/>
+                <w:sz w:val="20"/>
+                <w:szCs w:val="20"/>
+              </w:rPr>
+              <w:t>0.2490</w:t>
+            </w:r>
+          </w:p>
+        </w:tc>
+        <w:tc>
+          <w:tcPr>
+            <w:tcW w:w="0" w:type="auto"/>
+            <w:vAlign w:val="center"/>
+            <w:hideMark/>
+          </w:tcPr>
+          <w:p>
+            <w:pPr>
+              <w:rPr>
+                <w:color w:val="000000" w:themeColor="text1"/>
+                <w:sz w:val="20"/>
+                <w:szCs w:val="20"/>
+              </w:rPr>
+            </w:pPr>
+            <w:r>
+              <w:rPr>
+                <w:color w:val="000000" w:themeColor="text1"/>
+                <w:sz w:val="20"/>
+                <w:szCs w:val="20"/>
+              </w:rPr>
+              <w:t>Still low (good)</w:t>
+            </w:r>
+          </w:p>
+        </w:tc>
+      </w:tr>
+      <w:tr>
+        <w:trPr>
+          <w:tblCellSpacing w:w="15" w:type="dxa"/>
+        </w:trPr>
+        <w:tc>
+          <w:tcPr>
+            <w:tcW w:w="0" w:type="auto"/>
+            <w:vAlign w:val="center"/>
+            <w:hideMark/>
+          </w:tcPr>
+          <w:p>
+            <w:pPr>
+              <w:rPr>
+                <w:color w:val="000000" w:themeColor="text1"/>
+                <w:sz w:val="20"/>
+                <w:szCs w:val="20"/>
+              </w:rPr>
+            </w:pPr>
+            <w:r>
+              <w:rPr>
+                <w:b/>
+                <w:bCs/>
+                <w:color w:val="000000" w:themeColor="text1"/>
+                <w:sz w:val="20"/>
+                <w:szCs w:val="20"/>
+              </w:rPr>
+              <w:t>RMSE</w:t>
+            </w:r>
+          </w:p>
+        </w:tc>
+        <w:tc>
+          <w:tcPr>
+            <w:tcW w:w="0" w:type="auto"/>
+            <w:vAlign w:val="center"/>
+            <w:hideMark/>
+          </w:tcPr>
+          <w:p>
+            <w:pPr>
+              <w:rPr>
+                <w:color w:val="000000" w:themeColor="text1"/>
+                <w:sz w:val="20"/>
+                <w:szCs w:val="20"/>
+              </w:rPr>
+            </w:pPr>
+            <w:r>
+              <w:rPr>
+                <w:color w:val="000000" w:themeColor="text1"/>
+                <w:sz w:val="20"/>
+                <w:szCs w:val="20"/>
+              </w:rPr>
+              <w:t>0.5249</w:t>
+            </w:r>
+          </w:p>
+        </w:tc>
+        <w:tc>
+          <w:tcPr>
+            <w:tcW w:w="0" w:type="auto"/>
+            <w:vAlign w:val="center"/>
+            <w:hideMark/>
+          </w:tcPr>
+          <w:p>
+            <w:pPr>
+              <w:rPr>
+                <w:color w:val="000000" w:themeColor="text1"/>
+                <w:sz w:val="20"/>
+                <w:szCs w:val="20"/>
+              </w:rPr>
+            </w:pPr>
+            <w:r>
+              <w:rPr>
+                <w:color w:val="000000" w:themeColor="text1"/>
+                <w:sz w:val="20"/>
+                <w:szCs w:val="20"/>
+              </w:rPr>
+              <w:t>0.4990</w:t>
+            </w:r>
+          </w:p>
+        </w:tc>
+        <w:tc>
+          <w:tcPr>
+            <w:tcW w:w="0" w:type="auto"/>
+            <w:vAlign w:val="center"/>
+            <w:hideMark/>
+          </w:tcPr>
+          <w:p>
+            <w:pPr>
+              <w:rPr>
+                <w:color w:val="000000" w:themeColor="text1"/>
+                <w:sz w:val="20"/>
+                <w:szCs w:val="20"/>
+              </w:rPr>
+            </w:pPr>
+            <w:r>
+              <w:rPr>
+                <w:color w:val="000000" w:themeColor="text1"/>
+                <w:sz w:val="20"/>
+                <w:szCs w:val="20"/>
+              </w:rPr>
+              <w:t>Slight improvement vs. A2</w:t>
+            </w:r>
+          </w:p>
+        </w:tc>
+      </w:tr>
+      <w:tr>
+        <w:trPr>
+          <w:tblCellSpacing w:w="15" w:type="dxa"/>
+        </w:trPr>
+        <w:tc>
+          <w:tcPr>
+            <w:tcW w:w="0" w:type="auto"/>
+            <w:vAlign w:val="center"/>
+            <w:hideMark/>
+          </w:tcPr>
+          <w:p>
+            <w:pPr>
+              <w:rPr>
+                <w:color w:val="000000" w:themeColor="text1"/>
+                <w:sz w:val="20"/>
+                <w:szCs w:val="20"/>
+              </w:rPr>
+            </w:pPr>
+            <w:r>
+              <w:rPr>
+                <w:b/>
+                <w:bCs/>
+                <w:color w:val="000000" w:themeColor="text1"/>
+                <w:sz w:val="20"/>
+                <w:szCs w:val="20"/>
+              </w:rPr>
+              <w:t>R²</w:t>
+            </w:r>
+          </w:p>
+        </w:tc>
+        <w:tc>
+          <w:tcPr>
+            <w:tcW w:w="0" w:type="auto"/>
+            <w:vAlign w:val="center"/>
+            <w:hideMark/>
+          </w:tcPr>
+          <w:p>
+            <w:pPr>
+              <w:rPr>
+                <w:color w:val="000000" w:themeColor="text1"/>
+                <w:sz w:val="20"/>
+                <w:szCs w:val="20"/>
+              </w:rPr>
+            </w:pPr>
+            <w:r>
+              <w:rPr>
+                <w:b/>
+                <w:bCs/>
+                <w:color w:val="000000" w:themeColor="text1"/>
+                <w:sz w:val="20"/>
+                <w:szCs w:val="20"/>
+              </w:rPr>
+              <w:t>0.1559</w:t>
+            </w:r>
+          </w:p>
+        </w:tc>
+        <w:tc>
+          <w:tcPr>
+            <w:tcW w:w="0" w:type="auto"/>
+            <w:vAlign w:val="center"/>
+            <w:hideMark/>
+          </w:tcPr>
+          <w:p>
+            <w:pPr>
+              <w:rPr>
+                <w:color w:val="000000" w:themeColor="text1"/>
+                <w:sz w:val="20"/>
+                <w:szCs w:val="20"/>
+              </w:rPr>
+            </w:pPr>
+            <w:r>
+              <w:rPr>
+                <w:b/>
+                <w:bCs/>
+                <w:color w:val="000000" w:themeColor="text1"/>
+                <w:sz w:val="20"/>
+                <w:szCs w:val="20"/>
+              </w:rPr>
+              <w:t>0.0039</w:t>
+            </w:r>
+          </w:p>
+        </w:tc>
+        <w:tc>
+          <w:tcPr>
+            <w:tcW w:w="0" w:type="auto"/>
+            <w:vAlign w:val="center"/>
+            <w:hideMark/>
+          </w:tcPr>
+          <w:p>
+            <w:pPr>
+              <w:rPr>
+                <w:color w:val="000000" w:themeColor="text1"/>
+                <w:sz w:val="20"/>
+                <w:szCs w:val="20"/>
+              </w:rPr>
+            </w:pPr>
+            <w:r>
+              <w:rPr>
+                <w:color w:val="000000" w:themeColor="text1"/>
+                <w:sz w:val="20"/>
+                <w:szCs w:val="20"/>
+              </w:rPr>
+              <w:t xml:space="preserve">Train slightly better, Test shows </w:t>
+            </w:r>
+            <w:r>
+              <w:rPr>
+                <w:b/>
+                <w:bCs/>
+                <w:color w:val="000000" w:themeColor="text1"/>
+                <w:sz w:val="20"/>
+                <w:szCs w:val="20"/>
+              </w:rPr>
+              <w:t>very poor generalization</w:t>
+            </w:r>
+          </w:p>
+        </w:tc>
+      </w:tr>
+      <w:tr>
+        <w:trPr>
+          <w:tblCellSpacing w:w="15" w:type="dxa"/>
+        </w:trPr>
+        <w:tc>
+          <w:tcPr>
+            <w:tcW w:w="0" w:type="auto"/>
+            <w:vAlign w:val="center"/>
+            <w:hideMark/>
+          </w:tcPr>
+          <w:p>
+            <w:pPr>
+              <w:rPr>
+                <w:color w:val="000000" w:themeColor="text1"/>
+                <w:sz w:val="20"/>
+                <w:szCs w:val="20"/>
+              </w:rPr>
+            </w:pPr>
+            <w:r>
+              <w:rPr>
+                <w:b/>
+                <w:bCs/>
+                <w:color w:val="000000" w:themeColor="text1"/>
+                <w:sz w:val="20"/>
+                <w:szCs w:val="20"/>
+              </w:rPr>
+              <w:t>MAPE</w:t>
+            </w:r>
+          </w:p>
+        </w:tc>
+        <w:tc>
+          <w:tcPr>
+            <w:tcW w:w="0" w:type="auto"/>
+            <w:vAlign w:val="center"/>
+            <w:hideMark/>
+          </w:tcPr>
+          <w:p>
+            <w:pPr>
+              <w:rPr>
+                <w:color w:val="000000" w:themeColor="text1"/>
+                <w:sz w:val="20"/>
+                <w:szCs w:val="20"/>
+              </w:rPr>
+            </w:pPr>
+            <w:r>
+              <w:rPr>
+                <w:color w:val="000000" w:themeColor="text1"/>
+                <w:sz w:val="20"/>
+                <w:szCs w:val="20"/>
+              </w:rPr>
+              <w:t>31.67%</w:t>
+            </w:r>
+          </w:p>
+        </w:tc>
+        <w:tc>
+          <w:tcPr>
+            <w:tcW w:w="0" w:type="auto"/>
+            <w:vAlign w:val="center"/>
+            <w:hideMark/>
+          </w:tcPr>
+          <w:p>
+            <w:pPr>
+              <w:rPr>
+                <w:color w:val="000000" w:themeColor="text1"/>
+                <w:sz w:val="20"/>
+                <w:szCs w:val="20"/>
+              </w:rPr>
+            </w:pPr>
+            <w:r>
+              <w:rPr>
+                <w:color w:val="000000" w:themeColor="text1"/>
+                <w:sz w:val="20"/>
+                <w:szCs w:val="20"/>
+              </w:rPr>
+              <w:t>36.14%</w:t>
+            </w:r>
+          </w:p>
+        </w:tc>
+        <w:tc>
+          <w:tcPr>
+            <w:tcW w:w="0" w:type="auto"/>
+            <w:vAlign w:val="center"/>
+            <w:hideMark/>
+          </w:tcPr>
+          <w:p>
+            <w:pPr>
+              <w:rPr>
+                <w:color w:val="000000" w:themeColor="text1"/>
+                <w:sz w:val="20"/>
+                <w:szCs w:val="20"/>
+              </w:rPr>
+            </w:pPr>
+            <w:r>
+              <w:rPr>
+                <w:color w:val="000000" w:themeColor="text1"/>
+                <w:sz w:val="20"/>
+                <w:szCs w:val="20"/>
+              </w:rPr>
+              <w:t>Slightly worse than A2</w:t>
+            </w:r>
+          </w:p>
+        </w:tc>
+      </w:tr>
+    </w:tbl>
+    <w:p>
+      <w:pPr>
+        <w:rPr>
+          <w:color w:val="000000" w:themeColor="text1"/>
+          <w:sz w:val="20"/>
+          <w:szCs w:val="20"/>
+        </w:rPr>
+      </w:pPr>
+      <w:r>
+        <w:rPr>
+          <w:color w:val="000000" w:themeColor="text1"/>
+          <w:sz w:val="20"/>
+          <w:szCs w:val="20"/>
+        </w:rPr>
+        <w:pict w14:anchorId="2CF02D9C">
+          <v:rect id="_x0000_i1081" style="width:0;height:1.5pt" o:hralign="center" o:hrstd="t" o:hr="t" fillcolor="#a0a0a0" stroked="f"/>
+        </w:pict>
+      </w:r>
+    </w:p>
+    <w:p>
+      <w:pPr>
+        <w:rPr>
+          <w:b/>
+          <w:bCs/>
+          <w:color w:val="000000" w:themeColor="text1"/>
+          <w:sz w:val="20"/>
+          <w:szCs w:val="20"/>
+        </w:rPr>
+      </w:pPr>
+      <w:r>
+        <w:rPr>
+          <w:rFonts w:ascii="Segoe UI Emoji" w:hAnsi="Segoe UI Emoji" w:cs="Segoe UI Emoji"/>
+          <w:b/>
+          <w:bCs/>
+          <w:color w:val="000000" w:themeColor="text1"/>
+          <w:sz w:val="20"/>
+          <w:szCs w:val="20"/>
+        </w:rPr>
+        <w:t>🔍</w:t>
+      </w:r>
+      <w:r>
+        <w:rPr>
+          <w:b/>
+          <w:bCs/>
+          <w:color w:val="000000" w:themeColor="text1"/>
+          <w:sz w:val="20"/>
+          <w:szCs w:val="20"/>
+        </w:rPr>
+        <w:t xml:space="preserve"> Interpretation for Report</w:t>
+      </w:r>
+    </w:p>
+    <w:p>
+      <w:pPr>
+        <w:rPr>
+          <w:color w:val="000000" w:themeColor="text1"/>
+          <w:sz w:val="20"/>
+          <w:szCs w:val="20"/>
+        </w:rPr>
+      </w:pPr>
+      <w:r>
+        <w:rPr>
+          <w:color w:val="000000" w:themeColor="text1"/>
+          <w:sz w:val="20"/>
+          <w:szCs w:val="20"/>
+        </w:rPr>
+        <w:t xml:space="preserve">Using all five numerical features (mfcc1, rms, </w:t>
+      </w:r>
+      <w:proofErr w:type="spellStart"/>
+      <w:r>
+        <w:rPr>
+          <w:color w:val="000000" w:themeColor="text1"/>
+          <w:sz w:val="20"/>
+          <w:szCs w:val="20"/>
+        </w:rPr>
+        <w:t>zcr</w:t>
+      </w:r>
+      <w:proofErr w:type="spellEnd"/>
+      <w:r>
+        <w:rPr>
+          <w:color w:val="000000" w:themeColor="text1"/>
+          <w:sz w:val="20"/>
+          <w:szCs w:val="20"/>
+        </w:rPr>
+        <w:t xml:space="preserve">, </w:t>
+      </w:r>
+      <w:proofErr w:type="spellStart"/>
+      <w:r>
+        <w:rPr>
+          <w:color w:val="000000" w:themeColor="text1"/>
+          <w:sz w:val="20"/>
+          <w:szCs w:val="20"/>
+        </w:rPr>
+        <w:t>pitch_std</w:t>
+      </w:r>
+      <w:proofErr w:type="spellEnd"/>
+      <w:r>
+        <w:rPr>
+          <w:color w:val="000000" w:themeColor="text1"/>
+          <w:sz w:val="20"/>
+          <w:szCs w:val="20"/>
+        </w:rPr>
+        <w:t xml:space="preserve">, </w:t>
+      </w:r>
+      <w:proofErr w:type="spellStart"/>
+      <w:r>
+        <w:rPr>
+          <w:color w:val="000000" w:themeColor="text1"/>
+          <w:sz w:val="20"/>
+          <w:szCs w:val="20"/>
+        </w:rPr>
+        <w:t>silence_pct</w:t>
+      </w:r>
+      <w:proofErr w:type="spellEnd"/>
+      <w:r>
+        <w:rPr>
+          <w:color w:val="000000" w:themeColor="text1"/>
+          <w:sz w:val="20"/>
+          <w:szCs w:val="20"/>
+        </w:rPr>
+        <w:t xml:space="preserve">), the multivariate regression model achieved marginal improvement in training performance (R² = 0.1559) over the single-feature model. However, its test performance declined drastically (R² = 0.0039), indicating </w:t>
+      </w:r>
+      <w:r>
+        <w:rPr>
+          <w:b/>
+          <w:bCs/>
+          <w:color w:val="000000" w:themeColor="text1"/>
+          <w:sz w:val="20"/>
+          <w:szCs w:val="20"/>
+        </w:rPr>
+        <w:t>severe underfitting and poor generalization</w:t>
+      </w:r>
+      <w:r>
+        <w:rPr>
+          <w:color w:val="000000" w:themeColor="text1"/>
+          <w:sz w:val="20"/>
+          <w:szCs w:val="20"/>
+        </w:rPr>
+        <w:t xml:space="preserve">. The slight increase in MAPE and decrease in R² for the test set suggest that the additional features may not be linearly correlated with the target or may require non-linear </w:t>
+      </w:r>
+      <w:proofErr w:type="spellStart"/>
+      <w:r>
+        <w:rPr>
+          <w:color w:val="000000" w:themeColor="text1"/>
+          <w:sz w:val="20"/>
+          <w:szCs w:val="20"/>
+        </w:rPr>
+        <w:t>modeling</w:t>
+      </w:r>
+      <w:proofErr w:type="spellEnd"/>
+      <w:r>
+        <w:rPr>
+          <w:color w:val="000000" w:themeColor="text1"/>
+          <w:sz w:val="20"/>
+          <w:szCs w:val="20"/>
+        </w:rPr>
+        <w:t xml:space="preserve"> techniques. This motivates exploring alternative models or feature engineering.</w:t>
+      </w:r>
+    </w:p>
+    <w:p>
+      <w:pPr>
+        <w:rPr>
+          <w:color w:val="000000" w:themeColor="text1"/>
+          <w:sz w:val="20"/>
+          <w:szCs w:val="20"/>
+        </w:rPr>
+      </w:pPr>
+      <w:r>
+        <w:rPr>
+          <w:color w:val="000000" w:themeColor="text1"/>
+          <w:sz w:val="20"/>
+          <w:szCs w:val="20"/>
+        </w:rPr>
+        <w:pict w14:anchorId="15127DB6">
+          <v:rect id="_x0000_i1082" style="width:0;height:1.5pt" o:hralign="center" o:hrstd="t" o:hr="t" fillcolor="#a0a0a0" stroked="f"/>
+        </w:pict>
+      </w:r>
+    </w:p>
+    <w:p>
+      <w:pPr>
+        <w:rPr>
+          <w:b/>
+          <w:bCs/>
+          <w:color w:val="000000" w:themeColor="text1"/>
+          <w:sz w:val="20"/>
+          <w:szCs w:val="20"/>
+        </w:rPr>
+      </w:pPr>
+      <w:r>
+        <w:rPr>
+          <w:rFonts w:ascii="Segoe UI Emoji" w:hAnsi="Segoe UI Emoji" w:cs="Segoe UI Emoji"/>
+          <w:b/>
+          <w:bCs/>
+          <w:color w:val="000000" w:themeColor="text1"/>
+          <w:sz w:val="20"/>
+          <w:szCs w:val="20"/>
+        </w:rPr>
+        <w:t>🔁</w:t>
+      </w:r>
+      <w:r>
+        <w:rPr>
+          <w:b/>
+          <w:bCs/>
+          <w:color w:val="000000" w:themeColor="text1"/>
+          <w:sz w:val="20"/>
+          <w:szCs w:val="20"/>
+        </w:rPr>
+        <w:t xml:space="preserve"> A2 vs A3 (Comparison Table)</w:t>
+      </w:r>
+    </w:p>
+    <w:tbl>
+      <w:tblPr>
+        <w:tblW w:w="0" w:type="auto"/>
+        <w:tblCellSpacing w:w="15" w:type="dxa"/>
+        <w:tblBorders>
+          <w:top w:val="single" w:sz="4" w:space="0" w:color="auto"/>
+          <w:left w:val="single" w:sz="4" w:space="0" w:color="auto"/>
+          <w:bottom w:val="single" w:sz="4" w:space="0" w:color="auto"/>
+          <w:right w:val="single" w:sz="4" w:space="0" w:color="auto"/>
+          <w:insideH w:val="single" w:sz="4" w:space="0" w:color="auto"/>
+          <w:insideV w:val="single" w:sz="4" w:space="0" w:color="auto"/>
+        </w:tblBorders>
+        <w:tblCellMar>
+          <w:top w:w="15" w:type="dxa"/>
+          <w:left w:w="15" w:type="dxa"/>
+          <w:bottom w:w="15" w:type="dxa"/>
+          <w:right w:w="15" w:type="dxa"/>
+        </w:tblCellMar>
+        <w:tblLook w:val="04A0" w:firstRow="1" w:lastRow="0" w:firstColumn="1" w:lastColumn="0" w:noHBand="0" w:noVBand="1"/>
+      </w:tblPr>
+      <w:tblGrid>
+        <w:gridCol w:w="970"/>
+        <w:gridCol w:w="1252"/>
+        <w:gridCol w:w="1332"/>
+        <w:gridCol w:w="700"/>
+      </w:tblGrid>
+      <w:tr>
+        <w:trPr>
+          <w:tblHeader/>
+          <w:tblCellSpacing w:w="15" w:type="dxa"/>
+        </w:trPr>
+        <w:tc>
+          <w:tcPr>
+            <w:tcW w:w="0" w:type="auto"/>
+            <w:vAlign w:val="center"/>
+            <w:hideMark/>
+          </w:tcPr>
+          <w:p>
+            <w:pPr>
+              <w:rPr>
+                <w:b/>
+                <w:bCs/>
+                <w:color w:val="000000" w:themeColor="text1"/>
+                <w:sz w:val="20"/>
+                <w:szCs w:val="20"/>
+              </w:rPr>
+            </w:pPr>
+            <w:r>
+              <w:rPr>
+                <w:b/>
+                <w:bCs/>
+                <w:color w:val="000000" w:themeColor="text1"/>
+                <w:sz w:val="20"/>
+                <w:szCs w:val="20"/>
+              </w:rPr>
+              <w:t>Metric</w:t>
+            </w:r>
+          </w:p>
+        </w:tc>
+        <w:tc>
+          <w:tcPr>
+            <w:tcW w:w="0" w:type="auto"/>
+            <w:vAlign w:val="center"/>
+            <w:hideMark/>
+          </w:tcPr>
+          <w:p>
+            <w:pPr>
+              <w:rPr>
+                <w:b/>
+                <w:bCs/>
+                <w:color w:val="000000" w:themeColor="text1"/>
+                <w:sz w:val="20"/>
+                <w:szCs w:val="20"/>
+              </w:rPr>
+            </w:pPr>
+            <w:r>
+              <w:rPr>
+                <w:b/>
+                <w:bCs/>
+                <w:color w:val="000000" w:themeColor="text1"/>
+                <w:sz w:val="20"/>
+                <w:szCs w:val="20"/>
+              </w:rPr>
+              <w:t>A2 (1 Feature)</w:t>
+            </w:r>
+          </w:p>
+        </w:tc>
+        <w:tc>
+          <w:tcPr>
+            <w:tcW w:w="0" w:type="auto"/>
+            <w:vAlign w:val="center"/>
+            <w:hideMark/>
+          </w:tcPr>
+          <w:p>
+            <w:pPr>
+              <w:rPr>
+                <w:b/>
+                <w:bCs/>
+                <w:color w:val="000000" w:themeColor="text1"/>
+                <w:sz w:val="20"/>
+                <w:szCs w:val="20"/>
+              </w:rPr>
+            </w:pPr>
+            <w:r>
+              <w:rPr>
+                <w:b/>
+                <w:bCs/>
+                <w:color w:val="000000" w:themeColor="text1"/>
+                <w:sz w:val="20"/>
+                <w:szCs w:val="20"/>
+              </w:rPr>
+              <w:t>A3 (5 Features)</w:t>
+            </w:r>
+          </w:p>
+        </w:tc>
+        <w:tc>
+          <w:tcPr>
+            <w:tcW w:w="0" w:type="auto"/>
+            <w:vAlign w:val="center"/>
+            <w:hideMark/>
+          </w:tcPr>
+          <w:p>
+            <w:pPr>
+              <w:rPr>
+                <w:b/>
+                <w:bCs/>
+                <w:color w:val="000000" w:themeColor="text1"/>
+                <w:sz w:val="20"/>
+                <w:szCs w:val="20"/>
+              </w:rPr>
+            </w:pPr>
+            <w:r>
+              <w:rPr>
+                <w:b/>
+                <w:bCs/>
+                <w:color w:val="000000" w:themeColor="text1"/>
+                <w:sz w:val="20"/>
+                <w:szCs w:val="20"/>
+              </w:rPr>
+              <w:t>Better?</w:t>
+            </w:r>
+          </w:p>
+        </w:tc>
+      </w:tr>
+      <w:tr>
+        <w:trPr>
+          <w:tblCellSpacing w:w="15" w:type="dxa"/>
+        </w:trPr>
+        <w:tc>
+          <w:tcPr>
+            <w:tcW w:w="0" w:type="auto"/>
+            <w:vAlign w:val="center"/>
+            <w:hideMark/>
+          </w:tcPr>
+          <w:p>
+            <w:pPr>
+              <w:rPr>
+                <w:color w:val="000000" w:themeColor="text1"/>
+                <w:sz w:val="20"/>
+                <w:szCs w:val="20"/>
+              </w:rPr>
+            </w:pPr>
+            <w:r>
+              <w:rPr>
+                <w:b/>
+                <w:bCs/>
+                <w:color w:val="000000" w:themeColor="text1"/>
+                <w:sz w:val="20"/>
+                <w:szCs w:val="20"/>
+              </w:rPr>
+              <w:t>Train R²</w:t>
+            </w:r>
+          </w:p>
+        </w:tc>
+        <w:tc>
+          <w:tcPr>
+            <w:tcW w:w="0" w:type="auto"/>
+            <w:vAlign w:val="center"/>
+            <w:hideMark/>
+          </w:tcPr>
+          <w:p>
+            <w:pPr>
+              <w:rPr>
+                <w:color w:val="000000" w:themeColor="text1"/>
+                <w:sz w:val="20"/>
+                <w:szCs w:val="20"/>
+              </w:rPr>
+            </w:pPr>
+            <w:r>
+              <w:rPr>
+                <w:color w:val="000000" w:themeColor="text1"/>
+                <w:sz w:val="20"/>
+                <w:szCs w:val="20"/>
+              </w:rPr>
+              <w:t>0.0865</w:t>
+            </w:r>
+          </w:p>
+        </w:tc>
+        <w:tc>
+          <w:tcPr>
+            <w:tcW w:w="0" w:type="auto"/>
+            <w:vAlign w:val="center"/>
+            <w:hideMark/>
+          </w:tcPr>
+          <w:p>
+            <w:pPr>
+              <w:rPr>
+                <w:color w:val="000000" w:themeColor="text1"/>
+                <w:sz w:val="20"/>
+                <w:szCs w:val="20"/>
+              </w:rPr>
+            </w:pPr>
+            <w:r>
+              <w:rPr>
+                <w:b/>
+                <w:bCs/>
+                <w:color w:val="000000" w:themeColor="text1"/>
+                <w:sz w:val="20"/>
+                <w:szCs w:val="20"/>
+              </w:rPr>
+              <w:t>0.1559</w:t>
+            </w:r>
+          </w:p>
+        </w:tc>
+        <w:tc>
+          <w:tcPr>
+            <w:tcW w:w="0" w:type="auto"/>
+            <w:vAlign w:val="center"/>
+            <w:hideMark/>
+          </w:tcPr>
+          <w:p>
+            <w:pPr>
+              <w:rPr>
+                <w:color w:val="000000" w:themeColor="text1"/>
+                <w:sz w:val="20"/>
+                <w:szCs w:val="20"/>
+              </w:rPr>
+            </w:pPr>
+            <w:r>
+              <w:rPr>
+                <w:color w:val="000000" w:themeColor="text1"/>
+                <w:sz w:val="20"/>
+                <w:szCs w:val="20"/>
+              </w:rPr>
+              <w:t xml:space="preserve">A3 </w:t>
+            </w:r>
+            <w:r>
+              <w:rPr>
+                <w:rFonts w:ascii="Segoe UI Emoji" w:hAnsi="Segoe UI Emoji" w:cs="Segoe UI Emoji"/>
+                <w:color w:val="000000" w:themeColor="text1"/>
+                <w:sz w:val="20"/>
+                <w:szCs w:val="20"/>
+              </w:rPr>
+              <w:t>✅</w:t>
+            </w:r>
+          </w:p>
+        </w:tc>
+      </w:tr>
+      <w:tr>
+        <w:trPr>
+          <w:tblCellSpacing w:w="15" w:type="dxa"/>
+        </w:trPr>
+        <w:tc>
+          <w:tcPr>
+            <w:tcW w:w="0" w:type="auto"/>
+            <w:vAlign w:val="center"/>
+            <w:hideMark/>
+          </w:tcPr>
+          <w:p>
+            <w:pPr>
+              <w:rPr>
+                <w:color w:val="000000" w:themeColor="text1"/>
+                <w:sz w:val="20"/>
+                <w:szCs w:val="20"/>
+              </w:rPr>
+            </w:pPr>
+            <w:r>
+              <w:rPr>
+                <w:b/>
+                <w:bCs/>
+                <w:color w:val="000000" w:themeColor="text1"/>
+                <w:sz w:val="20"/>
+                <w:szCs w:val="20"/>
+              </w:rPr>
+              <w:t>Test R²</w:t>
+            </w:r>
+          </w:p>
+        </w:tc>
+        <w:tc>
+          <w:tcPr>
+            <w:tcW w:w="0" w:type="auto"/>
+            <w:vAlign w:val="center"/>
+            <w:hideMark/>
+          </w:tcPr>
+          <w:p>
+            <w:pPr>
+              <w:rPr>
+                <w:color w:val="000000" w:themeColor="text1"/>
+                <w:sz w:val="20"/>
+                <w:szCs w:val="20"/>
+              </w:rPr>
+            </w:pPr>
+            <w:r>
+              <w:rPr>
+                <w:b/>
+                <w:bCs/>
+                <w:color w:val="000000" w:themeColor="text1"/>
+                <w:sz w:val="20"/>
+                <w:szCs w:val="20"/>
+              </w:rPr>
+              <w:t>0.3522</w:t>
+            </w:r>
+          </w:p>
+        </w:tc>
+        <w:tc>
+          <w:tcPr>
+            <w:tcW w:w="0" w:type="auto"/>
+            <w:vAlign w:val="center"/>
+            <w:hideMark/>
+          </w:tcPr>
+          <w:p>
+            <w:pPr>
+              <w:rPr>
+                <w:color w:val="000000" w:themeColor="text1"/>
+                <w:sz w:val="20"/>
+                <w:szCs w:val="20"/>
+              </w:rPr>
+            </w:pPr>
+            <w:r>
+              <w:rPr>
+                <w:color w:val="000000" w:themeColor="text1"/>
+                <w:sz w:val="20"/>
+                <w:szCs w:val="20"/>
+              </w:rPr>
+              <w:t>0.0039</w:t>
+            </w:r>
+          </w:p>
+        </w:tc>
+        <w:tc>
+          <w:tcPr>
+            <w:tcW w:w="0" w:type="auto"/>
+            <w:vAlign w:val="center"/>
+            <w:hideMark/>
+          </w:tcPr>
+          <w:p>
+            <w:pPr>
+              <w:rPr>
+                <w:color w:val="000000" w:themeColor="text1"/>
+                <w:sz w:val="20"/>
+                <w:szCs w:val="20"/>
+              </w:rPr>
+            </w:pPr>
+            <w:r>
+              <w:rPr>
+                <w:color w:val="000000" w:themeColor="text1"/>
+                <w:sz w:val="20"/>
+                <w:szCs w:val="20"/>
+              </w:rPr>
+              <w:t xml:space="preserve">A2 </w:t>
+            </w:r>
+            <w:r>
+              <w:rPr>
+                <w:rFonts w:ascii="Segoe UI Emoji" w:hAnsi="Segoe UI Emoji" w:cs="Segoe UI Emoji"/>
+                <w:color w:val="000000" w:themeColor="text1"/>
+                <w:sz w:val="20"/>
+                <w:szCs w:val="20"/>
+              </w:rPr>
+              <w:t>✅</w:t>
+            </w:r>
+          </w:p>
+        </w:tc>
+      </w:tr>
+      <w:tr>
+        <w:trPr>
+          <w:tblCellSpacing w:w="15" w:type="dxa"/>
+        </w:trPr>
+        <w:tc>
+          <w:tcPr>
+            <w:tcW w:w="0" w:type="auto"/>
+            <w:vAlign w:val="center"/>
+            <w:hideMark/>
+          </w:tcPr>
+          <w:p>
+            <w:pPr>
+              <w:rPr>
+                <w:color w:val="000000" w:themeColor="text1"/>
+                <w:sz w:val="20"/>
+                <w:szCs w:val="20"/>
+              </w:rPr>
+            </w:pPr>
+            <w:r>
+              <w:rPr>
+                <w:b/>
+                <w:bCs/>
+                <w:color w:val="000000" w:themeColor="text1"/>
+                <w:sz w:val="20"/>
+                <w:szCs w:val="20"/>
+              </w:rPr>
+              <w:t>MAPE Test</w:t>
+            </w:r>
+          </w:p>
+        </w:tc>
+        <w:tc>
+          <w:tcPr>
+            <w:tcW w:w="0" w:type="auto"/>
+            <w:vAlign w:val="center"/>
+            <w:hideMark/>
+          </w:tcPr>
+          <w:p>
+            <w:pPr>
+              <w:rPr>
+                <w:color w:val="000000" w:themeColor="text1"/>
+                <w:sz w:val="20"/>
+                <w:szCs w:val="20"/>
+              </w:rPr>
+            </w:pPr>
+            <w:r>
+              <w:rPr>
+                <w:color w:val="000000" w:themeColor="text1"/>
+                <w:sz w:val="20"/>
+                <w:szCs w:val="20"/>
+              </w:rPr>
+              <w:t>25.92%</w:t>
+            </w:r>
+          </w:p>
+        </w:tc>
+        <w:tc>
+          <w:tcPr>
+            <w:tcW w:w="0" w:type="auto"/>
+            <w:vAlign w:val="center"/>
+            <w:hideMark/>
+          </w:tcPr>
+          <w:p>
+            <w:pPr>
+              <w:rPr>
+                <w:color w:val="000000" w:themeColor="text1"/>
+                <w:sz w:val="20"/>
+                <w:szCs w:val="20"/>
+              </w:rPr>
+            </w:pPr>
+            <w:r>
+              <w:rPr>
+                <w:color w:val="000000" w:themeColor="text1"/>
+                <w:sz w:val="20"/>
+                <w:szCs w:val="20"/>
+              </w:rPr>
+              <w:t>36.14%</w:t>
+            </w:r>
+          </w:p>
+        </w:tc>
+        <w:tc>
+          <w:tcPr>
+            <w:tcW w:w="0" w:type="auto"/>
+            <w:vAlign w:val="center"/>
+            <w:hideMark/>
+          </w:tcPr>
+          <w:p>
+            <w:pPr>
+              <w:rPr>
+                <w:color w:val="000000" w:themeColor="text1"/>
+                <w:sz w:val="20"/>
+                <w:szCs w:val="20"/>
+              </w:rPr>
+            </w:pPr>
+            <w:r>
+              <w:rPr>
+                <w:color w:val="000000" w:themeColor="text1"/>
+                <w:sz w:val="20"/>
+                <w:szCs w:val="20"/>
+              </w:rPr>
+              <w:t xml:space="preserve">A2 </w:t>
+            </w:r>
+            <w:r>
+              <w:rPr>
+                <w:rFonts w:ascii="Segoe UI Emoji" w:hAnsi="Segoe UI Emoji" w:cs="Segoe UI Emoji"/>
+                <w:color w:val="000000" w:themeColor="text1"/>
+                <w:sz w:val="20"/>
+                <w:szCs w:val="20"/>
+              </w:rPr>
+              <w:t>✅</w:t>
+            </w:r>
+          </w:p>
+        </w:tc>
+      </w:tr>
+    </w:tbl>
+    <w:p>
+      <w:pPr>
+        <w:rPr>
+          <w:color w:val="000000" w:themeColor="text1"/>
+          <w:sz w:val="20"/>
+          <w:szCs w:val="20"/>
+        </w:rPr>
+      </w:pPr>
+      <w:r>
+        <w:rPr>
+          <w:color w:val="000000" w:themeColor="text1"/>
+          <w:sz w:val="20"/>
+          <w:szCs w:val="20"/>
+        </w:rPr>
+        <w:t xml:space="preserve">→ A3 helps </w:t>
+      </w:r>
+      <w:r>
+        <w:rPr>
+          <w:b/>
+          <w:bCs/>
+          <w:color w:val="000000" w:themeColor="text1"/>
+          <w:sz w:val="20"/>
+          <w:szCs w:val="20"/>
+        </w:rPr>
+        <w:t>train fit</w:t>
+      </w:r>
+      <w:r>
+        <w:rPr>
+          <w:color w:val="000000" w:themeColor="text1"/>
+          <w:sz w:val="20"/>
+          <w:szCs w:val="20"/>
+        </w:rPr>
+        <w:t xml:space="preserve">, but </w:t>
+      </w:r>
+      <w:r>
+        <w:rPr>
+          <w:b/>
+          <w:bCs/>
+          <w:color w:val="000000" w:themeColor="text1"/>
+          <w:sz w:val="20"/>
+          <w:szCs w:val="20"/>
+        </w:rPr>
+        <w:t>hurts test accuracy</w:t>
+      </w:r>
+      <w:r>
+        <w:rPr>
+          <w:color w:val="000000" w:themeColor="text1"/>
+          <w:sz w:val="20"/>
+          <w:szCs w:val="20"/>
+        </w:rPr>
+        <w:t xml:space="preserve"> — likely due to over-complexity for a small sample size or multicollinearity.</w:t>
+      </w:r>
+    </w:p>
+    <w:p>
+      <w:pPr>
+        <w:rPr>
+          <w:color w:val="000000" w:themeColor="text1"/>
+          <w:sz w:val="20"/>
+          <w:szCs w:val="20"/>
+          <w:lang w:val="en-US"/>
+        </w:rPr>
+      </w:pPr>
+    </w:p>
+    <w:p>
+      <w:pPr>
+        <w:rPr>
+          <w:color w:val="000000" w:themeColor="text1"/>
+          <w:sz w:val="20"/>
+          <w:szCs w:val="20"/>
+          <w:lang w:val="en-US"/>
+        </w:rPr>
+      </w:pPr>
+    </w:p>
+    <w:p>
+      <w:pPr>
+        <w:rPr>
+          <w:color w:val="000000" w:themeColor="text1"/>
+          <w:sz w:val="20"/>
+          <w:szCs w:val="20"/>
+          <w:lang w:val="en-US"/>
+        </w:rPr>
+      </w:pPr>
+    </w:p>
+    <w:p>
+      <w:pPr>
+        <w:rPr>
+          <w:color w:val="000000" w:themeColor="text1"/>
+          <w:sz w:val="20"/>
+          <w:szCs w:val="20"/>
+          <w:lang w:val="en-US"/>
+        </w:rPr>
+      </w:pPr>
+    </w:p>
+    <w:p>
+      <w:pPr>
+        <w:rPr>
+          <w:color w:val="000000" w:themeColor="text1"/>
+          <w:sz w:val="32"/>
+          <w:szCs w:val="32"/>
+          <w:lang w:val="en-US"/>
+        </w:rPr>
+      </w:pPr>
+      <w:r>
+        <w:rPr>
+          <w:color w:val="000000" w:themeColor="text1"/>
+          <w:sz w:val="32"/>
+          <w:szCs w:val="32"/>
+          <w:highlight w:val="yellow"/>
+          <w:lang w:val="en-US"/>
+        </w:rPr>
+        <w:lastRenderedPageBreak/>
+        <w:t>A</w:t>
+      </w:r>
+      <w:r>
+        <w:rPr>
+          <w:color w:val="000000" w:themeColor="text1"/>
+          <w:sz w:val="32"/>
+          <w:szCs w:val="32"/>
+          <w:highlight w:val="yellow"/>
+          <w:lang w:val="en-US"/>
+        </w:rPr>
+        <w:t>4</w:t>
+      </w:r>
+    </w:p>
+    <w:p>
+      <w:pPr>
+        <w:rPr>
+          <w:color w:val="000000" w:themeColor="text1"/>
+          <w:sz w:val="20"/>
+          <w:szCs w:val="20"/>
+          <w:lang w:val="en-US"/>
+        </w:rPr>
+      </w:pPr>
+      <w:r>
+        <w:rPr>
+          <w:color w:val="000000" w:themeColor="text1"/>
+          <w:sz w:val="20"/>
+          <w:szCs w:val="20"/>
+          <w:lang w:val="en-US"/>
+        </w:rPr>
+        <w:drawing>
+          <wp:inline distT="0" distB="0" distL="0" distR="0" wp14:anchorId="2BB4BF65" wp14:editId="5B130F4A">
+            <wp:extent cx="5731510" cy="1434465"/>
+            <wp:effectExtent l="0" t="0" r="2540" b="0"/>
+            <wp:docPr id="876762504" name="Picture 1"/>
+            <wp:cNvGraphicFramePr>
+              <a:graphicFrameLocks xmlns:a="http://schemas.openxmlformats.org/drawingml/2006/main" noChangeAspect="1"/>
+            </wp:cNvGraphicFramePr>
+            <a:graphic xmlns:a="http://schemas.openxmlformats.org/drawingml/2006/main">
+              <a:graphicData uri="http://schemas.openxmlformats.org/drawingml/2006/picture">
+                <pic:pic xmlns:pic="http://schemas.openxmlformats.org/drawingml/2006/picture">
+                  <pic:nvPicPr>
+                    <pic:cNvPr id="876762504" name=""/>
+                    <pic:cNvPicPr/>
+                  </pic:nvPicPr>
+                  <pic:blipFill>
+                    <a:blip r:embed="rId9"/>
+                    <a:stretch>
+                      <a:fillRect/>
+                    </a:stretch>
+                  </pic:blipFill>
+                  <pic:spPr>
+                    <a:xfrm>
+                      <a:off x="0" y="0"/>
+                      <a:ext cx="5731510" cy="1434465"/>
+                    </a:xfrm>
+                    <a:prstGeom prst="rect">
+                      <a:avLst/>
+                    </a:prstGeom>
+                  </pic:spPr>
+                </pic:pic>
+              </a:graphicData>
+            </a:graphic>
+          </wp:inline>
+        </w:drawing>
+      </w:r>
+    </w:p>
+    <w:p>
+      <w:pPr>
+        <w:rPr>
+          <w:b/>
+          <w:bCs/>
+          <w:color w:val="000000" w:themeColor="text1"/>
+          <w:sz w:val="20"/>
+          <w:szCs w:val="20"/>
+        </w:rPr>
+      </w:pPr>
+      <w:r>
+        <w:rPr>
+          <w:b/>
+          <w:bCs/>
+          <w:color w:val="000000" w:themeColor="text1"/>
+          <w:sz w:val="20"/>
+          <w:szCs w:val="20"/>
+        </w:rPr>
+        <w:t>Cluster Labels</w:t>
+      </w:r>
+    </w:p>
+    <w:p>
+      <w:pPr>
+        <w:numPr>
+          <w:ilvl w:val="0"/>
+          <w:numId w:val="9"/>
+        </w:numPr>
+        <w:rPr>
+          <w:color w:val="000000" w:themeColor="text1"/>
+          <w:sz w:val="20"/>
+          <w:szCs w:val="20"/>
+        </w:rPr>
+      </w:pPr>
+      <w:r>
+        <w:rPr>
+          <w:color w:val="000000" w:themeColor="text1"/>
+          <w:sz w:val="20"/>
+          <w:szCs w:val="20"/>
+        </w:rPr>
+        <w:t>The array shows the cluster assignment (0 or 1) for each sample.</w:t>
+      </w:r>
+    </w:p>
+    <w:p>
+      <w:pPr>
+        <w:numPr>
+          <w:ilvl w:val="0"/>
+          <w:numId w:val="9"/>
+        </w:numPr>
+        <w:rPr>
+          <w:color w:val="000000" w:themeColor="text1"/>
+          <w:sz w:val="20"/>
+          <w:szCs w:val="20"/>
+        </w:rPr>
+      </w:pPr>
+      <w:r>
+        <w:rPr>
+          <w:color w:val="000000" w:themeColor="text1"/>
+          <w:sz w:val="20"/>
+          <w:szCs w:val="20"/>
+        </w:rPr>
+        <w:t xml:space="preserve">Since k=2, your model grouped the data into </w:t>
+      </w:r>
+      <w:r>
+        <w:rPr>
+          <w:b/>
+          <w:bCs/>
+          <w:color w:val="000000" w:themeColor="text1"/>
+          <w:sz w:val="20"/>
+          <w:szCs w:val="20"/>
+        </w:rPr>
+        <w:t>2 clusters</w:t>
+      </w:r>
+      <w:r>
+        <w:rPr>
+          <w:color w:val="000000" w:themeColor="text1"/>
+          <w:sz w:val="20"/>
+          <w:szCs w:val="20"/>
+        </w:rPr>
+        <w:t xml:space="preserve"> based on all features.</w:t>
+      </w:r>
+    </w:p>
+    <w:p>
+      <w:pPr>
+        <w:rPr>
+          <w:color w:val="000000" w:themeColor="text1"/>
+          <w:sz w:val="20"/>
+          <w:szCs w:val="20"/>
+        </w:rPr>
+      </w:pPr>
+      <w:r>
+        <w:rPr>
+          <w:color w:val="000000" w:themeColor="text1"/>
+          <w:sz w:val="20"/>
+          <w:szCs w:val="20"/>
+        </w:rPr>
+        <w:t>For example:</w:t>
+      </w:r>
+      <w:r>
+        <w:rPr>
+          <w:color w:val="000000" w:themeColor="text1"/>
+          <w:sz w:val="20"/>
+          <w:szCs w:val="20"/>
+        </w:rPr>
+        <w:br/>
+        <w:t>[0 1 0 0 1 ...] → This means the first sample belongs to cluster 0, second to cluster 1, etc.</w:t>
+      </w:r>
+    </w:p>
+    <w:p>
+      <w:pPr>
+        <w:rPr>
+          <w:color w:val="000000" w:themeColor="text1"/>
+          <w:sz w:val="20"/>
+          <w:szCs w:val="20"/>
+        </w:rPr>
+      </w:pPr>
+      <w:r>
+        <w:rPr>
+          <w:color w:val="000000" w:themeColor="text1"/>
+          <w:sz w:val="20"/>
+          <w:szCs w:val="20"/>
+        </w:rPr>
+        <w:pict w14:anchorId="4ED4F86D">
+          <v:rect id="_x0000_i1097" style="width:0;height:1.5pt" o:hralign="center" o:hrstd="t" o:hr="t" fillcolor="#a0a0a0" stroked="f"/>
+        </w:pict>
+      </w:r>
+    </w:p>
+    <w:p>
+      <w:pPr>
+        <w:rPr>
+          <w:b/>
+          <w:bCs/>
+          <w:color w:val="000000" w:themeColor="text1"/>
+          <w:sz w:val="20"/>
+          <w:szCs w:val="20"/>
+        </w:rPr>
+      </w:pPr>
+      <w:r>
+        <w:rPr>
+          <w:rFonts w:ascii="Segoe UI Emoji" w:hAnsi="Segoe UI Emoji" w:cs="Segoe UI Emoji"/>
+          <w:b/>
+          <w:bCs/>
+          <w:color w:val="000000" w:themeColor="text1"/>
+          <w:sz w:val="20"/>
+          <w:szCs w:val="20"/>
+        </w:rPr>
+        <w:t>🔹</w:t>
+      </w:r>
+      <w:r>
+        <w:rPr>
+          <w:b/>
+          <w:bCs/>
+          <w:color w:val="000000" w:themeColor="text1"/>
+          <w:sz w:val="20"/>
+          <w:szCs w:val="20"/>
+        </w:rPr>
+        <w:t xml:space="preserve"> Cluster </w:t>
+      </w:r>
+      <w:proofErr w:type="spellStart"/>
+      <w:r>
+        <w:rPr>
+          <w:b/>
+          <w:bCs/>
+          <w:color w:val="000000" w:themeColor="text1"/>
+          <w:sz w:val="20"/>
+          <w:szCs w:val="20"/>
+        </w:rPr>
+        <w:t>Centers</w:t>
+      </w:r>
+      <w:proofErr w:type="spellEnd"/>
+    </w:p>
+    <w:p>
+      <w:pPr>
+        <w:rPr>
+          <w:color w:val="000000" w:themeColor="text1"/>
+          <w:sz w:val="20"/>
+          <w:szCs w:val="20"/>
+        </w:rPr>
+      </w:pPr>
+      <w:r>
+        <w:rPr>
+          <w:color w:val="000000" w:themeColor="text1"/>
+          <w:sz w:val="20"/>
+          <w:szCs w:val="20"/>
+        </w:rPr>
+        <w:t xml:space="preserve">You got two 5D cluster </w:t>
+      </w:r>
+      <w:proofErr w:type="spellStart"/>
+      <w:r>
+        <w:rPr>
+          <w:color w:val="000000" w:themeColor="text1"/>
+          <w:sz w:val="20"/>
+          <w:szCs w:val="20"/>
+        </w:rPr>
+        <w:t>centers</w:t>
+      </w:r>
+      <w:proofErr w:type="spellEnd"/>
+      <w:r>
+        <w:rPr>
+          <w:color w:val="000000" w:themeColor="text1"/>
+          <w:sz w:val="20"/>
+          <w:szCs w:val="20"/>
+        </w:rPr>
+        <w:t xml:space="preserve"> like:</w:t>
+      </w:r>
+    </w:p>
+    <w:p>
+      <w:pPr>
+        <w:rPr>
+          <w:color w:val="000000" w:themeColor="text1"/>
+          <w:sz w:val="20"/>
+          <w:szCs w:val="20"/>
+        </w:rPr>
+      </w:pPr>
+      <w:r>
+        <w:rPr>
+          <w:color w:val="000000" w:themeColor="text1"/>
+          <w:sz w:val="20"/>
+          <w:szCs w:val="20"/>
+        </w:rPr>
+        <w:t>Cluster 0</w:t>
+      </w:r>
+      <w:proofErr w:type="gramStart"/>
+      <w:r>
+        <w:rPr>
+          <w:color w:val="000000" w:themeColor="text1"/>
+          <w:sz w:val="20"/>
+          <w:szCs w:val="20"/>
+        </w:rPr>
+        <w:t>:</w:t>
+      </w:r>
+      <w:r>
+        <w:rPr>
+          <w:color w:val="000000" w:themeColor="text1"/>
+          <w:sz w:val="20"/>
+          <w:szCs w:val="20"/>
+        </w:rPr>
+        <w:t xml:space="preserve">  </w:t>
+      </w:r>
+      <w:r>
+        <w:rPr>
+          <w:color w:val="000000" w:themeColor="text1"/>
+          <w:sz w:val="20"/>
+          <w:szCs w:val="20"/>
+        </w:rPr>
+        <w:t>[</w:t>
+      </w:r>
+      <w:proofErr w:type="gramEnd"/>
+      <w:r>
+        <w:rPr>
+          <w:color w:val="000000" w:themeColor="text1"/>
+          <w:sz w:val="20"/>
+          <w:szCs w:val="20"/>
+        </w:rPr>
+        <w:t xml:space="preserve"> -418.7   0.0166   0.0503   32.07   </w:t>
+      </w:r>
+      <w:proofErr w:type="gramStart"/>
+      <w:r>
+        <w:rPr>
+          <w:color w:val="000000" w:themeColor="text1"/>
+          <w:sz w:val="20"/>
+          <w:szCs w:val="20"/>
+        </w:rPr>
+        <w:t>70.90 ]</w:t>
+      </w:r>
+      <w:proofErr w:type="gramEnd"/>
+    </w:p>
+    <w:p>
+      <w:pPr>
+        <w:rPr>
+          <w:color w:val="000000" w:themeColor="text1"/>
+          <w:sz w:val="20"/>
+          <w:szCs w:val="20"/>
+        </w:rPr>
+      </w:pPr>
+      <w:r>
+        <w:rPr>
+          <w:color w:val="000000" w:themeColor="text1"/>
+          <w:sz w:val="20"/>
+          <w:szCs w:val="20"/>
+        </w:rPr>
+        <w:t>Cluster 1:</w:t>
+      </w:r>
+      <w:proofErr w:type="gramStart"/>
+      <w:r>
+        <w:rPr>
+          <w:color w:val="000000" w:themeColor="text1"/>
+          <w:sz w:val="20"/>
+          <w:szCs w:val="20"/>
+        </w:rPr>
+        <w:t xml:space="preserve">   </w:t>
+      </w:r>
+      <w:r>
+        <w:rPr>
+          <w:color w:val="000000" w:themeColor="text1"/>
+          <w:sz w:val="20"/>
+          <w:szCs w:val="20"/>
+        </w:rPr>
+        <w:t>[</w:t>
+      </w:r>
+      <w:proofErr w:type="gramEnd"/>
+      <w:r>
+        <w:rPr>
+          <w:color w:val="000000" w:themeColor="text1"/>
+          <w:sz w:val="20"/>
+          <w:szCs w:val="20"/>
+        </w:rPr>
+        <w:t xml:space="preserve"> -371.0   0.0284   0.0567   61.90   </w:t>
+      </w:r>
+      <w:proofErr w:type="gramStart"/>
+      <w:r>
+        <w:rPr>
+          <w:color w:val="000000" w:themeColor="text1"/>
+          <w:sz w:val="20"/>
+          <w:szCs w:val="20"/>
+        </w:rPr>
+        <w:t>464.89 ]</w:t>
+      </w:r>
+      <w:proofErr w:type="gramEnd"/>
+    </w:p>
+    <w:p>
+      <w:pPr>
+        <w:rPr>
+          <w:color w:val="000000" w:themeColor="text1"/>
+          <w:sz w:val="20"/>
+          <w:szCs w:val="20"/>
+        </w:rPr>
+      </w:pPr>
+      <w:r>
+        <w:rPr>
+          <w:color w:val="000000" w:themeColor="text1"/>
+          <w:sz w:val="20"/>
+          <w:szCs w:val="20"/>
+        </w:rPr>
+        <w:t>Each dimension corresponds to:</w:t>
+      </w:r>
+      <w:r>
+        <w:rPr>
+          <w:color w:val="000000" w:themeColor="text1"/>
+          <w:sz w:val="20"/>
+          <w:szCs w:val="20"/>
+        </w:rPr>
+        <w:t xml:space="preserve"> </w:t>
+      </w:r>
+      <w:r>
+        <w:rPr>
+          <w:color w:val="000000" w:themeColor="text1"/>
+          <w:sz w:val="20"/>
+          <w:szCs w:val="20"/>
+        </w:rPr>
+        <w:tab/>
+      </w:r>
+      <w:r>
+        <w:rPr>
+          <w:color w:val="000000" w:themeColor="text1"/>
+          <w:sz w:val="20"/>
+          <w:szCs w:val="20"/>
+        </w:rPr>
+        <w:t>mfcc1</w:t>
+      </w:r>
+      <w:r>
+        <w:rPr>
+          <w:color w:val="000000" w:themeColor="text1"/>
+          <w:sz w:val="20"/>
+          <w:szCs w:val="20"/>
+        </w:rPr>
+        <w:tab/>
+      </w:r>
+      <w:r>
+        <w:rPr>
+          <w:color w:val="000000" w:themeColor="text1"/>
+          <w:sz w:val="20"/>
+          <w:szCs w:val="20"/>
+        </w:rPr>
+        <w:t>rms</w:t>
+      </w:r>
+      <w:r>
+        <w:rPr>
+          <w:color w:val="000000" w:themeColor="text1"/>
+          <w:sz w:val="20"/>
+          <w:szCs w:val="20"/>
+        </w:rPr>
+        <w:tab/>
+      </w:r>
+      <w:proofErr w:type="spellStart"/>
+      <w:r>
+        <w:rPr>
+          <w:color w:val="000000" w:themeColor="text1"/>
+          <w:sz w:val="20"/>
+          <w:szCs w:val="20"/>
+        </w:rPr>
+        <w:t>zcr</w:t>
+      </w:r>
+      <w:proofErr w:type="spellEnd"/>
+      <w:r>
+        <w:rPr>
+          <w:color w:val="000000" w:themeColor="text1"/>
+          <w:sz w:val="20"/>
+          <w:szCs w:val="20"/>
+        </w:rPr>
+        <w:tab/>
+      </w:r>
+      <w:proofErr w:type="spellStart"/>
+      <w:r>
+        <w:rPr>
+          <w:color w:val="000000" w:themeColor="text1"/>
+          <w:sz w:val="20"/>
+          <w:szCs w:val="20"/>
+        </w:rPr>
+        <w:t>pitch_std</w:t>
+      </w:r>
+      <w:proofErr w:type="spellEnd"/>
+      <w:r>
+        <w:rPr>
+          <w:color w:val="000000" w:themeColor="text1"/>
+          <w:sz w:val="20"/>
+          <w:szCs w:val="20"/>
+        </w:rPr>
+        <w:tab/>
+      </w:r>
+      <w:proofErr w:type="spellStart"/>
+      <w:r>
+        <w:rPr>
+          <w:color w:val="000000" w:themeColor="text1"/>
+          <w:sz w:val="20"/>
+          <w:szCs w:val="20"/>
+        </w:rPr>
+        <w:t>silence_pct</w:t>
+      </w:r>
+      <w:proofErr w:type="spellEnd"/>
+    </w:p>
+    <w:p>
+      <w:pPr>
+        <w:rPr>
+          <w:b/>
+          <w:bCs/>
+          <w:color w:val="000000" w:themeColor="text1"/>
+          <w:sz w:val="20"/>
+          <w:szCs w:val="20"/>
+        </w:rPr>
+      </w:pPr>
+      <w:r>
+        <w:rPr>
+          <w:rFonts w:ascii="Segoe UI Emoji" w:hAnsi="Segoe UI Emoji" w:cs="Segoe UI Emoji"/>
+          <w:b/>
+          <w:bCs/>
+          <w:color w:val="000000" w:themeColor="text1"/>
+          <w:sz w:val="20"/>
+          <w:szCs w:val="20"/>
+        </w:rPr>
+        <w:t>🧠</w:t>
+      </w:r>
+      <w:r>
+        <w:rPr>
+          <w:b/>
+          <w:bCs/>
+          <w:color w:val="000000" w:themeColor="text1"/>
+          <w:sz w:val="20"/>
+          <w:szCs w:val="20"/>
+        </w:rPr>
+        <w:t xml:space="preserve"> Observations:</w:t>
+      </w:r>
+    </w:p>
+    <w:p>
+      <w:pPr>
+        <w:numPr>
+          <w:ilvl w:val="0"/>
+          <w:numId w:val="11"/>
+        </w:numPr>
+        <w:rPr>
+          <w:color w:val="000000" w:themeColor="text1"/>
+          <w:sz w:val="20"/>
+          <w:szCs w:val="20"/>
+        </w:rPr>
+      </w:pPr>
+      <w:r>
+        <w:rPr>
+          <w:color w:val="000000" w:themeColor="text1"/>
+          <w:sz w:val="20"/>
+          <w:szCs w:val="20"/>
+        </w:rPr>
+        <w:t xml:space="preserve">Cluster 0 </w:t>
+      </w:r>
+      <w:proofErr w:type="spellStart"/>
+      <w:proofErr w:type="gramStart"/>
+      <w:r>
+        <w:rPr>
+          <w:color w:val="000000" w:themeColor="text1"/>
+          <w:sz w:val="20"/>
+          <w:szCs w:val="20"/>
+        </w:rPr>
+        <w:t>has:Lower</w:t>
+      </w:r>
+      <w:proofErr w:type="spellEnd"/>
+      <w:proofErr w:type="gramEnd"/>
+      <w:r>
+        <w:rPr>
+          <w:color w:val="000000" w:themeColor="text1"/>
+          <w:sz w:val="20"/>
+          <w:szCs w:val="20"/>
+        </w:rPr>
+        <w:t xml:space="preserve"> rms, </w:t>
+      </w:r>
+      <w:proofErr w:type="spellStart"/>
+      <w:r>
+        <w:rPr>
+          <w:color w:val="000000" w:themeColor="text1"/>
+          <w:sz w:val="20"/>
+          <w:szCs w:val="20"/>
+        </w:rPr>
+        <w:t>zcr</w:t>
+      </w:r>
+      <w:proofErr w:type="spellEnd"/>
+      <w:r>
+        <w:rPr>
+          <w:color w:val="000000" w:themeColor="text1"/>
+          <w:sz w:val="20"/>
+          <w:szCs w:val="20"/>
+        </w:rPr>
+        <w:t xml:space="preserve">, </w:t>
+      </w:r>
+      <w:proofErr w:type="spellStart"/>
+      <w:r>
+        <w:rPr>
+          <w:color w:val="000000" w:themeColor="text1"/>
+          <w:sz w:val="20"/>
+          <w:szCs w:val="20"/>
+        </w:rPr>
+        <w:t>pitch_std</w:t>
+      </w:r>
+      <w:proofErr w:type="spellEnd"/>
+      <w:r>
+        <w:rPr>
+          <w:color w:val="000000" w:themeColor="text1"/>
+          <w:sz w:val="20"/>
+          <w:szCs w:val="20"/>
+        </w:rPr>
+        <w:t xml:space="preserve">, and much lower </w:t>
+      </w:r>
+      <w:proofErr w:type="spellStart"/>
+      <w:r>
+        <w:rPr>
+          <w:color w:val="000000" w:themeColor="text1"/>
+          <w:sz w:val="20"/>
+          <w:szCs w:val="20"/>
+        </w:rPr>
+        <w:t>silence_pct</w:t>
+      </w:r>
+      <w:proofErr w:type="spellEnd"/>
+    </w:p>
+    <w:p>
+      <w:pPr>
+        <w:numPr>
+          <w:ilvl w:val="0"/>
+          <w:numId w:val="11"/>
+        </w:numPr>
+        <w:rPr>
+          <w:color w:val="000000" w:themeColor="text1"/>
+          <w:sz w:val="20"/>
+          <w:szCs w:val="20"/>
+        </w:rPr>
+      </w:pPr>
+      <w:r>
+        <w:rPr>
+          <w:color w:val="000000" w:themeColor="text1"/>
+          <w:sz w:val="20"/>
+          <w:szCs w:val="20"/>
+        </w:rPr>
+        <w:t xml:space="preserve">Cluster 1 </w:t>
+      </w:r>
+      <w:proofErr w:type="spellStart"/>
+      <w:proofErr w:type="gramStart"/>
+      <w:r>
+        <w:rPr>
+          <w:color w:val="000000" w:themeColor="text1"/>
+          <w:sz w:val="20"/>
+          <w:szCs w:val="20"/>
+        </w:rPr>
+        <w:t>has:Higher</w:t>
+      </w:r>
+      <w:proofErr w:type="spellEnd"/>
+      <w:proofErr w:type="gramEnd"/>
+      <w:r>
+        <w:rPr>
+          <w:color w:val="000000" w:themeColor="text1"/>
+          <w:sz w:val="20"/>
+          <w:szCs w:val="20"/>
+        </w:rPr>
+        <w:t xml:space="preserve"> values across most features, especially </w:t>
+      </w:r>
+      <w:proofErr w:type="spellStart"/>
+      <w:r>
+        <w:rPr>
+          <w:color w:val="000000" w:themeColor="text1"/>
+          <w:sz w:val="20"/>
+          <w:szCs w:val="20"/>
+        </w:rPr>
+        <w:t>silence_pct</w:t>
+      </w:r>
+      <w:proofErr w:type="spellEnd"/>
+      <w:r>
+        <w:rPr>
+          <w:color w:val="000000" w:themeColor="text1"/>
+          <w:sz w:val="20"/>
+          <w:szCs w:val="20"/>
+        </w:rPr>
+        <w:t xml:space="preserve"> → might relate to low confidence</w:t>
+      </w:r>
+    </w:p>
+    <w:p>
+      <w:pPr>
+        <w:rPr>
+          <w:color w:val="000000" w:themeColor="text1"/>
+          <w:sz w:val="20"/>
+          <w:szCs w:val="20"/>
+        </w:rPr>
+      </w:pPr>
+      <w:r>
+        <w:rPr>
+          <w:color w:val="000000" w:themeColor="text1"/>
+          <w:sz w:val="20"/>
+          <w:szCs w:val="20"/>
+        </w:rPr>
+        <w:t>This suggests that:</w:t>
+      </w:r>
+    </w:p>
+    <w:p>
+      <w:pPr>
+        <w:numPr>
+          <w:ilvl w:val="0"/>
+          <w:numId w:val="12"/>
+        </w:numPr>
+        <w:rPr>
+          <w:color w:val="000000" w:themeColor="text1"/>
+          <w:sz w:val="20"/>
+          <w:szCs w:val="20"/>
+        </w:rPr>
+      </w:pPr>
+      <w:r>
+        <w:rPr>
+          <w:color w:val="000000" w:themeColor="text1"/>
+          <w:sz w:val="20"/>
+          <w:szCs w:val="20"/>
+        </w:rPr>
+        <w:t xml:space="preserve">One cluster might correspond to </w:t>
+      </w:r>
+      <w:r>
+        <w:rPr>
+          <w:b/>
+          <w:bCs/>
+          <w:color w:val="000000" w:themeColor="text1"/>
+          <w:sz w:val="20"/>
+          <w:szCs w:val="20"/>
+        </w:rPr>
+        <w:t>low-confidence</w:t>
+      </w:r>
+      <w:r>
+        <w:rPr>
+          <w:color w:val="000000" w:themeColor="text1"/>
+          <w:sz w:val="20"/>
+          <w:szCs w:val="20"/>
+        </w:rPr>
+        <w:t xml:space="preserve"> speech patterns (more silence, less energy)</w:t>
+      </w:r>
+    </w:p>
+    <w:p>
+      <w:pPr>
+        <w:numPr>
+          <w:ilvl w:val="0"/>
+          <w:numId w:val="12"/>
+        </w:numPr>
+        <w:rPr>
+          <w:color w:val="000000" w:themeColor="text1"/>
+          <w:sz w:val="20"/>
+          <w:szCs w:val="20"/>
+        </w:rPr>
+      </w:pPr>
+      <w:r>
+        <w:rPr>
+          <w:color w:val="000000" w:themeColor="text1"/>
+          <w:sz w:val="20"/>
+          <w:szCs w:val="20"/>
+        </w:rPr>
+        <w:t xml:space="preserve">The other might be </w:t>
+      </w:r>
+      <w:r>
+        <w:rPr>
+          <w:b/>
+          <w:bCs/>
+          <w:color w:val="000000" w:themeColor="text1"/>
+          <w:sz w:val="20"/>
+          <w:szCs w:val="20"/>
+        </w:rPr>
+        <w:t>high-confidence</w:t>
+      </w:r>
+      <w:r>
+        <w:rPr>
+          <w:color w:val="000000" w:themeColor="text1"/>
+          <w:sz w:val="20"/>
+          <w:szCs w:val="20"/>
+        </w:rPr>
+        <w:t xml:space="preserve"> (clearer, shorter, stronger audio)</w:t>
+      </w:r>
+    </w:p>
+    <w:p>
+      <w:pPr>
+        <w:rPr>
+          <w:color w:val="000000" w:themeColor="text1"/>
+          <w:sz w:val="20"/>
+          <w:szCs w:val="20"/>
+        </w:rPr>
+      </w:pPr>
+      <w:r>
+        <w:rPr>
+          <w:color w:val="000000" w:themeColor="text1"/>
+          <w:sz w:val="20"/>
+          <w:szCs w:val="20"/>
+        </w:rPr>
+        <w:pict w14:anchorId="5B4B523A">
+          <v:rect id="_x0000_i1098" style="width:0;height:1.5pt" o:hralign="center" o:hrstd="t" o:hr="t" fillcolor="#a0a0a0" stroked="f"/>
+        </w:pict>
+      </w:r>
+    </w:p>
+    <w:p>
+      <w:pPr>
+        <w:rPr>
+          <w:b/>
+          <w:bCs/>
+          <w:color w:val="000000" w:themeColor="text1"/>
+          <w:sz w:val="20"/>
+          <w:szCs w:val="20"/>
+        </w:rPr>
+      </w:pPr>
+      <w:r>
+        <w:rPr>
+          <w:rFonts w:ascii="Segoe UI Emoji" w:hAnsi="Segoe UI Emoji" w:cs="Segoe UI Emoji"/>
+          <w:b/>
+          <w:bCs/>
+          <w:color w:val="000000" w:themeColor="text1"/>
+          <w:sz w:val="20"/>
+          <w:szCs w:val="20"/>
+        </w:rPr>
+        <w:t>📘</w:t>
+      </w:r>
+      <w:r>
+        <w:rPr>
+          <w:b/>
+          <w:bCs/>
+          <w:color w:val="000000" w:themeColor="text1"/>
+          <w:sz w:val="20"/>
+          <w:szCs w:val="20"/>
+        </w:rPr>
+        <w:t xml:space="preserve"> For Report – A4 Writeup</w:t>
+      </w:r>
+    </w:p>
+    <w:p>
+      <w:pPr>
+        <w:rPr>
+          <w:color w:val="000000" w:themeColor="text1"/>
+          <w:sz w:val="20"/>
+          <w:szCs w:val="20"/>
+        </w:rPr>
+      </w:pPr>
+      <w:r>
+        <w:rPr>
+          <w:color w:val="000000" w:themeColor="text1"/>
+          <w:sz w:val="20"/>
+          <w:szCs w:val="20"/>
+        </w:rPr>
+        <w:t xml:space="preserve">We applied </w:t>
+      </w:r>
+      <w:proofErr w:type="spellStart"/>
+      <w:r>
+        <w:rPr>
+          <w:color w:val="000000" w:themeColor="text1"/>
+          <w:sz w:val="20"/>
+          <w:szCs w:val="20"/>
+        </w:rPr>
+        <w:t>KMeans</w:t>
+      </w:r>
+      <w:proofErr w:type="spellEnd"/>
+      <w:r>
+        <w:rPr>
+          <w:color w:val="000000" w:themeColor="text1"/>
+          <w:sz w:val="20"/>
+          <w:szCs w:val="20"/>
+        </w:rPr>
+        <w:t xml:space="preserve"> clustering with k=2 using all 5 acoustic features from the confidence dataset, excluding the target labels. The algorithm produced two cluster </w:t>
+      </w:r>
+      <w:proofErr w:type="spellStart"/>
+      <w:r>
+        <w:rPr>
+          <w:color w:val="000000" w:themeColor="text1"/>
+          <w:sz w:val="20"/>
+          <w:szCs w:val="20"/>
+        </w:rPr>
+        <w:t>centers</w:t>
+      </w:r>
+      <w:proofErr w:type="spellEnd"/>
+      <w:r>
+        <w:rPr>
+          <w:color w:val="000000" w:themeColor="text1"/>
+          <w:sz w:val="20"/>
+          <w:szCs w:val="20"/>
+        </w:rPr>
+        <w:t xml:space="preserve"> in the 5D space, separating the data into two distinct groups. One cluster </w:t>
+      </w:r>
+      <w:proofErr w:type="spellStart"/>
+      <w:r>
+        <w:rPr>
+          <w:color w:val="000000" w:themeColor="text1"/>
+          <w:sz w:val="20"/>
+          <w:szCs w:val="20"/>
+        </w:rPr>
+        <w:t>center</w:t>
+      </w:r>
+      <w:proofErr w:type="spellEnd"/>
+      <w:r>
+        <w:rPr>
+          <w:color w:val="000000" w:themeColor="text1"/>
+          <w:sz w:val="20"/>
+          <w:szCs w:val="20"/>
+        </w:rPr>
+        <w:t xml:space="preserve"> showed lower energy (rms, </w:t>
+      </w:r>
+      <w:proofErr w:type="spellStart"/>
+      <w:r>
+        <w:rPr>
+          <w:color w:val="000000" w:themeColor="text1"/>
+          <w:sz w:val="20"/>
+          <w:szCs w:val="20"/>
+        </w:rPr>
+        <w:t>pitch_std</w:t>
+      </w:r>
+      <w:proofErr w:type="spellEnd"/>
+      <w:r>
+        <w:rPr>
+          <w:color w:val="000000" w:themeColor="text1"/>
+          <w:sz w:val="20"/>
+          <w:szCs w:val="20"/>
+        </w:rPr>
+        <w:t xml:space="preserve">, </w:t>
+      </w:r>
+      <w:proofErr w:type="spellStart"/>
+      <w:r>
+        <w:rPr>
+          <w:color w:val="000000" w:themeColor="text1"/>
+          <w:sz w:val="20"/>
+          <w:szCs w:val="20"/>
+        </w:rPr>
+        <w:t>zcr</w:t>
+      </w:r>
+      <w:proofErr w:type="spellEnd"/>
+      <w:r>
+        <w:rPr>
+          <w:color w:val="000000" w:themeColor="text1"/>
+          <w:sz w:val="20"/>
+          <w:szCs w:val="20"/>
+        </w:rPr>
+        <w:t>) and significantly higher silence percentage, while the other had characteristics typically associated with more confident speech. This provides an initial unsupervised partitioning of the data, to be evaluated further using clustering metrics in A5.</w:t>
+      </w:r>
+    </w:p>
+    <w:p>
+      <w:pPr>
+        <w:rPr>
+          <w:color w:val="000000" w:themeColor="text1"/>
+          <w:sz w:val="20"/>
+          <w:szCs w:val="20"/>
+        </w:rPr>
+      </w:pPr>
+    </w:p>
+    <w:p>
+      <w:pPr>
+        <w:rPr>
+          <w:color w:val="000000" w:themeColor="text1"/>
+          <w:sz w:val="32"/>
+          <w:szCs w:val="32"/>
+          <w:lang w:val="en-US"/>
+        </w:rPr>
+      </w:pPr>
+      <w:r>
+        <w:rPr>
+          <w:color w:val="000000" w:themeColor="text1"/>
+          <w:sz w:val="32"/>
+          <w:szCs w:val="32"/>
+          <w:highlight w:val="yellow"/>
+          <w:lang w:val="en-US"/>
+        </w:rPr>
+        <w:lastRenderedPageBreak/>
+        <w:t>A</w:t>
+      </w:r>
+      <w:r>
+        <w:rPr>
+          <w:color w:val="000000" w:themeColor="text1"/>
+          <w:sz w:val="32"/>
+          <w:szCs w:val="32"/>
+          <w:highlight w:val="yellow"/>
+          <w:lang w:val="en-US"/>
+        </w:rPr>
+        <w:t>5</w:t>
+      </w:r>
+    </w:p>
+    <w:p>
+      <w:pPr>
+        <w:rPr>
+          <w:color w:val="000000" w:themeColor="text1"/>
+          <w:sz w:val="32"/>
+          <w:szCs w:val="32"/>
+          <w:lang w:val="en-US"/>
+        </w:rPr>
+      </w:pPr>
+      <w:r>
+        <w:rPr>
+          <w:color w:val="000000" w:themeColor="text1"/>
+          <w:sz w:val="32"/>
+          <w:szCs w:val="32"/>
+          <w:lang w:val="en-US"/>
+        </w:rPr>
+        <w:drawing>
+          <wp:inline distT="0" distB="0" distL="0" distR="0" wp14:anchorId="1FBED3D4" wp14:editId="2CE376B2">
+            <wp:extent cx="5731510" cy="829945"/>
+            <wp:effectExtent l="0" t="0" r="2540" b="8255"/>
+            <wp:docPr id="335683544" name="Picture 1"/>
+            <wp:cNvGraphicFramePr>
+              <a:graphicFrameLocks xmlns:a="http://schemas.openxmlformats.org/drawingml/2006/main" noChangeAspect="1"/>
+            </wp:cNvGraphicFramePr>
+            <a:graphic xmlns:a="http://schemas.openxmlformats.org/drawingml/2006/main">
+              <a:graphicData uri="http://schemas.openxmlformats.org/drawingml/2006/picture">
+                <pic:pic xmlns:pic="http://schemas.openxmlformats.org/drawingml/2006/picture">
+                  <pic:nvPicPr>
+                    <pic:cNvPr id="335683544" name=""/>
+                    <pic:cNvPicPr/>
+                  </pic:nvPicPr>
+                  <pic:blipFill>
+                    <a:blip r:embed="rId10"/>
+                    <a:stretch>
+                      <a:fillRect/>
+                    </a:stretch>
+                  </pic:blipFill>
+                  <pic:spPr>
+                    <a:xfrm>
+                      <a:off x="0" y="0"/>
+                      <a:ext cx="5731510" cy="829945"/>
+                    </a:xfrm>
+                    <a:prstGeom prst="rect">
+                      <a:avLst/>
+                    </a:prstGeom>
+                  </pic:spPr>
+                </pic:pic>
+              </a:graphicData>
+            </a:graphic>
+          </wp:inline>
+        </w:drawing>
+      </w:r>
+    </w:p>
+    <w:p>
+      <w:pPr>
+        <w:rPr>
+          <w:b/>
+          <w:bCs/>
+          <w:color w:val="000000" w:themeColor="text1"/>
+          <w:sz w:val="20"/>
+          <w:szCs w:val="20"/>
+        </w:rPr>
+      </w:pPr>
+      <w:r>
+        <w:rPr>
+          <w:b/>
+          <w:bCs/>
+          <w:color w:val="000000" w:themeColor="text1"/>
+          <w:sz w:val="20"/>
+          <w:szCs w:val="20"/>
+        </w:rPr>
+        <w:t>A5 – Clustering Evaluation Metrics (k = 2)</w:t>
+      </w:r>
+    </w:p>
+    <w:tbl>
+      <w:tblPr>
+        <w:tblW w:w="0" w:type="auto"/>
+        <w:tblCellSpacing w:w="15" w:type="dxa"/>
+        <w:tblBorders>
+          <w:top w:val="single" w:sz="4" w:space="0" w:color="auto"/>
+          <w:left w:val="single" w:sz="4" w:space="0" w:color="auto"/>
+          <w:bottom w:val="single" w:sz="4" w:space="0" w:color="auto"/>
+          <w:right w:val="single" w:sz="4" w:space="0" w:color="auto"/>
+          <w:insideH w:val="single" w:sz="4" w:space="0" w:color="auto"/>
+          <w:insideV w:val="single" w:sz="4" w:space="0" w:color="auto"/>
+        </w:tblBorders>
+        <w:tblCellMar>
+          <w:top w:w="15" w:type="dxa"/>
+          <w:left w:w="15" w:type="dxa"/>
+          <w:bottom w:w="15" w:type="dxa"/>
+          <w:right w:w="15" w:type="dxa"/>
+        </w:tblCellMar>
+        <w:tblLook w:val="04A0" w:firstRow="1" w:lastRow="0" w:firstColumn="1" w:lastColumn="0" w:noHBand="0" w:noVBand="1"/>
+      </w:tblPr>
+      <w:tblGrid>
+        <w:gridCol w:w="2045"/>
+        <w:gridCol w:w="739"/>
+        <w:gridCol w:w="5762"/>
+      </w:tblGrid>
+      <w:tr>
+        <w:trPr>
+          <w:tblHeader/>
+          <w:tblCellSpacing w:w="15" w:type="dxa"/>
+        </w:trPr>
+        <w:tc>
+          <w:tcPr>
+            <w:tcW w:w="0" w:type="auto"/>
+            <w:vAlign w:val="center"/>
+            <w:hideMark/>
+          </w:tcPr>
+          <w:p>
+            <w:pPr>
+              <w:rPr>
+                <w:b/>
+                <w:bCs/>
+                <w:color w:val="000000" w:themeColor="text1"/>
+                <w:sz w:val="20"/>
+                <w:szCs w:val="20"/>
+              </w:rPr>
+            </w:pPr>
+            <w:r>
+              <w:rPr>
+                <w:b/>
+                <w:bCs/>
+                <w:color w:val="000000" w:themeColor="text1"/>
+                <w:sz w:val="20"/>
+                <w:szCs w:val="20"/>
+              </w:rPr>
+              <w:t>Metric</w:t>
+            </w:r>
+          </w:p>
+        </w:tc>
+        <w:tc>
+          <w:tcPr>
+            <w:tcW w:w="0" w:type="auto"/>
+            <w:vAlign w:val="center"/>
+            <w:hideMark/>
+          </w:tcPr>
+          <w:p>
+            <w:pPr>
+              <w:rPr>
+                <w:b/>
+                <w:bCs/>
+                <w:color w:val="000000" w:themeColor="text1"/>
+                <w:sz w:val="20"/>
+                <w:szCs w:val="20"/>
+              </w:rPr>
+            </w:pPr>
+            <w:r>
+              <w:rPr>
+                <w:b/>
+                <w:bCs/>
+                <w:color w:val="000000" w:themeColor="text1"/>
+                <w:sz w:val="20"/>
+                <w:szCs w:val="20"/>
+              </w:rPr>
+              <w:t>Value</w:t>
+            </w:r>
+          </w:p>
+        </w:tc>
+        <w:tc>
+          <w:tcPr>
+            <w:tcW w:w="0" w:type="auto"/>
+            <w:vAlign w:val="center"/>
+            <w:hideMark/>
+          </w:tcPr>
+          <w:p>
+            <w:pPr>
+              <w:rPr>
+                <w:b/>
+                <w:bCs/>
+                <w:color w:val="000000" w:themeColor="text1"/>
+                <w:sz w:val="20"/>
+                <w:szCs w:val="20"/>
+              </w:rPr>
+            </w:pPr>
+            <w:r>
+              <w:rPr>
+                <w:b/>
+                <w:bCs/>
+                <w:color w:val="000000" w:themeColor="text1"/>
+                <w:sz w:val="20"/>
+                <w:szCs w:val="20"/>
+              </w:rPr>
+              <w:t>Interpretation</w:t>
+            </w:r>
+          </w:p>
+        </w:tc>
+      </w:tr>
+      <w:tr>
+        <w:trPr>
+          <w:tblCellSpacing w:w="15" w:type="dxa"/>
+        </w:trPr>
+        <w:tc>
+          <w:tcPr>
+            <w:tcW w:w="0" w:type="auto"/>
+            <w:vAlign w:val="center"/>
+            <w:hideMark/>
+          </w:tcPr>
+          <w:p>
+            <w:pPr>
+              <w:rPr>
+                <w:color w:val="000000" w:themeColor="text1"/>
+                <w:sz w:val="20"/>
+                <w:szCs w:val="20"/>
+              </w:rPr>
+            </w:pPr>
+            <w:r>
+              <w:rPr>
+                <w:b/>
+                <w:bCs/>
+                <w:color w:val="000000" w:themeColor="text1"/>
+                <w:sz w:val="20"/>
+                <w:szCs w:val="20"/>
+              </w:rPr>
+              <w:t>Silhouette Score</w:t>
+            </w:r>
+          </w:p>
+        </w:tc>
+        <w:tc>
+          <w:tcPr>
+            <w:tcW w:w="0" w:type="auto"/>
+            <w:vAlign w:val="center"/>
+            <w:hideMark/>
+          </w:tcPr>
+          <w:p>
+            <w:pPr>
+              <w:rPr>
+                <w:color w:val="000000" w:themeColor="text1"/>
+                <w:sz w:val="20"/>
+                <w:szCs w:val="20"/>
+              </w:rPr>
+            </w:pPr>
+            <w:r>
+              <w:rPr>
+                <w:b/>
+                <w:bCs/>
+                <w:color w:val="000000" w:themeColor="text1"/>
+                <w:sz w:val="20"/>
+                <w:szCs w:val="20"/>
+              </w:rPr>
+              <w:t>0.5917</w:t>
+            </w:r>
+          </w:p>
+        </w:tc>
+        <w:tc>
+          <w:tcPr>
+            <w:tcW w:w="0" w:type="auto"/>
+            <w:vAlign w:val="center"/>
+            <w:hideMark/>
+          </w:tcPr>
+          <w:p>
+            <w:pPr>
+              <w:rPr>
+                <w:color w:val="000000" w:themeColor="text1"/>
+                <w:sz w:val="20"/>
+                <w:szCs w:val="20"/>
+              </w:rPr>
+            </w:pPr>
+            <w:r>
+              <w:rPr>
+                <w:rFonts w:ascii="Segoe UI Emoji" w:hAnsi="Segoe UI Emoji" w:cs="Segoe UI Emoji"/>
+                <w:color w:val="000000" w:themeColor="text1"/>
+                <w:sz w:val="20"/>
+                <w:szCs w:val="20"/>
+              </w:rPr>
+              <w:t>👍</w:t>
+            </w:r>
+            <w:r>
+              <w:rPr>
+                <w:color w:val="000000" w:themeColor="text1"/>
+                <w:sz w:val="20"/>
+                <w:szCs w:val="20"/>
+              </w:rPr>
+              <w:t xml:space="preserve"> Very good! Values closer to 1 mean well-separated, dense clusters</w:t>
+            </w:r>
+          </w:p>
+        </w:tc>
+      </w:tr>
+      <w:tr>
+        <w:trPr>
+          <w:tblCellSpacing w:w="15" w:type="dxa"/>
+        </w:trPr>
+        <w:tc>
+          <w:tcPr>
+            <w:tcW w:w="0" w:type="auto"/>
+            <w:vAlign w:val="center"/>
+            <w:hideMark/>
+          </w:tcPr>
+          <w:p>
+            <w:pPr>
+              <w:rPr>
+                <w:color w:val="000000" w:themeColor="text1"/>
+                <w:sz w:val="20"/>
+                <w:szCs w:val="20"/>
+              </w:rPr>
+            </w:pPr>
+            <w:proofErr w:type="spellStart"/>
+            <w:r>
+              <w:rPr>
+                <w:b/>
+                <w:bCs/>
+                <w:color w:val="000000" w:themeColor="text1"/>
+                <w:sz w:val="20"/>
+                <w:szCs w:val="20"/>
+              </w:rPr>
+              <w:t>Calinski-Harabasz</w:t>
+            </w:r>
+            <w:proofErr w:type="spellEnd"/>
+            <w:r>
+              <w:rPr>
+                <w:b/>
+                <w:bCs/>
+                <w:color w:val="000000" w:themeColor="text1"/>
+                <w:sz w:val="20"/>
+                <w:szCs w:val="20"/>
+              </w:rPr>
+              <w:t xml:space="preserve"> Score</w:t>
+            </w:r>
+          </w:p>
+        </w:tc>
+        <w:tc>
+          <w:tcPr>
+            <w:tcW w:w="0" w:type="auto"/>
+            <w:vAlign w:val="center"/>
+            <w:hideMark/>
+          </w:tcPr>
+          <w:p>
+            <w:pPr>
+              <w:rPr>
+                <w:color w:val="000000" w:themeColor="text1"/>
+                <w:sz w:val="20"/>
+                <w:szCs w:val="20"/>
+              </w:rPr>
+            </w:pPr>
+            <w:r>
+              <w:rPr>
+                <w:color w:val="000000" w:themeColor="text1"/>
+                <w:sz w:val="20"/>
+                <w:szCs w:val="20"/>
+              </w:rPr>
+              <w:t>73.6711</w:t>
+            </w:r>
+          </w:p>
+        </w:tc>
+        <w:tc>
+          <w:tcPr>
+            <w:tcW w:w="0" w:type="auto"/>
+            <w:vAlign w:val="center"/>
+            <w:hideMark/>
+          </w:tcPr>
+          <w:p>
+            <w:pPr>
+              <w:rPr>
+                <w:color w:val="000000" w:themeColor="text1"/>
+                <w:sz w:val="20"/>
+                <w:szCs w:val="20"/>
+              </w:rPr>
+            </w:pPr>
+            <w:r>
+              <w:rPr>
+                <w:rFonts w:ascii="Segoe UI Emoji" w:hAnsi="Segoe UI Emoji" w:cs="Segoe UI Emoji"/>
+                <w:color w:val="000000" w:themeColor="text1"/>
+                <w:sz w:val="20"/>
+                <w:szCs w:val="20"/>
+              </w:rPr>
+              <w:t>✅</w:t>
+            </w:r>
+            <w:r>
+              <w:rPr>
+                <w:color w:val="000000" w:themeColor="text1"/>
+                <w:sz w:val="20"/>
+                <w:szCs w:val="20"/>
+              </w:rPr>
+              <w:t xml:space="preserve"> Moderate to high inter-cluster separation</w:t>
+            </w:r>
+          </w:p>
+        </w:tc>
+      </w:tr>
+      <w:tr>
+        <w:trPr>
+          <w:tblCellSpacing w:w="15" w:type="dxa"/>
+        </w:trPr>
+        <w:tc>
+          <w:tcPr>
+            <w:tcW w:w="0" w:type="auto"/>
+            <w:vAlign w:val="center"/>
+            <w:hideMark/>
+          </w:tcPr>
+          <w:p>
+            <w:pPr>
+              <w:rPr>
+                <w:color w:val="000000" w:themeColor="text1"/>
+                <w:sz w:val="20"/>
+                <w:szCs w:val="20"/>
+              </w:rPr>
+            </w:pPr>
+            <w:r>
+              <w:rPr>
+                <w:b/>
+                <w:bCs/>
+                <w:color w:val="000000" w:themeColor="text1"/>
+                <w:sz w:val="20"/>
+                <w:szCs w:val="20"/>
+              </w:rPr>
+              <w:t>Davies-Bouldin Index</w:t>
+            </w:r>
+          </w:p>
+        </w:tc>
+        <w:tc>
+          <w:tcPr>
+            <w:tcW w:w="0" w:type="auto"/>
+            <w:vAlign w:val="center"/>
+            <w:hideMark/>
+          </w:tcPr>
+          <w:p>
+            <w:pPr>
+              <w:rPr>
+                <w:color w:val="000000" w:themeColor="text1"/>
+                <w:sz w:val="20"/>
+                <w:szCs w:val="20"/>
+              </w:rPr>
+            </w:pPr>
+            <w:r>
+              <w:rPr>
+                <w:b/>
+                <w:bCs/>
+                <w:color w:val="000000" w:themeColor="text1"/>
+                <w:sz w:val="20"/>
+                <w:szCs w:val="20"/>
+              </w:rPr>
+              <w:t>0.5463</w:t>
+            </w:r>
+          </w:p>
+        </w:tc>
+        <w:tc>
+          <w:tcPr>
+            <w:tcW w:w="0" w:type="auto"/>
+            <w:vAlign w:val="center"/>
+            <w:hideMark/>
+          </w:tcPr>
+          <w:p>
+            <w:pPr>
+              <w:rPr>
+                <w:color w:val="000000" w:themeColor="text1"/>
+                <w:sz w:val="20"/>
+                <w:szCs w:val="20"/>
+              </w:rPr>
+            </w:pPr>
+            <w:r>
+              <w:rPr>
+                <w:rFonts w:ascii="Segoe UI Emoji" w:hAnsi="Segoe UI Emoji" w:cs="Segoe UI Emoji"/>
+                <w:color w:val="000000" w:themeColor="text1"/>
+                <w:sz w:val="20"/>
+                <w:szCs w:val="20"/>
+              </w:rPr>
+              <w:t>👍</w:t>
+            </w:r>
+            <w:r>
+              <w:rPr>
+                <w:color w:val="000000" w:themeColor="text1"/>
+                <w:sz w:val="20"/>
+                <w:szCs w:val="20"/>
+              </w:rPr>
+              <w:t xml:space="preserve"> Lower values are better; &lt; 1 is generally a strong result</w:t>
+            </w:r>
+          </w:p>
+        </w:tc>
+      </w:tr>
+    </w:tbl>
+    <w:p>
+      <w:pPr>
+        <w:rPr>
+          <w:color w:val="000000" w:themeColor="text1"/>
+          <w:sz w:val="20"/>
+          <w:szCs w:val="20"/>
+        </w:rPr>
+      </w:pPr>
+      <w:r>
+        <w:rPr>
+          <w:color w:val="000000" w:themeColor="text1"/>
+          <w:sz w:val="20"/>
+          <w:szCs w:val="20"/>
+        </w:rPr>
+        <w:pict w14:anchorId="3E0D7CCF">
+          <v:rect id="_x0000_i1107" style="width:0;height:1.5pt" o:hralign="center" o:hrstd="t" o:hr="t" fillcolor="#a0a0a0" stroked="f"/>
+        </w:pict>
+      </w:r>
+    </w:p>
+    <w:p>
+      <w:pPr>
+        <w:rPr>
+          <w:b/>
+          <w:bCs/>
+          <w:color w:val="000000" w:themeColor="text1"/>
+          <w:sz w:val="20"/>
+          <w:szCs w:val="20"/>
+        </w:rPr>
+      </w:pPr>
+      <w:r>
+        <w:rPr>
+          <w:rFonts w:ascii="Segoe UI Emoji" w:hAnsi="Segoe UI Emoji" w:cs="Segoe UI Emoji"/>
+          <w:b/>
+          <w:bCs/>
+          <w:color w:val="000000" w:themeColor="text1"/>
+          <w:sz w:val="20"/>
+          <w:szCs w:val="20"/>
+        </w:rPr>
+        <w:t>📘</w:t>
+      </w:r>
+      <w:r>
+        <w:rPr>
+          <w:b/>
+          <w:bCs/>
+          <w:color w:val="000000" w:themeColor="text1"/>
+          <w:sz w:val="20"/>
+          <w:szCs w:val="20"/>
+        </w:rPr>
+        <w:t xml:space="preserve"> For A5 Report Writeup</w:t>
+      </w:r>
+    </w:p>
+    <w:p>
+      <w:pPr>
+        <w:rPr>
+          <w:color w:val="000000" w:themeColor="text1"/>
+          <w:sz w:val="20"/>
+          <w:szCs w:val="20"/>
+        </w:rPr>
+      </w:pPr>
+      <w:r>
+        <w:rPr>
+          <w:color w:val="000000" w:themeColor="text1"/>
+          <w:sz w:val="20"/>
+          <w:szCs w:val="20"/>
+        </w:rPr>
+        <w:t>You can use this professionally:</w:t>
+      </w:r>
+    </w:p>
+    <w:p>
+      <w:pPr>
+        <w:rPr>
+          <w:color w:val="000000" w:themeColor="text1"/>
+          <w:sz w:val="20"/>
+          <w:szCs w:val="20"/>
+        </w:rPr>
+      </w:pPr>
+      <w:r>
+        <w:rPr>
+          <w:color w:val="000000" w:themeColor="text1"/>
+          <w:sz w:val="20"/>
+          <w:szCs w:val="20"/>
+        </w:rPr>
+        <w:t xml:space="preserve">The clustering quality for k=2 was evaluated using Silhouette Score, </w:t>
+      </w:r>
+      <w:proofErr w:type="spellStart"/>
+      <w:r>
+        <w:rPr>
+          <w:color w:val="000000" w:themeColor="text1"/>
+          <w:sz w:val="20"/>
+          <w:szCs w:val="20"/>
+        </w:rPr>
+        <w:t>Calinski-Harabasz</w:t>
+      </w:r>
+      <w:proofErr w:type="spellEnd"/>
+      <w:r>
+        <w:rPr>
+          <w:color w:val="000000" w:themeColor="text1"/>
+          <w:sz w:val="20"/>
+          <w:szCs w:val="20"/>
+        </w:rPr>
+        <w:t xml:space="preserve"> Score, and Davies-Bouldin Index. A high </w:t>
+      </w:r>
+      <w:r>
+        <w:rPr>
+          <w:b/>
+          <w:bCs/>
+          <w:color w:val="000000" w:themeColor="text1"/>
+          <w:sz w:val="20"/>
+          <w:szCs w:val="20"/>
+        </w:rPr>
+        <w:t>Silhouette Score of 0.5917</w:t>
+      </w:r>
+      <w:r>
+        <w:rPr>
+          <w:color w:val="000000" w:themeColor="text1"/>
+          <w:sz w:val="20"/>
+          <w:szCs w:val="20"/>
+        </w:rPr>
+        <w:t xml:space="preserve"> indicates that the clusters are well-formed and distinct. The </w:t>
+      </w:r>
+      <w:proofErr w:type="spellStart"/>
+      <w:r>
+        <w:rPr>
+          <w:b/>
+          <w:bCs/>
+          <w:color w:val="000000" w:themeColor="text1"/>
+          <w:sz w:val="20"/>
+          <w:szCs w:val="20"/>
+        </w:rPr>
+        <w:t>Calinski-Harabasz</w:t>
+      </w:r>
+      <w:proofErr w:type="spellEnd"/>
+      <w:r>
+        <w:rPr>
+          <w:b/>
+          <w:bCs/>
+          <w:color w:val="000000" w:themeColor="text1"/>
+          <w:sz w:val="20"/>
+          <w:szCs w:val="20"/>
+        </w:rPr>
+        <w:t xml:space="preserve"> score</w:t>
+      </w:r>
+      <w:r>
+        <w:rPr>
+          <w:color w:val="000000" w:themeColor="text1"/>
+          <w:sz w:val="20"/>
+          <w:szCs w:val="20"/>
+        </w:rPr>
+        <w:t xml:space="preserve"> of 73.6711 supports this, reflecting good separation and compactness. A </w:t>
+      </w:r>
+      <w:r>
+        <w:rPr>
+          <w:b/>
+          <w:bCs/>
+          <w:color w:val="000000" w:themeColor="text1"/>
+          <w:sz w:val="20"/>
+          <w:szCs w:val="20"/>
+        </w:rPr>
+        <w:t>Davies-Bouldin Index of 0.5463</w:t>
+      </w:r>
+      <w:r>
+        <w:rPr>
+          <w:color w:val="000000" w:themeColor="text1"/>
+          <w:sz w:val="20"/>
+          <w:szCs w:val="20"/>
+        </w:rPr>
+        <w:t xml:space="preserve"> further confirms that the clusters are both compact and well-separated. These results validate that k=2 is a meaningful choice for initial clustering on the acoustic features.</w:t>
+      </w:r>
+    </w:p>
+    <w:p>
+      <w:pPr>
+        <w:rPr>
+          <w:color w:val="000000" w:themeColor="text1"/>
+          <w:sz w:val="20"/>
+          <w:szCs w:val="20"/>
+          <w:lang w:val="en-US"/>
+        </w:rPr>
+      </w:pPr>
+    </w:p>
+    <w:p>
+      <w:pPr>
+        <w:rPr>
+          <w:color w:val="000000" w:themeColor="text1"/>
+          <w:sz w:val="20"/>
+          <w:szCs w:val="20"/>
+        </w:rPr>
+      </w:pPr>
+    </w:p>
+    <w:p>
+      <w:pPr>
+        <w:rPr>
+          <w:color w:val="000000" w:themeColor="text1"/>
+          <w:sz w:val="20"/>
+          <w:szCs w:val="20"/>
+          <w:lang w:val="en-US"/>
+        </w:rPr>
+      </w:pPr>
+    </w:p>
+    <w:p>
+      <w:pPr>
+        <w:rPr>
+          <w:color w:val="000000" w:themeColor="text1"/>
+          <w:sz w:val="20"/>
+          <w:szCs w:val="20"/>
+          <w:lang w:val="en-US"/>
+        </w:rPr>
+      </w:pPr>
+    </w:p>
+    <w:p>
+      <w:pPr>
+        <w:rPr>
+          <w:color w:val="000000" w:themeColor="text1"/>
+          <w:sz w:val="20"/>
+          <w:szCs w:val="20"/>
+          <w:lang w:val="en-US"/>
+        </w:rPr>
+      </w:pPr>
+    </w:p>
+    <w:p>
+      <w:pPr>
+        <w:rPr>
+          <w:color w:val="000000" w:themeColor="text1"/>
+          <w:sz w:val="20"/>
+          <w:szCs w:val="20"/>
+          <w:lang w:val="en-US"/>
+        </w:rPr>
+      </w:pPr>
+    </w:p>
+    <w:p>
+      <w:pPr>
+        <w:rPr>
+          <w:color w:val="000000" w:themeColor="text1"/>
+          <w:sz w:val="20"/>
+          <w:szCs w:val="20"/>
+          <w:lang w:val="en-US"/>
+        </w:rPr>
+      </w:pPr>
+    </w:p>
+    <w:p>
+      <w:pPr>
+        <w:rPr>
+          <w:color w:val="000000" w:themeColor="text1"/>
+          <w:sz w:val="20"/>
+          <w:szCs w:val="20"/>
+          <w:lang w:val="en-US"/>
+        </w:rPr>
+      </w:pPr>
+    </w:p>
+    <w:p>
+      <w:pPr>
+        <w:rPr>
+          <w:color w:val="000000" w:themeColor="text1"/>
+          <w:sz w:val="20"/>
+          <w:szCs w:val="20"/>
+          <w:lang w:val="en-US"/>
+        </w:rPr>
+      </w:pPr>
+    </w:p>
+    <w:p>
+      <w:pPr>
+        <w:rPr>
+          <w:color w:val="000000" w:themeColor="text1"/>
+          <w:sz w:val="20"/>
+          <w:szCs w:val="20"/>
+          <w:lang w:val="en-US"/>
+        </w:rPr>
+      </w:pPr>
+    </w:p>
+    <w:p>
+      <w:pPr>
+        <w:rPr>
+          <w:color w:val="000000" w:themeColor="text1"/>
+          <w:sz w:val="20"/>
+          <w:szCs w:val="20"/>
+          <w:lang w:val="en-US"/>
+        </w:rPr>
+      </w:pPr>
+    </w:p>
+    <w:p>
+      <w:pPr>
+        <w:rPr>
+          <w:color w:val="000000" w:themeColor="text1"/>
+          <w:sz w:val="20"/>
+          <w:szCs w:val="20"/>
+          <w:lang w:val="en-US"/>
+        </w:rPr>
+      </w:pPr>
+    </w:p>
+    <w:p>
+      <w:pPr>
+        <w:rPr>
+          <w:color w:val="000000" w:themeColor="text1"/>
+          <w:sz w:val="20"/>
+          <w:szCs w:val="20"/>
+          <w:lang w:val="en-US"/>
+        </w:rPr>
+      </w:pPr>
+    </w:p>
+    <w:p>
+      <w:pPr>
+        <w:rPr>
+          <w:color w:val="000000" w:themeColor="text1"/>
+          <w:sz w:val="20"/>
+          <w:szCs w:val="20"/>
+          <w:lang w:val="en-US"/>
+        </w:rPr>
+      </w:pPr>
+    </w:p>
+    <w:p>
+      <w:pPr>
+        <w:rPr>
+          <w:color w:val="000000" w:themeColor="text1"/>
+          <w:sz w:val="32"/>
+          <w:szCs w:val="32"/>
+          <w:lang w:val="en-US"/>
+        </w:rPr>
+      </w:pPr>
+      <w:r>
+        <w:rPr>
+          <w:color w:val="000000" w:themeColor="text1"/>
+          <w:sz w:val="32"/>
+          <w:szCs w:val="32"/>
+          <w:highlight w:val="yellow"/>
+          <w:lang w:val="en-US"/>
+        </w:rPr>
+        <w:lastRenderedPageBreak/>
+        <w:t>A</w:t>
+      </w:r>
+      <w:r>
+        <w:rPr>
+          <w:color w:val="000000" w:themeColor="text1"/>
+          <w:sz w:val="32"/>
+          <w:szCs w:val="32"/>
+          <w:highlight w:val="yellow"/>
+          <w:lang w:val="en-US"/>
+        </w:rPr>
+        <w:t>6</w:t>
+      </w:r>
+    </w:p>
+    <w:p>
+      <w:pPr>
+        <w:rPr>
+          <w:color w:val="000000" w:themeColor="text1"/>
+          <w:sz w:val="32"/>
+          <w:szCs w:val="32"/>
+          <w:lang w:val="en-US"/>
+        </w:rPr>
+      </w:pPr>
+      <w:r>
+        <w:rPr>
+          <w:color w:val="000000" w:themeColor="text1"/>
+          <w:sz w:val="32"/>
+          <w:szCs w:val="32"/>
+          <w:lang w:val="en-US"/>
+        </w:rPr>
+        <w:drawing>
+          <wp:inline distT="0" distB="0" distL="0" distR="0" wp14:anchorId="5699BAE2" wp14:editId="760CEC7C">
+            <wp:extent cx="5731510" cy="2997835"/>
+            <wp:effectExtent l="0" t="0" r="2540" b="0"/>
+            <wp:docPr id="1347077370" name="Picture 1"/>
+            <wp:cNvGraphicFramePr>
+              <a:graphicFrameLocks xmlns:a="http://schemas.openxmlformats.org/drawingml/2006/main" noChangeAspect="1"/>
+            </wp:cNvGraphicFramePr>
+            <a:graphic xmlns:a="http://schemas.openxmlformats.org/drawingml/2006/main">
+              <a:graphicData uri="http://schemas.openxmlformats.org/drawingml/2006/picture">
+                <pic:pic xmlns:pic="http://schemas.openxmlformats.org/drawingml/2006/picture">
+                  <pic:nvPicPr>
+                    <pic:cNvPr id="1347077370" name=""/>
+                    <pic:cNvPicPr/>
+                  </pic:nvPicPr>
+                  <pic:blipFill>
+                    <a:blip r:embed="rId11"/>
+                    <a:stretch>
+                      <a:fillRect/>
+                    </a:stretch>
+                  </pic:blipFill>
+                  <pic:spPr>
+                    <a:xfrm>
+                      <a:off x="0" y="0"/>
+                      <a:ext cx="5731510" cy="2997835"/>
+                    </a:xfrm>
+                    <a:prstGeom prst="rect">
+                      <a:avLst/>
+                    </a:prstGeom>
+                  </pic:spPr>
+                </pic:pic>
+              </a:graphicData>
+            </a:graphic>
+          </wp:inline>
+        </w:drawing>
+      </w:r>
+    </w:p>
+    <w:p>
+      <w:pPr>
+        <w:rPr>
+          <w:color w:val="000000" w:themeColor="text1"/>
+          <w:sz w:val="32"/>
+          <w:szCs w:val="32"/>
+          <w:lang w:val="en-US"/>
+        </w:rPr>
+      </w:pPr>
+      <w:r>
+        <w:rPr>
+          <w:color w:val="000000" w:themeColor="text1"/>
+          <w:sz w:val="32"/>
+          <w:szCs w:val="32"/>
+          <w:lang w:val="en-US"/>
+        </w:rPr>
+        <w:drawing>
+          <wp:inline distT="0" distB="0" distL="0" distR="0" wp14:anchorId="6DBCA1FE" wp14:editId="1CB279C4">
+            <wp:extent cx="5731510" cy="1569720"/>
+            <wp:effectExtent l="0" t="0" r="2540" b="0"/>
+            <wp:docPr id="1677728880" name="Picture 1"/>
+            <wp:cNvGraphicFramePr>
+              <a:graphicFrameLocks xmlns:a="http://schemas.openxmlformats.org/drawingml/2006/main" noChangeAspect="1"/>
+            </wp:cNvGraphicFramePr>
+            <a:graphic xmlns:a="http://schemas.openxmlformats.org/drawingml/2006/main">
+              <a:graphicData uri="http://schemas.openxmlformats.org/drawingml/2006/picture">
+                <pic:pic xmlns:pic="http://schemas.openxmlformats.org/drawingml/2006/picture">
+                  <pic:nvPicPr>
+                    <pic:cNvPr id="1677728880" name=""/>
+                    <pic:cNvPicPr/>
+                  </pic:nvPicPr>
+                  <pic:blipFill>
+                    <a:blip r:embed="rId12"/>
+                    <a:stretch>
+                      <a:fillRect/>
+                    </a:stretch>
+                  </pic:blipFill>
+                  <pic:spPr>
+                    <a:xfrm>
+                      <a:off x="0" y="0"/>
+                      <a:ext cx="5731510" cy="1569720"/>
+                    </a:xfrm>
+                    <a:prstGeom prst="rect">
+                      <a:avLst/>
+                    </a:prstGeom>
+                  </pic:spPr>
+                </pic:pic>
+              </a:graphicData>
+            </a:graphic>
+          </wp:inline>
+        </w:drawing>
+      </w:r>
+    </w:p>
+    <w:p>
+      <w:pPr>
+        <w:rPr>
+          <w:color w:val="000000" w:themeColor="text1"/>
+          <w:sz w:val="32"/>
+          <w:szCs w:val="32"/>
+          <w:lang w:val="en-US"/>
+        </w:rPr>
+      </w:pPr>
+    </w:p>
+    <w:p>
+      <w:pPr>
+        <w:rPr>
+          <w:color w:val="000000" w:themeColor="text1"/>
+          <w:sz w:val="20"/>
+          <w:szCs w:val="20"/>
+          <w:lang w:val="en-US"/>
+        </w:rPr>
+      </w:pPr>
+    </w:p>
+    <w:p>
+      <w:pPr>
+        <w:rPr>
+          <w:color w:val="000000" w:themeColor="text1"/>
+          <w:sz w:val="32"/>
+          <w:szCs w:val="32"/>
+          <w:lang w:val="en-US"/>
+        </w:rPr>
+      </w:pPr>
+    </w:p>
+    <w:p>
+      <w:pPr>
+        <w:rPr>
+          <w:lang w:val="en-US"/>
+        </w:rPr>
+      </w:pPr>
+    </w:p>
     <w:sectPr>
       <w:pgSz w:w="11906" w:h="16838"/>
       <w:pgMar w:top="1440" w:right="1440" w:bottom="1440" w:left="1440" w:header="708" w:footer="708" w:gutter="0"/>
@@ -11,6 +5734,1799 @@
     </w:sectPr>
   </w:body>
 </w:document>
+</file>
+
+<file path=word/numbering.xml><?xml version="1.0" encoding="utf-8"?>
+<w:numbering xmlns:wpc="http://schemas.microsoft.com/office/word/2010/wordprocessingCanvas" xmlns:cx="http://schemas.microsoft.com/office/drawing/2014/chartex" xmlns:cx1="http://schemas.microsoft.com/office/drawing/2015/9/8/chartex" xmlns:cx2="http://schemas.microsoft.com/office/drawing/2015/10/21/chartex" xmlns:cx3="http://schemas.microsoft.com/office/drawing/2016/5/9/chartex" xmlns:cx4="http://schemas.microsoft.com/office/drawing/2016/5/10/chartex" xmlns:cx5="http://schemas.microsoft.com/office/drawing/2016/5/11/chartex" xmlns:cx6="http://schemas.microsoft.com/office/drawing/2016/5/12/chartex" xmlns:cx7="http://schemas.microsoft.com/office/drawing/2016/5/13/chartex" xmlns:cx8="http://schemas.microsoft.com/office/drawing/2016/5/14/chartex" xmlns:mc="http://schemas.openxmlformats.org/markup-compatibility/2006" xmlns:aink="http://schemas.microsoft.com/office/drawing/2016/ink" xmlns:am3d="http://schemas.microsoft.com/office/drawing/2017/model3d" xmlns:o="urn:schemas-microsoft-com:office:office" xmlns:oel="http://schemas.microsoft.com/office/2019/extlst" xmlns:r="http://schemas.openxmlformats.org/officeDocument/2006/relationships" xmlns:m="http://schemas.openxmlformats.org/officeDocument/2006/math" xmlns:v="urn:schemas-microsoft-com:vml" xmlns:wp14="http://schemas.microsoft.com/office/word/2010/wordprocessingDrawing" xmlns:wp="http://schemas.openxmlformats.org/drawingml/2006/wordprocessingDrawing" xmlns:w10="urn:schemas-microsoft-com:office:word" xmlns:w="http://schemas.openxmlformats.org/wordprocessingml/2006/main" xmlns:w14="http://schemas.microsoft.com/office/word/2010/wordml" xmlns:w15="http://schemas.microsoft.com/office/word/2012/wordml" xmlns:w16cex="http://schemas.microsoft.com/office/word/2018/wordml/cex" xmlns:w16cid="http://schemas.microsoft.com/office/word/2016/wordml/cid" xmlns:w16="http://schemas.microsoft.com/office/word/2018/wordml" xmlns:w16du="http://schemas.microsoft.com/office/word/2023/wordml/word16du" xmlns:w16sdtdh="http://schemas.microsoft.com/office/word/2020/wordml/sdtdatahash" xmlns:w16sdtfl="http://schemas.microsoft.com/office/word/2024/wordml/sdtformatlock" xmlns:w16se="http://schemas.microsoft.com/office/word/2015/wordml/symex" xmlns:wpg="http://schemas.microsoft.com/office/word/2010/wordprocessingGroup" xmlns:wpi="http://schemas.microsoft.com/office/word/2010/wordprocessingInk" xmlns:wne="http://schemas.microsoft.com/office/word/2006/wordml" xmlns:wps="http://schemas.microsoft.com/office/word/2010/wordprocessingShape" mc:Ignorable="w14 w15 w16se w16cid w16 w16cex w16sdtdh w16sdtfl w16du wp14">
+  <w:abstractNum w:abstractNumId="0" w15:restartNumberingAfterBreak="0">
+    <w:nsid w:val="0A7C737E"/>
+    <w:multiLevelType w:val="multilevel"/>
+    <w:tmpl w:val="E864D2D8"/>
+    <w:lvl w:ilvl="0">
+      <w:start w:val="1"/>
+      <w:numFmt w:val="decimal"/>
+      <w:lvlText w:val="%1."/>
+      <w:lvlJc w:val="left"/>
+      <w:pPr>
+        <w:tabs>
+          <w:tab w:val="num" w:pos="720"/>
+        </w:tabs>
+        <w:ind w:left="720" w:hanging="360"/>
+      </w:pPr>
+    </w:lvl>
+    <w:lvl w:ilvl="1" w:tentative="1">
+      <w:start w:val="1"/>
+      <w:numFmt w:val="decimal"/>
+      <w:lvlText w:val="%2."/>
+      <w:lvlJc w:val="left"/>
+      <w:pPr>
+        <w:tabs>
+          <w:tab w:val="num" w:pos="1440"/>
+        </w:tabs>
+        <w:ind w:left="1440" w:hanging="360"/>
+      </w:pPr>
+    </w:lvl>
+    <w:lvl w:ilvl="2" w:tentative="1">
+      <w:start w:val="1"/>
+      <w:numFmt w:val="decimal"/>
+      <w:lvlText w:val="%3."/>
+      <w:lvlJc w:val="left"/>
+      <w:pPr>
+        <w:tabs>
+          <w:tab w:val="num" w:pos="2160"/>
+        </w:tabs>
+        <w:ind w:left="2160" w:hanging="360"/>
+      </w:pPr>
+    </w:lvl>
+    <w:lvl w:ilvl="3" w:tentative="1">
+      <w:start w:val="1"/>
+      <w:numFmt w:val="decimal"/>
+      <w:lvlText w:val="%4."/>
+      <w:lvlJc w:val="left"/>
+      <w:pPr>
+        <w:tabs>
+          <w:tab w:val="num" w:pos="2880"/>
+        </w:tabs>
+        <w:ind w:left="2880" w:hanging="360"/>
+      </w:pPr>
+    </w:lvl>
+    <w:lvl w:ilvl="4" w:tentative="1">
+      <w:start w:val="1"/>
+      <w:numFmt w:val="decimal"/>
+      <w:lvlText w:val="%5."/>
+      <w:lvlJc w:val="left"/>
+      <w:pPr>
+        <w:tabs>
+          <w:tab w:val="num" w:pos="3600"/>
+        </w:tabs>
+        <w:ind w:left="3600" w:hanging="360"/>
+      </w:pPr>
+    </w:lvl>
+    <w:lvl w:ilvl="5" w:tentative="1">
+      <w:start w:val="1"/>
+      <w:numFmt w:val="decimal"/>
+      <w:lvlText w:val="%6."/>
+      <w:lvlJc w:val="left"/>
+      <w:pPr>
+        <w:tabs>
+          <w:tab w:val="num" w:pos="4320"/>
+        </w:tabs>
+        <w:ind w:left="4320" w:hanging="360"/>
+      </w:pPr>
+    </w:lvl>
+    <w:lvl w:ilvl="6" w:tentative="1">
+      <w:start w:val="1"/>
+      <w:numFmt w:val="decimal"/>
+      <w:lvlText w:val="%7."/>
+      <w:lvlJc w:val="left"/>
+      <w:pPr>
+        <w:tabs>
+          <w:tab w:val="num" w:pos="5040"/>
+        </w:tabs>
+        <w:ind w:left="5040" w:hanging="360"/>
+      </w:pPr>
+    </w:lvl>
+    <w:lvl w:ilvl="7" w:tentative="1">
+      <w:start w:val="1"/>
+      <w:numFmt w:val="decimal"/>
+      <w:lvlText w:val="%8."/>
+      <w:lvlJc w:val="left"/>
+      <w:pPr>
+        <w:tabs>
+          <w:tab w:val="num" w:pos="5760"/>
+        </w:tabs>
+        <w:ind w:left="5760" w:hanging="360"/>
+      </w:pPr>
+    </w:lvl>
+    <w:lvl w:ilvl="8" w:tentative="1">
+      <w:start w:val="1"/>
+      <w:numFmt w:val="decimal"/>
+      <w:lvlText w:val="%9."/>
+      <w:lvlJc w:val="left"/>
+      <w:pPr>
+        <w:tabs>
+          <w:tab w:val="num" w:pos="6480"/>
+        </w:tabs>
+        <w:ind w:left="6480" w:hanging="360"/>
+      </w:pPr>
+    </w:lvl>
+  </w:abstractNum>
+  <w:abstractNum w:abstractNumId="1" w15:restartNumberingAfterBreak="0">
+    <w:nsid w:val="10054DB3"/>
+    <w:multiLevelType w:val="multilevel"/>
+    <w:tmpl w:val="24426F56"/>
+    <w:lvl w:ilvl="0">
+      <w:start w:val="1"/>
+      <w:numFmt w:val="bullet"/>
+      <w:lvlText w:val=""/>
+      <w:lvlJc w:val="left"/>
+      <w:pPr>
+        <w:tabs>
+          <w:tab w:val="num" w:pos="720"/>
+        </w:tabs>
+        <w:ind w:left="720" w:hanging="360"/>
+      </w:pPr>
+      <w:rPr>
+        <w:rFonts w:ascii="Symbol" w:hAnsi="Symbol" w:hint="default"/>
+        <w:sz w:val="20"/>
+      </w:rPr>
+    </w:lvl>
+    <w:lvl w:ilvl="1" w:tentative="1">
+      <w:start w:val="1"/>
+      <w:numFmt w:val="bullet"/>
+      <w:lvlText w:val="o"/>
+      <w:lvlJc w:val="left"/>
+      <w:pPr>
+        <w:tabs>
+          <w:tab w:val="num" w:pos="1440"/>
+        </w:tabs>
+        <w:ind w:left="1440" w:hanging="360"/>
+      </w:pPr>
+      <w:rPr>
+        <w:rFonts w:ascii="Courier New" w:hAnsi="Courier New" w:hint="default"/>
+        <w:sz w:val="20"/>
+      </w:rPr>
+    </w:lvl>
+    <w:lvl w:ilvl="2" w:tentative="1">
+      <w:start w:val="1"/>
+      <w:numFmt w:val="bullet"/>
+      <w:lvlText w:val=""/>
+      <w:lvlJc w:val="left"/>
+      <w:pPr>
+        <w:tabs>
+          <w:tab w:val="num" w:pos="2160"/>
+        </w:tabs>
+        <w:ind w:left="2160" w:hanging="360"/>
+      </w:pPr>
+      <w:rPr>
+        <w:rFonts w:ascii="Wingdings" w:hAnsi="Wingdings" w:hint="default"/>
+        <w:sz w:val="20"/>
+      </w:rPr>
+    </w:lvl>
+    <w:lvl w:ilvl="3" w:tentative="1">
+      <w:start w:val="1"/>
+      <w:numFmt w:val="bullet"/>
+      <w:lvlText w:val=""/>
+      <w:lvlJc w:val="left"/>
+      <w:pPr>
+        <w:tabs>
+          <w:tab w:val="num" w:pos="2880"/>
+        </w:tabs>
+        <w:ind w:left="2880" w:hanging="360"/>
+      </w:pPr>
+      <w:rPr>
+        <w:rFonts w:ascii="Wingdings" w:hAnsi="Wingdings" w:hint="default"/>
+        <w:sz w:val="20"/>
+      </w:rPr>
+    </w:lvl>
+    <w:lvl w:ilvl="4" w:tentative="1">
+      <w:start w:val="1"/>
+      <w:numFmt w:val="bullet"/>
+      <w:lvlText w:val=""/>
+      <w:lvlJc w:val="left"/>
+      <w:pPr>
+        <w:tabs>
+          <w:tab w:val="num" w:pos="3600"/>
+        </w:tabs>
+        <w:ind w:left="3600" w:hanging="360"/>
+      </w:pPr>
+      <w:rPr>
+        <w:rFonts w:ascii="Wingdings" w:hAnsi="Wingdings" w:hint="default"/>
+        <w:sz w:val="20"/>
+      </w:rPr>
+    </w:lvl>
+    <w:lvl w:ilvl="5" w:tentative="1">
+      <w:start w:val="1"/>
+      <w:numFmt w:val="bullet"/>
+      <w:lvlText w:val=""/>
+      <w:lvlJc w:val="left"/>
+      <w:pPr>
+        <w:tabs>
+          <w:tab w:val="num" w:pos="4320"/>
+        </w:tabs>
+        <w:ind w:left="4320" w:hanging="360"/>
+      </w:pPr>
+      <w:rPr>
+        <w:rFonts w:ascii="Wingdings" w:hAnsi="Wingdings" w:hint="default"/>
+        <w:sz w:val="20"/>
+      </w:rPr>
+    </w:lvl>
+    <w:lvl w:ilvl="6" w:tentative="1">
+      <w:start w:val="1"/>
+      <w:numFmt w:val="bullet"/>
+      <w:lvlText w:val=""/>
+      <w:lvlJc w:val="left"/>
+      <w:pPr>
+        <w:tabs>
+          <w:tab w:val="num" w:pos="5040"/>
+        </w:tabs>
+        <w:ind w:left="5040" w:hanging="360"/>
+      </w:pPr>
+      <w:rPr>
+        <w:rFonts w:ascii="Wingdings" w:hAnsi="Wingdings" w:hint="default"/>
+        <w:sz w:val="20"/>
+      </w:rPr>
+    </w:lvl>
+    <w:lvl w:ilvl="7" w:tentative="1">
+      <w:start w:val="1"/>
+      <w:numFmt w:val="bullet"/>
+      <w:lvlText w:val=""/>
+      <w:lvlJc w:val="left"/>
+      <w:pPr>
+        <w:tabs>
+          <w:tab w:val="num" w:pos="5760"/>
+        </w:tabs>
+        <w:ind w:left="5760" w:hanging="360"/>
+      </w:pPr>
+      <w:rPr>
+        <w:rFonts w:ascii="Wingdings" w:hAnsi="Wingdings" w:hint="default"/>
+        <w:sz w:val="20"/>
+      </w:rPr>
+    </w:lvl>
+    <w:lvl w:ilvl="8" w:tentative="1">
+      <w:start w:val="1"/>
+      <w:numFmt w:val="bullet"/>
+      <w:lvlText w:val=""/>
+      <w:lvlJc w:val="left"/>
+      <w:pPr>
+        <w:tabs>
+          <w:tab w:val="num" w:pos="6480"/>
+        </w:tabs>
+        <w:ind w:left="6480" w:hanging="360"/>
+      </w:pPr>
+      <w:rPr>
+        <w:rFonts w:ascii="Wingdings" w:hAnsi="Wingdings" w:hint="default"/>
+        <w:sz w:val="20"/>
+      </w:rPr>
+    </w:lvl>
+  </w:abstractNum>
+  <w:abstractNum w:abstractNumId="2" w15:restartNumberingAfterBreak="0">
+    <w:nsid w:val="21EA3EE8"/>
+    <w:multiLevelType w:val="multilevel"/>
+    <w:tmpl w:val="2FFC3074"/>
+    <w:lvl w:ilvl="0">
+      <w:start w:val="1"/>
+      <w:numFmt w:val="bullet"/>
+      <w:lvlText w:val=""/>
+      <w:lvlJc w:val="left"/>
+      <w:pPr>
+        <w:tabs>
+          <w:tab w:val="num" w:pos="720"/>
+        </w:tabs>
+        <w:ind w:left="720" w:hanging="360"/>
+      </w:pPr>
+      <w:rPr>
+        <w:rFonts w:ascii="Symbol" w:hAnsi="Symbol" w:hint="default"/>
+        <w:sz w:val="20"/>
+      </w:rPr>
+    </w:lvl>
+    <w:lvl w:ilvl="1" w:tentative="1">
+      <w:start w:val="1"/>
+      <w:numFmt w:val="bullet"/>
+      <w:lvlText w:val="o"/>
+      <w:lvlJc w:val="left"/>
+      <w:pPr>
+        <w:tabs>
+          <w:tab w:val="num" w:pos="1440"/>
+        </w:tabs>
+        <w:ind w:left="1440" w:hanging="360"/>
+      </w:pPr>
+      <w:rPr>
+        <w:rFonts w:ascii="Courier New" w:hAnsi="Courier New" w:hint="default"/>
+        <w:sz w:val="20"/>
+      </w:rPr>
+    </w:lvl>
+    <w:lvl w:ilvl="2" w:tentative="1">
+      <w:start w:val="1"/>
+      <w:numFmt w:val="bullet"/>
+      <w:lvlText w:val=""/>
+      <w:lvlJc w:val="left"/>
+      <w:pPr>
+        <w:tabs>
+          <w:tab w:val="num" w:pos="2160"/>
+        </w:tabs>
+        <w:ind w:left="2160" w:hanging="360"/>
+      </w:pPr>
+      <w:rPr>
+        <w:rFonts w:ascii="Wingdings" w:hAnsi="Wingdings" w:hint="default"/>
+        <w:sz w:val="20"/>
+      </w:rPr>
+    </w:lvl>
+    <w:lvl w:ilvl="3" w:tentative="1">
+      <w:start w:val="1"/>
+      <w:numFmt w:val="bullet"/>
+      <w:lvlText w:val=""/>
+      <w:lvlJc w:val="left"/>
+      <w:pPr>
+        <w:tabs>
+          <w:tab w:val="num" w:pos="2880"/>
+        </w:tabs>
+        <w:ind w:left="2880" w:hanging="360"/>
+      </w:pPr>
+      <w:rPr>
+        <w:rFonts w:ascii="Wingdings" w:hAnsi="Wingdings" w:hint="default"/>
+        <w:sz w:val="20"/>
+      </w:rPr>
+    </w:lvl>
+    <w:lvl w:ilvl="4" w:tentative="1">
+      <w:start w:val="1"/>
+      <w:numFmt w:val="bullet"/>
+      <w:lvlText w:val=""/>
+      <w:lvlJc w:val="left"/>
+      <w:pPr>
+        <w:tabs>
+          <w:tab w:val="num" w:pos="3600"/>
+        </w:tabs>
+        <w:ind w:left="3600" w:hanging="360"/>
+      </w:pPr>
+      <w:rPr>
+        <w:rFonts w:ascii="Wingdings" w:hAnsi="Wingdings" w:hint="default"/>
+        <w:sz w:val="20"/>
+      </w:rPr>
+    </w:lvl>
+    <w:lvl w:ilvl="5" w:tentative="1">
+      <w:start w:val="1"/>
+      <w:numFmt w:val="bullet"/>
+      <w:lvlText w:val=""/>
+      <w:lvlJc w:val="left"/>
+      <w:pPr>
+        <w:tabs>
+          <w:tab w:val="num" w:pos="4320"/>
+        </w:tabs>
+        <w:ind w:left="4320" w:hanging="360"/>
+      </w:pPr>
+      <w:rPr>
+        <w:rFonts w:ascii="Wingdings" w:hAnsi="Wingdings" w:hint="default"/>
+        <w:sz w:val="20"/>
+      </w:rPr>
+    </w:lvl>
+    <w:lvl w:ilvl="6" w:tentative="1">
+      <w:start w:val="1"/>
+      <w:numFmt w:val="bullet"/>
+      <w:lvlText w:val=""/>
+      <w:lvlJc w:val="left"/>
+      <w:pPr>
+        <w:tabs>
+          <w:tab w:val="num" w:pos="5040"/>
+        </w:tabs>
+        <w:ind w:left="5040" w:hanging="360"/>
+      </w:pPr>
+      <w:rPr>
+        <w:rFonts w:ascii="Wingdings" w:hAnsi="Wingdings" w:hint="default"/>
+        <w:sz w:val="20"/>
+      </w:rPr>
+    </w:lvl>
+    <w:lvl w:ilvl="7" w:tentative="1">
+      <w:start w:val="1"/>
+      <w:numFmt w:val="bullet"/>
+      <w:lvlText w:val=""/>
+      <w:lvlJc w:val="left"/>
+      <w:pPr>
+        <w:tabs>
+          <w:tab w:val="num" w:pos="5760"/>
+        </w:tabs>
+        <w:ind w:left="5760" w:hanging="360"/>
+      </w:pPr>
+      <w:rPr>
+        <w:rFonts w:ascii="Wingdings" w:hAnsi="Wingdings" w:hint="default"/>
+        <w:sz w:val="20"/>
+      </w:rPr>
+    </w:lvl>
+    <w:lvl w:ilvl="8" w:tentative="1">
+      <w:start w:val="1"/>
+      <w:numFmt w:val="bullet"/>
+      <w:lvlText w:val=""/>
+      <w:lvlJc w:val="left"/>
+      <w:pPr>
+        <w:tabs>
+          <w:tab w:val="num" w:pos="6480"/>
+        </w:tabs>
+        <w:ind w:left="6480" w:hanging="360"/>
+      </w:pPr>
+      <w:rPr>
+        <w:rFonts w:ascii="Wingdings" w:hAnsi="Wingdings" w:hint="default"/>
+        <w:sz w:val="20"/>
+      </w:rPr>
+    </w:lvl>
+  </w:abstractNum>
+  <w:abstractNum w:abstractNumId="3" w15:restartNumberingAfterBreak="0">
+    <w:nsid w:val="4D9C0D2A"/>
+    <w:multiLevelType w:val="multilevel"/>
+    <w:tmpl w:val="8D98A25E"/>
+    <w:lvl w:ilvl="0">
+      <w:start w:val="1"/>
+      <w:numFmt w:val="bullet"/>
+      <w:lvlText w:val=""/>
+      <w:lvlJc w:val="left"/>
+      <w:pPr>
+        <w:tabs>
+          <w:tab w:val="num" w:pos="720"/>
+        </w:tabs>
+        <w:ind w:left="720" w:hanging="360"/>
+      </w:pPr>
+      <w:rPr>
+        <w:rFonts w:ascii="Symbol" w:hAnsi="Symbol" w:hint="default"/>
+        <w:sz w:val="20"/>
+      </w:rPr>
+    </w:lvl>
+    <w:lvl w:ilvl="1" w:tentative="1">
+      <w:start w:val="1"/>
+      <w:numFmt w:val="bullet"/>
+      <w:lvlText w:val="o"/>
+      <w:lvlJc w:val="left"/>
+      <w:pPr>
+        <w:tabs>
+          <w:tab w:val="num" w:pos="1440"/>
+        </w:tabs>
+        <w:ind w:left="1440" w:hanging="360"/>
+      </w:pPr>
+      <w:rPr>
+        <w:rFonts w:ascii="Courier New" w:hAnsi="Courier New" w:hint="default"/>
+        <w:sz w:val="20"/>
+      </w:rPr>
+    </w:lvl>
+    <w:lvl w:ilvl="2" w:tentative="1">
+      <w:start w:val="1"/>
+      <w:numFmt w:val="bullet"/>
+      <w:lvlText w:val=""/>
+      <w:lvlJc w:val="left"/>
+      <w:pPr>
+        <w:tabs>
+          <w:tab w:val="num" w:pos="2160"/>
+        </w:tabs>
+        <w:ind w:left="2160" w:hanging="360"/>
+      </w:pPr>
+      <w:rPr>
+        <w:rFonts w:ascii="Wingdings" w:hAnsi="Wingdings" w:hint="default"/>
+        <w:sz w:val="20"/>
+      </w:rPr>
+    </w:lvl>
+    <w:lvl w:ilvl="3" w:tentative="1">
+      <w:start w:val="1"/>
+      <w:numFmt w:val="bullet"/>
+      <w:lvlText w:val=""/>
+      <w:lvlJc w:val="left"/>
+      <w:pPr>
+        <w:tabs>
+          <w:tab w:val="num" w:pos="2880"/>
+        </w:tabs>
+        <w:ind w:left="2880" w:hanging="360"/>
+      </w:pPr>
+      <w:rPr>
+        <w:rFonts w:ascii="Wingdings" w:hAnsi="Wingdings" w:hint="default"/>
+        <w:sz w:val="20"/>
+      </w:rPr>
+    </w:lvl>
+    <w:lvl w:ilvl="4" w:tentative="1">
+      <w:start w:val="1"/>
+      <w:numFmt w:val="bullet"/>
+      <w:lvlText w:val=""/>
+      <w:lvlJc w:val="left"/>
+      <w:pPr>
+        <w:tabs>
+          <w:tab w:val="num" w:pos="3600"/>
+        </w:tabs>
+        <w:ind w:left="3600" w:hanging="360"/>
+      </w:pPr>
+      <w:rPr>
+        <w:rFonts w:ascii="Wingdings" w:hAnsi="Wingdings" w:hint="default"/>
+        <w:sz w:val="20"/>
+      </w:rPr>
+    </w:lvl>
+    <w:lvl w:ilvl="5" w:tentative="1">
+      <w:start w:val="1"/>
+      <w:numFmt w:val="bullet"/>
+      <w:lvlText w:val=""/>
+      <w:lvlJc w:val="left"/>
+      <w:pPr>
+        <w:tabs>
+          <w:tab w:val="num" w:pos="4320"/>
+        </w:tabs>
+        <w:ind w:left="4320" w:hanging="360"/>
+      </w:pPr>
+      <w:rPr>
+        <w:rFonts w:ascii="Wingdings" w:hAnsi="Wingdings" w:hint="default"/>
+        <w:sz w:val="20"/>
+      </w:rPr>
+    </w:lvl>
+    <w:lvl w:ilvl="6" w:tentative="1">
+      <w:start w:val="1"/>
+      <w:numFmt w:val="bullet"/>
+      <w:lvlText w:val=""/>
+      <w:lvlJc w:val="left"/>
+      <w:pPr>
+        <w:tabs>
+          <w:tab w:val="num" w:pos="5040"/>
+        </w:tabs>
+        <w:ind w:left="5040" w:hanging="360"/>
+      </w:pPr>
+      <w:rPr>
+        <w:rFonts w:ascii="Wingdings" w:hAnsi="Wingdings" w:hint="default"/>
+        <w:sz w:val="20"/>
+      </w:rPr>
+    </w:lvl>
+    <w:lvl w:ilvl="7" w:tentative="1">
+      <w:start w:val="1"/>
+      <w:numFmt w:val="bullet"/>
+      <w:lvlText w:val=""/>
+      <w:lvlJc w:val="left"/>
+      <w:pPr>
+        <w:tabs>
+          <w:tab w:val="num" w:pos="5760"/>
+        </w:tabs>
+        <w:ind w:left="5760" w:hanging="360"/>
+      </w:pPr>
+      <w:rPr>
+        <w:rFonts w:ascii="Wingdings" w:hAnsi="Wingdings" w:hint="default"/>
+        <w:sz w:val="20"/>
+      </w:rPr>
+    </w:lvl>
+    <w:lvl w:ilvl="8" w:tentative="1">
+      <w:start w:val="1"/>
+      <w:numFmt w:val="bullet"/>
+      <w:lvlText w:val=""/>
+      <w:lvlJc w:val="left"/>
+      <w:pPr>
+        <w:tabs>
+          <w:tab w:val="num" w:pos="6480"/>
+        </w:tabs>
+        <w:ind w:left="6480" w:hanging="360"/>
+      </w:pPr>
+      <w:rPr>
+        <w:rFonts w:ascii="Wingdings" w:hAnsi="Wingdings" w:hint="default"/>
+        <w:sz w:val="20"/>
+      </w:rPr>
+    </w:lvl>
+  </w:abstractNum>
+  <w:abstractNum w:abstractNumId="4" w15:restartNumberingAfterBreak="0">
+    <w:nsid w:val="4FE25904"/>
+    <w:multiLevelType w:val="multilevel"/>
+    <w:tmpl w:val="8E885F98"/>
+    <w:lvl w:ilvl="0">
+      <w:start w:val="1"/>
+      <w:numFmt w:val="bullet"/>
+      <w:lvlText w:val=""/>
+      <w:lvlJc w:val="left"/>
+      <w:pPr>
+        <w:tabs>
+          <w:tab w:val="num" w:pos="720"/>
+        </w:tabs>
+        <w:ind w:left="720" w:hanging="360"/>
+      </w:pPr>
+      <w:rPr>
+        <w:rFonts w:ascii="Symbol" w:hAnsi="Symbol" w:hint="default"/>
+        <w:sz w:val="20"/>
+      </w:rPr>
+    </w:lvl>
+    <w:lvl w:ilvl="1" w:tentative="1">
+      <w:start w:val="1"/>
+      <w:numFmt w:val="bullet"/>
+      <w:lvlText w:val="o"/>
+      <w:lvlJc w:val="left"/>
+      <w:pPr>
+        <w:tabs>
+          <w:tab w:val="num" w:pos="1440"/>
+        </w:tabs>
+        <w:ind w:left="1440" w:hanging="360"/>
+      </w:pPr>
+      <w:rPr>
+        <w:rFonts w:ascii="Courier New" w:hAnsi="Courier New" w:hint="default"/>
+        <w:sz w:val="20"/>
+      </w:rPr>
+    </w:lvl>
+    <w:lvl w:ilvl="2" w:tentative="1">
+      <w:start w:val="1"/>
+      <w:numFmt w:val="bullet"/>
+      <w:lvlText w:val=""/>
+      <w:lvlJc w:val="left"/>
+      <w:pPr>
+        <w:tabs>
+          <w:tab w:val="num" w:pos="2160"/>
+        </w:tabs>
+        <w:ind w:left="2160" w:hanging="360"/>
+      </w:pPr>
+      <w:rPr>
+        <w:rFonts w:ascii="Wingdings" w:hAnsi="Wingdings" w:hint="default"/>
+        <w:sz w:val="20"/>
+      </w:rPr>
+    </w:lvl>
+    <w:lvl w:ilvl="3" w:tentative="1">
+      <w:start w:val="1"/>
+      <w:numFmt w:val="bullet"/>
+      <w:lvlText w:val=""/>
+      <w:lvlJc w:val="left"/>
+      <w:pPr>
+        <w:tabs>
+          <w:tab w:val="num" w:pos="2880"/>
+        </w:tabs>
+        <w:ind w:left="2880" w:hanging="360"/>
+      </w:pPr>
+      <w:rPr>
+        <w:rFonts w:ascii="Wingdings" w:hAnsi="Wingdings" w:hint="default"/>
+        <w:sz w:val="20"/>
+      </w:rPr>
+    </w:lvl>
+    <w:lvl w:ilvl="4" w:tentative="1">
+      <w:start w:val="1"/>
+      <w:numFmt w:val="bullet"/>
+      <w:lvlText w:val=""/>
+      <w:lvlJc w:val="left"/>
+      <w:pPr>
+        <w:tabs>
+          <w:tab w:val="num" w:pos="3600"/>
+        </w:tabs>
+        <w:ind w:left="3600" w:hanging="360"/>
+      </w:pPr>
+      <w:rPr>
+        <w:rFonts w:ascii="Wingdings" w:hAnsi="Wingdings" w:hint="default"/>
+        <w:sz w:val="20"/>
+      </w:rPr>
+    </w:lvl>
+    <w:lvl w:ilvl="5" w:tentative="1">
+      <w:start w:val="1"/>
+      <w:numFmt w:val="bullet"/>
+      <w:lvlText w:val=""/>
+      <w:lvlJc w:val="left"/>
+      <w:pPr>
+        <w:tabs>
+          <w:tab w:val="num" w:pos="4320"/>
+        </w:tabs>
+        <w:ind w:left="4320" w:hanging="360"/>
+      </w:pPr>
+      <w:rPr>
+        <w:rFonts w:ascii="Wingdings" w:hAnsi="Wingdings" w:hint="default"/>
+        <w:sz w:val="20"/>
+      </w:rPr>
+    </w:lvl>
+    <w:lvl w:ilvl="6" w:tentative="1">
+      <w:start w:val="1"/>
+      <w:numFmt w:val="bullet"/>
+      <w:lvlText w:val=""/>
+      <w:lvlJc w:val="left"/>
+      <w:pPr>
+        <w:tabs>
+          <w:tab w:val="num" w:pos="5040"/>
+        </w:tabs>
+        <w:ind w:left="5040" w:hanging="360"/>
+      </w:pPr>
+      <w:rPr>
+        <w:rFonts w:ascii="Wingdings" w:hAnsi="Wingdings" w:hint="default"/>
+        <w:sz w:val="20"/>
+      </w:rPr>
+    </w:lvl>
+    <w:lvl w:ilvl="7" w:tentative="1">
+      <w:start w:val="1"/>
+      <w:numFmt w:val="bullet"/>
+      <w:lvlText w:val=""/>
+      <w:lvlJc w:val="left"/>
+      <w:pPr>
+        <w:tabs>
+          <w:tab w:val="num" w:pos="5760"/>
+        </w:tabs>
+        <w:ind w:left="5760" w:hanging="360"/>
+      </w:pPr>
+      <w:rPr>
+        <w:rFonts w:ascii="Wingdings" w:hAnsi="Wingdings" w:hint="default"/>
+        <w:sz w:val="20"/>
+      </w:rPr>
+    </w:lvl>
+    <w:lvl w:ilvl="8" w:tentative="1">
+      <w:start w:val="1"/>
+      <w:numFmt w:val="bullet"/>
+      <w:lvlText w:val=""/>
+      <w:lvlJc w:val="left"/>
+      <w:pPr>
+        <w:tabs>
+          <w:tab w:val="num" w:pos="6480"/>
+        </w:tabs>
+        <w:ind w:left="6480" w:hanging="360"/>
+      </w:pPr>
+      <w:rPr>
+        <w:rFonts w:ascii="Wingdings" w:hAnsi="Wingdings" w:hint="default"/>
+        <w:sz w:val="20"/>
+      </w:rPr>
+    </w:lvl>
+  </w:abstractNum>
+  <w:abstractNum w:abstractNumId="5" w15:restartNumberingAfterBreak="0">
+    <w:nsid w:val="514E5EFF"/>
+    <w:multiLevelType w:val="multilevel"/>
+    <w:tmpl w:val="2F4E07C8"/>
+    <w:lvl w:ilvl="0">
+      <w:start w:val="1"/>
+      <w:numFmt w:val="bullet"/>
+      <w:lvlText w:val=""/>
+      <w:lvlJc w:val="left"/>
+      <w:pPr>
+        <w:tabs>
+          <w:tab w:val="num" w:pos="720"/>
+        </w:tabs>
+        <w:ind w:left="720" w:hanging="360"/>
+      </w:pPr>
+      <w:rPr>
+        <w:rFonts w:ascii="Symbol" w:hAnsi="Symbol" w:hint="default"/>
+        <w:sz w:val="20"/>
+      </w:rPr>
+    </w:lvl>
+    <w:lvl w:ilvl="1" w:tentative="1">
+      <w:start w:val="1"/>
+      <w:numFmt w:val="bullet"/>
+      <w:lvlText w:val="o"/>
+      <w:lvlJc w:val="left"/>
+      <w:pPr>
+        <w:tabs>
+          <w:tab w:val="num" w:pos="1440"/>
+        </w:tabs>
+        <w:ind w:left="1440" w:hanging="360"/>
+      </w:pPr>
+      <w:rPr>
+        <w:rFonts w:ascii="Courier New" w:hAnsi="Courier New" w:hint="default"/>
+        <w:sz w:val="20"/>
+      </w:rPr>
+    </w:lvl>
+    <w:lvl w:ilvl="2" w:tentative="1">
+      <w:start w:val="1"/>
+      <w:numFmt w:val="bullet"/>
+      <w:lvlText w:val=""/>
+      <w:lvlJc w:val="left"/>
+      <w:pPr>
+        <w:tabs>
+          <w:tab w:val="num" w:pos="2160"/>
+        </w:tabs>
+        <w:ind w:left="2160" w:hanging="360"/>
+      </w:pPr>
+      <w:rPr>
+        <w:rFonts w:ascii="Wingdings" w:hAnsi="Wingdings" w:hint="default"/>
+        <w:sz w:val="20"/>
+      </w:rPr>
+    </w:lvl>
+    <w:lvl w:ilvl="3" w:tentative="1">
+      <w:start w:val="1"/>
+      <w:numFmt w:val="bullet"/>
+      <w:lvlText w:val=""/>
+      <w:lvlJc w:val="left"/>
+      <w:pPr>
+        <w:tabs>
+          <w:tab w:val="num" w:pos="2880"/>
+        </w:tabs>
+        <w:ind w:left="2880" w:hanging="360"/>
+      </w:pPr>
+      <w:rPr>
+        <w:rFonts w:ascii="Wingdings" w:hAnsi="Wingdings" w:hint="default"/>
+        <w:sz w:val="20"/>
+      </w:rPr>
+    </w:lvl>
+    <w:lvl w:ilvl="4" w:tentative="1">
+      <w:start w:val="1"/>
+      <w:numFmt w:val="bullet"/>
+      <w:lvlText w:val=""/>
+      <w:lvlJc w:val="left"/>
+      <w:pPr>
+        <w:tabs>
+          <w:tab w:val="num" w:pos="3600"/>
+        </w:tabs>
+        <w:ind w:left="3600" w:hanging="360"/>
+      </w:pPr>
+      <w:rPr>
+        <w:rFonts w:ascii="Wingdings" w:hAnsi="Wingdings" w:hint="default"/>
+        <w:sz w:val="20"/>
+      </w:rPr>
+    </w:lvl>
+    <w:lvl w:ilvl="5" w:tentative="1">
+      <w:start w:val="1"/>
+      <w:numFmt w:val="bullet"/>
+      <w:lvlText w:val=""/>
+      <w:lvlJc w:val="left"/>
+      <w:pPr>
+        <w:tabs>
+          <w:tab w:val="num" w:pos="4320"/>
+        </w:tabs>
+        <w:ind w:left="4320" w:hanging="360"/>
+      </w:pPr>
+      <w:rPr>
+        <w:rFonts w:ascii="Wingdings" w:hAnsi="Wingdings" w:hint="default"/>
+        <w:sz w:val="20"/>
+      </w:rPr>
+    </w:lvl>
+    <w:lvl w:ilvl="6" w:tentative="1">
+      <w:start w:val="1"/>
+      <w:numFmt w:val="bullet"/>
+      <w:lvlText w:val=""/>
+      <w:lvlJc w:val="left"/>
+      <w:pPr>
+        <w:tabs>
+          <w:tab w:val="num" w:pos="5040"/>
+        </w:tabs>
+        <w:ind w:left="5040" w:hanging="360"/>
+      </w:pPr>
+      <w:rPr>
+        <w:rFonts w:ascii="Wingdings" w:hAnsi="Wingdings" w:hint="default"/>
+        <w:sz w:val="20"/>
+      </w:rPr>
+    </w:lvl>
+    <w:lvl w:ilvl="7" w:tentative="1">
+      <w:start w:val="1"/>
+      <w:numFmt w:val="bullet"/>
+      <w:lvlText w:val=""/>
+      <w:lvlJc w:val="left"/>
+      <w:pPr>
+        <w:tabs>
+          <w:tab w:val="num" w:pos="5760"/>
+        </w:tabs>
+        <w:ind w:left="5760" w:hanging="360"/>
+      </w:pPr>
+      <w:rPr>
+        <w:rFonts w:ascii="Wingdings" w:hAnsi="Wingdings" w:hint="default"/>
+        <w:sz w:val="20"/>
+      </w:rPr>
+    </w:lvl>
+    <w:lvl w:ilvl="8" w:tentative="1">
+      <w:start w:val="1"/>
+      <w:numFmt w:val="bullet"/>
+      <w:lvlText w:val=""/>
+      <w:lvlJc w:val="left"/>
+      <w:pPr>
+        <w:tabs>
+          <w:tab w:val="num" w:pos="6480"/>
+        </w:tabs>
+        <w:ind w:left="6480" w:hanging="360"/>
+      </w:pPr>
+      <w:rPr>
+        <w:rFonts w:ascii="Wingdings" w:hAnsi="Wingdings" w:hint="default"/>
+        <w:sz w:val="20"/>
+      </w:rPr>
+    </w:lvl>
+  </w:abstractNum>
+  <w:abstractNum w:abstractNumId="6" w15:restartNumberingAfterBreak="0">
+    <w:nsid w:val="55265E05"/>
+    <w:multiLevelType w:val="multilevel"/>
+    <w:tmpl w:val="43AC822C"/>
+    <w:lvl w:ilvl="0">
+      <w:start w:val="1"/>
+      <w:numFmt w:val="bullet"/>
+      <w:lvlText w:val=""/>
+      <w:lvlJc w:val="left"/>
+      <w:pPr>
+        <w:tabs>
+          <w:tab w:val="num" w:pos="720"/>
+        </w:tabs>
+        <w:ind w:left="720" w:hanging="360"/>
+      </w:pPr>
+      <w:rPr>
+        <w:rFonts w:ascii="Symbol" w:hAnsi="Symbol" w:hint="default"/>
+        <w:sz w:val="20"/>
+      </w:rPr>
+    </w:lvl>
+    <w:lvl w:ilvl="1" w:tentative="1">
+      <w:start w:val="1"/>
+      <w:numFmt w:val="bullet"/>
+      <w:lvlText w:val="o"/>
+      <w:lvlJc w:val="left"/>
+      <w:pPr>
+        <w:tabs>
+          <w:tab w:val="num" w:pos="1440"/>
+        </w:tabs>
+        <w:ind w:left="1440" w:hanging="360"/>
+      </w:pPr>
+      <w:rPr>
+        <w:rFonts w:ascii="Courier New" w:hAnsi="Courier New" w:hint="default"/>
+        <w:sz w:val="20"/>
+      </w:rPr>
+    </w:lvl>
+    <w:lvl w:ilvl="2" w:tentative="1">
+      <w:start w:val="1"/>
+      <w:numFmt w:val="bullet"/>
+      <w:lvlText w:val=""/>
+      <w:lvlJc w:val="left"/>
+      <w:pPr>
+        <w:tabs>
+          <w:tab w:val="num" w:pos="2160"/>
+        </w:tabs>
+        <w:ind w:left="2160" w:hanging="360"/>
+      </w:pPr>
+      <w:rPr>
+        <w:rFonts w:ascii="Wingdings" w:hAnsi="Wingdings" w:hint="default"/>
+        <w:sz w:val="20"/>
+      </w:rPr>
+    </w:lvl>
+    <w:lvl w:ilvl="3" w:tentative="1">
+      <w:start w:val="1"/>
+      <w:numFmt w:val="bullet"/>
+      <w:lvlText w:val=""/>
+      <w:lvlJc w:val="left"/>
+      <w:pPr>
+        <w:tabs>
+          <w:tab w:val="num" w:pos="2880"/>
+        </w:tabs>
+        <w:ind w:left="2880" w:hanging="360"/>
+      </w:pPr>
+      <w:rPr>
+        <w:rFonts w:ascii="Wingdings" w:hAnsi="Wingdings" w:hint="default"/>
+        <w:sz w:val="20"/>
+      </w:rPr>
+    </w:lvl>
+    <w:lvl w:ilvl="4" w:tentative="1">
+      <w:start w:val="1"/>
+      <w:numFmt w:val="bullet"/>
+      <w:lvlText w:val=""/>
+      <w:lvlJc w:val="left"/>
+      <w:pPr>
+        <w:tabs>
+          <w:tab w:val="num" w:pos="3600"/>
+        </w:tabs>
+        <w:ind w:left="3600" w:hanging="360"/>
+      </w:pPr>
+      <w:rPr>
+        <w:rFonts w:ascii="Wingdings" w:hAnsi="Wingdings" w:hint="default"/>
+        <w:sz w:val="20"/>
+      </w:rPr>
+    </w:lvl>
+    <w:lvl w:ilvl="5" w:tentative="1">
+      <w:start w:val="1"/>
+      <w:numFmt w:val="bullet"/>
+      <w:lvlText w:val=""/>
+      <w:lvlJc w:val="left"/>
+      <w:pPr>
+        <w:tabs>
+          <w:tab w:val="num" w:pos="4320"/>
+        </w:tabs>
+        <w:ind w:left="4320" w:hanging="360"/>
+      </w:pPr>
+      <w:rPr>
+        <w:rFonts w:ascii="Wingdings" w:hAnsi="Wingdings" w:hint="default"/>
+        <w:sz w:val="20"/>
+      </w:rPr>
+    </w:lvl>
+    <w:lvl w:ilvl="6" w:tentative="1">
+      <w:start w:val="1"/>
+      <w:numFmt w:val="bullet"/>
+      <w:lvlText w:val=""/>
+      <w:lvlJc w:val="left"/>
+      <w:pPr>
+        <w:tabs>
+          <w:tab w:val="num" w:pos="5040"/>
+        </w:tabs>
+        <w:ind w:left="5040" w:hanging="360"/>
+      </w:pPr>
+      <w:rPr>
+        <w:rFonts w:ascii="Wingdings" w:hAnsi="Wingdings" w:hint="default"/>
+        <w:sz w:val="20"/>
+      </w:rPr>
+    </w:lvl>
+    <w:lvl w:ilvl="7" w:tentative="1">
+      <w:start w:val="1"/>
+      <w:numFmt w:val="bullet"/>
+      <w:lvlText w:val=""/>
+      <w:lvlJc w:val="left"/>
+      <w:pPr>
+        <w:tabs>
+          <w:tab w:val="num" w:pos="5760"/>
+        </w:tabs>
+        <w:ind w:left="5760" w:hanging="360"/>
+      </w:pPr>
+      <w:rPr>
+        <w:rFonts w:ascii="Wingdings" w:hAnsi="Wingdings" w:hint="default"/>
+        <w:sz w:val="20"/>
+      </w:rPr>
+    </w:lvl>
+    <w:lvl w:ilvl="8" w:tentative="1">
+      <w:start w:val="1"/>
+      <w:numFmt w:val="bullet"/>
+      <w:lvlText w:val=""/>
+      <w:lvlJc w:val="left"/>
+      <w:pPr>
+        <w:tabs>
+          <w:tab w:val="num" w:pos="6480"/>
+        </w:tabs>
+        <w:ind w:left="6480" w:hanging="360"/>
+      </w:pPr>
+      <w:rPr>
+        <w:rFonts w:ascii="Wingdings" w:hAnsi="Wingdings" w:hint="default"/>
+        <w:sz w:val="20"/>
+      </w:rPr>
+    </w:lvl>
+  </w:abstractNum>
+  <w:abstractNum w:abstractNumId="7" w15:restartNumberingAfterBreak="0">
+    <w:nsid w:val="55EB574B"/>
+    <w:multiLevelType w:val="multilevel"/>
+    <w:tmpl w:val="4CBC54B6"/>
+    <w:lvl w:ilvl="0">
+      <w:start w:val="1"/>
+      <w:numFmt w:val="bullet"/>
+      <w:lvlText w:val=""/>
+      <w:lvlJc w:val="left"/>
+      <w:pPr>
+        <w:tabs>
+          <w:tab w:val="num" w:pos="720"/>
+        </w:tabs>
+        <w:ind w:left="720" w:hanging="360"/>
+      </w:pPr>
+      <w:rPr>
+        <w:rFonts w:ascii="Symbol" w:hAnsi="Symbol" w:hint="default"/>
+        <w:sz w:val="20"/>
+      </w:rPr>
+    </w:lvl>
+    <w:lvl w:ilvl="1" w:tentative="1">
+      <w:start w:val="1"/>
+      <w:numFmt w:val="bullet"/>
+      <w:lvlText w:val="o"/>
+      <w:lvlJc w:val="left"/>
+      <w:pPr>
+        <w:tabs>
+          <w:tab w:val="num" w:pos="1440"/>
+        </w:tabs>
+        <w:ind w:left="1440" w:hanging="360"/>
+      </w:pPr>
+      <w:rPr>
+        <w:rFonts w:ascii="Courier New" w:hAnsi="Courier New" w:hint="default"/>
+        <w:sz w:val="20"/>
+      </w:rPr>
+    </w:lvl>
+    <w:lvl w:ilvl="2" w:tentative="1">
+      <w:start w:val="1"/>
+      <w:numFmt w:val="bullet"/>
+      <w:lvlText w:val=""/>
+      <w:lvlJc w:val="left"/>
+      <w:pPr>
+        <w:tabs>
+          <w:tab w:val="num" w:pos="2160"/>
+        </w:tabs>
+        <w:ind w:left="2160" w:hanging="360"/>
+      </w:pPr>
+      <w:rPr>
+        <w:rFonts w:ascii="Wingdings" w:hAnsi="Wingdings" w:hint="default"/>
+        <w:sz w:val="20"/>
+      </w:rPr>
+    </w:lvl>
+    <w:lvl w:ilvl="3" w:tentative="1">
+      <w:start w:val="1"/>
+      <w:numFmt w:val="bullet"/>
+      <w:lvlText w:val=""/>
+      <w:lvlJc w:val="left"/>
+      <w:pPr>
+        <w:tabs>
+          <w:tab w:val="num" w:pos="2880"/>
+        </w:tabs>
+        <w:ind w:left="2880" w:hanging="360"/>
+      </w:pPr>
+      <w:rPr>
+        <w:rFonts w:ascii="Wingdings" w:hAnsi="Wingdings" w:hint="default"/>
+        <w:sz w:val="20"/>
+      </w:rPr>
+    </w:lvl>
+    <w:lvl w:ilvl="4" w:tentative="1">
+      <w:start w:val="1"/>
+      <w:numFmt w:val="bullet"/>
+      <w:lvlText w:val=""/>
+      <w:lvlJc w:val="left"/>
+      <w:pPr>
+        <w:tabs>
+          <w:tab w:val="num" w:pos="3600"/>
+        </w:tabs>
+        <w:ind w:left="3600" w:hanging="360"/>
+      </w:pPr>
+      <w:rPr>
+        <w:rFonts w:ascii="Wingdings" w:hAnsi="Wingdings" w:hint="default"/>
+        <w:sz w:val="20"/>
+      </w:rPr>
+    </w:lvl>
+    <w:lvl w:ilvl="5" w:tentative="1">
+      <w:start w:val="1"/>
+      <w:numFmt w:val="bullet"/>
+      <w:lvlText w:val=""/>
+      <w:lvlJc w:val="left"/>
+      <w:pPr>
+        <w:tabs>
+          <w:tab w:val="num" w:pos="4320"/>
+        </w:tabs>
+        <w:ind w:left="4320" w:hanging="360"/>
+      </w:pPr>
+      <w:rPr>
+        <w:rFonts w:ascii="Wingdings" w:hAnsi="Wingdings" w:hint="default"/>
+        <w:sz w:val="20"/>
+      </w:rPr>
+    </w:lvl>
+    <w:lvl w:ilvl="6" w:tentative="1">
+      <w:start w:val="1"/>
+      <w:numFmt w:val="bullet"/>
+      <w:lvlText w:val=""/>
+      <w:lvlJc w:val="left"/>
+      <w:pPr>
+        <w:tabs>
+          <w:tab w:val="num" w:pos="5040"/>
+        </w:tabs>
+        <w:ind w:left="5040" w:hanging="360"/>
+      </w:pPr>
+      <w:rPr>
+        <w:rFonts w:ascii="Wingdings" w:hAnsi="Wingdings" w:hint="default"/>
+        <w:sz w:val="20"/>
+      </w:rPr>
+    </w:lvl>
+    <w:lvl w:ilvl="7" w:tentative="1">
+      <w:start w:val="1"/>
+      <w:numFmt w:val="bullet"/>
+      <w:lvlText w:val=""/>
+      <w:lvlJc w:val="left"/>
+      <w:pPr>
+        <w:tabs>
+          <w:tab w:val="num" w:pos="5760"/>
+        </w:tabs>
+        <w:ind w:left="5760" w:hanging="360"/>
+      </w:pPr>
+      <w:rPr>
+        <w:rFonts w:ascii="Wingdings" w:hAnsi="Wingdings" w:hint="default"/>
+        <w:sz w:val="20"/>
+      </w:rPr>
+    </w:lvl>
+    <w:lvl w:ilvl="8" w:tentative="1">
+      <w:start w:val="1"/>
+      <w:numFmt w:val="bullet"/>
+      <w:lvlText w:val=""/>
+      <w:lvlJc w:val="left"/>
+      <w:pPr>
+        <w:tabs>
+          <w:tab w:val="num" w:pos="6480"/>
+        </w:tabs>
+        <w:ind w:left="6480" w:hanging="360"/>
+      </w:pPr>
+      <w:rPr>
+        <w:rFonts w:ascii="Wingdings" w:hAnsi="Wingdings" w:hint="default"/>
+        <w:sz w:val="20"/>
+      </w:rPr>
+    </w:lvl>
+  </w:abstractNum>
+  <w:abstractNum w:abstractNumId="8" w15:restartNumberingAfterBreak="0">
+    <w:nsid w:val="6212078B"/>
+    <w:multiLevelType w:val="multilevel"/>
+    <w:tmpl w:val="FE78C530"/>
+    <w:lvl w:ilvl="0">
+      <w:start w:val="1"/>
+      <w:numFmt w:val="bullet"/>
+      <w:lvlText w:val=""/>
+      <w:lvlJc w:val="left"/>
+      <w:pPr>
+        <w:tabs>
+          <w:tab w:val="num" w:pos="720"/>
+        </w:tabs>
+        <w:ind w:left="720" w:hanging="360"/>
+      </w:pPr>
+      <w:rPr>
+        <w:rFonts w:ascii="Symbol" w:hAnsi="Symbol" w:hint="default"/>
+        <w:sz w:val="20"/>
+      </w:rPr>
+    </w:lvl>
+    <w:lvl w:ilvl="1">
+      <w:start w:val="1"/>
+      <w:numFmt w:val="bullet"/>
+      <w:lvlText w:val="o"/>
+      <w:lvlJc w:val="left"/>
+      <w:pPr>
+        <w:tabs>
+          <w:tab w:val="num" w:pos="1440"/>
+        </w:tabs>
+        <w:ind w:left="1440" w:hanging="360"/>
+      </w:pPr>
+      <w:rPr>
+        <w:rFonts w:ascii="Courier New" w:hAnsi="Courier New" w:hint="default"/>
+        <w:sz w:val="20"/>
+      </w:rPr>
+    </w:lvl>
+    <w:lvl w:ilvl="2" w:tentative="1">
+      <w:start w:val="1"/>
+      <w:numFmt w:val="bullet"/>
+      <w:lvlText w:val=""/>
+      <w:lvlJc w:val="left"/>
+      <w:pPr>
+        <w:tabs>
+          <w:tab w:val="num" w:pos="2160"/>
+        </w:tabs>
+        <w:ind w:left="2160" w:hanging="360"/>
+      </w:pPr>
+      <w:rPr>
+        <w:rFonts w:ascii="Wingdings" w:hAnsi="Wingdings" w:hint="default"/>
+        <w:sz w:val="20"/>
+      </w:rPr>
+    </w:lvl>
+    <w:lvl w:ilvl="3" w:tentative="1">
+      <w:start w:val="1"/>
+      <w:numFmt w:val="bullet"/>
+      <w:lvlText w:val=""/>
+      <w:lvlJc w:val="left"/>
+      <w:pPr>
+        <w:tabs>
+          <w:tab w:val="num" w:pos="2880"/>
+        </w:tabs>
+        <w:ind w:left="2880" w:hanging="360"/>
+      </w:pPr>
+      <w:rPr>
+        <w:rFonts w:ascii="Wingdings" w:hAnsi="Wingdings" w:hint="default"/>
+        <w:sz w:val="20"/>
+      </w:rPr>
+    </w:lvl>
+    <w:lvl w:ilvl="4" w:tentative="1">
+      <w:start w:val="1"/>
+      <w:numFmt w:val="bullet"/>
+      <w:lvlText w:val=""/>
+      <w:lvlJc w:val="left"/>
+      <w:pPr>
+        <w:tabs>
+          <w:tab w:val="num" w:pos="3600"/>
+        </w:tabs>
+        <w:ind w:left="3600" w:hanging="360"/>
+      </w:pPr>
+      <w:rPr>
+        <w:rFonts w:ascii="Wingdings" w:hAnsi="Wingdings" w:hint="default"/>
+        <w:sz w:val="20"/>
+      </w:rPr>
+    </w:lvl>
+    <w:lvl w:ilvl="5" w:tentative="1">
+      <w:start w:val="1"/>
+      <w:numFmt w:val="bullet"/>
+      <w:lvlText w:val=""/>
+      <w:lvlJc w:val="left"/>
+      <w:pPr>
+        <w:tabs>
+          <w:tab w:val="num" w:pos="4320"/>
+        </w:tabs>
+        <w:ind w:left="4320" w:hanging="360"/>
+      </w:pPr>
+      <w:rPr>
+        <w:rFonts w:ascii="Wingdings" w:hAnsi="Wingdings" w:hint="default"/>
+        <w:sz w:val="20"/>
+      </w:rPr>
+    </w:lvl>
+    <w:lvl w:ilvl="6" w:tentative="1">
+      <w:start w:val="1"/>
+      <w:numFmt w:val="bullet"/>
+      <w:lvlText w:val=""/>
+      <w:lvlJc w:val="left"/>
+      <w:pPr>
+        <w:tabs>
+          <w:tab w:val="num" w:pos="5040"/>
+        </w:tabs>
+        <w:ind w:left="5040" w:hanging="360"/>
+      </w:pPr>
+      <w:rPr>
+        <w:rFonts w:ascii="Wingdings" w:hAnsi="Wingdings" w:hint="default"/>
+        <w:sz w:val="20"/>
+      </w:rPr>
+    </w:lvl>
+    <w:lvl w:ilvl="7" w:tentative="1">
+      <w:start w:val="1"/>
+      <w:numFmt w:val="bullet"/>
+      <w:lvlText w:val=""/>
+      <w:lvlJc w:val="left"/>
+      <w:pPr>
+        <w:tabs>
+          <w:tab w:val="num" w:pos="5760"/>
+        </w:tabs>
+        <w:ind w:left="5760" w:hanging="360"/>
+      </w:pPr>
+      <w:rPr>
+        <w:rFonts w:ascii="Wingdings" w:hAnsi="Wingdings" w:hint="default"/>
+        <w:sz w:val="20"/>
+      </w:rPr>
+    </w:lvl>
+    <w:lvl w:ilvl="8" w:tentative="1">
+      <w:start w:val="1"/>
+      <w:numFmt w:val="bullet"/>
+      <w:lvlText w:val=""/>
+      <w:lvlJc w:val="left"/>
+      <w:pPr>
+        <w:tabs>
+          <w:tab w:val="num" w:pos="6480"/>
+        </w:tabs>
+        <w:ind w:left="6480" w:hanging="360"/>
+      </w:pPr>
+      <w:rPr>
+        <w:rFonts w:ascii="Wingdings" w:hAnsi="Wingdings" w:hint="default"/>
+        <w:sz w:val="20"/>
+      </w:rPr>
+    </w:lvl>
+  </w:abstractNum>
+  <w:abstractNum w:abstractNumId="9" w15:restartNumberingAfterBreak="0">
+    <w:nsid w:val="661C1777"/>
+    <w:multiLevelType w:val="multilevel"/>
+    <w:tmpl w:val="CFFA4B0E"/>
+    <w:lvl w:ilvl="0">
+      <w:start w:val="1"/>
+      <w:numFmt w:val="bullet"/>
+      <w:lvlText w:val=""/>
+      <w:lvlJc w:val="left"/>
+      <w:pPr>
+        <w:tabs>
+          <w:tab w:val="num" w:pos="720"/>
+        </w:tabs>
+        <w:ind w:left="720" w:hanging="360"/>
+      </w:pPr>
+      <w:rPr>
+        <w:rFonts w:ascii="Symbol" w:hAnsi="Symbol" w:hint="default"/>
+        <w:sz w:val="20"/>
+      </w:rPr>
+    </w:lvl>
+    <w:lvl w:ilvl="1" w:tentative="1">
+      <w:start w:val="1"/>
+      <w:numFmt w:val="bullet"/>
+      <w:lvlText w:val="o"/>
+      <w:lvlJc w:val="left"/>
+      <w:pPr>
+        <w:tabs>
+          <w:tab w:val="num" w:pos="1440"/>
+        </w:tabs>
+        <w:ind w:left="1440" w:hanging="360"/>
+      </w:pPr>
+      <w:rPr>
+        <w:rFonts w:ascii="Courier New" w:hAnsi="Courier New" w:hint="default"/>
+        <w:sz w:val="20"/>
+      </w:rPr>
+    </w:lvl>
+    <w:lvl w:ilvl="2" w:tentative="1">
+      <w:start w:val="1"/>
+      <w:numFmt w:val="bullet"/>
+      <w:lvlText w:val=""/>
+      <w:lvlJc w:val="left"/>
+      <w:pPr>
+        <w:tabs>
+          <w:tab w:val="num" w:pos="2160"/>
+        </w:tabs>
+        <w:ind w:left="2160" w:hanging="360"/>
+      </w:pPr>
+      <w:rPr>
+        <w:rFonts w:ascii="Wingdings" w:hAnsi="Wingdings" w:hint="default"/>
+        <w:sz w:val="20"/>
+      </w:rPr>
+    </w:lvl>
+    <w:lvl w:ilvl="3" w:tentative="1">
+      <w:start w:val="1"/>
+      <w:numFmt w:val="bullet"/>
+      <w:lvlText w:val=""/>
+      <w:lvlJc w:val="left"/>
+      <w:pPr>
+        <w:tabs>
+          <w:tab w:val="num" w:pos="2880"/>
+        </w:tabs>
+        <w:ind w:left="2880" w:hanging="360"/>
+      </w:pPr>
+      <w:rPr>
+        <w:rFonts w:ascii="Wingdings" w:hAnsi="Wingdings" w:hint="default"/>
+        <w:sz w:val="20"/>
+      </w:rPr>
+    </w:lvl>
+    <w:lvl w:ilvl="4" w:tentative="1">
+      <w:start w:val="1"/>
+      <w:numFmt w:val="bullet"/>
+      <w:lvlText w:val=""/>
+      <w:lvlJc w:val="left"/>
+      <w:pPr>
+        <w:tabs>
+          <w:tab w:val="num" w:pos="3600"/>
+        </w:tabs>
+        <w:ind w:left="3600" w:hanging="360"/>
+      </w:pPr>
+      <w:rPr>
+        <w:rFonts w:ascii="Wingdings" w:hAnsi="Wingdings" w:hint="default"/>
+        <w:sz w:val="20"/>
+      </w:rPr>
+    </w:lvl>
+    <w:lvl w:ilvl="5" w:tentative="1">
+      <w:start w:val="1"/>
+      <w:numFmt w:val="bullet"/>
+      <w:lvlText w:val=""/>
+      <w:lvlJc w:val="left"/>
+      <w:pPr>
+        <w:tabs>
+          <w:tab w:val="num" w:pos="4320"/>
+        </w:tabs>
+        <w:ind w:left="4320" w:hanging="360"/>
+      </w:pPr>
+      <w:rPr>
+        <w:rFonts w:ascii="Wingdings" w:hAnsi="Wingdings" w:hint="default"/>
+        <w:sz w:val="20"/>
+      </w:rPr>
+    </w:lvl>
+    <w:lvl w:ilvl="6" w:tentative="1">
+      <w:start w:val="1"/>
+      <w:numFmt w:val="bullet"/>
+      <w:lvlText w:val=""/>
+      <w:lvlJc w:val="left"/>
+      <w:pPr>
+        <w:tabs>
+          <w:tab w:val="num" w:pos="5040"/>
+        </w:tabs>
+        <w:ind w:left="5040" w:hanging="360"/>
+      </w:pPr>
+      <w:rPr>
+        <w:rFonts w:ascii="Wingdings" w:hAnsi="Wingdings" w:hint="default"/>
+        <w:sz w:val="20"/>
+      </w:rPr>
+    </w:lvl>
+    <w:lvl w:ilvl="7" w:tentative="1">
+      <w:start w:val="1"/>
+      <w:numFmt w:val="bullet"/>
+      <w:lvlText w:val=""/>
+      <w:lvlJc w:val="left"/>
+      <w:pPr>
+        <w:tabs>
+          <w:tab w:val="num" w:pos="5760"/>
+        </w:tabs>
+        <w:ind w:left="5760" w:hanging="360"/>
+      </w:pPr>
+      <w:rPr>
+        <w:rFonts w:ascii="Wingdings" w:hAnsi="Wingdings" w:hint="default"/>
+        <w:sz w:val="20"/>
+      </w:rPr>
+    </w:lvl>
+    <w:lvl w:ilvl="8" w:tentative="1">
+      <w:start w:val="1"/>
+      <w:numFmt w:val="bullet"/>
+      <w:lvlText w:val=""/>
+      <w:lvlJc w:val="left"/>
+      <w:pPr>
+        <w:tabs>
+          <w:tab w:val="num" w:pos="6480"/>
+        </w:tabs>
+        <w:ind w:left="6480" w:hanging="360"/>
+      </w:pPr>
+      <w:rPr>
+        <w:rFonts w:ascii="Wingdings" w:hAnsi="Wingdings" w:hint="default"/>
+        <w:sz w:val="20"/>
+      </w:rPr>
+    </w:lvl>
+  </w:abstractNum>
+  <w:abstractNum w:abstractNumId="10" w15:restartNumberingAfterBreak="0">
+    <w:nsid w:val="6BBB41C0"/>
+    <w:multiLevelType w:val="multilevel"/>
+    <w:tmpl w:val="2AAC6A74"/>
+    <w:lvl w:ilvl="0">
+      <w:start w:val="1"/>
+      <w:numFmt w:val="bullet"/>
+      <w:lvlText w:val=""/>
+      <w:lvlJc w:val="left"/>
+      <w:pPr>
+        <w:tabs>
+          <w:tab w:val="num" w:pos="720"/>
+        </w:tabs>
+        <w:ind w:left="720" w:hanging="360"/>
+      </w:pPr>
+      <w:rPr>
+        <w:rFonts w:ascii="Symbol" w:hAnsi="Symbol" w:hint="default"/>
+        <w:sz w:val="20"/>
+      </w:rPr>
+    </w:lvl>
+    <w:lvl w:ilvl="1">
+      <w:start w:val="1"/>
+      <w:numFmt w:val="bullet"/>
+      <w:lvlText w:val="o"/>
+      <w:lvlJc w:val="left"/>
+      <w:pPr>
+        <w:tabs>
+          <w:tab w:val="num" w:pos="1440"/>
+        </w:tabs>
+        <w:ind w:left="1440" w:hanging="360"/>
+      </w:pPr>
+      <w:rPr>
+        <w:rFonts w:ascii="Courier New" w:hAnsi="Courier New" w:hint="default"/>
+        <w:sz w:val="20"/>
+      </w:rPr>
+    </w:lvl>
+    <w:lvl w:ilvl="2" w:tentative="1">
+      <w:start w:val="1"/>
+      <w:numFmt w:val="bullet"/>
+      <w:lvlText w:val=""/>
+      <w:lvlJc w:val="left"/>
+      <w:pPr>
+        <w:tabs>
+          <w:tab w:val="num" w:pos="2160"/>
+        </w:tabs>
+        <w:ind w:left="2160" w:hanging="360"/>
+      </w:pPr>
+      <w:rPr>
+        <w:rFonts w:ascii="Wingdings" w:hAnsi="Wingdings" w:hint="default"/>
+        <w:sz w:val="20"/>
+      </w:rPr>
+    </w:lvl>
+    <w:lvl w:ilvl="3" w:tentative="1">
+      <w:start w:val="1"/>
+      <w:numFmt w:val="bullet"/>
+      <w:lvlText w:val=""/>
+      <w:lvlJc w:val="left"/>
+      <w:pPr>
+        <w:tabs>
+          <w:tab w:val="num" w:pos="2880"/>
+        </w:tabs>
+        <w:ind w:left="2880" w:hanging="360"/>
+      </w:pPr>
+      <w:rPr>
+        <w:rFonts w:ascii="Wingdings" w:hAnsi="Wingdings" w:hint="default"/>
+        <w:sz w:val="20"/>
+      </w:rPr>
+    </w:lvl>
+    <w:lvl w:ilvl="4" w:tentative="1">
+      <w:start w:val="1"/>
+      <w:numFmt w:val="bullet"/>
+      <w:lvlText w:val=""/>
+      <w:lvlJc w:val="left"/>
+      <w:pPr>
+        <w:tabs>
+          <w:tab w:val="num" w:pos="3600"/>
+        </w:tabs>
+        <w:ind w:left="3600" w:hanging="360"/>
+      </w:pPr>
+      <w:rPr>
+        <w:rFonts w:ascii="Wingdings" w:hAnsi="Wingdings" w:hint="default"/>
+        <w:sz w:val="20"/>
+      </w:rPr>
+    </w:lvl>
+    <w:lvl w:ilvl="5" w:tentative="1">
+      <w:start w:val="1"/>
+      <w:numFmt w:val="bullet"/>
+      <w:lvlText w:val=""/>
+      <w:lvlJc w:val="left"/>
+      <w:pPr>
+        <w:tabs>
+          <w:tab w:val="num" w:pos="4320"/>
+        </w:tabs>
+        <w:ind w:left="4320" w:hanging="360"/>
+      </w:pPr>
+      <w:rPr>
+        <w:rFonts w:ascii="Wingdings" w:hAnsi="Wingdings" w:hint="default"/>
+        <w:sz w:val="20"/>
+      </w:rPr>
+    </w:lvl>
+    <w:lvl w:ilvl="6" w:tentative="1">
+      <w:start w:val="1"/>
+      <w:numFmt w:val="bullet"/>
+      <w:lvlText w:val=""/>
+      <w:lvlJc w:val="left"/>
+      <w:pPr>
+        <w:tabs>
+          <w:tab w:val="num" w:pos="5040"/>
+        </w:tabs>
+        <w:ind w:left="5040" w:hanging="360"/>
+      </w:pPr>
+      <w:rPr>
+        <w:rFonts w:ascii="Wingdings" w:hAnsi="Wingdings" w:hint="default"/>
+        <w:sz w:val="20"/>
+      </w:rPr>
+    </w:lvl>
+    <w:lvl w:ilvl="7" w:tentative="1">
+      <w:start w:val="1"/>
+      <w:numFmt w:val="bullet"/>
+      <w:lvlText w:val=""/>
+      <w:lvlJc w:val="left"/>
+      <w:pPr>
+        <w:tabs>
+          <w:tab w:val="num" w:pos="5760"/>
+        </w:tabs>
+        <w:ind w:left="5760" w:hanging="360"/>
+      </w:pPr>
+      <w:rPr>
+        <w:rFonts w:ascii="Wingdings" w:hAnsi="Wingdings" w:hint="default"/>
+        <w:sz w:val="20"/>
+      </w:rPr>
+    </w:lvl>
+    <w:lvl w:ilvl="8" w:tentative="1">
+      <w:start w:val="1"/>
+      <w:numFmt w:val="bullet"/>
+      <w:lvlText w:val=""/>
+      <w:lvlJc w:val="left"/>
+      <w:pPr>
+        <w:tabs>
+          <w:tab w:val="num" w:pos="6480"/>
+        </w:tabs>
+        <w:ind w:left="6480" w:hanging="360"/>
+      </w:pPr>
+      <w:rPr>
+        <w:rFonts w:ascii="Wingdings" w:hAnsi="Wingdings" w:hint="default"/>
+        <w:sz w:val="20"/>
+      </w:rPr>
+    </w:lvl>
+  </w:abstractNum>
+  <w:abstractNum w:abstractNumId="11" w15:restartNumberingAfterBreak="0">
+    <w:nsid w:val="6E2B393F"/>
+    <w:multiLevelType w:val="multilevel"/>
+    <w:tmpl w:val="C80C162A"/>
+    <w:lvl w:ilvl="0">
+      <w:start w:val="1"/>
+      <w:numFmt w:val="bullet"/>
+      <w:lvlText w:val=""/>
+      <w:lvlJc w:val="left"/>
+      <w:pPr>
+        <w:tabs>
+          <w:tab w:val="num" w:pos="720"/>
+        </w:tabs>
+        <w:ind w:left="720" w:hanging="360"/>
+      </w:pPr>
+      <w:rPr>
+        <w:rFonts w:ascii="Symbol" w:hAnsi="Symbol" w:hint="default"/>
+        <w:sz w:val="20"/>
+      </w:rPr>
+    </w:lvl>
+    <w:lvl w:ilvl="1">
+      <w:start w:val="1"/>
+      <w:numFmt w:val="bullet"/>
+      <w:lvlText w:val="o"/>
+      <w:lvlJc w:val="left"/>
+      <w:pPr>
+        <w:tabs>
+          <w:tab w:val="num" w:pos="1440"/>
+        </w:tabs>
+        <w:ind w:left="1440" w:hanging="360"/>
+      </w:pPr>
+      <w:rPr>
+        <w:rFonts w:ascii="Courier New" w:hAnsi="Courier New" w:hint="default"/>
+        <w:sz w:val="20"/>
+      </w:rPr>
+    </w:lvl>
+    <w:lvl w:ilvl="2" w:tentative="1">
+      <w:start w:val="1"/>
+      <w:numFmt w:val="bullet"/>
+      <w:lvlText w:val=""/>
+      <w:lvlJc w:val="left"/>
+      <w:pPr>
+        <w:tabs>
+          <w:tab w:val="num" w:pos="2160"/>
+        </w:tabs>
+        <w:ind w:left="2160" w:hanging="360"/>
+      </w:pPr>
+      <w:rPr>
+        <w:rFonts w:ascii="Wingdings" w:hAnsi="Wingdings" w:hint="default"/>
+        <w:sz w:val="20"/>
+      </w:rPr>
+    </w:lvl>
+    <w:lvl w:ilvl="3" w:tentative="1">
+      <w:start w:val="1"/>
+      <w:numFmt w:val="bullet"/>
+      <w:lvlText w:val=""/>
+      <w:lvlJc w:val="left"/>
+      <w:pPr>
+        <w:tabs>
+          <w:tab w:val="num" w:pos="2880"/>
+        </w:tabs>
+        <w:ind w:left="2880" w:hanging="360"/>
+      </w:pPr>
+      <w:rPr>
+        <w:rFonts w:ascii="Wingdings" w:hAnsi="Wingdings" w:hint="default"/>
+        <w:sz w:val="20"/>
+      </w:rPr>
+    </w:lvl>
+    <w:lvl w:ilvl="4" w:tentative="1">
+      <w:start w:val="1"/>
+      <w:numFmt w:val="bullet"/>
+      <w:lvlText w:val=""/>
+      <w:lvlJc w:val="left"/>
+      <w:pPr>
+        <w:tabs>
+          <w:tab w:val="num" w:pos="3600"/>
+        </w:tabs>
+        <w:ind w:left="3600" w:hanging="360"/>
+      </w:pPr>
+      <w:rPr>
+        <w:rFonts w:ascii="Wingdings" w:hAnsi="Wingdings" w:hint="default"/>
+        <w:sz w:val="20"/>
+      </w:rPr>
+    </w:lvl>
+    <w:lvl w:ilvl="5" w:tentative="1">
+      <w:start w:val="1"/>
+      <w:numFmt w:val="bullet"/>
+      <w:lvlText w:val=""/>
+      <w:lvlJc w:val="left"/>
+      <w:pPr>
+        <w:tabs>
+          <w:tab w:val="num" w:pos="4320"/>
+        </w:tabs>
+        <w:ind w:left="4320" w:hanging="360"/>
+      </w:pPr>
+      <w:rPr>
+        <w:rFonts w:ascii="Wingdings" w:hAnsi="Wingdings" w:hint="default"/>
+        <w:sz w:val="20"/>
+      </w:rPr>
+    </w:lvl>
+    <w:lvl w:ilvl="6" w:tentative="1">
+      <w:start w:val="1"/>
+      <w:numFmt w:val="bullet"/>
+      <w:lvlText w:val=""/>
+      <w:lvlJc w:val="left"/>
+      <w:pPr>
+        <w:tabs>
+          <w:tab w:val="num" w:pos="5040"/>
+        </w:tabs>
+        <w:ind w:left="5040" w:hanging="360"/>
+      </w:pPr>
+      <w:rPr>
+        <w:rFonts w:ascii="Wingdings" w:hAnsi="Wingdings" w:hint="default"/>
+        <w:sz w:val="20"/>
+      </w:rPr>
+    </w:lvl>
+    <w:lvl w:ilvl="7" w:tentative="1">
+      <w:start w:val="1"/>
+      <w:numFmt w:val="bullet"/>
+      <w:lvlText w:val=""/>
+      <w:lvlJc w:val="left"/>
+      <w:pPr>
+        <w:tabs>
+          <w:tab w:val="num" w:pos="5760"/>
+        </w:tabs>
+        <w:ind w:left="5760" w:hanging="360"/>
+      </w:pPr>
+      <w:rPr>
+        <w:rFonts w:ascii="Wingdings" w:hAnsi="Wingdings" w:hint="default"/>
+        <w:sz w:val="20"/>
+      </w:rPr>
+    </w:lvl>
+    <w:lvl w:ilvl="8" w:tentative="1">
+      <w:start w:val="1"/>
+      <w:numFmt w:val="bullet"/>
+      <w:lvlText w:val=""/>
+      <w:lvlJc w:val="left"/>
+      <w:pPr>
+        <w:tabs>
+          <w:tab w:val="num" w:pos="6480"/>
+        </w:tabs>
+        <w:ind w:left="6480" w:hanging="360"/>
+      </w:pPr>
+      <w:rPr>
+        <w:rFonts w:ascii="Wingdings" w:hAnsi="Wingdings" w:hint="default"/>
+        <w:sz w:val="20"/>
+      </w:rPr>
+    </w:lvl>
+  </w:abstractNum>
+  <w:num w:numId="1" w16cid:durableId="792555861">
+    <w:abstractNumId w:val="2"/>
+  </w:num>
+  <w:num w:numId="2" w16cid:durableId="489908848">
+    <w:abstractNumId w:val="7"/>
+  </w:num>
+  <w:num w:numId="3" w16cid:durableId="1520466764">
+    <w:abstractNumId w:val="1"/>
+  </w:num>
+  <w:num w:numId="4" w16cid:durableId="575824127">
+    <w:abstractNumId w:val="6"/>
+  </w:num>
+  <w:num w:numId="5" w16cid:durableId="935017037">
+    <w:abstractNumId w:val="8"/>
+  </w:num>
+  <w:num w:numId="6" w16cid:durableId="1574587019">
+    <w:abstractNumId w:val="4"/>
+  </w:num>
+  <w:num w:numId="7" w16cid:durableId="1426464051">
+    <w:abstractNumId w:val="9"/>
+  </w:num>
+  <w:num w:numId="8" w16cid:durableId="1744065595">
+    <w:abstractNumId w:val="11"/>
+  </w:num>
+  <w:num w:numId="9" w16cid:durableId="2102294172">
+    <w:abstractNumId w:val="5"/>
+  </w:num>
+  <w:num w:numId="10" w16cid:durableId="684136782">
+    <w:abstractNumId w:val="0"/>
+  </w:num>
+  <w:num w:numId="11" w16cid:durableId="544607384">
+    <w:abstractNumId w:val="10"/>
+  </w:num>
+  <w:num w:numId="12" w16cid:durableId="1186821289">
+    <w:abstractNumId w:val="3"/>
+  </w:num>
+</w:numbering>
 </file>
 
 <file path=word/styles.xml><?xml version="1.0" encoding="utf-8"?>
@@ -616,7 +8132,6 @@
   <w:style w:type="character" w:default="1" w:styleId="DefaultParagraphFont">
     <w:name w:val="Default Paragraph Font"/>
     <w:uiPriority w:val="1"/>
-    <w:semiHidden/>
     <w:unhideWhenUsed/>
   </w:style>
   <w:style w:type="table" w:default="1" w:styleId="TableNormal">

--- a/ML_LAB5_OUTPUTS.docx
+++ b/ML_LAB5_OUTPUTS.docx
@@ -5556,6 +5556,37 @@
       <w:pPr>
         <w:rPr>
           <w:color w:val="000000" w:themeColor="text1"/>
+          <w:sz w:val="28"/>
+          <w:szCs w:val="28"/>
+          <w:lang w:val="en-US"/>
+        </w:rPr>
+      </w:pPr>
+      <w:r>
+        <w:rPr>
+          <w:color w:val="000000" w:themeColor="text1"/>
+          <w:sz w:val="28"/>
+          <w:szCs w:val="28"/>
+          <w:highlight w:val="yellow"/>
+          <w:lang w:val="en-US"/>
+        </w:rPr>
+        <w:lastRenderedPageBreak/>
+        <w:t>A</w:t>
+      </w:r>
+      <w:r>
+        <w:rPr>
+          <w:color w:val="000000" w:themeColor="text1"/>
+          <w:sz w:val="28"/>
+          <w:szCs w:val="28"/>
+          <w:highlight w:val="yellow"/>
+          <w:lang w:val="en-US"/>
+        </w:rPr>
+        <w:t>6</w:t>
+      </w:r>
+    </w:p>
+    <w:p>
+      <w:pPr>
+        <w:rPr>
+          <w:color w:val="000000" w:themeColor="text1"/>
           <w:sz w:val="32"/>
           <w:szCs w:val="32"/>
           <w:lang w:val="en-US"/>
@@ -5566,43 +5597,12 @@
           <w:color w:val="000000" w:themeColor="text1"/>
           <w:sz w:val="32"/>
           <w:szCs w:val="32"/>
-          <w:highlight w:val="yellow"/>
           <w:lang w:val="en-US"/>
         </w:rPr>
-        <w:lastRenderedPageBreak/>
-        <w:t>A</w:t>
-      </w:r>
-      <w:r>
-        <w:rPr>
-          <w:color w:val="000000" w:themeColor="text1"/>
-          <w:sz w:val="32"/>
-          <w:szCs w:val="32"/>
-          <w:highlight w:val="yellow"/>
-          <w:lang w:val="en-US"/>
-        </w:rPr>
-        <w:t>6</w:t>
-      </w:r>
-    </w:p>
-    <w:p>
-      <w:pPr>
-        <w:rPr>
-          <w:color w:val="000000" w:themeColor="text1"/>
-          <w:sz w:val="32"/>
-          <w:szCs w:val="32"/>
-          <w:lang w:val="en-US"/>
-        </w:rPr>
-      </w:pPr>
-      <w:r>
-        <w:rPr>
-          <w:color w:val="000000" w:themeColor="text1"/>
-          <w:sz w:val="32"/>
-          <w:szCs w:val="32"/>
-          <w:lang w:val="en-US"/>
-        </w:rPr>
         <w:drawing>
-          <wp:inline distT="0" distB="0" distL="0" distR="0" wp14:anchorId="5699BAE2" wp14:editId="760CEC7C">
-            <wp:extent cx="5731510" cy="2997835"/>
-            <wp:effectExtent l="0" t="0" r="2540" b="0"/>
+          <wp:inline distT="0" distB="0" distL="0" distR="0" wp14:anchorId="5699BAE2" wp14:editId="425C0DC8">
+            <wp:extent cx="2976563" cy="1556876"/>
+            <wp:effectExtent l="0" t="0" r="0" b="5715"/>
             <wp:docPr id="1347077370" name="Picture 1"/>
             <wp:cNvGraphicFramePr>
               <a:graphicFrameLocks xmlns:a="http://schemas.openxmlformats.org/drawingml/2006/main" noChangeAspect="1"/>
@@ -5623,7 +5623,7 @@
                   <pic:spPr>
                     <a:xfrm>
                       <a:off x="0" y="0"/>
-                      <a:ext cx="5731510" cy="2997835"/>
+                      <a:ext cx="3011087" cy="1574934"/>
                     </a:xfrm>
                     <a:prstGeom prst="rect">
                       <a:avLst/>
@@ -5635,27 +5635,17 @@
           </wp:inline>
         </w:drawing>
       </w:r>
-    </w:p>
-    <w:p>
-      <w:pPr>
+      <w:r>
         <w:rPr>
           <w:color w:val="000000" w:themeColor="text1"/>
           <w:sz w:val="32"/>
           <w:szCs w:val="32"/>
           <w:lang w:val="en-US"/>
         </w:rPr>
-      </w:pPr>
-      <w:r>
-        <w:rPr>
-          <w:color w:val="000000" w:themeColor="text1"/>
-          <w:sz w:val="32"/>
-          <w:szCs w:val="32"/>
-          <w:lang w:val="en-US"/>
-        </w:rPr>
         <w:drawing>
-          <wp:inline distT="0" distB="0" distL="0" distR="0" wp14:anchorId="6DBCA1FE" wp14:editId="1CB279C4">
-            <wp:extent cx="5731510" cy="1569720"/>
-            <wp:effectExtent l="0" t="0" r="2540" b="0"/>
+          <wp:inline distT="0" distB="0" distL="0" distR="0" wp14:anchorId="6DBCA1FE" wp14:editId="65105CE0">
+            <wp:extent cx="3614738" cy="1071245"/>
+            <wp:effectExtent l="0" t="0" r="5080" b="0"/>
             <wp:docPr id="1677728880" name="Picture 1"/>
             <wp:cNvGraphicFramePr>
               <a:graphicFrameLocks xmlns:a="http://schemas.openxmlformats.org/drawingml/2006/main" noChangeAspect="1"/>
@@ -5676,7 +5666,7 @@
                   <pic:spPr>
                     <a:xfrm>
                       <a:off x="0" y="0"/>
-                      <a:ext cx="5731510" cy="1569720"/>
+                      <a:ext cx="3730185" cy="1105458"/>
                     </a:xfrm>
                     <a:prstGeom prst="rect">
                       <a:avLst/>
@@ -5692,39 +5682,1849 @@
     <w:p>
       <w:pPr>
         <w:rPr>
-          <w:color w:val="000000" w:themeColor="text1"/>
-          <w:sz w:val="32"/>
-          <w:szCs w:val="32"/>
+          <w:b/>
+          <w:bCs/>
+          <w:color w:val="000000" w:themeColor="text1"/>
+          <w:sz w:val="20"/>
+          <w:szCs w:val="20"/>
+        </w:rPr>
+      </w:pPr>
+      <w:r>
+        <w:rPr>
+          <w:rFonts w:ascii="Segoe UI Emoji" w:hAnsi="Segoe UI Emoji" w:cs="Segoe UI Emoji"/>
+          <w:b/>
+          <w:bCs/>
+          <w:color w:val="000000" w:themeColor="text1"/>
+          <w:sz w:val="20"/>
+          <w:szCs w:val="20"/>
+        </w:rPr>
+        <w:t>✅</w:t>
+      </w:r>
+      <w:r>
+        <w:rPr>
+          <w:b/>
+          <w:bCs/>
+          <w:color w:val="000000" w:themeColor="text1"/>
+          <w:sz w:val="20"/>
+          <w:szCs w:val="20"/>
+        </w:rPr>
+        <w:t xml:space="preserve"> A6 – Evaluation Summary (k = 2 to 10)</w:t>
+      </w:r>
+    </w:p>
+    <w:tbl>
+      <w:tblPr>
+        <w:tblW w:w="0" w:type="auto"/>
+        <w:tblCellSpacing w:w="15" w:type="dxa"/>
+        <w:tblBorders>
+          <w:top w:val="single" w:sz="4" w:space="0" w:color="auto"/>
+          <w:left w:val="single" w:sz="4" w:space="0" w:color="auto"/>
+          <w:bottom w:val="single" w:sz="4" w:space="0" w:color="auto"/>
+          <w:right w:val="single" w:sz="4" w:space="0" w:color="auto"/>
+          <w:insideH w:val="single" w:sz="4" w:space="0" w:color="auto"/>
+          <w:insideV w:val="single" w:sz="4" w:space="0" w:color="auto"/>
+        </w:tblBorders>
+        <w:tblCellMar>
+          <w:top w:w="15" w:type="dxa"/>
+          <w:left w:w="15" w:type="dxa"/>
+          <w:bottom w:w="15" w:type="dxa"/>
+          <w:right w:w="15" w:type="dxa"/>
+        </w:tblCellMar>
+        <w:tblLook w:val="04A0" w:firstRow="1" w:lastRow="0" w:firstColumn="1" w:lastColumn="0" w:noHBand="0" w:noVBand="1"/>
+      </w:tblPr>
+      <w:tblGrid>
+        <w:gridCol w:w="1036"/>
+        <w:gridCol w:w="1004"/>
+        <w:gridCol w:w="2919"/>
+      </w:tblGrid>
+      <w:tr>
+        <w:trPr>
+          <w:tblHeader/>
+          <w:tblCellSpacing w:w="15" w:type="dxa"/>
+        </w:trPr>
+        <w:tc>
+          <w:tcPr>
+            <w:tcW w:w="0" w:type="auto"/>
+            <w:vAlign w:val="center"/>
+            <w:hideMark/>
+          </w:tcPr>
+          <w:p>
+            <w:pPr>
+              <w:rPr>
+                <w:b/>
+                <w:bCs/>
+                <w:color w:val="000000" w:themeColor="text1"/>
+                <w:sz w:val="14"/>
+                <w:szCs w:val="14"/>
+              </w:rPr>
+            </w:pPr>
+            <w:r>
+              <w:rPr>
+                <w:b/>
+                <w:bCs/>
+                <w:color w:val="000000" w:themeColor="text1"/>
+                <w:sz w:val="14"/>
+                <w:szCs w:val="14"/>
+              </w:rPr>
+              <w:t>Metric</w:t>
+            </w:r>
+          </w:p>
+        </w:tc>
+        <w:tc>
+          <w:tcPr>
+            <w:tcW w:w="0" w:type="auto"/>
+            <w:vAlign w:val="center"/>
+            <w:hideMark/>
+          </w:tcPr>
+          <w:p>
+            <w:pPr>
+              <w:rPr>
+                <w:b/>
+                <w:bCs/>
+                <w:color w:val="000000" w:themeColor="text1"/>
+                <w:sz w:val="14"/>
+                <w:szCs w:val="14"/>
+              </w:rPr>
+            </w:pPr>
+            <w:r>
+              <w:rPr>
+                <w:b/>
+                <w:bCs/>
+                <w:color w:val="000000" w:themeColor="text1"/>
+                <w:sz w:val="14"/>
+                <w:szCs w:val="14"/>
+              </w:rPr>
+              <w:t>Ideal Value</w:t>
+            </w:r>
+          </w:p>
+        </w:tc>
+        <w:tc>
+          <w:tcPr>
+            <w:tcW w:w="0" w:type="auto"/>
+            <w:vAlign w:val="center"/>
+            <w:hideMark/>
+          </w:tcPr>
+          <w:p>
+            <w:pPr>
+              <w:rPr>
+                <w:b/>
+                <w:bCs/>
+                <w:color w:val="000000" w:themeColor="text1"/>
+                <w:sz w:val="14"/>
+                <w:szCs w:val="14"/>
+              </w:rPr>
+            </w:pPr>
+            <w:r>
+              <w:rPr>
+                <w:b/>
+                <w:bCs/>
+                <w:color w:val="000000" w:themeColor="text1"/>
+                <w:sz w:val="14"/>
+                <w:szCs w:val="14"/>
+              </w:rPr>
+              <w:t>Observation from Graphs</w:t>
+            </w:r>
+          </w:p>
+        </w:tc>
+      </w:tr>
+      <w:tr>
+        <w:trPr>
+          <w:tblCellSpacing w:w="15" w:type="dxa"/>
+        </w:trPr>
+        <w:tc>
+          <w:tcPr>
+            <w:tcW w:w="0" w:type="auto"/>
+            <w:vAlign w:val="center"/>
+            <w:hideMark/>
+          </w:tcPr>
+          <w:p>
+            <w:pPr>
+              <w:rPr>
+                <w:color w:val="000000" w:themeColor="text1"/>
+                <w:sz w:val="14"/>
+                <w:szCs w:val="14"/>
+              </w:rPr>
+            </w:pPr>
+            <w:r>
+              <w:rPr>
+                <w:b/>
+                <w:bCs/>
+                <w:color w:val="000000" w:themeColor="text1"/>
+                <w:sz w:val="14"/>
+                <w:szCs w:val="14"/>
+              </w:rPr>
+              <w:t>Silhouette Score</w:t>
+            </w:r>
+          </w:p>
+        </w:tc>
+        <w:tc>
+          <w:tcPr>
+            <w:tcW w:w="0" w:type="auto"/>
+            <w:vAlign w:val="center"/>
+            <w:hideMark/>
+          </w:tcPr>
+          <w:p>
+            <w:pPr>
+              <w:rPr>
+                <w:color w:val="000000" w:themeColor="text1"/>
+                <w:sz w:val="14"/>
+                <w:szCs w:val="14"/>
+              </w:rPr>
+            </w:pPr>
+            <w:r>
+              <w:rPr>
+                <w:b/>
+                <w:bCs/>
+                <w:color w:val="000000" w:themeColor="text1"/>
+                <w:sz w:val="14"/>
+                <w:szCs w:val="14"/>
+              </w:rPr>
+              <w:t>High</w:t>
+            </w:r>
+            <w:r>
+              <w:rPr>
+                <w:color w:val="000000" w:themeColor="text1"/>
+                <w:sz w:val="14"/>
+                <w:szCs w:val="14"/>
+              </w:rPr>
+              <w:t xml:space="preserve"> (close to 1)</w:t>
+            </w:r>
+          </w:p>
+        </w:tc>
+        <w:tc>
+          <w:tcPr>
+            <w:tcW w:w="0" w:type="auto"/>
+            <w:vAlign w:val="center"/>
+            <w:hideMark/>
+          </w:tcPr>
+          <w:p>
+            <w:pPr>
+              <w:rPr>
+                <w:color w:val="000000" w:themeColor="text1"/>
+                <w:sz w:val="14"/>
+                <w:szCs w:val="14"/>
+              </w:rPr>
+            </w:pPr>
+            <w:r>
+              <w:rPr>
+                <w:color w:val="000000" w:themeColor="text1"/>
+                <w:sz w:val="14"/>
+                <w:szCs w:val="14"/>
+              </w:rPr>
+              <w:t xml:space="preserve">Highest at </w:t>
+            </w:r>
+            <w:r>
+              <w:rPr>
+                <w:b/>
+                <w:bCs/>
+                <w:color w:val="000000" w:themeColor="text1"/>
+                <w:sz w:val="14"/>
+                <w:szCs w:val="14"/>
+              </w:rPr>
+              <w:t>k = 3</w:t>
+            </w:r>
+            <w:r>
+              <w:rPr>
+                <w:color w:val="000000" w:themeColor="text1"/>
+                <w:sz w:val="14"/>
+                <w:szCs w:val="14"/>
+              </w:rPr>
+              <w:t xml:space="preserve"> (0.6032), then declines</w:t>
+            </w:r>
+          </w:p>
+        </w:tc>
+      </w:tr>
+      <w:tr>
+        <w:trPr>
+          <w:tblCellSpacing w:w="15" w:type="dxa"/>
+        </w:trPr>
+        <w:tc>
+          <w:tcPr>
+            <w:tcW w:w="0" w:type="auto"/>
+            <w:vAlign w:val="center"/>
+            <w:hideMark/>
+          </w:tcPr>
+          <w:p>
+            <w:pPr>
+              <w:rPr>
+                <w:color w:val="000000" w:themeColor="text1"/>
+                <w:sz w:val="14"/>
+                <w:szCs w:val="14"/>
+              </w:rPr>
+            </w:pPr>
+            <w:r>
+              <w:rPr>
+                <w:b/>
+                <w:bCs/>
+                <w:color w:val="000000" w:themeColor="text1"/>
+                <w:sz w:val="14"/>
+                <w:szCs w:val="14"/>
+              </w:rPr>
+              <w:t>CH Score</w:t>
+            </w:r>
+          </w:p>
+        </w:tc>
+        <w:tc>
+          <w:tcPr>
+            <w:tcW w:w="0" w:type="auto"/>
+            <w:vAlign w:val="center"/>
+            <w:hideMark/>
+          </w:tcPr>
+          <w:p>
+            <w:pPr>
+              <w:rPr>
+                <w:color w:val="000000" w:themeColor="text1"/>
+                <w:sz w:val="14"/>
+                <w:szCs w:val="14"/>
+              </w:rPr>
+            </w:pPr>
+            <w:r>
+              <w:rPr>
+                <w:b/>
+                <w:bCs/>
+                <w:color w:val="000000" w:themeColor="text1"/>
+                <w:sz w:val="14"/>
+                <w:szCs w:val="14"/>
+              </w:rPr>
+              <w:t>High</w:t>
+            </w:r>
+          </w:p>
+        </w:tc>
+        <w:tc>
+          <w:tcPr>
+            <w:tcW w:w="0" w:type="auto"/>
+            <w:vAlign w:val="center"/>
+            <w:hideMark/>
+          </w:tcPr>
+          <w:p>
+            <w:pPr>
+              <w:rPr>
+                <w:color w:val="000000" w:themeColor="text1"/>
+                <w:sz w:val="14"/>
+                <w:szCs w:val="14"/>
+              </w:rPr>
+            </w:pPr>
+            <w:r>
+              <w:rPr>
+                <w:color w:val="000000" w:themeColor="text1"/>
+                <w:sz w:val="14"/>
+                <w:szCs w:val="14"/>
+              </w:rPr>
+              <w:t xml:space="preserve">Peak at </w:t>
+            </w:r>
+            <w:r>
+              <w:rPr>
+                <w:b/>
+                <w:bCs/>
+                <w:color w:val="000000" w:themeColor="text1"/>
+                <w:sz w:val="14"/>
+                <w:szCs w:val="14"/>
+              </w:rPr>
+              <w:t>k = 3</w:t>
+            </w:r>
+            <w:r>
+              <w:rPr>
+                <w:color w:val="000000" w:themeColor="text1"/>
+                <w:sz w:val="14"/>
+                <w:szCs w:val="14"/>
+              </w:rPr>
+              <w:t xml:space="preserve"> (98.79), then steadily decreases</w:t>
+            </w:r>
+          </w:p>
+        </w:tc>
+      </w:tr>
+      <w:tr>
+        <w:trPr>
+          <w:tblCellSpacing w:w="15" w:type="dxa"/>
+        </w:trPr>
+        <w:tc>
+          <w:tcPr>
+            <w:tcW w:w="0" w:type="auto"/>
+            <w:vAlign w:val="center"/>
+            <w:hideMark/>
+          </w:tcPr>
+          <w:p>
+            <w:pPr>
+              <w:rPr>
+                <w:color w:val="000000" w:themeColor="text1"/>
+                <w:sz w:val="14"/>
+                <w:szCs w:val="14"/>
+              </w:rPr>
+            </w:pPr>
+            <w:r>
+              <w:rPr>
+                <w:b/>
+                <w:bCs/>
+                <w:color w:val="000000" w:themeColor="text1"/>
+                <w:sz w:val="14"/>
+                <w:szCs w:val="14"/>
+              </w:rPr>
+              <w:t>DB Index</w:t>
+            </w:r>
+          </w:p>
+        </w:tc>
+        <w:tc>
+          <w:tcPr>
+            <w:tcW w:w="0" w:type="auto"/>
+            <w:vAlign w:val="center"/>
+            <w:hideMark/>
+          </w:tcPr>
+          <w:p>
+            <w:pPr>
+              <w:rPr>
+                <w:color w:val="000000" w:themeColor="text1"/>
+                <w:sz w:val="14"/>
+                <w:szCs w:val="14"/>
+              </w:rPr>
+            </w:pPr>
+            <w:r>
+              <w:rPr>
+                <w:b/>
+                <w:bCs/>
+                <w:color w:val="000000" w:themeColor="text1"/>
+                <w:sz w:val="14"/>
+                <w:szCs w:val="14"/>
+              </w:rPr>
+              <w:t>Low</w:t>
+            </w:r>
+          </w:p>
+        </w:tc>
+        <w:tc>
+          <w:tcPr>
+            <w:tcW w:w="0" w:type="auto"/>
+            <w:vAlign w:val="center"/>
+            <w:hideMark/>
+          </w:tcPr>
+          <w:p>
+            <w:pPr>
+              <w:rPr>
+                <w:color w:val="000000" w:themeColor="text1"/>
+                <w:sz w:val="14"/>
+                <w:szCs w:val="14"/>
+              </w:rPr>
+            </w:pPr>
+            <w:r>
+              <w:rPr>
+                <w:color w:val="000000" w:themeColor="text1"/>
+                <w:sz w:val="14"/>
+                <w:szCs w:val="14"/>
+              </w:rPr>
+              <w:t xml:space="preserve">Lowest at </w:t>
+            </w:r>
+            <w:r>
+              <w:rPr>
+                <w:b/>
+                <w:bCs/>
+                <w:color w:val="000000" w:themeColor="text1"/>
+                <w:sz w:val="14"/>
+                <w:szCs w:val="14"/>
+              </w:rPr>
+              <w:t>k = 3</w:t>
+            </w:r>
+            <w:r>
+              <w:rPr>
+                <w:color w:val="000000" w:themeColor="text1"/>
+                <w:sz w:val="14"/>
+                <w:szCs w:val="14"/>
+              </w:rPr>
+              <w:t xml:space="preserve"> (0.4978), again suggesting optimal</w:t>
+            </w:r>
+          </w:p>
+        </w:tc>
+      </w:tr>
+    </w:tbl>
+    <w:p>
+      <w:pPr>
+        <w:rPr>
+          <w:color w:val="000000" w:themeColor="text1"/>
+          <w:sz w:val="20"/>
+          <w:szCs w:val="20"/>
+        </w:rPr>
+      </w:pPr>
+      <w:r>
+        <w:rPr>
+          <w:color w:val="000000" w:themeColor="text1"/>
+          <w:sz w:val="20"/>
+          <w:szCs w:val="20"/>
+        </w:rPr>
+        <w:pict w14:anchorId="51CD3964">
+          <v:rect id="_x0000_i1121" style="width:0;height:1.5pt" o:hralign="center" o:hrstd="t" o:hr="t" fillcolor="#a0a0a0" stroked="f"/>
+        </w:pict>
+      </w:r>
+    </w:p>
+    <w:p>
+      <w:pPr>
+        <w:rPr>
+          <w:b/>
+          <w:bCs/>
+          <w:color w:val="000000" w:themeColor="text1"/>
+          <w:sz w:val="20"/>
+          <w:szCs w:val="20"/>
+        </w:rPr>
+      </w:pPr>
+      <w:r>
+        <w:rPr>
+          <w:rFonts w:ascii="Segoe UI Emoji" w:hAnsi="Segoe UI Emoji" w:cs="Segoe UI Emoji"/>
+          <w:b/>
+          <w:bCs/>
+          <w:color w:val="000000" w:themeColor="text1"/>
+          <w:sz w:val="20"/>
+          <w:szCs w:val="20"/>
+        </w:rPr>
+        <w:t>📈</w:t>
+      </w:r>
+      <w:r>
+        <w:rPr>
+          <w:b/>
+          <w:bCs/>
+          <w:color w:val="000000" w:themeColor="text1"/>
+          <w:sz w:val="20"/>
+          <w:szCs w:val="20"/>
+        </w:rPr>
+        <w:t xml:space="preserve"> Visual Interpretation</w:t>
+      </w:r>
+    </w:p>
+    <w:p>
+      <w:pPr>
+        <w:rPr>
+          <w:b/>
+          <w:bCs/>
+          <w:color w:val="000000" w:themeColor="text1"/>
+          <w:sz w:val="20"/>
+          <w:szCs w:val="20"/>
+        </w:rPr>
+      </w:pPr>
+      <w:r>
+        <w:rPr>
+          <w:rFonts w:ascii="Segoe UI Emoji" w:hAnsi="Segoe UI Emoji" w:cs="Segoe UI Emoji"/>
+          <w:b/>
+          <w:bCs/>
+          <w:color w:val="000000" w:themeColor="text1"/>
+          <w:sz w:val="20"/>
+          <w:szCs w:val="20"/>
+        </w:rPr>
+        <w:t>🟦</w:t>
+      </w:r>
+      <w:r>
+        <w:rPr>
+          <w:b/>
+          <w:bCs/>
+          <w:color w:val="000000" w:themeColor="text1"/>
+          <w:sz w:val="20"/>
+          <w:szCs w:val="20"/>
+        </w:rPr>
+        <w:t xml:space="preserve"> Silhouette Score vs k:</w:t>
+      </w:r>
+    </w:p>
+    <w:p>
+      <w:pPr>
+        <w:numPr>
+          <w:ilvl w:val="0"/>
+          <w:numId w:val="13"/>
+        </w:numPr>
+        <w:rPr>
+          <w:color w:val="000000" w:themeColor="text1"/>
+          <w:sz w:val="20"/>
+          <w:szCs w:val="20"/>
+        </w:rPr>
+      </w:pPr>
+      <w:r>
+        <w:rPr>
+          <w:color w:val="000000" w:themeColor="text1"/>
+          <w:sz w:val="20"/>
+          <w:szCs w:val="20"/>
+        </w:rPr>
+        <w:t xml:space="preserve">Starts high at k=2 &amp; peaks at </w:t>
+      </w:r>
+      <w:r>
+        <w:rPr>
+          <w:b/>
+          <w:bCs/>
+          <w:color w:val="000000" w:themeColor="text1"/>
+          <w:sz w:val="20"/>
+          <w:szCs w:val="20"/>
+        </w:rPr>
+        <w:t>k=3</w:t>
+      </w:r>
+      <w:r>
+        <w:rPr>
+          <w:color w:val="000000" w:themeColor="text1"/>
+          <w:sz w:val="20"/>
+          <w:szCs w:val="20"/>
+        </w:rPr>
+        <w:tab/>
+      </w:r>
+      <w:r>
+        <w:rPr>
+          <w:color w:val="000000" w:themeColor="text1"/>
+          <w:sz w:val="20"/>
+          <w:szCs w:val="20"/>
+        </w:rPr>
+        <w:t>Drops consistently → increasing k leads to poorer separation</w:t>
+      </w:r>
+    </w:p>
+    <w:p>
+      <w:pPr>
+        <w:rPr>
+          <w:b/>
+          <w:bCs/>
+          <w:color w:val="000000" w:themeColor="text1"/>
+          <w:sz w:val="20"/>
+          <w:szCs w:val="20"/>
+        </w:rPr>
+      </w:pPr>
+      <w:r>
+        <w:rPr>
+          <w:rFonts w:ascii="Segoe UI Emoji" w:hAnsi="Segoe UI Emoji" w:cs="Segoe UI Emoji"/>
+          <w:b/>
+          <w:bCs/>
+          <w:color w:val="000000" w:themeColor="text1"/>
+          <w:sz w:val="20"/>
+          <w:szCs w:val="20"/>
+        </w:rPr>
+        <w:t>🟩</w:t>
+      </w:r>
+      <w:r>
+        <w:rPr>
+          <w:b/>
+          <w:bCs/>
+          <w:color w:val="000000" w:themeColor="text1"/>
+          <w:sz w:val="20"/>
+          <w:szCs w:val="20"/>
+        </w:rPr>
+        <w:t xml:space="preserve"> </w:t>
+      </w:r>
+      <w:proofErr w:type="spellStart"/>
+      <w:r>
+        <w:rPr>
+          <w:b/>
+          <w:bCs/>
+          <w:color w:val="000000" w:themeColor="text1"/>
+          <w:sz w:val="20"/>
+          <w:szCs w:val="20"/>
+        </w:rPr>
+        <w:t>Calinski-Harabasz</w:t>
+      </w:r>
+      <w:proofErr w:type="spellEnd"/>
+      <w:r>
+        <w:rPr>
+          <w:b/>
+          <w:bCs/>
+          <w:color w:val="000000" w:themeColor="text1"/>
+          <w:sz w:val="20"/>
+          <w:szCs w:val="20"/>
+        </w:rPr>
+        <w:t xml:space="preserve"> Score vs k:</w:t>
+      </w:r>
+    </w:p>
+    <w:p>
+      <w:pPr>
+        <w:numPr>
+          <w:ilvl w:val="0"/>
+          <w:numId w:val="14"/>
+        </w:numPr>
+        <w:rPr>
+          <w:color w:val="000000" w:themeColor="text1"/>
+          <w:sz w:val="20"/>
+          <w:szCs w:val="20"/>
+        </w:rPr>
+      </w:pPr>
+      <w:r>
+        <w:rPr>
+          <w:color w:val="000000" w:themeColor="text1"/>
+          <w:sz w:val="20"/>
+          <w:szCs w:val="20"/>
+        </w:rPr>
+        <w:t xml:space="preserve">Strong peak at </w:t>
+      </w:r>
+      <w:r>
+        <w:rPr>
+          <w:b/>
+          <w:bCs/>
+          <w:color w:val="000000" w:themeColor="text1"/>
+          <w:sz w:val="20"/>
+          <w:szCs w:val="20"/>
+        </w:rPr>
+        <w:t>k=3</w:t>
+      </w:r>
+      <w:r>
+        <w:rPr>
+          <w:color w:val="000000" w:themeColor="text1"/>
+          <w:sz w:val="20"/>
+          <w:szCs w:val="20"/>
+        </w:rPr>
+        <w:tab/>
+      </w:r>
+      <w:r>
+        <w:rPr>
+          <w:color w:val="000000" w:themeColor="text1"/>
+          <w:sz w:val="20"/>
+          <w:szCs w:val="20"/>
+        </w:rPr>
+        <w:t>Sharp drop after that → confirms over-clustering for higher k</w:t>
+      </w:r>
+    </w:p>
+    <w:p>
+      <w:pPr>
+        <w:rPr>
+          <w:b/>
+          <w:bCs/>
+          <w:color w:val="000000" w:themeColor="text1"/>
+          <w:sz w:val="20"/>
+          <w:szCs w:val="20"/>
+        </w:rPr>
+      </w:pPr>
+      <w:r>
+        <w:rPr>
+          <w:rFonts w:ascii="Segoe UI Emoji" w:hAnsi="Segoe UI Emoji" w:cs="Segoe UI Emoji"/>
+          <w:b/>
+          <w:bCs/>
+          <w:color w:val="000000" w:themeColor="text1"/>
+          <w:sz w:val="20"/>
+          <w:szCs w:val="20"/>
+        </w:rPr>
+        <w:t>🟥</w:t>
+      </w:r>
+      <w:r>
+        <w:rPr>
+          <w:b/>
+          <w:bCs/>
+          <w:color w:val="000000" w:themeColor="text1"/>
+          <w:sz w:val="20"/>
+          <w:szCs w:val="20"/>
+        </w:rPr>
+        <w:t xml:space="preserve"> Davies-Bouldin Index vs k:</w:t>
+      </w:r>
+    </w:p>
+    <w:p>
+      <w:pPr>
+        <w:numPr>
+          <w:ilvl w:val="0"/>
+          <w:numId w:val="15"/>
+        </w:numPr>
+        <w:rPr>
+          <w:color w:val="000000" w:themeColor="text1"/>
+          <w:sz w:val="20"/>
+          <w:szCs w:val="20"/>
+        </w:rPr>
+      </w:pPr>
+      <w:r>
+        <w:rPr>
+          <w:b/>
+          <w:bCs/>
+          <w:color w:val="000000" w:themeColor="text1"/>
+          <w:sz w:val="20"/>
+          <w:szCs w:val="20"/>
+        </w:rPr>
+        <w:t>Lowest DB at k=3</w:t>
+      </w:r>
+      <w:r>
+        <w:rPr>
+          <w:color w:val="000000" w:themeColor="text1"/>
+          <w:sz w:val="20"/>
+          <w:szCs w:val="20"/>
+        </w:rPr>
+        <w:tab/>
+      </w:r>
+      <w:r>
+        <w:rPr>
+          <w:color w:val="000000" w:themeColor="text1"/>
+          <w:sz w:val="20"/>
+          <w:szCs w:val="20"/>
+        </w:rPr>
+        <w:tab/>
+      </w:r>
+      <w:r>
+        <w:rPr>
+          <w:color w:val="000000" w:themeColor="text1"/>
+          <w:sz w:val="20"/>
+          <w:szCs w:val="20"/>
+        </w:rPr>
+        <w:t>Higher DB values for larger k → worse compactness</w:t>
+      </w:r>
+    </w:p>
+    <w:p>
+      <w:pPr>
+        <w:rPr>
+          <w:color w:val="000000" w:themeColor="text1"/>
+          <w:sz w:val="20"/>
+          <w:szCs w:val="20"/>
+        </w:rPr>
+      </w:pPr>
+      <w:r>
+        <w:rPr>
+          <w:color w:val="000000" w:themeColor="text1"/>
+          <w:sz w:val="20"/>
+          <w:szCs w:val="20"/>
+        </w:rPr>
+        <w:pict w14:anchorId="491F8399">
+          <v:rect id="_x0000_i1122" style="width:0;height:1.5pt" o:hralign="center" o:hrstd="t" o:hr="t" fillcolor="#a0a0a0" stroked="f"/>
+        </w:pict>
+      </w:r>
+    </w:p>
+    <w:p>
+      <w:pPr>
+        <w:rPr>
+          <w:b/>
+          <w:bCs/>
+          <w:color w:val="000000" w:themeColor="text1"/>
+          <w:sz w:val="20"/>
+          <w:szCs w:val="20"/>
+        </w:rPr>
+      </w:pPr>
+      <w:r>
+        <w:rPr>
+          <w:rFonts w:ascii="Segoe UI Emoji" w:hAnsi="Segoe UI Emoji" w:cs="Segoe UI Emoji"/>
+          <w:b/>
+          <w:bCs/>
+          <w:color w:val="000000" w:themeColor="text1"/>
+          <w:sz w:val="20"/>
+          <w:szCs w:val="20"/>
+        </w:rPr>
+        <w:t>📘</w:t>
+      </w:r>
+      <w:r>
+        <w:rPr>
+          <w:b/>
+          <w:bCs/>
+          <w:color w:val="000000" w:themeColor="text1"/>
+          <w:sz w:val="20"/>
+          <w:szCs w:val="20"/>
+        </w:rPr>
+        <w:t xml:space="preserve"> Report Writeup for A6</w:t>
+      </w:r>
+    </w:p>
+    <w:p>
+      <w:pPr>
+        <w:rPr>
+          <w:color w:val="000000" w:themeColor="text1"/>
+          <w:sz w:val="20"/>
+          <w:szCs w:val="20"/>
+        </w:rPr>
+      </w:pPr>
+      <w:r>
+        <w:rPr>
+          <w:color w:val="000000" w:themeColor="text1"/>
+          <w:sz w:val="20"/>
+          <w:szCs w:val="20"/>
+        </w:rPr>
+        <w:t xml:space="preserve">In A6, we performed K-Means clustering for k = 2 to 10 and evaluated the clusters using Silhouette Score, </w:t>
+      </w:r>
+      <w:proofErr w:type="spellStart"/>
+      <w:r>
+        <w:rPr>
+          <w:color w:val="000000" w:themeColor="text1"/>
+          <w:sz w:val="20"/>
+          <w:szCs w:val="20"/>
+        </w:rPr>
+        <w:t>Calinski-Harabasz</w:t>
+      </w:r>
+      <w:proofErr w:type="spellEnd"/>
+      <w:r>
+        <w:rPr>
+          <w:color w:val="000000" w:themeColor="text1"/>
+          <w:sz w:val="20"/>
+          <w:szCs w:val="20"/>
+        </w:rPr>
+        <w:t xml:space="preserve"> Score, and Davies-Bouldin Index. The best clustering quality was observed at </w:t>
+      </w:r>
+      <w:r>
+        <w:rPr>
+          <w:b/>
+          <w:bCs/>
+          <w:color w:val="000000" w:themeColor="text1"/>
+          <w:sz w:val="20"/>
+          <w:szCs w:val="20"/>
+        </w:rPr>
+        <w:t>k = 3</w:t>
+      </w:r>
+      <w:r>
+        <w:rPr>
+          <w:color w:val="000000" w:themeColor="text1"/>
+          <w:sz w:val="20"/>
+          <w:szCs w:val="20"/>
+        </w:rPr>
+        <w:t xml:space="preserve">, which yielded the highest </w:t>
+      </w:r>
+      <w:r>
+        <w:rPr>
+          <w:b/>
+          <w:bCs/>
+          <w:color w:val="000000" w:themeColor="text1"/>
+          <w:sz w:val="20"/>
+          <w:szCs w:val="20"/>
+        </w:rPr>
+        <w:t>Silhouette Score (0.6032)</w:t>
+      </w:r>
+      <w:r>
+        <w:rPr>
+          <w:color w:val="000000" w:themeColor="text1"/>
+          <w:sz w:val="20"/>
+          <w:szCs w:val="20"/>
+        </w:rPr>
+        <w:t xml:space="preserve"> and </w:t>
+      </w:r>
+      <w:r>
+        <w:rPr>
+          <w:b/>
+          <w:bCs/>
+          <w:color w:val="000000" w:themeColor="text1"/>
+          <w:sz w:val="20"/>
+          <w:szCs w:val="20"/>
+        </w:rPr>
+        <w:t>CH Score (98.79)</w:t>
+      </w:r>
+      <w:r>
+        <w:rPr>
+          <w:color w:val="000000" w:themeColor="text1"/>
+          <w:sz w:val="20"/>
+          <w:szCs w:val="20"/>
+        </w:rPr>
+        <w:t xml:space="preserve">, along with the </w:t>
+      </w:r>
+      <w:r>
+        <w:rPr>
+          <w:b/>
+          <w:bCs/>
+          <w:color w:val="000000" w:themeColor="text1"/>
+          <w:sz w:val="20"/>
+          <w:szCs w:val="20"/>
+        </w:rPr>
+        <w:t>lowest Davies-Bouldin Index (0.4978)</w:t>
+      </w:r>
+      <w:r>
+        <w:rPr>
+          <w:color w:val="000000" w:themeColor="text1"/>
+          <w:sz w:val="20"/>
+          <w:szCs w:val="20"/>
+        </w:rPr>
+        <w:t xml:space="preserve">. The visual plots supported this, with all three metrics showing an optimal peak (or minimum) at k = 3. These results strongly suggest that </w:t>
+      </w:r>
+      <w:r>
+        <w:rPr>
+          <w:b/>
+          <w:bCs/>
+          <w:color w:val="000000" w:themeColor="text1"/>
+          <w:sz w:val="20"/>
+          <w:szCs w:val="20"/>
+        </w:rPr>
+        <w:t>3 is the most meaningful cluster count</w:t>
+      </w:r>
+      <w:r>
+        <w:rPr>
+          <w:color w:val="000000" w:themeColor="text1"/>
+          <w:sz w:val="20"/>
+          <w:szCs w:val="20"/>
+        </w:rPr>
+        <w:t xml:space="preserve"> for the given acoustic features.</w:t>
+      </w:r>
+    </w:p>
+    <w:p>
+      <w:pPr>
+        <w:rPr>
+          <w:color w:val="000000" w:themeColor="text1"/>
+          <w:sz w:val="28"/>
+          <w:szCs w:val="28"/>
           <w:lang w:val="en-US"/>
         </w:rPr>
       </w:pPr>
-    </w:p>
-    <w:p>
-      <w:pPr>
-        <w:rPr>
-          <w:color w:val="000000" w:themeColor="text1"/>
-          <w:sz w:val="20"/>
-          <w:szCs w:val="20"/>
+      <w:r>
+        <w:rPr>
+          <w:color w:val="000000" w:themeColor="text1"/>
+          <w:sz w:val="28"/>
+          <w:szCs w:val="28"/>
+          <w:highlight w:val="yellow"/>
           <w:lang w:val="en-US"/>
         </w:rPr>
-      </w:pPr>
-    </w:p>
-    <w:p>
-      <w:pPr>
-        <w:rPr>
-          <w:color w:val="000000" w:themeColor="text1"/>
-          <w:sz w:val="32"/>
-          <w:szCs w:val="32"/>
+        <w:lastRenderedPageBreak/>
+        <w:t>A</w:t>
+      </w:r>
+      <w:r>
+        <w:rPr>
+          <w:color w:val="000000" w:themeColor="text1"/>
+          <w:sz w:val="28"/>
+          <w:szCs w:val="28"/>
+          <w:highlight w:val="yellow"/>
           <w:lang w:val="en-US"/>
         </w:rPr>
-      </w:pPr>
-    </w:p>
-    <w:p>
-      <w:pPr>
-        <w:rPr>
+        <w:t>7</w:t>
+      </w:r>
+    </w:p>
+    <w:p>
+      <w:pPr>
+        <w:rPr>
+          <w:color w:val="000000" w:themeColor="text1"/>
+          <w:sz w:val="28"/>
+          <w:szCs w:val="28"/>
           <w:lang w:val="en-US"/>
         </w:rPr>
       </w:pPr>
+      <w:r>
+        <w:rPr>
+          <w:color w:val="000000" w:themeColor="text1"/>
+          <w:sz w:val="28"/>
+          <w:szCs w:val="28"/>
+          <w:lang w:val="en-US"/>
+        </w:rPr>
+        <w:drawing>
+          <wp:inline distT="0" distB="0" distL="0" distR="0" wp14:anchorId="3D7BBC3B" wp14:editId="3E1B43F6">
+            <wp:extent cx="2752725" cy="1705433"/>
+            <wp:effectExtent l="0" t="0" r="0" b="9525"/>
+            <wp:docPr id="1124193286" name="Picture 1"/>
+            <wp:cNvGraphicFramePr>
+              <a:graphicFrameLocks xmlns:a="http://schemas.openxmlformats.org/drawingml/2006/main" noChangeAspect="1"/>
+            </wp:cNvGraphicFramePr>
+            <a:graphic xmlns:a="http://schemas.openxmlformats.org/drawingml/2006/main">
+              <a:graphicData uri="http://schemas.openxmlformats.org/drawingml/2006/picture">
+                <pic:pic xmlns:pic="http://schemas.openxmlformats.org/drawingml/2006/picture">
+                  <pic:nvPicPr>
+                    <pic:cNvPr id="1124193286" name=""/>
+                    <pic:cNvPicPr/>
+                  </pic:nvPicPr>
+                  <pic:blipFill>
+                    <a:blip r:embed="rId13"/>
+                    <a:stretch>
+                      <a:fillRect/>
+                    </a:stretch>
+                  </pic:blipFill>
+                  <pic:spPr>
+                    <a:xfrm>
+                      <a:off x="0" y="0"/>
+                      <a:ext cx="2760809" cy="1710441"/>
+                    </a:xfrm>
+                    <a:prstGeom prst="rect">
+                      <a:avLst/>
+                    </a:prstGeom>
+                  </pic:spPr>
+                </pic:pic>
+              </a:graphicData>
+            </a:graphic>
+          </wp:inline>
+        </w:drawing>
+      </w:r>
+    </w:p>
+    <w:p>
+      <w:pPr>
+        <w:rPr>
+          <w:color w:val="000000" w:themeColor="text1"/>
+          <w:sz w:val="28"/>
+          <w:szCs w:val="28"/>
+          <w:lang w:val="en-US"/>
+        </w:rPr>
+      </w:pPr>
+      <w:r>
+        <w:rPr>
+          <w:color w:val="000000" w:themeColor="text1"/>
+          <w:sz w:val="28"/>
+          <w:szCs w:val="28"/>
+          <w:lang w:val="en-US"/>
+        </w:rPr>
+        <w:drawing>
+          <wp:inline distT="0" distB="0" distL="0" distR="0" wp14:anchorId="6029619B" wp14:editId="50363747">
+            <wp:extent cx="4138613" cy="1126587"/>
+            <wp:effectExtent l="0" t="0" r="0" b="0"/>
+            <wp:docPr id="1907247300" name="Picture 1"/>
+            <wp:cNvGraphicFramePr>
+              <a:graphicFrameLocks xmlns:a="http://schemas.openxmlformats.org/drawingml/2006/main" noChangeAspect="1"/>
+            </wp:cNvGraphicFramePr>
+            <a:graphic xmlns:a="http://schemas.openxmlformats.org/drawingml/2006/main">
+              <a:graphicData uri="http://schemas.openxmlformats.org/drawingml/2006/picture">
+                <pic:pic xmlns:pic="http://schemas.openxmlformats.org/drawingml/2006/picture">
+                  <pic:nvPicPr>
+                    <pic:cNvPr id="1907247300" name=""/>
+                    <pic:cNvPicPr/>
+                  </pic:nvPicPr>
+                  <pic:blipFill>
+                    <a:blip r:embed="rId14"/>
+                    <a:stretch>
+                      <a:fillRect/>
+                    </a:stretch>
+                  </pic:blipFill>
+                  <pic:spPr>
+                    <a:xfrm>
+                      <a:off x="0" y="0"/>
+                      <a:ext cx="4156240" cy="1131385"/>
+                    </a:xfrm>
+                    <a:prstGeom prst="rect">
+                      <a:avLst/>
+                    </a:prstGeom>
+                  </pic:spPr>
+                </pic:pic>
+              </a:graphicData>
+            </a:graphic>
+          </wp:inline>
+        </w:drawing>
+      </w:r>
+    </w:p>
+    <w:p>
+      <w:pPr>
+        <w:rPr>
+          <w:b/>
+          <w:bCs/>
+          <w:color w:val="000000" w:themeColor="text1"/>
+          <w:sz w:val="20"/>
+          <w:szCs w:val="20"/>
+        </w:rPr>
+      </w:pPr>
+      <w:r>
+        <w:rPr>
+          <w:rFonts w:ascii="Segoe UI Emoji" w:hAnsi="Segoe UI Emoji" w:cs="Segoe UI Emoji"/>
+          <w:b/>
+          <w:bCs/>
+          <w:color w:val="000000" w:themeColor="text1"/>
+          <w:sz w:val="20"/>
+          <w:szCs w:val="20"/>
+        </w:rPr>
+        <w:t>✅</w:t>
+      </w:r>
+      <w:r>
+        <w:rPr>
+          <w:b/>
+          <w:bCs/>
+          <w:color w:val="000000" w:themeColor="text1"/>
+          <w:sz w:val="20"/>
+          <w:szCs w:val="20"/>
+        </w:rPr>
+        <w:t xml:space="preserve"> A7 – Elbow Plot Analysis</w:t>
+      </w:r>
+    </w:p>
+    <w:p>
+      <w:pPr>
+        <w:rPr>
+          <w:b/>
+          <w:bCs/>
+          <w:color w:val="000000" w:themeColor="text1"/>
+          <w:sz w:val="20"/>
+          <w:szCs w:val="20"/>
+        </w:rPr>
+      </w:pPr>
+      <w:r>
+        <w:rPr>
+          <w:rFonts w:ascii="Segoe UI Emoji" w:hAnsi="Segoe UI Emoji" w:cs="Segoe UI Emoji"/>
+          <w:b/>
+          <w:bCs/>
+          <w:color w:val="000000" w:themeColor="text1"/>
+          <w:sz w:val="20"/>
+          <w:szCs w:val="20"/>
+        </w:rPr>
+        <w:t>🔍</w:t>
+      </w:r>
+      <w:r>
+        <w:rPr>
+          <w:b/>
+          <w:bCs/>
+          <w:color w:val="000000" w:themeColor="text1"/>
+          <w:sz w:val="20"/>
+          <w:szCs w:val="20"/>
+        </w:rPr>
+        <w:t xml:space="preserve"> Distortion (Inertia) Values:</w:t>
+      </w:r>
+    </w:p>
+    <w:tbl>
+      <w:tblPr>
+        <w:tblW w:w="0" w:type="auto"/>
+        <w:tblCellSpacing w:w="15" w:type="dxa"/>
+        <w:tblBorders>
+          <w:top w:val="single" w:sz="4" w:space="0" w:color="auto"/>
+          <w:left w:val="single" w:sz="4" w:space="0" w:color="auto"/>
+          <w:bottom w:val="single" w:sz="4" w:space="0" w:color="auto"/>
+          <w:right w:val="single" w:sz="4" w:space="0" w:color="auto"/>
+          <w:insideH w:val="single" w:sz="4" w:space="0" w:color="auto"/>
+          <w:insideV w:val="single" w:sz="4" w:space="0" w:color="auto"/>
+        </w:tblBorders>
+        <w:tblCellMar>
+          <w:top w:w="15" w:type="dxa"/>
+          <w:left w:w="15" w:type="dxa"/>
+          <w:bottom w:w="15" w:type="dxa"/>
+          <w:right w:w="15" w:type="dxa"/>
+        </w:tblCellMar>
+        <w:tblLook w:val="04A0" w:firstRow="1" w:lastRow="0" w:firstColumn="1" w:lastColumn="0" w:noHBand="0" w:noVBand="1"/>
+      </w:tblPr>
+      <w:tblGrid>
+        <w:gridCol w:w="258"/>
+        <w:gridCol w:w="881"/>
+      </w:tblGrid>
+      <w:tr>
+        <w:trPr>
+          <w:tblHeader/>
+          <w:tblCellSpacing w:w="15" w:type="dxa"/>
+        </w:trPr>
+        <w:tc>
+          <w:tcPr>
+            <w:tcW w:w="0" w:type="auto"/>
+            <w:vAlign w:val="center"/>
+            <w:hideMark/>
+          </w:tcPr>
+          <w:p>
+            <w:pPr>
+              <w:rPr>
+                <w:b/>
+                <w:bCs/>
+                <w:color w:val="000000" w:themeColor="text1"/>
+                <w:sz w:val="16"/>
+                <w:szCs w:val="16"/>
+              </w:rPr>
+            </w:pPr>
+            <w:r>
+              <w:rPr>
+                <w:b/>
+                <w:bCs/>
+                <w:color w:val="000000" w:themeColor="text1"/>
+                <w:sz w:val="16"/>
+                <w:szCs w:val="16"/>
+              </w:rPr>
+              <w:t>k</w:t>
+            </w:r>
+          </w:p>
+        </w:tc>
+        <w:tc>
+          <w:tcPr>
+            <w:tcW w:w="0" w:type="auto"/>
+            <w:vAlign w:val="center"/>
+            <w:hideMark/>
+          </w:tcPr>
+          <w:p>
+            <w:pPr>
+              <w:rPr>
+                <w:b/>
+                <w:bCs/>
+                <w:color w:val="000000" w:themeColor="text1"/>
+                <w:sz w:val="16"/>
+                <w:szCs w:val="16"/>
+              </w:rPr>
+            </w:pPr>
+            <w:r>
+              <w:rPr>
+                <w:b/>
+                <w:bCs/>
+                <w:color w:val="000000" w:themeColor="text1"/>
+                <w:sz w:val="16"/>
+                <w:szCs w:val="16"/>
+              </w:rPr>
+              <w:t>Inertia</w:t>
+            </w:r>
+          </w:p>
+        </w:tc>
+      </w:tr>
+      <w:tr>
+        <w:trPr>
+          <w:tblCellSpacing w:w="15" w:type="dxa"/>
+        </w:trPr>
+        <w:tc>
+          <w:tcPr>
+            <w:tcW w:w="0" w:type="auto"/>
+            <w:vAlign w:val="center"/>
+            <w:hideMark/>
+          </w:tcPr>
+          <w:p>
+            <w:pPr>
+              <w:rPr>
+                <w:color w:val="000000" w:themeColor="text1"/>
+                <w:sz w:val="16"/>
+                <w:szCs w:val="16"/>
+              </w:rPr>
+            </w:pPr>
+            <w:r>
+              <w:rPr>
+                <w:color w:val="000000" w:themeColor="text1"/>
+                <w:sz w:val="16"/>
+                <w:szCs w:val="16"/>
+              </w:rPr>
+              <w:t>2</w:t>
+            </w:r>
+          </w:p>
+        </w:tc>
+        <w:tc>
+          <w:tcPr>
+            <w:tcW w:w="0" w:type="auto"/>
+            <w:vAlign w:val="center"/>
+            <w:hideMark/>
+          </w:tcPr>
+          <w:p>
+            <w:pPr>
+              <w:rPr>
+                <w:color w:val="000000" w:themeColor="text1"/>
+                <w:sz w:val="16"/>
+                <w:szCs w:val="16"/>
+              </w:rPr>
+            </w:pPr>
+            <w:r>
+              <w:rPr>
+                <w:color w:val="000000" w:themeColor="text1"/>
+                <w:sz w:val="16"/>
+                <w:szCs w:val="16"/>
+              </w:rPr>
+              <w:t>7266.57</w:t>
+            </w:r>
+          </w:p>
+        </w:tc>
+      </w:tr>
+      <w:tr>
+        <w:trPr>
+          <w:tblCellSpacing w:w="15" w:type="dxa"/>
+        </w:trPr>
+        <w:tc>
+          <w:tcPr>
+            <w:tcW w:w="0" w:type="auto"/>
+            <w:vAlign w:val="center"/>
+            <w:hideMark/>
+          </w:tcPr>
+          <w:p>
+            <w:pPr>
+              <w:rPr>
+                <w:color w:val="000000" w:themeColor="text1"/>
+                <w:sz w:val="16"/>
+                <w:szCs w:val="16"/>
+              </w:rPr>
+            </w:pPr>
+            <w:r>
+              <w:rPr>
+                <w:color w:val="000000" w:themeColor="text1"/>
+                <w:sz w:val="16"/>
+                <w:szCs w:val="16"/>
+              </w:rPr>
+              <w:t>3</w:t>
+            </w:r>
+          </w:p>
+        </w:tc>
+        <w:tc>
+          <w:tcPr>
+            <w:tcW w:w="0" w:type="auto"/>
+            <w:vAlign w:val="center"/>
+            <w:hideMark/>
+          </w:tcPr>
+          <w:p>
+            <w:pPr>
+              <w:rPr>
+                <w:color w:val="000000" w:themeColor="text1"/>
+                <w:sz w:val="16"/>
+                <w:szCs w:val="16"/>
+              </w:rPr>
+            </w:pPr>
+            <w:r>
+              <w:rPr>
+                <w:b/>
+                <w:bCs/>
+                <w:color w:val="000000" w:themeColor="text1"/>
+                <w:sz w:val="16"/>
+                <w:szCs w:val="16"/>
+              </w:rPr>
+              <w:t>3172.09</w:t>
+            </w:r>
+            <w:r>
+              <w:rPr>
+                <w:color w:val="000000" w:themeColor="text1"/>
+                <w:sz w:val="16"/>
+                <w:szCs w:val="16"/>
+              </w:rPr>
+              <w:t xml:space="preserve"> </w:t>
+            </w:r>
+            <w:r>
+              <w:rPr>
+                <w:rFonts w:ascii="Segoe UI Emoji" w:hAnsi="Segoe UI Emoji" w:cs="Segoe UI Emoji"/>
+                <w:color w:val="000000" w:themeColor="text1"/>
+                <w:sz w:val="16"/>
+                <w:szCs w:val="16"/>
+              </w:rPr>
+              <w:t>✅</w:t>
+            </w:r>
+          </w:p>
+        </w:tc>
+      </w:tr>
+      <w:tr>
+        <w:trPr>
+          <w:tblCellSpacing w:w="15" w:type="dxa"/>
+        </w:trPr>
+        <w:tc>
+          <w:tcPr>
+            <w:tcW w:w="0" w:type="auto"/>
+            <w:vAlign w:val="center"/>
+            <w:hideMark/>
+          </w:tcPr>
+          <w:p>
+            <w:pPr>
+              <w:rPr>
+                <w:color w:val="000000" w:themeColor="text1"/>
+                <w:sz w:val="16"/>
+                <w:szCs w:val="16"/>
+              </w:rPr>
+            </w:pPr>
+            <w:r>
+              <w:rPr>
+                <w:color w:val="000000" w:themeColor="text1"/>
+                <w:sz w:val="16"/>
+                <w:szCs w:val="16"/>
+              </w:rPr>
+              <w:t>4</w:t>
+            </w:r>
+          </w:p>
+        </w:tc>
+        <w:tc>
+          <w:tcPr>
+            <w:tcW w:w="0" w:type="auto"/>
+            <w:vAlign w:val="center"/>
+            <w:hideMark/>
+          </w:tcPr>
+          <w:p>
+            <w:pPr>
+              <w:rPr>
+                <w:color w:val="000000" w:themeColor="text1"/>
+                <w:sz w:val="16"/>
+                <w:szCs w:val="16"/>
+              </w:rPr>
+            </w:pPr>
+            <w:r>
+              <w:rPr>
+                <w:color w:val="000000" w:themeColor="text1"/>
+                <w:sz w:val="16"/>
+                <w:szCs w:val="16"/>
+              </w:rPr>
+              <w:t>2542.55</w:t>
+            </w:r>
+          </w:p>
+        </w:tc>
+      </w:tr>
+      <w:tr>
+        <w:trPr>
+          <w:tblCellSpacing w:w="15" w:type="dxa"/>
+        </w:trPr>
+        <w:tc>
+          <w:tcPr>
+            <w:tcW w:w="0" w:type="auto"/>
+            <w:vAlign w:val="center"/>
+            <w:hideMark/>
+          </w:tcPr>
+          <w:p>
+            <w:pPr>
+              <w:rPr>
+                <w:color w:val="000000" w:themeColor="text1"/>
+                <w:sz w:val="16"/>
+                <w:szCs w:val="16"/>
+              </w:rPr>
+            </w:pPr>
+            <w:r>
+              <w:rPr>
+                <w:color w:val="000000" w:themeColor="text1"/>
+                <w:sz w:val="16"/>
+                <w:szCs w:val="16"/>
+              </w:rPr>
+              <w:t>5</w:t>
+            </w:r>
+          </w:p>
+        </w:tc>
+        <w:tc>
+          <w:tcPr>
+            <w:tcW w:w="0" w:type="auto"/>
+            <w:vAlign w:val="center"/>
+            <w:hideMark/>
+          </w:tcPr>
+          <w:p>
+            <w:pPr>
+              <w:rPr>
+                <w:color w:val="000000" w:themeColor="text1"/>
+                <w:sz w:val="16"/>
+                <w:szCs w:val="16"/>
+              </w:rPr>
+            </w:pPr>
+            <w:r>
+              <w:rPr>
+                <w:color w:val="000000" w:themeColor="text1"/>
+                <w:sz w:val="16"/>
+                <w:szCs w:val="16"/>
+              </w:rPr>
+              <w:t>1990.83</w:t>
+            </w:r>
+          </w:p>
+        </w:tc>
+      </w:tr>
+      <w:tr>
+        <w:trPr>
+          <w:tblCellSpacing w:w="15" w:type="dxa"/>
+        </w:trPr>
+        <w:tc>
+          <w:tcPr>
+            <w:tcW w:w="0" w:type="auto"/>
+            <w:vAlign w:val="center"/>
+            <w:hideMark/>
+          </w:tcPr>
+          <w:p>
+            <w:pPr>
+              <w:rPr>
+                <w:color w:val="000000" w:themeColor="text1"/>
+                <w:sz w:val="16"/>
+                <w:szCs w:val="16"/>
+              </w:rPr>
+            </w:pPr>
+            <w:r>
+              <w:rPr>
+                <w:color w:val="000000" w:themeColor="text1"/>
+                <w:sz w:val="16"/>
+                <w:szCs w:val="16"/>
+              </w:rPr>
+              <w:t>...</w:t>
+            </w:r>
+          </w:p>
+        </w:tc>
+        <w:tc>
+          <w:tcPr>
+            <w:tcW w:w="0" w:type="auto"/>
+            <w:vAlign w:val="center"/>
+            <w:hideMark/>
+          </w:tcPr>
+          <w:p>
+            <w:pPr>
+              <w:rPr>
+                <w:color w:val="000000" w:themeColor="text1"/>
+                <w:sz w:val="16"/>
+                <w:szCs w:val="16"/>
+              </w:rPr>
+            </w:pPr>
+            <w:r>
+              <w:rPr>
+                <w:color w:val="000000" w:themeColor="text1"/>
+                <w:sz w:val="16"/>
+                <w:szCs w:val="16"/>
+              </w:rPr>
+              <w:t>...</w:t>
+            </w:r>
+          </w:p>
+        </w:tc>
+      </w:tr>
+      <w:tr>
+        <w:trPr>
+          <w:tblCellSpacing w:w="15" w:type="dxa"/>
+        </w:trPr>
+        <w:tc>
+          <w:tcPr>
+            <w:tcW w:w="0" w:type="auto"/>
+            <w:vAlign w:val="center"/>
+            <w:hideMark/>
+          </w:tcPr>
+          <w:p>
+            <w:pPr>
+              <w:rPr>
+                <w:color w:val="000000" w:themeColor="text1"/>
+                <w:sz w:val="16"/>
+                <w:szCs w:val="16"/>
+              </w:rPr>
+            </w:pPr>
+            <w:r>
+              <w:rPr>
+                <w:color w:val="000000" w:themeColor="text1"/>
+                <w:sz w:val="16"/>
+                <w:szCs w:val="16"/>
+              </w:rPr>
+              <w:t>10</w:t>
+            </w:r>
+          </w:p>
+        </w:tc>
+        <w:tc>
+          <w:tcPr>
+            <w:tcW w:w="0" w:type="auto"/>
+            <w:vAlign w:val="center"/>
+            <w:hideMark/>
+          </w:tcPr>
+          <w:p>
+            <w:pPr>
+              <w:rPr>
+                <w:color w:val="000000" w:themeColor="text1"/>
+                <w:sz w:val="16"/>
+                <w:szCs w:val="16"/>
+              </w:rPr>
+            </w:pPr>
+            <w:r>
+              <w:rPr>
+                <w:color w:val="000000" w:themeColor="text1"/>
+                <w:sz w:val="16"/>
+                <w:szCs w:val="16"/>
+              </w:rPr>
+              <w:t>911.33</w:t>
+            </w:r>
+          </w:p>
+        </w:tc>
+      </w:tr>
+    </w:tbl>
+    <w:p>
+      <w:pPr>
+        <w:rPr>
+          <w:b/>
+          <w:bCs/>
+          <w:color w:val="000000" w:themeColor="text1"/>
+          <w:sz w:val="20"/>
+          <w:szCs w:val="20"/>
+        </w:rPr>
+      </w:pPr>
+      <w:r>
+        <w:rPr>
+          <w:rFonts w:ascii="Segoe UI Emoji" w:hAnsi="Segoe UI Emoji" w:cs="Segoe UI Emoji"/>
+          <w:b/>
+          <w:bCs/>
+          <w:color w:val="000000" w:themeColor="text1"/>
+          <w:sz w:val="20"/>
+          <w:szCs w:val="20"/>
+        </w:rPr>
+        <w:t>📈</w:t>
+      </w:r>
+      <w:r>
+        <w:rPr>
+          <w:b/>
+          <w:bCs/>
+          <w:color w:val="000000" w:themeColor="text1"/>
+          <w:sz w:val="20"/>
+          <w:szCs w:val="20"/>
+        </w:rPr>
+        <w:t xml:space="preserve"> Elbow Observation:</w:t>
+      </w:r>
+    </w:p>
+    <w:p>
+      <w:pPr>
+        <w:numPr>
+          <w:ilvl w:val="0"/>
+          <w:numId w:val="16"/>
+        </w:numPr>
+        <w:rPr>
+          <w:color w:val="000000" w:themeColor="text1"/>
+          <w:sz w:val="20"/>
+          <w:szCs w:val="20"/>
+        </w:rPr>
+      </w:pPr>
+      <w:r>
+        <w:rPr>
+          <w:color w:val="000000" w:themeColor="text1"/>
+          <w:sz w:val="20"/>
+          <w:szCs w:val="20"/>
+        </w:rPr>
+        <w:t xml:space="preserve">There's a </w:t>
+      </w:r>
+      <w:r>
+        <w:rPr>
+          <w:b/>
+          <w:bCs/>
+          <w:color w:val="000000" w:themeColor="text1"/>
+          <w:sz w:val="20"/>
+          <w:szCs w:val="20"/>
+        </w:rPr>
+        <w:t>sharp drop from k=2 → k=3</w:t>
+      </w:r>
+    </w:p>
+    <w:p>
+      <w:pPr>
+        <w:numPr>
+          <w:ilvl w:val="0"/>
+          <w:numId w:val="16"/>
+        </w:numPr>
+        <w:rPr>
+          <w:color w:val="000000" w:themeColor="text1"/>
+          <w:sz w:val="20"/>
+          <w:szCs w:val="20"/>
+        </w:rPr>
+      </w:pPr>
+      <w:r>
+        <w:rPr>
+          <w:color w:val="000000" w:themeColor="text1"/>
+          <w:sz w:val="20"/>
+          <w:szCs w:val="20"/>
+        </w:rPr>
+        <w:t xml:space="preserve">After k=3, the rate of decrease </w:t>
+      </w:r>
+      <w:r>
+        <w:rPr>
+          <w:b/>
+          <w:bCs/>
+          <w:color w:val="000000" w:themeColor="text1"/>
+          <w:sz w:val="20"/>
+          <w:szCs w:val="20"/>
+        </w:rPr>
+        <w:t>slows down significantly</w:t>
+      </w:r>
+    </w:p>
+    <w:p>
+      <w:pPr>
+        <w:numPr>
+          <w:ilvl w:val="0"/>
+          <w:numId w:val="16"/>
+        </w:numPr>
+        <w:rPr>
+          <w:color w:val="000000" w:themeColor="text1"/>
+          <w:sz w:val="20"/>
+          <w:szCs w:val="20"/>
+        </w:rPr>
+      </w:pPr>
+      <w:r>
+        <w:rPr>
+          <w:color w:val="000000" w:themeColor="text1"/>
+          <w:sz w:val="20"/>
+          <w:szCs w:val="20"/>
+        </w:rPr>
+        <w:t xml:space="preserve">This indicates the </w:t>
+      </w:r>
+      <w:r>
+        <w:rPr>
+          <w:b/>
+          <w:bCs/>
+          <w:color w:val="000000" w:themeColor="text1"/>
+          <w:sz w:val="20"/>
+          <w:szCs w:val="20"/>
+        </w:rPr>
+        <w:t>"elbow point" is at k = 3</w:t>
+      </w:r>
+    </w:p>
+    <w:p>
+      <w:pPr>
+        <w:rPr>
+          <w:color w:val="000000" w:themeColor="text1"/>
+          <w:sz w:val="20"/>
+          <w:szCs w:val="20"/>
+        </w:rPr>
+      </w:pPr>
+      <w:r>
+        <w:rPr>
+          <w:color w:val="000000" w:themeColor="text1"/>
+          <w:sz w:val="20"/>
+          <w:szCs w:val="20"/>
+        </w:rPr>
+        <w:pict w14:anchorId="4BA63272">
+          <v:rect id="_x0000_i1131" style="width:0;height:1.5pt" o:hralign="center" o:hrstd="t" o:hr="t" fillcolor="#a0a0a0" stroked="f"/>
+        </w:pict>
+      </w:r>
+    </w:p>
+    <w:p>
+      <w:pPr>
+        <w:rPr>
+          <w:b/>
+          <w:bCs/>
+          <w:color w:val="000000" w:themeColor="text1"/>
+          <w:sz w:val="20"/>
+          <w:szCs w:val="20"/>
+        </w:rPr>
+      </w:pPr>
+      <w:r>
+        <w:rPr>
+          <w:rFonts w:ascii="Segoe UI Emoji" w:hAnsi="Segoe UI Emoji" w:cs="Segoe UI Emoji"/>
+          <w:b/>
+          <w:bCs/>
+          <w:color w:val="000000" w:themeColor="text1"/>
+          <w:sz w:val="20"/>
+          <w:szCs w:val="20"/>
+        </w:rPr>
+        <w:t>📘</w:t>
+      </w:r>
+      <w:r>
+        <w:rPr>
+          <w:b/>
+          <w:bCs/>
+          <w:color w:val="000000" w:themeColor="text1"/>
+          <w:sz w:val="20"/>
+          <w:szCs w:val="20"/>
+        </w:rPr>
+        <w:t xml:space="preserve"> Report Writeup – A7</w:t>
+      </w:r>
+    </w:p>
+    <w:p>
+      <w:pPr>
+        <w:rPr>
+          <w:color w:val="000000" w:themeColor="text1"/>
+          <w:sz w:val="20"/>
+          <w:szCs w:val="20"/>
+        </w:rPr>
+      </w:pPr>
+      <w:r>
+        <w:rPr>
+          <w:color w:val="000000" w:themeColor="text1"/>
+          <w:sz w:val="20"/>
+          <w:szCs w:val="20"/>
+        </w:rPr>
+        <w:t xml:space="preserve">In A7, the </w:t>
+      </w:r>
+      <w:r>
+        <w:rPr>
+          <w:b/>
+          <w:bCs/>
+          <w:color w:val="000000" w:themeColor="text1"/>
+          <w:sz w:val="20"/>
+          <w:szCs w:val="20"/>
+        </w:rPr>
+        <w:t>Elbow Method</w:t>
+      </w:r>
+      <w:r>
+        <w:rPr>
+          <w:color w:val="000000" w:themeColor="text1"/>
+          <w:sz w:val="20"/>
+          <w:szCs w:val="20"/>
+        </w:rPr>
+        <w:t xml:space="preserve"> was applied by calculating </w:t>
+      </w:r>
+      <w:r>
+        <w:rPr>
+          <w:b/>
+          <w:bCs/>
+          <w:color w:val="000000" w:themeColor="text1"/>
+          <w:sz w:val="20"/>
+          <w:szCs w:val="20"/>
+        </w:rPr>
+        <w:t>inertia (distortion)</w:t>
+      </w:r>
+      <w:r>
+        <w:rPr>
+          <w:color w:val="000000" w:themeColor="text1"/>
+          <w:sz w:val="20"/>
+          <w:szCs w:val="20"/>
+        </w:rPr>
+        <w:t xml:space="preserve"> values for cluster counts ranging from 2 to 10. The elbow plot revealed a </w:t>
+      </w:r>
+      <w:r>
+        <w:rPr>
+          <w:b/>
+          <w:bCs/>
+          <w:color w:val="000000" w:themeColor="text1"/>
+          <w:sz w:val="20"/>
+          <w:szCs w:val="20"/>
+        </w:rPr>
+        <w:t>sharp decline in inertia from k=2 to k=3</w:t>
+      </w:r>
+      <w:r>
+        <w:rPr>
+          <w:color w:val="000000" w:themeColor="text1"/>
+          <w:sz w:val="20"/>
+          <w:szCs w:val="20"/>
+        </w:rPr>
+        <w:t xml:space="preserve">, followed by a gradual decrease. This clear inflection </w:t>
+      </w:r>
+      <w:proofErr w:type="gramStart"/>
+      <w:r>
+        <w:rPr>
+          <w:color w:val="000000" w:themeColor="text1"/>
+          <w:sz w:val="20"/>
+          <w:szCs w:val="20"/>
+        </w:rPr>
+        <w:t>point</w:t>
+      </w:r>
+      <w:proofErr w:type="gramEnd"/>
+      <w:r>
+        <w:rPr>
+          <w:color w:val="000000" w:themeColor="text1"/>
+          <w:sz w:val="20"/>
+          <w:szCs w:val="20"/>
+        </w:rPr>
+        <w:t xml:space="preserve"> at </w:t>
+      </w:r>
+      <w:r>
+        <w:rPr>
+          <w:b/>
+          <w:bCs/>
+          <w:color w:val="000000" w:themeColor="text1"/>
+          <w:sz w:val="20"/>
+          <w:szCs w:val="20"/>
+        </w:rPr>
+        <w:t>k=3</w:t>
+      </w:r>
+      <w:r>
+        <w:rPr>
+          <w:color w:val="000000" w:themeColor="text1"/>
+          <w:sz w:val="20"/>
+          <w:szCs w:val="20"/>
+        </w:rPr>
+        <w:t xml:space="preserve"> suggests that three clusters provide the best balance between compactness and model simplicity. The elbow point supports the conclusions drawn from A6, affirming k=3 as the optimal number of clusters for this dataset.</w:t>
+      </w:r>
     </w:p>
     <w:sectPr>
       <w:pgSz w:w="11906" w:h="16838"/>
@@ -5852,6 +7652,155 @@
     </w:lvl>
   </w:abstractNum>
   <w:abstractNum w:abstractNumId="1" w15:restartNumberingAfterBreak="0">
+    <w:nsid w:val="0F612E94"/>
+    <w:multiLevelType w:val="multilevel"/>
+    <w:tmpl w:val="279031AC"/>
+    <w:lvl w:ilvl="0">
+      <w:start w:val="1"/>
+      <w:numFmt w:val="bullet"/>
+      <w:lvlText w:val=""/>
+      <w:lvlJc w:val="left"/>
+      <w:pPr>
+        <w:tabs>
+          <w:tab w:val="num" w:pos="720"/>
+        </w:tabs>
+        <w:ind w:left="720" w:hanging="360"/>
+      </w:pPr>
+      <w:rPr>
+        <w:rFonts w:ascii="Symbol" w:hAnsi="Symbol" w:hint="default"/>
+        <w:sz w:val="20"/>
+      </w:rPr>
+    </w:lvl>
+    <w:lvl w:ilvl="1" w:tentative="1">
+      <w:start w:val="1"/>
+      <w:numFmt w:val="bullet"/>
+      <w:lvlText w:val="o"/>
+      <w:lvlJc w:val="left"/>
+      <w:pPr>
+        <w:tabs>
+          <w:tab w:val="num" w:pos="1440"/>
+        </w:tabs>
+        <w:ind w:left="1440" w:hanging="360"/>
+      </w:pPr>
+      <w:rPr>
+        <w:rFonts w:ascii="Courier New" w:hAnsi="Courier New" w:hint="default"/>
+        <w:sz w:val="20"/>
+      </w:rPr>
+    </w:lvl>
+    <w:lvl w:ilvl="2" w:tentative="1">
+      <w:start w:val="1"/>
+      <w:numFmt w:val="bullet"/>
+      <w:lvlText w:val=""/>
+      <w:lvlJc w:val="left"/>
+      <w:pPr>
+        <w:tabs>
+          <w:tab w:val="num" w:pos="2160"/>
+        </w:tabs>
+        <w:ind w:left="2160" w:hanging="360"/>
+      </w:pPr>
+      <w:rPr>
+        <w:rFonts w:ascii="Wingdings" w:hAnsi="Wingdings" w:hint="default"/>
+        <w:sz w:val="20"/>
+      </w:rPr>
+    </w:lvl>
+    <w:lvl w:ilvl="3" w:tentative="1">
+      <w:start w:val="1"/>
+      <w:numFmt w:val="bullet"/>
+      <w:lvlText w:val=""/>
+      <w:lvlJc w:val="left"/>
+      <w:pPr>
+        <w:tabs>
+          <w:tab w:val="num" w:pos="2880"/>
+        </w:tabs>
+        <w:ind w:left="2880" w:hanging="360"/>
+      </w:pPr>
+      <w:rPr>
+        <w:rFonts w:ascii="Wingdings" w:hAnsi="Wingdings" w:hint="default"/>
+        <w:sz w:val="20"/>
+      </w:rPr>
+    </w:lvl>
+    <w:lvl w:ilvl="4" w:tentative="1">
+      <w:start w:val="1"/>
+      <w:numFmt w:val="bullet"/>
+      <w:lvlText w:val=""/>
+      <w:lvlJc w:val="left"/>
+      <w:pPr>
+        <w:tabs>
+          <w:tab w:val="num" w:pos="3600"/>
+        </w:tabs>
+        <w:ind w:left="3600" w:hanging="360"/>
+      </w:pPr>
+      <w:rPr>
+        <w:rFonts w:ascii="Wingdings" w:hAnsi="Wingdings" w:hint="default"/>
+        <w:sz w:val="20"/>
+      </w:rPr>
+    </w:lvl>
+    <w:lvl w:ilvl="5" w:tentative="1">
+      <w:start w:val="1"/>
+      <w:numFmt w:val="bullet"/>
+      <w:lvlText w:val=""/>
+      <w:lvlJc w:val="left"/>
+      <w:pPr>
+        <w:tabs>
+          <w:tab w:val="num" w:pos="4320"/>
+        </w:tabs>
+        <w:ind w:left="4320" w:hanging="360"/>
+      </w:pPr>
+      <w:rPr>
+        <w:rFonts w:ascii="Wingdings" w:hAnsi="Wingdings" w:hint="default"/>
+        <w:sz w:val="20"/>
+      </w:rPr>
+    </w:lvl>
+    <w:lvl w:ilvl="6" w:tentative="1">
+      <w:start w:val="1"/>
+      <w:numFmt w:val="bullet"/>
+      <w:lvlText w:val=""/>
+      <w:lvlJc w:val="left"/>
+      <w:pPr>
+        <w:tabs>
+          <w:tab w:val="num" w:pos="5040"/>
+        </w:tabs>
+        <w:ind w:left="5040" w:hanging="360"/>
+      </w:pPr>
+      <w:rPr>
+        <w:rFonts w:ascii="Wingdings" w:hAnsi="Wingdings" w:hint="default"/>
+        <w:sz w:val="20"/>
+      </w:rPr>
+    </w:lvl>
+    <w:lvl w:ilvl="7" w:tentative="1">
+      <w:start w:val="1"/>
+      <w:numFmt w:val="bullet"/>
+      <w:lvlText w:val=""/>
+      <w:lvlJc w:val="left"/>
+      <w:pPr>
+        <w:tabs>
+          <w:tab w:val="num" w:pos="5760"/>
+        </w:tabs>
+        <w:ind w:left="5760" w:hanging="360"/>
+      </w:pPr>
+      <w:rPr>
+        <w:rFonts w:ascii="Wingdings" w:hAnsi="Wingdings" w:hint="default"/>
+        <w:sz w:val="20"/>
+      </w:rPr>
+    </w:lvl>
+    <w:lvl w:ilvl="8" w:tentative="1">
+      <w:start w:val="1"/>
+      <w:numFmt w:val="bullet"/>
+      <w:lvlText w:val=""/>
+      <w:lvlJc w:val="left"/>
+      <w:pPr>
+        <w:tabs>
+          <w:tab w:val="num" w:pos="6480"/>
+        </w:tabs>
+        <w:ind w:left="6480" w:hanging="360"/>
+      </w:pPr>
+      <w:rPr>
+        <w:rFonts w:ascii="Wingdings" w:hAnsi="Wingdings" w:hint="default"/>
+        <w:sz w:val="20"/>
+      </w:rPr>
+    </w:lvl>
+  </w:abstractNum>
+  <w:abstractNum w:abstractNumId="2" w15:restartNumberingAfterBreak="0">
     <w:nsid w:val="10054DB3"/>
     <w:multiLevelType w:val="multilevel"/>
     <w:tmpl w:val="24426F56"/>
@@ -6000,7 +7949,7 @@
       </w:rPr>
     </w:lvl>
   </w:abstractNum>
-  <w:abstractNum w:abstractNumId="2" w15:restartNumberingAfterBreak="0">
+  <w:abstractNum w:abstractNumId="3" w15:restartNumberingAfterBreak="0">
     <w:nsid w:val="21EA3EE8"/>
     <w:multiLevelType w:val="multilevel"/>
     <w:tmpl w:val="2FFC3074"/>
@@ -6149,7 +8098,156 @@
       </w:rPr>
     </w:lvl>
   </w:abstractNum>
-  <w:abstractNum w:abstractNumId="3" w15:restartNumberingAfterBreak="0">
+  <w:abstractNum w:abstractNumId="4" w15:restartNumberingAfterBreak="0">
+    <w:nsid w:val="23CD3165"/>
+    <w:multiLevelType w:val="multilevel"/>
+    <w:tmpl w:val="63AAE80A"/>
+    <w:lvl w:ilvl="0">
+      <w:start w:val="1"/>
+      <w:numFmt w:val="bullet"/>
+      <w:lvlText w:val=""/>
+      <w:lvlJc w:val="left"/>
+      <w:pPr>
+        <w:tabs>
+          <w:tab w:val="num" w:pos="720"/>
+        </w:tabs>
+        <w:ind w:left="720" w:hanging="360"/>
+      </w:pPr>
+      <w:rPr>
+        <w:rFonts w:ascii="Symbol" w:hAnsi="Symbol" w:hint="default"/>
+        <w:sz w:val="20"/>
+      </w:rPr>
+    </w:lvl>
+    <w:lvl w:ilvl="1" w:tentative="1">
+      <w:start w:val="1"/>
+      <w:numFmt w:val="bullet"/>
+      <w:lvlText w:val="o"/>
+      <w:lvlJc w:val="left"/>
+      <w:pPr>
+        <w:tabs>
+          <w:tab w:val="num" w:pos="1440"/>
+        </w:tabs>
+        <w:ind w:left="1440" w:hanging="360"/>
+      </w:pPr>
+      <w:rPr>
+        <w:rFonts w:ascii="Courier New" w:hAnsi="Courier New" w:hint="default"/>
+        <w:sz w:val="20"/>
+      </w:rPr>
+    </w:lvl>
+    <w:lvl w:ilvl="2" w:tentative="1">
+      <w:start w:val="1"/>
+      <w:numFmt w:val="bullet"/>
+      <w:lvlText w:val=""/>
+      <w:lvlJc w:val="left"/>
+      <w:pPr>
+        <w:tabs>
+          <w:tab w:val="num" w:pos="2160"/>
+        </w:tabs>
+        <w:ind w:left="2160" w:hanging="360"/>
+      </w:pPr>
+      <w:rPr>
+        <w:rFonts w:ascii="Wingdings" w:hAnsi="Wingdings" w:hint="default"/>
+        <w:sz w:val="20"/>
+      </w:rPr>
+    </w:lvl>
+    <w:lvl w:ilvl="3" w:tentative="1">
+      <w:start w:val="1"/>
+      <w:numFmt w:val="bullet"/>
+      <w:lvlText w:val=""/>
+      <w:lvlJc w:val="left"/>
+      <w:pPr>
+        <w:tabs>
+          <w:tab w:val="num" w:pos="2880"/>
+        </w:tabs>
+        <w:ind w:left="2880" w:hanging="360"/>
+      </w:pPr>
+      <w:rPr>
+        <w:rFonts w:ascii="Wingdings" w:hAnsi="Wingdings" w:hint="default"/>
+        <w:sz w:val="20"/>
+      </w:rPr>
+    </w:lvl>
+    <w:lvl w:ilvl="4" w:tentative="1">
+      <w:start w:val="1"/>
+      <w:numFmt w:val="bullet"/>
+      <w:lvlText w:val=""/>
+      <w:lvlJc w:val="left"/>
+      <w:pPr>
+        <w:tabs>
+          <w:tab w:val="num" w:pos="3600"/>
+        </w:tabs>
+        <w:ind w:left="3600" w:hanging="360"/>
+      </w:pPr>
+      <w:rPr>
+        <w:rFonts w:ascii="Wingdings" w:hAnsi="Wingdings" w:hint="default"/>
+        <w:sz w:val="20"/>
+      </w:rPr>
+    </w:lvl>
+    <w:lvl w:ilvl="5" w:tentative="1">
+      <w:start w:val="1"/>
+      <w:numFmt w:val="bullet"/>
+      <w:lvlText w:val=""/>
+      <w:lvlJc w:val="left"/>
+      <w:pPr>
+        <w:tabs>
+          <w:tab w:val="num" w:pos="4320"/>
+        </w:tabs>
+        <w:ind w:left="4320" w:hanging="360"/>
+      </w:pPr>
+      <w:rPr>
+        <w:rFonts w:ascii="Wingdings" w:hAnsi="Wingdings" w:hint="default"/>
+        <w:sz w:val="20"/>
+      </w:rPr>
+    </w:lvl>
+    <w:lvl w:ilvl="6" w:tentative="1">
+      <w:start w:val="1"/>
+      <w:numFmt w:val="bullet"/>
+      <w:lvlText w:val=""/>
+      <w:lvlJc w:val="left"/>
+      <w:pPr>
+        <w:tabs>
+          <w:tab w:val="num" w:pos="5040"/>
+        </w:tabs>
+        <w:ind w:left="5040" w:hanging="360"/>
+      </w:pPr>
+      <w:rPr>
+        <w:rFonts w:ascii="Wingdings" w:hAnsi="Wingdings" w:hint="default"/>
+        <w:sz w:val="20"/>
+      </w:rPr>
+    </w:lvl>
+    <w:lvl w:ilvl="7" w:tentative="1">
+      <w:start w:val="1"/>
+      <w:numFmt w:val="bullet"/>
+      <w:lvlText w:val=""/>
+      <w:lvlJc w:val="left"/>
+      <w:pPr>
+        <w:tabs>
+          <w:tab w:val="num" w:pos="5760"/>
+        </w:tabs>
+        <w:ind w:left="5760" w:hanging="360"/>
+      </w:pPr>
+      <w:rPr>
+        <w:rFonts w:ascii="Wingdings" w:hAnsi="Wingdings" w:hint="default"/>
+        <w:sz w:val="20"/>
+      </w:rPr>
+    </w:lvl>
+    <w:lvl w:ilvl="8" w:tentative="1">
+      <w:start w:val="1"/>
+      <w:numFmt w:val="bullet"/>
+      <w:lvlText w:val=""/>
+      <w:lvlJc w:val="left"/>
+      <w:pPr>
+        <w:tabs>
+          <w:tab w:val="num" w:pos="6480"/>
+        </w:tabs>
+        <w:ind w:left="6480" w:hanging="360"/>
+      </w:pPr>
+      <w:rPr>
+        <w:rFonts w:ascii="Wingdings" w:hAnsi="Wingdings" w:hint="default"/>
+        <w:sz w:val="20"/>
+      </w:rPr>
+    </w:lvl>
+  </w:abstractNum>
+  <w:abstractNum w:abstractNumId="5" w15:restartNumberingAfterBreak="0">
     <w:nsid w:val="4D9C0D2A"/>
     <w:multiLevelType w:val="multilevel"/>
     <w:tmpl w:val="8D98A25E"/>
@@ -6298,7 +8396,7 @@
       </w:rPr>
     </w:lvl>
   </w:abstractNum>
-  <w:abstractNum w:abstractNumId="4" w15:restartNumberingAfterBreak="0">
+  <w:abstractNum w:abstractNumId="6" w15:restartNumberingAfterBreak="0">
     <w:nsid w:val="4FE25904"/>
     <w:multiLevelType w:val="multilevel"/>
     <w:tmpl w:val="8E885F98"/>
@@ -6447,7 +8545,7 @@
       </w:rPr>
     </w:lvl>
   </w:abstractNum>
-  <w:abstractNum w:abstractNumId="5" w15:restartNumberingAfterBreak="0">
+  <w:abstractNum w:abstractNumId="7" w15:restartNumberingAfterBreak="0">
     <w:nsid w:val="514E5EFF"/>
     <w:multiLevelType w:val="multilevel"/>
     <w:tmpl w:val="2F4E07C8"/>
@@ -6596,7 +8694,156 @@
       </w:rPr>
     </w:lvl>
   </w:abstractNum>
-  <w:abstractNum w:abstractNumId="6" w15:restartNumberingAfterBreak="0">
+  <w:abstractNum w:abstractNumId="8" w15:restartNumberingAfterBreak="0">
+    <w:nsid w:val="53BA5AE7"/>
+    <w:multiLevelType w:val="multilevel"/>
+    <w:tmpl w:val="2494C28A"/>
+    <w:lvl w:ilvl="0">
+      <w:start w:val="1"/>
+      <w:numFmt w:val="bullet"/>
+      <w:lvlText w:val=""/>
+      <w:lvlJc w:val="left"/>
+      <w:pPr>
+        <w:tabs>
+          <w:tab w:val="num" w:pos="720"/>
+        </w:tabs>
+        <w:ind w:left="720" w:hanging="360"/>
+      </w:pPr>
+      <w:rPr>
+        <w:rFonts w:ascii="Symbol" w:hAnsi="Symbol" w:hint="default"/>
+        <w:sz w:val="20"/>
+      </w:rPr>
+    </w:lvl>
+    <w:lvl w:ilvl="1" w:tentative="1">
+      <w:start w:val="1"/>
+      <w:numFmt w:val="bullet"/>
+      <w:lvlText w:val="o"/>
+      <w:lvlJc w:val="left"/>
+      <w:pPr>
+        <w:tabs>
+          <w:tab w:val="num" w:pos="1440"/>
+        </w:tabs>
+        <w:ind w:left="1440" w:hanging="360"/>
+      </w:pPr>
+      <w:rPr>
+        <w:rFonts w:ascii="Courier New" w:hAnsi="Courier New" w:hint="default"/>
+        <w:sz w:val="20"/>
+      </w:rPr>
+    </w:lvl>
+    <w:lvl w:ilvl="2" w:tentative="1">
+      <w:start w:val="1"/>
+      <w:numFmt w:val="bullet"/>
+      <w:lvlText w:val=""/>
+      <w:lvlJc w:val="left"/>
+      <w:pPr>
+        <w:tabs>
+          <w:tab w:val="num" w:pos="2160"/>
+        </w:tabs>
+        <w:ind w:left="2160" w:hanging="360"/>
+      </w:pPr>
+      <w:rPr>
+        <w:rFonts w:ascii="Wingdings" w:hAnsi="Wingdings" w:hint="default"/>
+        <w:sz w:val="20"/>
+      </w:rPr>
+    </w:lvl>
+    <w:lvl w:ilvl="3" w:tentative="1">
+      <w:start w:val="1"/>
+      <w:numFmt w:val="bullet"/>
+      <w:lvlText w:val=""/>
+      <w:lvlJc w:val="left"/>
+      <w:pPr>
+        <w:tabs>
+          <w:tab w:val="num" w:pos="2880"/>
+        </w:tabs>
+        <w:ind w:left="2880" w:hanging="360"/>
+      </w:pPr>
+      <w:rPr>
+        <w:rFonts w:ascii="Wingdings" w:hAnsi="Wingdings" w:hint="default"/>
+        <w:sz w:val="20"/>
+      </w:rPr>
+    </w:lvl>
+    <w:lvl w:ilvl="4" w:tentative="1">
+      <w:start w:val="1"/>
+      <w:numFmt w:val="bullet"/>
+      <w:lvlText w:val=""/>
+      <w:lvlJc w:val="left"/>
+      <w:pPr>
+        <w:tabs>
+          <w:tab w:val="num" w:pos="3600"/>
+        </w:tabs>
+        <w:ind w:left="3600" w:hanging="360"/>
+      </w:pPr>
+      <w:rPr>
+        <w:rFonts w:ascii="Wingdings" w:hAnsi="Wingdings" w:hint="default"/>
+        <w:sz w:val="20"/>
+      </w:rPr>
+    </w:lvl>
+    <w:lvl w:ilvl="5" w:tentative="1">
+      <w:start w:val="1"/>
+      <w:numFmt w:val="bullet"/>
+      <w:lvlText w:val=""/>
+      <w:lvlJc w:val="left"/>
+      <w:pPr>
+        <w:tabs>
+          <w:tab w:val="num" w:pos="4320"/>
+        </w:tabs>
+        <w:ind w:left="4320" w:hanging="360"/>
+      </w:pPr>
+      <w:rPr>
+        <w:rFonts w:ascii="Wingdings" w:hAnsi="Wingdings" w:hint="default"/>
+        <w:sz w:val="20"/>
+      </w:rPr>
+    </w:lvl>
+    <w:lvl w:ilvl="6" w:tentative="1">
+      <w:start w:val="1"/>
+      <w:numFmt w:val="bullet"/>
+      <w:lvlText w:val=""/>
+      <w:lvlJc w:val="left"/>
+      <w:pPr>
+        <w:tabs>
+          <w:tab w:val="num" w:pos="5040"/>
+        </w:tabs>
+        <w:ind w:left="5040" w:hanging="360"/>
+      </w:pPr>
+      <w:rPr>
+        <w:rFonts w:ascii="Wingdings" w:hAnsi="Wingdings" w:hint="default"/>
+        <w:sz w:val="20"/>
+      </w:rPr>
+    </w:lvl>
+    <w:lvl w:ilvl="7" w:tentative="1">
+      <w:start w:val="1"/>
+      <w:numFmt w:val="bullet"/>
+      <w:lvlText w:val=""/>
+      <w:lvlJc w:val="left"/>
+      <w:pPr>
+        <w:tabs>
+          <w:tab w:val="num" w:pos="5760"/>
+        </w:tabs>
+        <w:ind w:left="5760" w:hanging="360"/>
+      </w:pPr>
+      <w:rPr>
+        <w:rFonts w:ascii="Wingdings" w:hAnsi="Wingdings" w:hint="default"/>
+        <w:sz w:val="20"/>
+      </w:rPr>
+    </w:lvl>
+    <w:lvl w:ilvl="8" w:tentative="1">
+      <w:start w:val="1"/>
+      <w:numFmt w:val="bullet"/>
+      <w:lvlText w:val=""/>
+      <w:lvlJc w:val="left"/>
+      <w:pPr>
+        <w:tabs>
+          <w:tab w:val="num" w:pos="6480"/>
+        </w:tabs>
+        <w:ind w:left="6480" w:hanging="360"/>
+      </w:pPr>
+      <w:rPr>
+        <w:rFonts w:ascii="Wingdings" w:hAnsi="Wingdings" w:hint="default"/>
+        <w:sz w:val="20"/>
+      </w:rPr>
+    </w:lvl>
+  </w:abstractNum>
+  <w:abstractNum w:abstractNumId="9" w15:restartNumberingAfterBreak="0">
     <w:nsid w:val="55265E05"/>
     <w:multiLevelType w:val="multilevel"/>
     <w:tmpl w:val="43AC822C"/>
@@ -6745,7 +8992,7 @@
       </w:rPr>
     </w:lvl>
   </w:abstractNum>
-  <w:abstractNum w:abstractNumId="7" w15:restartNumberingAfterBreak="0">
+  <w:abstractNum w:abstractNumId="10" w15:restartNumberingAfterBreak="0">
     <w:nsid w:val="55EB574B"/>
     <w:multiLevelType w:val="multilevel"/>
     <w:tmpl w:val="4CBC54B6"/>
@@ -6894,7 +9141,7 @@
       </w:rPr>
     </w:lvl>
   </w:abstractNum>
-  <w:abstractNum w:abstractNumId="8" w15:restartNumberingAfterBreak="0">
+  <w:abstractNum w:abstractNumId="11" w15:restartNumberingAfterBreak="0">
     <w:nsid w:val="6212078B"/>
     <w:multiLevelType w:val="multilevel"/>
     <w:tmpl w:val="FE78C530"/>
@@ -7043,7 +9290,7 @@
       </w:rPr>
     </w:lvl>
   </w:abstractNum>
-  <w:abstractNum w:abstractNumId="9" w15:restartNumberingAfterBreak="0">
+  <w:abstractNum w:abstractNumId="12" w15:restartNumberingAfterBreak="0">
     <w:nsid w:val="661C1777"/>
     <w:multiLevelType w:val="multilevel"/>
     <w:tmpl w:val="CFFA4B0E"/>
@@ -7192,7 +9439,7 @@
       </w:rPr>
     </w:lvl>
   </w:abstractNum>
-  <w:abstractNum w:abstractNumId="10" w15:restartNumberingAfterBreak="0">
+  <w:abstractNum w:abstractNumId="13" w15:restartNumberingAfterBreak="0">
     <w:nsid w:val="6BBB41C0"/>
     <w:multiLevelType w:val="multilevel"/>
     <w:tmpl w:val="2AAC6A74"/>
@@ -7341,7 +9588,7 @@
       </w:rPr>
     </w:lvl>
   </w:abstractNum>
-  <w:abstractNum w:abstractNumId="11" w15:restartNumberingAfterBreak="0">
+  <w:abstractNum w:abstractNumId="14" w15:restartNumberingAfterBreak="0">
     <w:nsid w:val="6E2B393F"/>
     <w:multiLevelType w:val="multilevel"/>
     <w:tmpl w:val="C80C162A"/>
@@ -7490,41 +9737,202 @@
       </w:rPr>
     </w:lvl>
   </w:abstractNum>
+  <w:abstractNum w:abstractNumId="15" w15:restartNumberingAfterBreak="0">
+    <w:nsid w:val="72E35153"/>
+    <w:multiLevelType w:val="multilevel"/>
+    <w:tmpl w:val="45A2E23C"/>
+    <w:lvl w:ilvl="0">
+      <w:start w:val="1"/>
+      <w:numFmt w:val="bullet"/>
+      <w:lvlText w:val=""/>
+      <w:lvlJc w:val="left"/>
+      <w:pPr>
+        <w:tabs>
+          <w:tab w:val="num" w:pos="720"/>
+        </w:tabs>
+        <w:ind w:left="720" w:hanging="360"/>
+      </w:pPr>
+      <w:rPr>
+        <w:rFonts w:ascii="Symbol" w:hAnsi="Symbol" w:hint="default"/>
+        <w:sz w:val="20"/>
+      </w:rPr>
+    </w:lvl>
+    <w:lvl w:ilvl="1" w:tentative="1">
+      <w:start w:val="1"/>
+      <w:numFmt w:val="bullet"/>
+      <w:lvlText w:val="o"/>
+      <w:lvlJc w:val="left"/>
+      <w:pPr>
+        <w:tabs>
+          <w:tab w:val="num" w:pos="1440"/>
+        </w:tabs>
+        <w:ind w:left="1440" w:hanging="360"/>
+      </w:pPr>
+      <w:rPr>
+        <w:rFonts w:ascii="Courier New" w:hAnsi="Courier New" w:hint="default"/>
+        <w:sz w:val="20"/>
+      </w:rPr>
+    </w:lvl>
+    <w:lvl w:ilvl="2" w:tentative="1">
+      <w:start w:val="1"/>
+      <w:numFmt w:val="bullet"/>
+      <w:lvlText w:val=""/>
+      <w:lvlJc w:val="left"/>
+      <w:pPr>
+        <w:tabs>
+          <w:tab w:val="num" w:pos="2160"/>
+        </w:tabs>
+        <w:ind w:left="2160" w:hanging="360"/>
+      </w:pPr>
+      <w:rPr>
+        <w:rFonts w:ascii="Wingdings" w:hAnsi="Wingdings" w:hint="default"/>
+        <w:sz w:val="20"/>
+      </w:rPr>
+    </w:lvl>
+    <w:lvl w:ilvl="3" w:tentative="1">
+      <w:start w:val="1"/>
+      <w:numFmt w:val="bullet"/>
+      <w:lvlText w:val=""/>
+      <w:lvlJc w:val="left"/>
+      <w:pPr>
+        <w:tabs>
+          <w:tab w:val="num" w:pos="2880"/>
+        </w:tabs>
+        <w:ind w:left="2880" w:hanging="360"/>
+      </w:pPr>
+      <w:rPr>
+        <w:rFonts w:ascii="Wingdings" w:hAnsi="Wingdings" w:hint="default"/>
+        <w:sz w:val="20"/>
+      </w:rPr>
+    </w:lvl>
+    <w:lvl w:ilvl="4" w:tentative="1">
+      <w:start w:val="1"/>
+      <w:numFmt w:val="bullet"/>
+      <w:lvlText w:val=""/>
+      <w:lvlJc w:val="left"/>
+      <w:pPr>
+        <w:tabs>
+          <w:tab w:val="num" w:pos="3600"/>
+        </w:tabs>
+        <w:ind w:left="3600" w:hanging="360"/>
+      </w:pPr>
+      <w:rPr>
+        <w:rFonts w:ascii="Wingdings" w:hAnsi="Wingdings" w:hint="default"/>
+        <w:sz w:val="20"/>
+      </w:rPr>
+    </w:lvl>
+    <w:lvl w:ilvl="5" w:tentative="1">
+      <w:start w:val="1"/>
+      <w:numFmt w:val="bullet"/>
+      <w:lvlText w:val=""/>
+      <w:lvlJc w:val="left"/>
+      <w:pPr>
+        <w:tabs>
+          <w:tab w:val="num" w:pos="4320"/>
+        </w:tabs>
+        <w:ind w:left="4320" w:hanging="360"/>
+      </w:pPr>
+      <w:rPr>
+        <w:rFonts w:ascii="Wingdings" w:hAnsi="Wingdings" w:hint="default"/>
+        <w:sz w:val="20"/>
+      </w:rPr>
+    </w:lvl>
+    <w:lvl w:ilvl="6" w:tentative="1">
+      <w:start w:val="1"/>
+      <w:numFmt w:val="bullet"/>
+      <w:lvlText w:val=""/>
+      <w:lvlJc w:val="left"/>
+      <w:pPr>
+        <w:tabs>
+          <w:tab w:val="num" w:pos="5040"/>
+        </w:tabs>
+        <w:ind w:left="5040" w:hanging="360"/>
+      </w:pPr>
+      <w:rPr>
+        <w:rFonts w:ascii="Wingdings" w:hAnsi="Wingdings" w:hint="default"/>
+        <w:sz w:val="20"/>
+      </w:rPr>
+    </w:lvl>
+    <w:lvl w:ilvl="7" w:tentative="1">
+      <w:start w:val="1"/>
+      <w:numFmt w:val="bullet"/>
+      <w:lvlText w:val=""/>
+      <w:lvlJc w:val="left"/>
+      <w:pPr>
+        <w:tabs>
+          <w:tab w:val="num" w:pos="5760"/>
+        </w:tabs>
+        <w:ind w:left="5760" w:hanging="360"/>
+      </w:pPr>
+      <w:rPr>
+        <w:rFonts w:ascii="Wingdings" w:hAnsi="Wingdings" w:hint="default"/>
+        <w:sz w:val="20"/>
+      </w:rPr>
+    </w:lvl>
+    <w:lvl w:ilvl="8" w:tentative="1">
+      <w:start w:val="1"/>
+      <w:numFmt w:val="bullet"/>
+      <w:lvlText w:val=""/>
+      <w:lvlJc w:val="left"/>
+      <w:pPr>
+        <w:tabs>
+          <w:tab w:val="num" w:pos="6480"/>
+        </w:tabs>
+        <w:ind w:left="6480" w:hanging="360"/>
+      </w:pPr>
+      <w:rPr>
+        <w:rFonts w:ascii="Wingdings" w:hAnsi="Wingdings" w:hint="default"/>
+        <w:sz w:val="20"/>
+      </w:rPr>
+    </w:lvl>
+  </w:abstractNum>
   <w:num w:numId="1" w16cid:durableId="792555861">
+    <w:abstractNumId w:val="3"/>
+  </w:num>
+  <w:num w:numId="2" w16cid:durableId="489908848">
+    <w:abstractNumId w:val="10"/>
+  </w:num>
+  <w:num w:numId="3" w16cid:durableId="1520466764">
     <w:abstractNumId w:val="2"/>
   </w:num>
-  <w:num w:numId="2" w16cid:durableId="489908848">
-    <w:abstractNumId w:val="7"/>
+  <w:num w:numId="4" w16cid:durableId="575824127">
+    <w:abstractNumId w:val="9"/>
   </w:num>
-  <w:num w:numId="3" w16cid:durableId="1520466764">
-    <w:abstractNumId w:val="1"/>
+  <w:num w:numId="5" w16cid:durableId="935017037">
+    <w:abstractNumId w:val="11"/>
   </w:num>
-  <w:num w:numId="4" w16cid:durableId="575824127">
+  <w:num w:numId="6" w16cid:durableId="1574587019">
     <w:abstractNumId w:val="6"/>
   </w:num>
-  <w:num w:numId="5" w16cid:durableId="935017037">
-    <w:abstractNumId w:val="8"/>
-  </w:num>
-  <w:num w:numId="6" w16cid:durableId="1574587019">
-    <w:abstractNumId w:val="4"/>
-  </w:num>
   <w:num w:numId="7" w16cid:durableId="1426464051">
-    <w:abstractNumId w:val="9"/>
+    <w:abstractNumId w:val="12"/>
   </w:num>
   <w:num w:numId="8" w16cid:durableId="1744065595">
-    <w:abstractNumId w:val="11"/>
+    <w:abstractNumId w:val="14"/>
   </w:num>
   <w:num w:numId="9" w16cid:durableId="2102294172">
-    <w:abstractNumId w:val="5"/>
+    <w:abstractNumId w:val="7"/>
   </w:num>
   <w:num w:numId="10" w16cid:durableId="684136782">
     <w:abstractNumId w:val="0"/>
   </w:num>
   <w:num w:numId="11" w16cid:durableId="544607384">
-    <w:abstractNumId w:val="10"/>
+    <w:abstractNumId w:val="13"/>
   </w:num>
   <w:num w:numId="12" w16cid:durableId="1186821289">
-    <w:abstractNumId w:val="3"/>
+    <w:abstractNumId w:val="5"/>
+  </w:num>
+  <w:num w:numId="13" w16cid:durableId="1636178202">
+    <w:abstractNumId w:val="8"/>
+  </w:num>
+  <w:num w:numId="14" w16cid:durableId="1018001769">
+    <w:abstractNumId w:val="4"/>
+  </w:num>
+  <w:num w:numId="15" w16cid:durableId="164828549">
+    <w:abstractNumId w:val="1"/>
+  </w:num>
+  <w:num w:numId="16" w16cid:durableId="1511873337">
+    <w:abstractNumId w:val="15"/>
   </w:num>
 </w:numbering>
 </file>

--- a/ML_LAB5_OUTPUTS.docx
+++ b/ML_LAB5_OUTPUTS.docx
@@ -425,14 +425,23 @@
           <w:sz w:val="20"/>
           <w:szCs w:val="20"/>
         </w:rPr>
-        <w:t xml:space="preserve">The regression line has a slight positive slope → model </w:t>
-      </w:r>
-      <w:r>
-        <w:rPr>
-          <w:b/>
-          <w:bCs/>
-          <w:sz w:val="20"/>
-          <w:szCs w:val="20"/>
+        <w:t xml:space="preserve">The regression line has a slight positive slope → </w:t>
+      </w:r>
+      <w:r>
+        <w:rPr>
+          <w:sz w:val="20"/>
+          <w:szCs w:val="20"/>
+          <w:highlight w:val="yellow"/>
+        </w:rPr>
+        <w:t xml:space="preserve">model </w:t>
+      </w:r>
+      <w:r>
+        <w:rPr>
+          <w:b/>
+          <w:bCs/>
+          <w:sz w:val="20"/>
+          <w:szCs w:val="20"/>
+          <w:highlight w:val="yellow"/>
         </w:rPr>
         <w:t>predicts slightly higher confidence</w:t>
       </w:r>
@@ -440,8 +449,16 @@
         <w:rPr>
           <w:sz w:val="20"/>
           <w:szCs w:val="20"/>
-        </w:rPr>
-        <w:t xml:space="preserve"> for higher mfcc1 values.</w:t>
+          <w:highlight w:val="yellow"/>
+        </w:rPr>
+        <w:t xml:space="preserve"> for higher mfcc1 values</w:t>
+      </w:r>
+      <w:r>
+        <w:rPr>
+          <w:sz w:val="20"/>
+          <w:szCs w:val="20"/>
+        </w:rPr>
+        <w:t>.</w:t>
       </w:r>
     </w:p>
     <w:p>
@@ -459,6 +476,7 @@
         <w:rPr>
           <w:sz w:val="20"/>
           <w:szCs w:val="20"/>
+          <w:highlight w:val="yellow"/>
         </w:rPr>
         <w:lastRenderedPageBreak/>
         <w:t xml:space="preserve">Many predictions lie </w:t>
@@ -469,6 +487,7 @@
           <w:bCs/>
           <w:sz w:val="20"/>
           <w:szCs w:val="20"/>
+          <w:highlight w:val="yellow"/>
         </w:rPr>
         <w:t>below the actual class values</w:t>
       </w:r>
@@ -476,6 +495,7 @@
         <w:rPr>
           <w:sz w:val="20"/>
           <w:szCs w:val="20"/>
+          <w:highlight w:val="yellow"/>
         </w:rPr>
         <w:t xml:space="preserve">, showing </w:t>
       </w:r>
@@ -485,6 +505,7 @@
           <w:bCs/>
           <w:sz w:val="20"/>
           <w:szCs w:val="20"/>
+          <w:highlight w:val="yellow"/>
         </w:rPr>
         <w:t>underestimation</w:t>
       </w:r>
@@ -512,7 +533,37 @@
           <w:sz w:val="20"/>
           <w:szCs w:val="20"/>
         </w:rPr>
-        <w:t>The model struggles with vertical clusters of 1.0, which is expected for categorical-like targets.</w:t>
+        <w:t xml:space="preserve">The model </w:t>
+      </w:r>
+      <w:r>
+        <w:rPr>
+          <w:sz w:val="20"/>
+          <w:szCs w:val="20"/>
+          <w:highlight w:val="yellow"/>
+        </w:rPr>
+        <w:t>struggles with vertical clusters</w:t>
+      </w:r>
+      <w:r>
+        <w:rPr>
+          <w:sz w:val="20"/>
+          <w:szCs w:val="20"/>
+        </w:rPr>
+        <w:t xml:space="preserve"> of 1.0, which is </w:t>
+      </w:r>
+      <w:r>
+        <w:rPr>
+          <w:sz w:val="20"/>
+          <w:szCs w:val="20"/>
+          <w:highlight w:val="yellow"/>
+        </w:rPr>
+        <w:t>expected for categorical-like targets</w:t>
+      </w:r>
+      <w:r>
+        <w:rPr>
+          <w:sz w:val="20"/>
+          <w:szCs w:val="20"/>
+        </w:rPr>
+        <w:t>.</w:t>
       </w:r>
     </w:p>
     <w:p>
@@ -660,14 +711,23 @@
           <w:sz w:val="20"/>
           <w:szCs w:val="20"/>
         </w:rPr>
-        <w:t xml:space="preserve">Model has </w:t>
-      </w:r>
-      <w:r>
-        <w:rPr>
-          <w:b/>
-          <w:bCs/>
-          <w:sz w:val="20"/>
-          <w:szCs w:val="20"/>
+        <w:t xml:space="preserve">Model </w:t>
+      </w:r>
+      <w:r>
+        <w:rPr>
+          <w:sz w:val="20"/>
+          <w:szCs w:val="20"/>
+          <w:highlight w:val="yellow"/>
+        </w:rPr>
+        <w:t xml:space="preserve">has </w:t>
+      </w:r>
+      <w:r>
+        <w:rPr>
+          <w:b/>
+          <w:bCs/>
+          <w:sz w:val="20"/>
+          <w:szCs w:val="20"/>
+          <w:highlight w:val="yellow"/>
         </w:rPr>
         <w:t>low generalization power</w:t>
       </w:r>
@@ -694,6 +754,7 @@
         <w:rPr>
           <w:sz w:val="20"/>
           <w:szCs w:val="20"/>
+          <w:highlight w:val="yellow"/>
         </w:rPr>
         <w:t xml:space="preserve">mfcc1 </w:t>
       </w:r>
@@ -703,6 +764,7 @@
           <w:bCs/>
           <w:sz w:val="20"/>
           <w:szCs w:val="20"/>
+          <w:highlight w:val="yellow"/>
         </w:rPr>
         <w:t>alone</w:t>
       </w:r>
@@ -710,8 +772,16 @@
         <w:rPr>
           <w:sz w:val="20"/>
           <w:szCs w:val="20"/>
-        </w:rPr>
-        <w:t xml:space="preserve"> isn’t a strong predictor.</w:t>
+          <w:highlight w:val="yellow"/>
+        </w:rPr>
+        <w:t xml:space="preserve"> isn’t a strong predictor</w:t>
+      </w:r>
+      <w:r>
+        <w:rPr>
+          <w:sz w:val="20"/>
+          <w:szCs w:val="20"/>
+        </w:rPr>
+        <w:t>.</w:t>
       </w:r>
     </w:p>
     <w:p>
@@ -730,7 +800,22 @@
           <w:sz w:val="20"/>
           <w:szCs w:val="20"/>
         </w:rPr>
-        <w:t>You’ll need to add more features (next step: A3).</w:t>
+        <w:t xml:space="preserve">You’ll need to </w:t>
+      </w:r>
+      <w:r>
+        <w:rPr>
+          <w:sz w:val="20"/>
+          <w:szCs w:val="20"/>
+          <w:highlight w:val="yellow"/>
+        </w:rPr>
+        <w:t>add more features</w:t>
+      </w:r>
+      <w:r>
+        <w:rPr>
+          <w:sz w:val="20"/>
+          <w:szCs w:val="20"/>
+        </w:rPr>
+        <w:t xml:space="preserve"> (next step: A3).</w:t>
       </w:r>
     </w:p>
     <w:p>
@@ -799,6 +884,7 @@
           <w:bCs/>
           <w:sz w:val="20"/>
           <w:szCs w:val="20"/>
+          <w:highlight w:val="yellow"/>
         </w:rPr>
         <w:t>typical sign of underfitting</w:t>
       </w:r>
@@ -834,6 +920,7 @@
           <w:bCs/>
           <w:sz w:val="20"/>
           <w:szCs w:val="20"/>
+          <w:highlight w:val="yellow"/>
         </w:rPr>
         <w:t>too simple</w:t>
       </w:r>
@@ -841,6 +928,7 @@
         <w:rPr>
           <w:sz w:val="20"/>
           <w:szCs w:val="20"/>
+          <w:highlight w:val="yellow"/>
         </w:rPr>
         <w:t xml:space="preserve"> (only one feature)</w:t>
       </w:r>
@@ -861,14 +949,38 @@
           <w:sz w:val="20"/>
           <w:szCs w:val="20"/>
         </w:rPr>
-        <w:t xml:space="preserve">The relationship between mfcc1 and confidence is </w:t>
-      </w:r>
-      <w:r>
-        <w:rPr>
-          <w:b/>
-          <w:bCs/>
-          <w:sz w:val="20"/>
-          <w:szCs w:val="20"/>
+        <w:t xml:space="preserve">The </w:t>
+      </w:r>
+      <w:r>
+        <w:rPr>
+          <w:sz w:val="20"/>
+          <w:szCs w:val="20"/>
+          <w:highlight w:val="yellow"/>
+        </w:rPr>
+        <w:t>relationship</w:t>
+      </w:r>
+      <w:r>
+        <w:rPr>
+          <w:sz w:val="20"/>
+          <w:szCs w:val="20"/>
+        </w:rPr>
+        <w:t xml:space="preserve"> between </w:t>
+      </w:r>
+      <w:r>
+        <w:rPr>
+          <w:sz w:val="20"/>
+          <w:szCs w:val="20"/>
+          <w:highlight w:val="yellow"/>
+        </w:rPr>
+        <w:t xml:space="preserve">mfcc1 and confidence is </w:t>
+      </w:r>
+      <w:r>
+        <w:rPr>
+          <w:b/>
+          <w:bCs/>
+          <w:sz w:val="20"/>
+          <w:szCs w:val="20"/>
+          <w:highlight w:val="yellow"/>
         </w:rPr>
         <w:t>not strongly linear</w:t>
       </w:r>
@@ -2010,6 +2122,7 @@
           <w:color w:val="000000" w:themeColor="text1"/>
           <w:sz w:val="20"/>
           <w:szCs w:val="20"/>
+          <w:highlight w:val="yellow"/>
         </w:rPr>
         <w:t>✅</w:t>
       </w:r>
@@ -2018,6 +2131,7 @@
           <w:color w:val="000000" w:themeColor="text1"/>
           <w:sz w:val="20"/>
           <w:szCs w:val="20"/>
+          <w:highlight w:val="yellow"/>
         </w:rPr>
         <w:t xml:space="preserve"> </w:t>
       </w:r>
@@ -2028,6 +2142,7 @@
           <w:color w:val="000000" w:themeColor="text1"/>
           <w:sz w:val="20"/>
           <w:szCs w:val="20"/>
+          <w:highlight w:val="yellow"/>
         </w:rPr>
         <w:t>Test performance is better</w:t>
       </w:r>
@@ -2094,6 +2209,7 @@
           <w:color w:val="000000" w:themeColor="text1"/>
           <w:sz w:val="20"/>
           <w:szCs w:val="20"/>
+          <w:highlight w:val="yellow"/>
         </w:rPr>
         <w:t>R² values are low</w:t>
       </w:r>
@@ -2241,15 +2357,42 @@
           <w:sz w:val="20"/>
           <w:szCs w:val="20"/>
         </w:rPr>
-        <w:t xml:space="preserve">The regression model trained using only the mfcc1 feature shows moderate error metrics but limited explanatory power, with an R² of 0.0865 on the training set. The test set performance is comparatively better, with an R² of 0.3522, indicating that mfcc1 has some correlation with confidence levels but is not sufficient on its own. Overall, the model exhibits </w:t>
-      </w:r>
-      <w:r>
-        <w:rPr>
-          <w:b/>
-          <w:bCs/>
-          <w:color w:val="000000" w:themeColor="text1"/>
-          <w:sz w:val="20"/>
-          <w:szCs w:val="20"/>
+        <w:t xml:space="preserve">The regression model trained using only the mfcc1 feature shows moderate error metrics but limited explanatory power, with an R² of 0.0865 on the training set. The test set performance is comparatively better, with an R² of 0.3522, indicating that </w:t>
+      </w:r>
+      <w:r>
+        <w:rPr>
+          <w:color w:val="000000" w:themeColor="text1"/>
+          <w:sz w:val="20"/>
+          <w:szCs w:val="20"/>
+          <w:highlight w:val="yellow"/>
+        </w:rPr>
+        <w:t>mfcc1 has some correlation with confidence levels but is not sufficient on its own.</w:t>
+      </w:r>
+      <w:r>
+        <w:rPr>
+          <w:color w:val="000000" w:themeColor="text1"/>
+          <w:sz w:val="20"/>
+          <w:szCs w:val="20"/>
+        </w:rPr>
+        <w:t xml:space="preserve"> Overall, the model </w:t>
+      </w:r>
+      <w:r>
+        <w:rPr>
+          <w:color w:val="000000" w:themeColor="text1"/>
+          <w:sz w:val="20"/>
+          <w:szCs w:val="20"/>
+          <w:highlight w:val="yellow"/>
+        </w:rPr>
+        <w:t xml:space="preserve">exhibits </w:t>
+      </w:r>
+      <w:r>
+        <w:rPr>
+          <w:b/>
+          <w:bCs/>
+          <w:color w:val="000000" w:themeColor="text1"/>
+          <w:sz w:val="20"/>
+          <w:szCs w:val="20"/>
+          <w:highlight w:val="yellow"/>
         </w:rPr>
         <w:t>underfitting</w:t>
       </w:r>
@@ -2259,7 +2402,16 @@
           <w:sz w:val="20"/>
           <w:szCs w:val="20"/>
         </w:rPr>
-        <w:t>, and performance is expected to improve with the inclusion of more features.</w:t>
+        <w:t xml:space="preserve">, and </w:t>
+      </w:r>
+      <w:r>
+        <w:rPr>
+          <w:color w:val="000000" w:themeColor="text1"/>
+          <w:sz w:val="20"/>
+          <w:szCs w:val="20"/>
+          <w:highlight w:val="yellow"/>
+        </w:rPr>
+        <w:t>performance is expected to improve with the inclusion of more features.</w:t>
       </w:r>
     </w:p>
     <w:p>
@@ -3066,8 +3218,17 @@
           <w:color w:val="000000" w:themeColor="text1"/>
           <w:sz w:val="20"/>
           <w:szCs w:val="20"/>
-        </w:rPr>
-        <w:t xml:space="preserve">Using all five numerical features (mfcc1, rms, </w:t>
+          <w:highlight w:val="yellow"/>
+        </w:rPr>
+        <w:t>Using all five</w:t>
+      </w:r>
+      <w:r>
+        <w:rPr>
+          <w:color w:val="000000" w:themeColor="text1"/>
+          <w:sz w:val="20"/>
+          <w:szCs w:val="20"/>
+        </w:rPr>
+        <w:t xml:space="preserve"> numerical features (mfcc1, rms, </w:t>
       </w:r>
       <w:proofErr w:type="spellStart"/>
       <w:r>
@@ -3121,15 +3282,50 @@
           <w:sz w:val="20"/>
           <w:szCs w:val="20"/>
         </w:rPr>
-        <w:t xml:space="preserve">), the multivariate regression model achieved marginal improvement in training performance (R² = 0.1559) over the single-feature model. However, its test performance declined drastically (R² = 0.0039), indicating </w:t>
-      </w:r>
-      <w:r>
-        <w:rPr>
-          <w:b/>
-          <w:bCs/>
-          <w:color w:val="000000" w:themeColor="text1"/>
-          <w:sz w:val="20"/>
-          <w:szCs w:val="20"/>
+        <w:t xml:space="preserve">), the multivariate regression model achieved </w:t>
+      </w:r>
+      <w:r>
+        <w:rPr>
+          <w:color w:val="000000" w:themeColor="text1"/>
+          <w:sz w:val="20"/>
+          <w:szCs w:val="20"/>
+          <w:highlight w:val="yellow"/>
+        </w:rPr>
+        <w:t>marginal improvement in training</w:t>
+      </w:r>
+      <w:r>
+        <w:rPr>
+          <w:color w:val="000000" w:themeColor="text1"/>
+          <w:sz w:val="20"/>
+          <w:szCs w:val="20"/>
+        </w:rPr>
+        <w:t xml:space="preserve"> performance (R² = 0.1559) over the single-feature model. However, its </w:t>
+      </w:r>
+      <w:r>
+        <w:rPr>
+          <w:color w:val="000000" w:themeColor="text1"/>
+          <w:sz w:val="20"/>
+          <w:szCs w:val="20"/>
+          <w:highlight w:val="yellow"/>
+        </w:rPr>
+        <w:t>test performance declined drastically</w:t>
+      </w:r>
+      <w:r>
+        <w:rPr>
+          <w:color w:val="000000" w:themeColor="text1"/>
+          <w:sz w:val="20"/>
+          <w:szCs w:val="20"/>
+        </w:rPr>
+        <w:t xml:space="preserve"> (R² = 0.0039), indicating </w:t>
+      </w:r>
+      <w:r>
+        <w:rPr>
+          <w:b/>
+          <w:bCs/>
+          <w:color w:val="000000" w:themeColor="text1"/>
+          <w:sz w:val="20"/>
+          <w:szCs w:val="20"/>
+          <w:highlight w:val="yellow"/>
         </w:rPr>
         <w:t>severe underfitting and poor generalization</w:t>
       </w:r>
@@ -3138,8 +3334,17 @@
           <w:color w:val="000000" w:themeColor="text1"/>
           <w:sz w:val="20"/>
           <w:szCs w:val="20"/>
-        </w:rPr>
-        <w:t xml:space="preserve">. The slight increase in MAPE and decrease in R² for the test set suggest that the additional features may not be linearly correlated with the target or may require non-linear </w:t>
+          <w:highlight w:val="yellow"/>
+        </w:rPr>
+        <w:t>.</w:t>
+      </w:r>
+      <w:r>
+        <w:rPr>
+          <w:color w:val="000000" w:themeColor="text1"/>
+          <w:sz w:val="20"/>
+          <w:szCs w:val="20"/>
+        </w:rPr>
+        <w:t xml:space="preserve"> The slight increase in MAPE and decrease in R² for the test set suggest that the additional features may not be linearly correlated with the target or may require non-linear </w:t>
       </w:r>
       <w:proofErr w:type="spellStart"/>
       <w:r>
@@ -3704,21 +3909,40 @@
           <w:szCs w:val="20"/>
         </w:rPr>
       </w:pPr>
-      <w:r>
-        <w:rPr>
-          <w:color w:val="000000" w:themeColor="text1"/>
-          <w:sz w:val="20"/>
-          <w:szCs w:val="20"/>
-        </w:rPr>
-        <w:t xml:space="preserve">→ A3 helps </w:t>
-      </w:r>
-      <w:r>
-        <w:rPr>
-          <w:b/>
-          <w:bCs/>
-          <w:color w:val="000000" w:themeColor="text1"/>
-          <w:sz w:val="20"/>
-          <w:szCs w:val="20"/>
+    </w:p>
+    <w:p>
+      <w:pPr>
+        <w:rPr>
+          <w:color w:val="000000" w:themeColor="text1"/>
+          <w:sz w:val="20"/>
+          <w:szCs w:val="20"/>
+        </w:rPr>
+      </w:pPr>
+      <w:r>
+        <w:rPr>
+          <w:color w:val="000000" w:themeColor="text1"/>
+          <w:sz w:val="20"/>
+          <w:szCs w:val="20"/>
+        </w:rPr>
+        <w:t xml:space="preserve">→ </w:t>
+      </w:r>
+      <w:r>
+        <w:rPr>
+          <w:color w:val="000000" w:themeColor="text1"/>
+          <w:sz w:val="20"/>
+          <w:szCs w:val="20"/>
+          <w:highlight w:val="yellow"/>
+        </w:rPr>
+        <w:t xml:space="preserve">A3 helps </w:t>
+      </w:r>
+      <w:r>
+        <w:rPr>
+          <w:b/>
+          <w:bCs/>
+          <w:color w:val="000000" w:themeColor="text1"/>
+          <w:sz w:val="20"/>
+          <w:szCs w:val="20"/>
+          <w:highlight w:val="yellow"/>
         </w:rPr>
         <w:t>train fit</w:t>
       </w:r>
@@ -3727,6 +3951,7 @@
           <w:color w:val="000000" w:themeColor="text1"/>
           <w:sz w:val="20"/>
           <w:szCs w:val="20"/>
+          <w:highlight w:val="yellow"/>
         </w:rPr>
         <w:t xml:space="preserve">, but </w:t>
       </w:r>
@@ -3737,6 +3962,7 @@
           <w:color w:val="000000" w:themeColor="text1"/>
           <w:sz w:val="20"/>
           <w:szCs w:val="20"/>
+          <w:highlight w:val="yellow"/>
         </w:rPr>
         <w:t>hurts test accuracy</w:t>
       </w:r>
@@ -3745,6 +3971,7 @@
           <w:color w:val="000000" w:themeColor="text1"/>
           <w:sz w:val="20"/>
           <w:szCs w:val="20"/>
+          <w:highlight w:val="yellow"/>
         </w:rPr>
         <w:t xml:space="preserve"> — likely due to over-complexity for a small sample size or multicollinearity.</w:t>
       </w:r>
@@ -3806,7 +4033,6 @@
           <w:highlight w:val="yellow"/>
           <w:lang w:val="en-US"/>
         </w:rPr>
-        <w:lastRenderedPageBreak/>
         <w:t>A</w:t>
       </w:r>
       <w:r>
@@ -3890,6 +4116,7 @@
           <w:color w:val="000000" w:themeColor="text1"/>
           <w:sz w:val="20"/>
           <w:szCs w:val="20"/>
+          <w:highlight w:val="yellow"/>
         </w:rPr>
         <w:t>Cluster Labels</w:t>
       </w:r>
@@ -4011,6 +4238,311 @@
       </w:pPr>
       <w:r>
         <w:rPr>
+          <w:b/>
+          <w:bCs/>
+          <w:color w:val="000000" w:themeColor="text1"/>
+          <w:sz w:val="20"/>
+          <w:szCs w:val="20"/>
+        </w:rPr>
+        <w:t xml:space="preserve"> </w:t>
+      </w:r>
+      <w:r>
+        <w:rPr>
+          <w:b/>
+          <w:bCs/>
+          <w:color w:val="000000" w:themeColor="text1"/>
+          <w:sz w:val="20"/>
+          <w:szCs w:val="20"/>
+          <w:highlight w:val="yellow"/>
+        </w:rPr>
+        <w:t xml:space="preserve">Cluster </w:t>
+      </w:r>
+      <w:proofErr w:type="spellStart"/>
+      <w:r>
+        <w:rPr>
+          <w:b/>
+          <w:bCs/>
+          <w:color w:val="000000" w:themeColor="text1"/>
+          <w:sz w:val="20"/>
+          <w:szCs w:val="20"/>
+          <w:highlight w:val="yellow"/>
+        </w:rPr>
+        <w:t>Centers</w:t>
+      </w:r>
+      <w:proofErr w:type="spellEnd"/>
+    </w:p>
+    <w:p>
+      <w:pPr>
+        <w:rPr>
+          <w:color w:val="000000" w:themeColor="text1"/>
+          <w:sz w:val="20"/>
+          <w:szCs w:val="20"/>
+        </w:rPr>
+      </w:pPr>
+      <w:r>
+        <w:rPr>
+          <w:color w:val="000000" w:themeColor="text1"/>
+          <w:sz w:val="20"/>
+          <w:szCs w:val="20"/>
+        </w:rPr>
+        <w:t xml:space="preserve">You got two 5D cluster </w:t>
+      </w:r>
+      <w:proofErr w:type="spellStart"/>
+      <w:r>
+        <w:rPr>
+          <w:color w:val="000000" w:themeColor="text1"/>
+          <w:sz w:val="20"/>
+          <w:szCs w:val="20"/>
+        </w:rPr>
+        <w:t>centers</w:t>
+      </w:r>
+      <w:proofErr w:type="spellEnd"/>
+      <w:r>
+        <w:rPr>
+          <w:color w:val="000000" w:themeColor="text1"/>
+          <w:sz w:val="20"/>
+          <w:szCs w:val="20"/>
+        </w:rPr>
+        <w:t xml:space="preserve"> like:</w:t>
+      </w:r>
+    </w:p>
+    <w:p>
+      <w:pPr>
+        <w:rPr>
+          <w:color w:val="000000" w:themeColor="text1"/>
+          <w:sz w:val="20"/>
+          <w:szCs w:val="20"/>
+        </w:rPr>
+      </w:pPr>
+      <w:r>
+        <w:rPr>
+          <w:color w:val="000000" w:themeColor="text1"/>
+          <w:sz w:val="20"/>
+          <w:szCs w:val="20"/>
+        </w:rPr>
+        <w:t>Cluster 0</w:t>
+      </w:r>
+      <w:proofErr w:type="gramStart"/>
+      <w:r>
+        <w:rPr>
+          <w:color w:val="000000" w:themeColor="text1"/>
+          <w:sz w:val="20"/>
+          <w:szCs w:val="20"/>
+        </w:rPr>
+        <w:t>:</w:t>
+      </w:r>
+      <w:r>
+        <w:rPr>
+          <w:color w:val="000000" w:themeColor="text1"/>
+          <w:sz w:val="20"/>
+          <w:szCs w:val="20"/>
+        </w:rPr>
+        <w:t xml:space="preserve">  </w:t>
+      </w:r>
+      <w:r>
+        <w:rPr>
+          <w:color w:val="000000" w:themeColor="text1"/>
+          <w:sz w:val="20"/>
+          <w:szCs w:val="20"/>
+        </w:rPr>
+        <w:t>[</w:t>
+      </w:r>
+      <w:proofErr w:type="gramEnd"/>
+      <w:r>
+        <w:rPr>
+          <w:color w:val="000000" w:themeColor="text1"/>
+          <w:sz w:val="20"/>
+          <w:szCs w:val="20"/>
+        </w:rPr>
+        <w:t xml:space="preserve"> -418.7   0.0166   0.0503   32.07   </w:t>
+      </w:r>
+      <w:proofErr w:type="gramStart"/>
+      <w:r>
+        <w:rPr>
+          <w:color w:val="000000" w:themeColor="text1"/>
+          <w:sz w:val="20"/>
+          <w:szCs w:val="20"/>
+        </w:rPr>
+        <w:t>70.90 ]</w:t>
+      </w:r>
+      <w:proofErr w:type="gramEnd"/>
+    </w:p>
+    <w:p>
+      <w:pPr>
+        <w:rPr>
+          <w:color w:val="000000" w:themeColor="text1"/>
+          <w:sz w:val="20"/>
+          <w:szCs w:val="20"/>
+        </w:rPr>
+      </w:pPr>
+      <w:r>
+        <w:rPr>
+          <w:color w:val="000000" w:themeColor="text1"/>
+          <w:sz w:val="20"/>
+          <w:szCs w:val="20"/>
+        </w:rPr>
+        <w:t>Cluster 1:</w:t>
+      </w:r>
+      <w:proofErr w:type="gramStart"/>
+      <w:r>
+        <w:rPr>
+          <w:color w:val="000000" w:themeColor="text1"/>
+          <w:sz w:val="20"/>
+          <w:szCs w:val="20"/>
+        </w:rPr>
+        <w:t xml:space="preserve">   </w:t>
+      </w:r>
+      <w:r>
+        <w:rPr>
+          <w:color w:val="000000" w:themeColor="text1"/>
+          <w:sz w:val="20"/>
+          <w:szCs w:val="20"/>
+        </w:rPr>
+        <w:t>[</w:t>
+      </w:r>
+      <w:proofErr w:type="gramEnd"/>
+      <w:r>
+        <w:rPr>
+          <w:color w:val="000000" w:themeColor="text1"/>
+          <w:sz w:val="20"/>
+          <w:szCs w:val="20"/>
+        </w:rPr>
+        <w:t xml:space="preserve"> -371.0   0.0284   0.0567   61.90   </w:t>
+      </w:r>
+      <w:proofErr w:type="gramStart"/>
+      <w:r>
+        <w:rPr>
+          <w:color w:val="000000" w:themeColor="text1"/>
+          <w:sz w:val="20"/>
+          <w:szCs w:val="20"/>
+        </w:rPr>
+        <w:t>464.89 ]</w:t>
+      </w:r>
+      <w:proofErr w:type="gramEnd"/>
+    </w:p>
+    <w:p>
+      <w:pPr>
+        <w:rPr>
+          <w:color w:val="000000" w:themeColor="text1"/>
+          <w:sz w:val="20"/>
+          <w:szCs w:val="20"/>
+        </w:rPr>
+      </w:pPr>
+      <w:r>
+        <w:rPr>
+          <w:color w:val="000000" w:themeColor="text1"/>
+          <w:sz w:val="20"/>
+          <w:szCs w:val="20"/>
+        </w:rPr>
+        <w:t>Each dimension corresponds to:</w:t>
+      </w:r>
+      <w:r>
+        <w:rPr>
+          <w:color w:val="000000" w:themeColor="text1"/>
+          <w:sz w:val="20"/>
+          <w:szCs w:val="20"/>
+        </w:rPr>
+        <w:t xml:space="preserve"> </w:t>
+      </w:r>
+      <w:r>
+        <w:rPr>
+          <w:color w:val="000000" w:themeColor="text1"/>
+          <w:sz w:val="20"/>
+          <w:szCs w:val="20"/>
+        </w:rPr>
+        <w:tab/>
+      </w:r>
+      <w:r>
+        <w:rPr>
+          <w:color w:val="000000" w:themeColor="text1"/>
+          <w:sz w:val="20"/>
+          <w:szCs w:val="20"/>
+        </w:rPr>
+        <w:t>mfcc1</w:t>
+      </w:r>
+      <w:r>
+        <w:rPr>
+          <w:color w:val="000000" w:themeColor="text1"/>
+          <w:sz w:val="20"/>
+          <w:szCs w:val="20"/>
+        </w:rPr>
+        <w:tab/>
+      </w:r>
+      <w:r>
+        <w:rPr>
+          <w:color w:val="000000" w:themeColor="text1"/>
+          <w:sz w:val="20"/>
+          <w:szCs w:val="20"/>
+        </w:rPr>
+        <w:t>rms</w:t>
+      </w:r>
+      <w:r>
+        <w:rPr>
+          <w:color w:val="000000" w:themeColor="text1"/>
+          <w:sz w:val="20"/>
+          <w:szCs w:val="20"/>
+        </w:rPr>
+        <w:tab/>
+      </w:r>
+      <w:proofErr w:type="spellStart"/>
+      <w:r>
+        <w:rPr>
+          <w:color w:val="000000" w:themeColor="text1"/>
+          <w:sz w:val="20"/>
+          <w:szCs w:val="20"/>
+        </w:rPr>
+        <w:t>zcr</w:t>
+      </w:r>
+      <w:proofErr w:type="spellEnd"/>
+      <w:r>
+        <w:rPr>
+          <w:color w:val="000000" w:themeColor="text1"/>
+          <w:sz w:val="20"/>
+          <w:szCs w:val="20"/>
+        </w:rPr>
+        <w:tab/>
+      </w:r>
+      <w:proofErr w:type="spellStart"/>
+      <w:r>
+        <w:rPr>
+          <w:color w:val="000000" w:themeColor="text1"/>
+          <w:sz w:val="20"/>
+          <w:szCs w:val="20"/>
+        </w:rPr>
+        <w:t>pitch_std</w:t>
+      </w:r>
+      <w:proofErr w:type="spellEnd"/>
+      <w:r>
+        <w:rPr>
+          <w:color w:val="000000" w:themeColor="text1"/>
+          <w:sz w:val="20"/>
+          <w:szCs w:val="20"/>
+        </w:rPr>
+        <w:tab/>
+      </w:r>
+      <w:proofErr w:type="spellStart"/>
+      <w:r>
+        <w:rPr>
+          <w:color w:val="000000" w:themeColor="text1"/>
+          <w:sz w:val="20"/>
+          <w:szCs w:val="20"/>
+        </w:rPr>
+        <w:t>silence_pct</w:t>
+      </w:r>
+      <w:proofErr w:type="spellEnd"/>
+    </w:p>
+    <w:p>
+      <w:pPr>
+        <w:rPr>
+          <w:b/>
+          <w:bCs/>
+          <w:color w:val="000000" w:themeColor="text1"/>
+          <w:sz w:val="20"/>
+          <w:szCs w:val="20"/>
+        </w:rPr>
+      </w:pPr>
+      <w:r>
+        <w:rPr>
           <w:rFonts w:ascii="Segoe UI Emoji" w:hAnsi="Segoe UI Emoji" w:cs="Segoe UI Emoji"/>
           <w:b/>
           <w:bCs/>
@@ -4018,198 +4550,12 @@
           <w:sz w:val="20"/>
           <w:szCs w:val="20"/>
         </w:rPr>
-        <w:t>🔹</w:t>
-      </w:r>
-      <w:r>
-        <w:rPr>
-          <w:b/>
-          <w:bCs/>
-          <w:color w:val="000000" w:themeColor="text1"/>
-          <w:sz w:val="20"/>
-          <w:szCs w:val="20"/>
-        </w:rPr>
-        <w:t xml:space="preserve"> Cluster </w:t>
-      </w:r>
-      <w:proofErr w:type="spellStart"/>
-      <w:r>
-        <w:rPr>
-          <w:b/>
-          <w:bCs/>
-          <w:color w:val="000000" w:themeColor="text1"/>
-          <w:sz w:val="20"/>
-          <w:szCs w:val="20"/>
-        </w:rPr>
-        <w:t>Centers</w:t>
-      </w:r>
-      <w:proofErr w:type="spellEnd"/>
-    </w:p>
-    <w:p>
-      <w:pPr>
-        <w:rPr>
-          <w:color w:val="000000" w:themeColor="text1"/>
-          <w:sz w:val="20"/>
-          <w:szCs w:val="20"/>
-        </w:rPr>
-      </w:pPr>
-      <w:r>
-        <w:rPr>
-          <w:color w:val="000000" w:themeColor="text1"/>
-          <w:sz w:val="20"/>
-          <w:szCs w:val="20"/>
-        </w:rPr>
-        <w:t xml:space="preserve">You got two 5D cluster </w:t>
-      </w:r>
-      <w:proofErr w:type="spellStart"/>
-      <w:r>
-        <w:rPr>
-          <w:color w:val="000000" w:themeColor="text1"/>
-          <w:sz w:val="20"/>
-          <w:szCs w:val="20"/>
-        </w:rPr>
-        <w:t>centers</w:t>
-      </w:r>
-      <w:proofErr w:type="spellEnd"/>
-      <w:r>
-        <w:rPr>
-          <w:color w:val="000000" w:themeColor="text1"/>
-          <w:sz w:val="20"/>
-          <w:szCs w:val="20"/>
-        </w:rPr>
-        <w:t xml:space="preserve"> like:</w:t>
-      </w:r>
-    </w:p>
-    <w:p>
-      <w:pPr>
-        <w:rPr>
-          <w:color w:val="000000" w:themeColor="text1"/>
-          <w:sz w:val="20"/>
-          <w:szCs w:val="20"/>
-        </w:rPr>
-      </w:pPr>
-      <w:r>
-        <w:rPr>
-          <w:color w:val="000000" w:themeColor="text1"/>
-          <w:sz w:val="20"/>
-          <w:szCs w:val="20"/>
-        </w:rPr>
-        <w:t>Cluster 0</w:t>
-      </w:r>
-      <w:proofErr w:type="gramStart"/>
-      <w:r>
-        <w:rPr>
-          <w:color w:val="000000" w:themeColor="text1"/>
-          <w:sz w:val="20"/>
-          <w:szCs w:val="20"/>
-        </w:rPr>
-        <w:t>:</w:t>
-      </w:r>
-      <w:r>
-        <w:rPr>
-          <w:color w:val="000000" w:themeColor="text1"/>
-          <w:sz w:val="20"/>
-          <w:szCs w:val="20"/>
-        </w:rPr>
-        <w:t xml:space="preserve">  </w:t>
-      </w:r>
-      <w:r>
-        <w:rPr>
-          <w:color w:val="000000" w:themeColor="text1"/>
-          <w:sz w:val="20"/>
-          <w:szCs w:val="20"/>
-        </w:rPr>
-        <w:t>[</w:t>
-      </w:r>
-      <w:proofErr w:type="gramEnd"/>
-      <w:r>
-        <w:rPr>
-          <w:color w:val="000000" w:themeColor="text1"/>
-          <w:sz w:val="20"/>
-          <w:szCs w:val="20"/>
-        </w:rPr>
-        <w:t xml:space="preserve"> -418.7   0.0166   0.0503   32.07   </w:t>
-      </w:r>
-      <w:proofErr w:type="gramStart"/>
-      <w:r>
-        <w:rPr>
-          <w:color w:val="000000" w:themeColor="text1"/>
-          <w:sz w:val="20"/>
-          <w:szCs w:val="20"/>
-        </w:rPr>
-        <w:t>70.90 ]</w:t>
-      </w:r>
-      <w:proofErr w:type="gramEnd"/>
-    </w:p>
-    <w:p>
-      <w:pPr>
-        <w:rPr>
-          <w:color w:val="000000" w:themeColor="text1"/>
-          <w:sz w:val="20"/>
-          <w:szCs w:val="20"/>
-        </w:rPr>
-      </w:pPr>
-      <w:r>
-        <w:rPr>
-          <w:color w:val="000000" w:themeColor="text1"/>
-          <w:sz w:val="20"/>
-          <w:szCs w:val="20"/>
-        </w:rPr>
-        <w:t>Cluster 1:</w:t>
-      </w:r>
-      <w:proofErr w:type="gramStart"/>
-      <w:r>
-        <w:rPr>
-          <w:color w:val="000000" w:themeColor="text1"/>
-          <w:sz w:val="20"/>
-          <w:szCs w:val="20"/>
-        </w:rPr>
-        <w:t xml:space="preserve">   </w:t>
-      </w:r>
-      <w:r>
-        <w:rPr>
-          <w:color w:val="000000" w:themeColor="text1"/>
-          <w:sz w:val="20"/>
-          <w:szCs w:val="20"/>
-        </w:rPr>
-        <w:t>[</w:t>
-      </w:r>
-      <w:proofErr w:type="gramEnd"/>
-      <w:r>
-        <w:rPr>
-          <w:color w:val="000000" w:themeColor="text1"/>
-          <w:sz w:val="20"/>
-          <w:szCs w:val="20"/>
-        </w:rPr>
-        <w:t xml:space="preserve"> -371.0   0.0284   0.0567   61.90   </w:t>
-      </w:r>
-      <w:proofErr w:type="gramStart"/>
-      <w:r>
-        <w:rPr>
-          <w:color w:val="000000" w:themeColor="text1"/>
-          <w:sz w:val="20"/>
-          <w:szCs w:val="20"/>
-        </w:rPr>
-        <w:t>464.89 ]</w:t>
-      </w:r>
-      <w:proofErr w:type="gramEnd"/>
-    </w:p>
-    <w:p>
-      <w:pPr>
-        <w:rPr>
-          <w:color w:val="000000" w:themeColor="text1"/>
-          <w:sz w:val="20"/>
-          <w:szCs w:val="20"/>
-        </w:rPr>
-      </w:pPr>
-      <w:r>
-        <w:rPr>
-          <w:color w:val="000000" w:themeColor="text1"/>
-          <w:sz w:val="20"/>
-          <w:szCs w:val="20"/>
-        </w:rPr>
-        <w:t>Each dimension corresponds to:</w:t>
-      </w:r>
-      <w:r>
-        <w:rPr>
+        <w:t>🧠</w:t>
+      </w:r>
+      <w:r>
+        <w:rPr>
+          <w:b/>
+          <w:bCs/>
           <w:color w:val="000000" w:themeColor="text1"/>
           <w:sz w:val="20"/>
           <w:szCs w:val="20"/>
@@ -4218,121 +4564,14 @@
       </w:r>
       <w:r>
         <w:rPr>
-          <w:color w:val="000000" w:themeColor="text1"/>
-          <w:sz w:val="20"/>
-          <w:szCs w:val="20"/>
-        </w:rPr>
-        <w:tab/>
-      </w:r>
-      <w:r>
-        <w:rPr>
-          <w:color w:val="000000" w:themeColor="text1"/>
-          <w:sz w:val="20"/>
-          <w:szCs w:val="20"/>
-        </w:rPr>
-        <w:t>mfcc1</w:t>
-      </w:r>
-      <w:r>
-        <w:rPr>
-          <w:color w:val="000000" w:themeColor="text1"/>
-          <w:sz w:val="20"/>
-          <w:szCs w:val="20"/>
-        </w:rPr>
-        <w:tab/>
-      </w:r>
-      <w:r>
-        <w:rPr>
-          <w:color w:val="000000" w:themeColor="text1"/>
-          <w:sz w:val="20"/>
-          <w:szCs w:val="20"/>
-        </w:rPr>
-        <w:t>rms</w:t>
-      </w:r>
-      <w:r>
-        <w:rPr>
-          <w:color w:val="000000" w:themeColor="text1"/>
-          <w:sz w:val="20"/>
-          <w:szCs w:val="20"/>
-        </w:rPr>
-        <w:tab/>
-      </w:r>
-      <w:proofErr w:type="spellStart"/>
-      <w:r>
-        <w:rPr>
-          <w:color w:val="000000" w:themeColor="text1"/>
-          <w:sz w:val="20"/>
-          <w:szCs w:val="20"/>
-        </w:rPr>
-        <w:t>zcr</w:t>
-      </w:r>
-      <w:proofErr w:type="spellEnd"/>
-      <w:r>
-        <w:rPr>
-          <w:color w:val="000000" w:themeColor="text1"/>
-          <w:sz w:val="20"/>
-          <w:szCs w:val="20"/>
-        </w:rPr>
-        <w:tab/>
-      </w:r>
-      <w:proofErr w:type="spellStart"/>
-      <w:r>
-        <w:rPr>
-          <w:color w:val="000000" w:themeColor="text1"/>
-          <w:sz w:val="20"/>
-          <w:szCs w:val="20"/>
-        </w:rPr>
-        <w:t>pitch_std</w:t>
-      </w:r>
-      <w:proofErr w:type="spellEnd"/>
-      <w:r>
-        <w:rPr>
-          <w:color w:val="000000" w:themeColor="text1"/>
-          <w:sz w:val="20"/>
-          <w:szCs w:val="20"/>
-        </w:rPr>
-        <w:tab/>
-      </w:r>
-      <w:proofErr w:type="spellStart"/>
-      <w:r>
-        <w:rPr>
-          <w:color w:val="000000" w:themeColor="text1"/>
-          <w:sz w:val="20"/>
-          <w:szCs w:val="20"/>
-        </w:rPr>
-        <w:t>silence_pct</w:t>
-      </w:r>
-      <w:proofErr w:type="spellEnd"/>
-    </w:p>
-    <w:p>
-      <w:pPr>
-        <w:rPr>
-          <w:b/>
-          <w:bCs/>
-          <w:color w:val="000000" w:themeColor="text1"/>
-          <w:sz w:val="20"/>
-          <w:szCs w:val="20"/>
-        </w:rPr>
-      </w:pPr>
-      <w:r>
-        <w:rPr>
-          <w:rFonts w:ascii="Segoe UI Emoji" w:hAnsi="Segoe UI Emoji" w:cs="Segoe UI Emoji"/>
-          <w:b/>
-          <w:bCs/>
-          <w:color w:val="000000" w:themeColor="text1"/>
-          <w:sz w:val="20"/>
-          <w:szCs w:val="20"/>
-        </w:rPr>
-        <w:t>🧠</w:t>
-      </w:r>
-      <w:r>
-        <w:rPr>
-          <w:b/>
-          <w:bCs/>
-          <w:color w:val="000000" w:themeColor="text1"/>
-          <w:sz w:val="20"/>
-          <w:szCs w:val="20"/>
-        </w:rPr>
-        <w:t xml:space="preserve"> Observations:</w:t>
+          <w:b/>
+          <w:bCs/>
+          <w:color w:val="000000" w:themeColor="text1"/>
+          <w:sz w:val="20"/>
+          <w:szCs w:val="20"/>
+          <w:highlight w:val="yellow"/>
+        </w:rPr>
+        <w:t>Observations:</w:t>
       </w:r>
     </w:p>
     <w:p>
@@ -4352,28 +4591,60 @@
           <w:color w:val="000000" w:themeColor="text1"/>
           <w:sz w:val="20"/>
           <w:szCs w:val="20"/>
-        </w:rPr>
-        <w:t xml:space="preserve">Cluster 0 </w:t>
+          <w:highlight w:val="yellow"/>
+        </w:rPr>
+        <w:t>Cluster 0</w:t>
+      </w:r>
+      <w:r>
+        <w:rPr>
+          <w:color w:val="000000" w:themeColor="text1"/>
+          <w:sz w:val="20"/>
+          <w:szCs w:val="20"/>
+        </w:rPr>
+        <w:t xml:space="preserve"> has:</w:t>
+      </w:r>
+      <w:r>
+        <w:rPr>
+          <w:color w:val="000000" w:themeColor="text1"/>
+          <w:sz w:val="20"/>
+          <w:szCs w:val="20"/>
+        </w:rPr>
+        <w:tab/>
+      </w:r>
+      <w:r>
+        <w:rPr>
+          <w:color w:val="000000" w:themeColor="text1"/>
+          <w:sz w:val="20"/>
+          <w:szCs w:val="20"/>
+          <w:highlight w:val="yellow"/>
+        </w:rPr>
+        <w:t>Lower</w:t>
+      </w:r>
+      <w:r>
+        <w:rPr>
+          <w:color w:val="000000" w:themeColor="text1"/>
+          <w:sz w:val="20"/>
+          <w:szCs w:val="20"/>
+        </w:rPr>
+        <w:t xml:space="preserve"> rms, </w:t>
       </w:r>
       <w:proofErr w:type="spellStart"/>
-      <w:proofErr w:type="gramStart"/>
-      <w:r>
-        <w:rPr>
-          <w:color w:val="000000" w:themeColor="text1"/>
-          <w:sz w:val="20"/>
-          <w:szCs w:val="20"/>
-        </w:rPr>
-        <w:t>has:Lower</w:t>
+      <w:r>
+        <w:rPr>
+          <w:color w:val="000000" w:themeColor="text1"/>
+          <w:sz w:val="20"/>
+          <w:szCs w:val="20"/>
+        </w:rPr>
+        <w:t>zcr</w:t>
       </w:r>
       <w:proofErr w:type="spellEnd"/>
-      <w:proofErr w:type="gramEnd"/>
-      <w:r>
-        <w:rPr>
-          <w:color w:val="000000" w:themeColor="text1"/>
-          <w:sz w:val="20"/>
-          <w:szCs w:val="20"/>
-        </w:rPr>
-        <w:t xml:space="preserve"> rms, </w:t>
+      <w:r>
+        <w:rPr>
+          <w:color w:val="000000" w:themeColor="text1"/>
+          <w:sz w:val="20"/>
+          <w:szCs w:val="20"/>
+        </w:rPr>
+        <w:t xml:space="preserve">, </w:t>
       </w:r>
       <w:proofErr w:type="spellStart"/>
       <w:r>
@@ -4382,7 +4653,7 @@
           <w:sz w:val="20"/>
           <w:szCs w:val="20"/>
         </w:rPr>
-        <w:t>zcr</w:t>
+        <w:t>pitch_std</w:t>
       </w:r>
       <w:proofErr w:type="spellEnd"/>
       <w:r>
@@ -4391,25 +4662,33 @@
           <w:sz w:val="20"/>
           <w:szCs w:val="20"/>
         </w:rPr>
-        <w:t xml:space="preserve">, </w:t>
-      </w:r>
-      <w:proofErr w:type="spellStart"/>
-      <w:r>
-        <w:rPr>
-          <w:color w:val="000000" w:themeColor="text1"/>
-          <w:sz w:val="20"/>
-          <w:szCs w:val="20"/>
-        </w:rPr>
-        <w:t>pitch_std</w:t>
-      </w:r>
-      <w:proofErr w:type="spellEnd"/>
-      <w:r>
-        <w:rPr>
-          <w:color w:val="000000" w:themeColor="text1"/>
-          <w:sz w:val="20"/>
-          <w:szCs w:val="20"/>
-        </w:rPr>
-        <w:t xml:space="preserve">, and much lower </w:t>
+        <w:t xml:space="preserve">, and much </w:t>
+      </w:r>
+      <w:r>
+        <w:rPr>
+          <w:color w:val="000000" w:themeColor="text1"/>
+          <w:sz w:val="20"/>
+          <w:szCs w:val="20"/>
+          <w:highlight w:val="yellow"/>
+        </w:rPr>
+        <w:t>low</w:t>
+      </w:r>
+      <w:r>
+        <w:rPr>
+          <w:color w:val="000000" w:themeColor="text1"/>
+          <w:sz w:val="20"/>
+          <w:szCs w:val="20"/>
+          <w:highlight w:val="yellow"/>
+        </w:rPr>
+        <w:t>er</w:t>
+      </w:r>
+      <w:r>
+        <w:rPr>
+          <w:color w:val="000000" w:themeColor="text1"/>
+          <w:sz w:val="20"/>
+          <w:szCs w:val="20"/>
+        </w:rPr>
+        <w:t xml:space="preserve"> </w:t>
       </w:r>
       <w:proofErr w:type="spellStart"/>
       <w:r>
@@ -4439,39 +4718,53 @@
           <w:color w:val="000000" w:themeColor="text1"/>
           <w:sz w:val="20"/>
           <w:szCs w:val="20"/>
-        </w:rPr>
-        <w:t xml:space="preserve">Cluster 1 </w:t>
+          <w:highlight w:val="yellow"/>
+        </w:rPr>
+        <w:t>Cluster 1</w:t>
+      </w:r>
+      <w:r>
+        <w:rPr>
+          <w:color w:val="000000" w:themeColor="text1"/>
+          <w:sz w:val="20"/>
+          <w:szCs w:val="20"/>
+        </w:rPr>
+        <w:t xml:space="preserve"> has:</w:t>
+      </w:r>
+      <w:r>
+        <w:rPr>
+          <w:color w:val="000000" w:themeColor="text1"/>
+          <w:sz w:val="20"/>
+          <w:szCs w:val="20"/>
+        </w:rPr>
+        <w:tab/>
+      </w:r>
+      <w:r>
+        <w:rPr>
+          <w:color w:val="000000" w:themeColor="text1"/>
+          <w:sz w:val="20"/>
+          <w:szCs w:val="20"/>
+          <w:highlight w:val="yellow"/>
+        </w:rPr>
+        <w:t>Higher</w:t>
+      </w:r>
+      <w:r>
+        <w:rPr>
+          <w:color w:val="000000" w:themeColor="text1"/>
+          <w:sz w:val="20"/>
+          <w:szCs w:val="20"/>
+        </w:rPr>
+        <w:t xml:space="preserve"> values across most features, especially </w:t>
       </w:r>
       <w:proofErr w:type="spellStart"/>
-      <w:proofErr w:type="gramStart"/>
-      <w:r>
-        <w:rPr>
-          <w:color w:val="000000" w:themeColor="text1"/>
-          <w:sz w:val="20"/>
-          <w:szCs w:val="20"/>
-        </w:rPr>
-        <w:t>has:Higher</w:t>
+      <w:r>
+        <w:rPr>
+          <w:color w:val="000000" w:themeColor="text1"/>
+          <w:sz w:val="20"/>
+          <w:szCs w:val="20"/>
+        </w:rPr>
+        <w:t>silence_pct</w:t>
       </w:r>
       <w:proofErr w:type="spellEnd"/>
-      <w:proofErr w:type="gramEnd"/>
-      <w:r>
-        <w:rPr>
-          <w:color w:val="000000" w:themeColor="text1"/>
-          <w:sz w:val="20"/>
-          <w:szCs w:val="20"/>
-        </w:rPr>
-        <w:t xml:space="preserve"> values across most features, especially </w:t>
-      </w:r>
-      <w:proofErr w:type="spellStart"/>
-      <w:r>
-        <w:rPr>
-          <w:color w:val="000000" w:themeColor="text1"/>
-          <w:sz w:val="20"/>
-          <w:szCs w:val="20"/>
-        </w:rPr>
-        <w:t>silence_pct</w:t>
-      </w:r>
-      <w:proofErr w:type="spellEnd"/>
       <w:r>
         <w:rPr>
           <w:color w:val="000000" w:themeColor="text1"/>
@@ -4495,7 +4788,24 @@
           <w:sz w:val="20"/>
           <w:szCs w:val="20"/>
         </w:rPr>
-        <w:t>This suggests that:</w:t>
+        <w:t xml:space="preserve">This </w:t>
+      </w:r>
+      <w:r>
+        <w:rPr>
+          <w:color w:val="000000" w:themeColor="text1"/>
+          <w:sz w:val="20"/>
+          <w:szCs w:val="20"/>
+          <w:highlight w:val="yellow"/>
+        </w:rPr>
+        <w:t>suggests that</w:t>
+      </w:r>
+      <w:r>
+        <w:rPr>
+          <w:color w:val="000000" w:themeColor="text1"/>
+          <w:sz w:val="20"/>
+          <w:szCs w:val="20"/>
+        </w:rPr>
+        <w:t>:</w:t>
       </w:r>
     </w:p>
     <w:p>
@@ -4760,7 +5070,6 @@
           <w:highlight w:val="yellow"/>
           <w:lang w:val="en-US"/>
         </w:rPr>
-        <w:lastRenderedPageBreak/>
         <w:t>A</w:t>
       </w:r>
       <w:r>
@@ -4845,7 +5154,18 @@
           <w:sz w:val="20"/>
           <w:szCs w:val="20"/>
         </w:rPr>
-        <w:t>A5 – Clustering Evaluation Metrics (k = 2)</w:t>
+        <w:t xml:space="preserve">A5 – </w:t>
+      </w:r>
+      <w:r>
+        <w:rPr>
+          <w:b/>
+          <w:bCs/>
+          <w:color w:val="000000" w:themeColor="text1"/>
+          <w:sz w:val="20"/>
+          <w:szCs w:val="20"/>
+          <w:highlight w:val="yellow"/>
+        </w:rPr>
+        <w:t>Clustering Evaluation Metrics (k = 2)</w:t>
       </w:r>
     </w:p>
     <w:tbl>
@@ -5569,7 +5889,6 @@
           <w:highlight w:val="yellow"/>
           <w:lang w:val="en-US"/>
         </w:rPr>
-        <w:lastRenderedPageBreak/>
         <w:t>A</w:t>
       </w:r>
       <w:r>
@@ -5708,7 +6027,18 @@
           <w:sz w:val="20"/>
           <w:szCs w:val="20"/>
         </w:rPr>
-        <w:t xml:space="preserve"> A6 – Evaluation Summary (k = 2 to 10)</w:t>
+        <w:t xml:space="preserve"> A6 </w:t>
+      </w:r>
+      <w:r>
+        <w:rPr>
+          <w:b/>
+          <w:bCs/>
+          <w:color w:val="000000" w:themeColor="text1"/>
+          <w:sz w:val="20"/>
+          <w:szCs w:val="20"/>
+          <w:highlight w:val="yellow"/>
+        </w:rPr>
+        <w:t>– Evaluation Summary (k = 2 to 10)</w:t>
       </w:r>
     </w:p>
     <w:tbl>
@@ -6212,7 +6542,18 @@
           <w:sz w:val="20"/>
           <w:szCs w:val="20"/>
         </w:rPr>
-        <w:t xml:space="preserve"> Silhouette Score vs k:</w:t>
+        <w:t xml:space="preserve"> </w:t>
+      </w:r>
+      <w:r>
+        <w:rPr>
+          <w:b/>
+          <w:bCs/>
+          <w:color w:val="000000" w:themeColor="text1"/>
+          <w:sz w:val="20"/>
+          <w:szCs w:val="20"/>
+          <w:highlight w:val="yellow"/>
+        </w:rPr>
+        <w:t>Silhouette Score vs k:</w:t>
       </w:r>
     </w:p>
     <w:p>
@@ -6301,6 +6642,7 @@
           <w:color w:val="000000" w:themeColor="text1"/>
           <w:sz w:val="20"/>
           <w:szCs w:val="20"/>
+          <w:highlight w:val="yellow"/>
         </w:rPr>
         <w:t>Calinski-Harabasz</w:t>
       </w:r>
@@ -6312,6 +6654,7 @@
           <w:color w:val="000000" w:themeColor="text1"/>
           <w:sz w:val="20"/>
           <w:szCs w:val="20"/>
+          <w:highlight w:val="yellow"/>
         </w:rPr>
         <w:t xml:space="preserve"> Score vs k:</w:t>
       </w:r>
@@ -6392,7 +6735,18 @@
           <w:sz w:val="20"/>
           <w:szCs w:val="20"/>
         </w:rPr>
-        <w:t xml:space="preserve"> Davies-Bouldin Index vs k:</w:t>
+        <w:t xml:space="preserve"> </w:t>
+      </w:r>
+      <w:r>
+        <w:rPr>
+          <w:b/>
+          <w:bCs/>
+          <w:color w:val="000000" w:themeColor="text1"/>
+          <w:sz w:val="20"/>
+          <w:szCs w:val="20"/>
+          <w:highlight w:val="yellow"/>
+        </w:rPr>
+        <w:t>Davies-Bouldin Index vs k:</w:t>
       </w:r>
     </w:p>
     <w:p>
@@ -6597,7 +6951,16 @@
           <w:sz w:val="20"/>
           <w:szCs w:val="20"/>
         </w:rPr>
-        <w:t xml:space="preserve">. The visual plots supported this, with all three metrics showing an optimal peak (or minimum) at k = 3. These results strongly suggest that </w:t>
+        <w:t xml:space="preserve">. The visual plots supported this, with all three metrics showing an optimal peak (or minimum) </w:t>
+      </w:r>
+      <w:r>
+        <w:rPr>
+          <w:color w:val="000000" w:themeColor="text1"/>
+          <w:sz w:val="20"/>
+          <w:szCs w:val="20"/>
+        </w:rPr>
+        <w:lastRenderedPageBreak/>
+        <w:t xml:space="preserve">at k = 3. These results strongly suggest that </w:t>
       </w:r>
       <w:r>
         <w:rPr>
@@ -6635,7 +6998,6 @@
           <w:highlight w:val="yellow"/>
           <w:lang w:val="en-US"/>
         </w:rPr>
-        <w:lastRenderedPageBreak/>
         <w:t>A</w:t>
       </w:r>
       <w:r>
@@ -6784,7 +7146,18 @@
           <w:sz w:val="20"/>
           <w:szCs w:val="20"/>
         </w:rPr>
-        <w:t xml:space="preserve"> A7 – Elbow Plot Analysis</w:t>
+        <w:t xml:space="preserve"> A7 – </w:t>
+      </w:r>
+      <w:r>
+        <w:rPr>
+          <w:b/>
+          <w:bCs/>
+          <w:color w:val="000000" w:themeColor="text1"/>
+          <w:sz w:val="20"/>
+          <w:szCs w:val="20"/>
+          <w:highlight w:val="yellow"/>
+        </w:rPr>
+        <w:t>Elbow Plot Analysis</w:t>
       </w:r>
     </w:p>
     <w:p>
@@ -7272,7 +7645,18 @@
           <w:sz w:val="20"/>
           <w:szCs w:val="20"/>
         </w:rPr>
-        <w:t xml:space="preserve"> Elbow Observation:</w:t>
+        <w:t xml:space="preserve"> Elbow </w:t>
+      </w:r>
+      <w:r>
+        <w:rPr>
+          <w:b/>
+          <w:bCs/>
+          <w:color w:val="000000" w:themeColor="text1"/>
+          <w:sz w:val="20"/>
+          <w:szCs w:val="20"/>
+          <w:highlight w:val="yellow"/>
+        </w:rPr>
+        <w:t>Observation:</w:t>
       </w:r>
     </w:p>
     <w:p>
@@ -7487,7 +7871,16 @@
           <w:sz w:val="20"/>
           <w:szCs w:val="20"/>
         </w:rPr>
-        <w:t xml:space="preserve">, followed by a gradual decrease. This clear inflection </w:t>
+        <w:t xml:space="preserve">, followed by a gradual decrease. </w:t>
+      </w:r>
+      <w:r>
+        <w:rPr>
+          <w:color w:val="000000" w:themeColor="text1"/>
+          <w:sz w:val="20"/>
+          <w:szCs w:val="20"/>
+        </w:rPr>
+        <w:lastRenderedPageBreak/>
+        <w:t xml:space="preserve">This clear inflection </w:t>
       </w:r>
       <w:proofErr w:type="gramStart"/>
       <w:r>
